--- a/Project Documentation.docx
+++ b/Project Documentation.docx
@@ -761,47 +761,7 @@
           <w:szCs w:val="20"/>
           <w:lang w:eastAsia="zh-CN"/>
         </w:rPr>
-        <w:t xml:space="preserve">Disposal </w:t>
-      </w:r>
-      <w:r>
-        <w:rPr>
-          <w:rFonts w:ascii="Arial" w:eastAsia="Times New Roman" w:hAnsi="Arial" w:cs="Arial"/>
-          <w:color w:val="000000"/>
-          <w:sz w:val="20"/>
-          <w:szCs w:val="20"/>
-          <w:lang w:eastAsia="zh-CN"/>
-        </w:rPr>
-        <w:t>–</w:t>
-      </w:r>
-      <w:r>
-        <w:rPr>
-          <w:rFonts w:ascii="Arial" w:eastAsia="Times New Roman" w:hAnsi="Arial" w:cs="Arial"/>
-          <w:color w:val="000000"/>
-          <w:sz w:val="20"/>
-          <w:szCs w:val="20"/>
-          <w:lang w:eastAsia="zh-CN"/>
-        </w:rPr>
-        <w:t xml:space="preserve"> </w:t>
-      </w:r>
-      <w:r>
-        <w:rPr>
-          <w:rFonts w:ascii="Arial" w:eastAsia="Times New Roman" w:hAnsi="Arial" w:cs="Arial"/>
-          <w:color w:val="000000"/>
-          <w:sz w:val="20"/>
-          <w:szCs w:val="20"/>
-          <w:lang w:eastAsia="zh-CN"/>
-        </w:rPr>
-        <w:t>Landfill and other</w:t>
-      </w:r>
-      <w:r>
-        <w:rPr>
-          <w:rFonts w:ascii="Arial" w:eastAsia="Times New Roman" w:hAnsi="Arial" w:cs="Arial"/>
-          <w:color w:val="000000"/>
-          <w:sz w:val="20"/>
-          <w:szCs w:val="20"/>
-          <w:lang w:eastAsia="zh-CN"/>
-        </w:rPr>
-        <w:t xml:space="preserve"> (kg per capita)</w:t>
+        <w:t>Disposal – Landfill and other (kg per capita)</w:t>
       </w:r>
       <w:r>
         <w:rPr>
@@ -831,17 +791,7 @@
           <w:szCs w:val="20"/>
           <w:lang w:eastAsia="zh-CN"/>
         </w:rPr>
-        <w:t xml:space="preserve">nderstanding the quantity of waste </w:t>
-      </w:r>
-      <w:r>
-        <w:rPr>
-          <w:rFonts w:ascii="Arial" w:eastAsia="Times New Roman" w:hAnsi="Arial" w:cs="Arial"/>
-          <w:color w:val="000000"/>
-          <w:sz w:val="20"/>
-          <w:szCs w:val="20"/>
-          <w:lang w:eastAsia="zh-CN"/>
-        </w:rPr>
-        <w:t>not responsibly disposed of</w:t>
+        <w:t>nderstanding the quantity of waste not responsibly disposed of</w:t>
       </w:r>
     </w:p>
     <w:p>
@@ -1350,6 +1300,15 @@
               </w:rPr>
               <w:t>Title:</w:t>
             </w:r>
+            <w:r>
+              <w:rPr>
+                <w:rFonts w:ascii="Arial" w:eastAsia="Times New Roman" w:hAnsi="Arial" w:cs="Arial"/>
+                <w:color w:val="000000"/>
+                <w:sz w:val="20"/>
+                <w:lang w:eastAsia="zh-CN"/>
+              </w:rPr>
+              <w:t xml:space="preserve"> </w:t>
+            </w:r>
           </w:p>
         </w:tc>
         <w:tc>
@@ -1375,13 +1334,40 @@
             <w:r>
               <w:rPr>
                 <w:rFonts w:ascii="Arial" w:eastAsia="Times New Roman" w:hAnsi="Arial" w:cs="Arial"/>
-                <w:i/>
-                <w:iCs/>
-                <w:color w:val="000000"/>
-                <w:sz w:val="20"/>
-                <w:lang w:eastAsia="zh-CN"/>
-              </w:rPr>
-              <w:t>Test case Title</w:t>
+                <w:color w:val="000000"/>
+                <w:sz w:val="20"/>
+                <w:lang w:eastAsia="zh-CN"/>
+              </w:rPr>
+              <w:t>Initializing the app and r</w:t>
+            </w:r>
+            <w:r>
+              <w:rPr>
+                <w:rFonts w:ascii="Arial" w:eastAsia="Times New Roman" w:hAnsi="Arial" w:cs="Arial"/>
+                <w:color w:val="000000"/>
+                <w:sz w:val="20"/>
+                <w:lang w:eastAsia="zh-CN"/>
+              </w:rPr>
+              <w:t xml:space="preserve">unning </w:t>
+            </w:r>
+            <w:proofErr w:type="spellStart"/>
+            <w:r>
+              <w:rPr>
+                <w:rFonts w:ascii="Arial" w:eastAsia="Times New Roman" w:hAnsi="Arial" w:cs="Arial"/>
+                <w:color w:val="000000"/>
+                <w:sz w:val="20"/>
+                <w:lang w:eastAsia="zh-CN"/>
+              </w:rPr>
+              <w:t>Streamlit</w:t>
+            </w:r>
+            <w:proofErr w:type="spellEnd"/>
+            <w:r>
+              <w:rPr>
+                <w:rFonts w:ascii="Arial" w:eastAsia="Times New Roman" w:hAnsi="Arial" w:cs="Arial"/>
+                <w:color w:val="000000"/>
+                <w:sz w:val="20"/>
+                <w:lang w:eastAsia="zh-CN"/>
+              </w:rPr>
+              <w:t xml:space="preserve"> with a simple chart</w:t>
             </w:r>
           </w:p>
         </w:tc>
@@ -1496,17 +1482,6 @@
                 <w:lang w:eastAsia="zh-CN"/>
               </w:rPr>
             </w:pPr>
-            <w:r>
-              <w:rPr>
-                <w:rFonts w:ascii="Arial" w:eastAsia="Times New Roman" w:hAnsi="Arial" w:cs="Arial"/>
-                <w:i/>
-                <w:iCs/>
-                <w:color w:val="000000"/>
-                <w:sz w:val="20"/>
-                <w:lang w:eastAsia="zh-CN"/>
-              </w:rPr>
-              <w:t>Lorem Ipsum…</w:t>
-            </w:r>
           </w:p>
         </w:tc>
       </w:tr>

--- a/Project Documentation.docx
+++ b/Project Documentation.docx
@@ -349,9 +349,33 @@
     </w:p>
     <w:p>
       <w:pPr>
-        <w:tabs>
-          <w:tab w:val="left" w:pos="2835"/>
-        </w:tabs>
+        <w:autoSpaceDE w:val="0"/>
+        <w:autoSpaceDN w:val="0"/>
+        <w:adjustRightInd w:val="0"/>
+        <w:spacing w:after="0" w:line="240" w:lineRule="auto"/>
+        <w:jc w:val="both"/>
+        <w:outlineLvl w:val="0"/>
+        <w:rPr>
+          <w:rFonts w:ascii="Arial" w:eastAsia="SimSun" w:hAnsi="Arial" w:cs="Arial"/>
+          <w:b/>
+          <w:color w:val="760027"/>
+          <w:sz w:val="22"/>
+          <w:lang w:eastAsia="zh-CN"/>
+        </w:rPr>
+      </w:pPr>
+      <w:r>
+        <w:rPr>
+          <w:rFonts w:ascii="Arial" w:eastAsia="SimSun" w:hAnsi="Arial" w:cs="Arial"/>
+          <w:b/>
+          <w:color w:val="760027"/>
+          <w:sz w:val="22"/>
+          <w:lang w:eastAsia="zh-CN"/>
+        </w:rPr>
+        <w:t>Introduction</w:t>
+      </w:r>
+    </w:p>
+    <w:p>
+      <w:pPr>
         <w:autoSpaceDE w:val="0"/>
         <w:autoSpaceDN w:val="0"/>
         <w:adjustRightInd w:val="0"/>
@@ -365,6 +389,36 @@
           <w:lang w:eastAsia="zh-CN"/>
         </w:rPr>
       </w:pPr>
+      <w:r>
+        <w:rPr>
+          <w:rFonts w:ascii="Arial" w:eastAsia="Times New Roman" w:hAnsi="Arial" w:cs="Arial"/>
+          <w:color w:val="000000"/>
+          <w:sz w:val="20"/>
+          <w:szCs w:val="20"/>
+          <w:lang w:eastAsia="zh-CN"/>
+        </w:rPr>
+        <w:t xml:space="preserve">The dataset selected for this project is “Municipal waste by waste management operations”, taken from the </w:t>
+      </w:r>
+      <w:r>
+        <w:rPr>
+          <w:rFonts w:ascii="Arial" w:eastAsia="Times New Roman" w:hAnsi="Arial" w:cs="Arial"/>
+          <w:color w:val="000000"/>
+          <w:sz w:val="20"/>
+          <w:szCs w:val="20"/>
+          <w:lang w:eastAsia="zh-CN"/>
+        </w:rPr>
+        <w:t>European Environmental Agency</w:t>
+      </w:r>
+      <w:r>
+        <w:rPr>
+          <w:rFonts w:ascii="Arial" w:eastAsia="Times New Roman" w:hAnsi="Arial" w:cs="Arial"/>
+          <w:color w:val="000000"/>
+          <w:sz w:val="20"/>
+          <w:szCs w:val="20"/>
+          <w:lang w:eastAsia="zh-CN"/>
+        </w:rPr>
+        <w:t xml:space="preserve">, sourced from the main Eurostat website. The dataset focuses on recycling initiatives as well as waste that ends up in landfills. It aims to understand the effectiveness of waste management initiatives and analyse performance geographically. </w:t>
+      </w:r>
     </w:p>
     <w:p>
       <w:pPr>
@@ -372,6 +426,7 @@
         <w:autoSpaceDN w:val="0"/>
         <w:adjustRightInd w:val="0"/>
         <w:spacing w:after="0" w:line="240" w:lineRule="auto"/>
+        <w:jc w:val="both"/>
         <w:outlineLvl w:val="0"/>
         <w:rPr>
           <w:rFonts w:ascii="Arial" w:eastAsia="SimSun" w:hAnsi="Arial" w:cs="Arial"/>
@@ -415,87 +470,1981 @@
           <w:szCs w:val="20"/>
           <w:lang w:eastAsia="zh-CN"/>
         </w:rPr>
-        <w:t xml:space="preserve">The dataset selected for this project is </w:t>
-      </w:r>
-      <w:r>
-        <w:rPr>
-          <w:rFonts w:ascii="Arial" w:eastAsia="Times New Roman" w:hAnsi="Arial" w:cs="Arial"/>
-          <w:color w:val="000000"/>
-          <w:sz w:val="20"/>
-          <w:szCs w:val="20"/>
-          <w:lang w:eastAsia="zh-CN"/>
-        </w:rPr>
-        <w:t>“</w:t>
-      </w:r>
-      <w:r>
-        <w:rPr>
-          <w:rFonts w:ascii="Arial" w:eastAsia="Times New Roman" w:hAnsi="Arial" w:cs="Arial"/>
-          <w:color w:val="000000"/>
-          <w:sz w:val="20"/>
-          <w:szCs w:val="20"/>
-          <w:lang w:eastAsia="zh-CN"/>
-        </w:rPr>
-        <w:t>Municipal waste by waste management operations</w:t>
-      </w:r>
-      <w:r>
-        <w:rPr>
-          <w:rFonts w:ascii="Arial" w:eastAsia="Times New Roman" w:hAnsi="Arial" w:cs="Arial"/>
-          <w:color w:val="000000"/>
-          <w:sz w:val="20"/>
-          <w:szCs w:val="20"/>
-          <w:lang w:eastAsia="zh-CN"/>
-        </w:rPr>
-        <w:t xml:space="preserve">”, taken from the </w:t>
-      </w:r>
-      <w:r>
-        <w:rPr>
-          <w:rFonts w:ascii="Arial" w:eastAsia="Times New Roman" w:hAnsi="Arial" w:cs="Arial"/>
-          <w:color w:val="000000"/>
-          <w:sz w:val="20"/>
-          <w:szCs w:val="20"/>
-          <w:lang w:eastAsia="zh-CN"/>
-        </w:rPr>
-        <w:t>European Environmental Agency</w:t>
-      </w:r>
-      <w:r>
-        <w:rPr>
-          <w:rFonts w:ascii="Arial" w:eastAsia="Times New Roman" w:hAnsi="Arial" w:cs="Arial"/>
-          <w:color w:val="000000"/>
-          <w:sz w:val="20"/>
-          <w:szCs w:val="20"/>
-          <w:lang w:eastAsia="zh-CN"/>
-        </w:rPr>
-        <w:t>, sourced from the main Eurostat website</w:t>
-      </w:r>
-      <w:r>
-        <w:rPr>
-          <w:rFonts w:ascii="Arial" w:eastAsia="Times New Roman" w:hAnsi="Arial" w:cs="Arial"/>
-          <w:color w:val="000000"/>
-          <w:sz w:val="20"/>
-          <w:szCs w:val="20"/>
-          <w:lang w:eastAsia="zh-CN"/>
-        </w:rPr>
-        <w:t xml:space="preserve">. The dataset </w:t>
-      </w:r>
-      <w:r>
-        <w:rPr>
-          <w:rFonts w:ascii="Arial" w:eastAsia="Times New Roman" w:hAnsi="Arial" w:cs="Arial"/>
-          <w:color w:val="000000"/>
-          <w:sz w:val="20"/>
-          <w:szCs w:val="20"/>
-          <w:lang w:eastAsia="zh-CN"/>
-        </w:rPr>
-        <w:t xml:space="preserve">focuses </w:t>
-      </w:r>
-      <w:r>
-        <w:rPr>
-          <w:rFonts w:ascii="Arial" w:eastAsia="Times New Roman" w:hAnsi="Arial" w:cs="Arial"/>
-          <w:color w:val="000000"/>
-          <w:sz w:val="20"/>
-          <w:szCs w:val="20"/>
-          <w:lang w:eastAsia="zh-CN"/>
-        </w:rPr>
-        <w:t xml:space="preserve">on recycling initiatives as well as waste that ends up in landfills. It aims to understand the effectiveness of waste management initiatives and analyse performance geographically. </w:t>
+        <w:t xml:space="preserve">This project aims to provide clean, easily accessible and understandable visualisations to help </w:t>
+      </w:r>
+      <w:r>
+        <w:rPr>
+          <w:rFonts w:ascii="Arial" w:eastAsia="Times New Roman" w:hAnsi="Arial" w:cs="Arial"/>
+          <w:color w:val="000000"/>
+          <w:sz w:val="20"/>
+          <w:szCs w:val="20"/>
+          <w:lang w:eastAsia="zh-CN"/>
+        </w:rPr>
+        <w:t xml:space="preserve">decision-makers, finance professionals and technology experts analyse the progress of waste management initiatives. Moreover, it aims to help understand the severity of waste management and encourage steps to be taken in every household to contribute towards a sustainable life. </w:t>
+      </w:r>
+    </w:p>
+    <w:p>
+      <w:pPr>
+        <w:autoSpaceDE w:val="0"/>
+        <w:autoSpaceDN w:val="0"/>
+        <w:adjustRightInd w:val="0"/>
+        <w:spacing w:after="0" w:line="240" w:lineRule="auto"/>
+        <w:jc w:val="both"/>
+        <w:outlineLvl w:val="0"/>
+        <w:rPr>
+          <w:rFonts w:ascii="Arial" w:eastAsia="Times New Roman" w:hAnsi="Arial" w:cs="Arial"/>
+          <w:color w:val="000000"/>
+          <w:sz w:val="20"/>
+          <w:szCs w:val="20"/>
+          <w:lang w:eastAsia="zh-CN"/>
+        </w:rPr>
+      </w:pPr>
+      <w:r>
+        <w:rPr>
+          <w:rFonts w:ascii="Arial" w:eastAsia="Times New Roman" w:hAnsi="Arial" w:cs="Arial"/>
+          <w:color w:val="000000"/>
+          <w:sz w:val="20"/>
+          <w:szCs w:val="20"/>
+          <w:lang w:eastAsia="zh-CN"/>
+        </w:rPr>
+        <w:t>The key dimension</w:t>
+      </w:r>
+      <w:r>
+        <w:rPr>
+          <w:rFonts w:ascii="Arial" w:eastAsia="Times New Roman" w:hAnsi="Arial" w:cs="Arial"/>
+          <w:color w:val="000000"/>
+          <w:sz w:val="20"/>
+          <w:szCs w:val="20"/>
+          <w:lang w:eastAsia="zh-CN"/>
+        </w:rPr>
+        <w:t>s</w:t>
+      </w:r>
+      <w:r>
+        <w:rPr>
+          <w:rFonts w:ascii="Arial" w:eastAsia="Times New Roman" w:hAnsi="Arial" w:cs="Arial"/>
+          <w:color w:val="000000"/>
+          <w:sz w:val="20"/>
+          <w:szCs w:val="20"/>
+          <w:lang w:eastAsia="zh-CN"/>
+        </w:rPr>
+        <w:t xml:space="preserve"> chosen to build this project were;</w:t>
+      </w:r>
+    </w:p>
+    <w:p>
+      <w:pPr>
+        <w:autoSpaceDE w:val="0"/>
+        <w:autoSpaceDN w:val="0"/>
+        <w:adjustRightInd w:val="0"/>
+        <w:spacing w:after="0" w:line="240" w:lineRule="auto"/>
+        <w:jc w:val="both"/>
+        <w:outlineLvl w:val="0"/>
+        <w:rPr>
+          <w:rFonts w:ascii="Arial" w:eastAsia="Times New Roman" w:hAnsi="Arial" w:cs="Arial"/>
+          <w:color w:val="000000"/>
+          <w:sz w:val="20"/>
+          <w:szCs w:val="20"/>
+          <w:lang w:eastAsia="zh-CN"/>
+        </w:rPr>
+      </w:pPr>
+      <w:r>
+        <w:rPr>
+          <w:rFonts w:ascii="Arial" w:eastAsia="Times New Roman" w:hAnsi="Arial" w:cs="Arial"/>
+          <w:color w:val="000000"/>
+          <w:sz w:val="20"/>
+          <w:szCs w:val="20"/>
+          <w:lang w:eastAsia="zh-CN"/>
+        </w:rPr>
+        <w:t>Recycling (kg per capita)</w:t>
+      </w:r>
+      <w:r>
+        <w:rPr>
+          <w:rFonts w:ascii="Arial" w:eastAsia="Times New Roman" w:hAnsi="Arial" w:cs="Arial"/>
+          <w:color w:val="000000"/>
+          <w:sz w:val="20"/>
+          <w:szCs w:val="20"/>
+          <w:lang w:eastAsia="zh-CN"/>
+        </w:rPr>
+        <w:t xml:space="preserve">: </w:t>
+      </w:r>
+      <w:r>
+        <w:rPr>
+          <w:rFonts w:ascii="Arial" w:eastAsia="Times New Roman" w:hAnsi="Arial" w:cs="Arial"/>
+          <w:color w:val="000000"/>
+          <w:sz w:val="20"/>
+          <w:szCs w:val="20"/>
+          <w:lang w:eastAsia="zh-CN"/>
+        </w:rPr>
+        <w:t>U</w:t>
+      </w:r>
+      <w:r>
+        <w:rPr>
+          <w:rFonts w:ascii="Arial" w:eastAsia="Times New Roman" w:hAnsi="Arial" w:cs="Arial"/>
+          <w:color w:val="000000"/>
+          <w:sz w:val="20"/>
+          <w:szCs w:val="20"/>
+          <w:lang w:eastAsia="zh-CN"/>
+        </w:rPr>
+        <w:t>nderstanding the quantity of waste being recycled</w:t>
+      </w:r>
+    </w:p>
+    <w:p>
+      <w:pPr>
+        <w:autoSpaceDE w:val="0"/>
+        <w:autoSpaceDN w:val="0"/>
+        <w:adjustRightInd w:val="0"/>
+        <w:spacing w:after="0" w:line="240" w:lineRule="auto"/>
+        <w:jc w:val="both"/>
+        <w:outlineLvl w:val="0"/>
+        <w:rPr>
+          <w:rFonts w:ascii="Arial" w:eastAsia="Times New Roman" w:hAnsi="Arial" w:cs="Arial"/>
+          <w:color w:val="000000"/>
+          <w:sz w:val="20"/>
+          <w:szCs w:val="20"/>
+          <w:lang w:eastAsia="zh-CN"/>
+        </w:rPr>
+      </w:pPr>
+      <w:r>
+        <w:rPr>
+          <w:rFonts w:ascii="Arial" w:eastAsia="Times New Roman" w:hAnsi="Arial" w:cs="Arial"/>
+          <w:color w:val="000000"/>
+          <w:sz w:val="20"/>
+          <w:szCs w:val="20"/>
+          <w:lang w:eastAsia="zh-CN"/>
+        </w:rPr>
+        <w:t>Disposal - Incineration (kg per capita)</w:t>
+      </w:r>
+      <w:r>
+        <w:rPr>
+          <w:rFonts w:ascii="Arial" w:eastAsia="Times New Roman" w:hAnsi="Arial" w:cs="Arial"/>
+          <w:color w:val="000000"/>
+          <w:sz w:val="20"/>
+          <w:szCs w:val="20"/>
+          <w:lang w:eastAsia="zh-CN"/>
+        </w:rPr>
+        <w:t>:</w:t>
+      </w:r>
+      <w:r>
+        <w:rPr>
+          <w:rFonts w:ascii="Arial" w:eastAsia="Times New Roman" w:hAnsi="Arial" w:cs="Arial"/>
+          <w:color w:val="000000"/>
+          <w:sz w:val="20"/>
+          <w:szCs w:val="20"/>
+          <w:lang w:eastAsia="zh-CN"/>
+        </w:rPr>
+        <w:t xml:space="preserve"> </w:t>
+      </w:r>
+      <w:r>
+        <w:rPr>
+          <w:rFonts w:ascii="Arial" w:eastAsia="Times New Roman" w:hAnsi="Arial" w:cs="Arial"/>
+          <w:color w:val="000000"/>
+          <w:sz w:val="20"/>
+          <w:szCs w:val="20"/>
+          <w:lang w:eastAsia="zh-CN"/>
+        </w:rPr>
+        <w:t>Un</w:t>
+      </w:r>
+      <w:r>
+        <w:rPr>
+          <w:rFonts w:ascii="Arial" w:eastAsia="Times New Roman" w:hAnsi="Arial" w:cs="Arial"/>
+          <w:color w:val="000000"/>
+          <w:sz w:val="20"/>
+          <w:szCs w:val="20"/>
+          <w:lang w:eastAsia="zh-CN"/>
+        </w:rPr>
+        <w:t xml:space="preserve">derstanding the quantity of waste being </w:t>
+      </w:r>
+      <w:r>
+        <w:rPr>
+          <w:rFonts w:ascii="Arial" w:eastAsia="Times New Roman" w:hAnsi="Arial" w:cs="Arial"/>
+          <w:color w:val="000000"/>
+          <w:sz w:val="20"/>
+          <w:szCs w:val="20"/>
+          <w:lang w:eastAsia="zh-CN"/>
+        </w:rPr>
+        <w:t>burned to convert into energy</w:t>
+      </w:r>
+    </w:p>
+    <w:p>
+      <w:pPr>
+        <w:autoSpaceDE w:val="0"/>
+        <w:autoSpaceDN w:val="0"/>
+        <w:adjustRightInd w:val="0"/>
+        <w:spacing w:after="0" w:line="240" w:lineRule="auto"/>
+        <w:jc w:val="both"/>
+        <w:outlineLvl w:val="0"/>
+        <w:rPr>
+          <w:rFonts w:ascii="Arial" w:eastAsia="Times New Roman" w:hAnsi="Arial" w:cs="Arial"/>
+          <w:color w:val="000000"/>
+          <w:sz w:val="20"/>
+          <w:szCs w:val="20"/>
+          <w:lang w:eastAsia="zh-CN"/>
+        </w:rPr>
+      </w:pPr>
+      <w:r>
+        <w:rPr>
+          <w:rFonts w:ascii="Arial" w:eastAsia="Times New Roman" w:hAnsi="Arial" w:cs="Arial"/>
+          <w:color w:val="000000"/>
+          <w:sz w:val="20"/>
+          <w:szCs w:val="20"/>
+          <w:lang w:eastAsia="zh-CN"/>
+        </w:rPr>
+        <w:t>Disposal – Landfill and other (kg per capita)</w:t>
+      </w:r>
+      <w:r>
+        <w:rPr>
+          <w:rFonts w:ascii="Arial" w:eastAsia="Times New Roman" w:hAnsi="Arial" w:cs="Arial"/>
+          <w:color w:val="000000"/>
+          <w:sz w:val="20"/>
+          <w:szCs w:val="20"/>
+          <w:lang w:eastAsia="zh-CN"/>
+        </w:rPr>
+        <w:t xml:space="preserve">: </w:t>
+      </w:r>
+      <w:r>
+        <w:rPr>
+          <w:rFonts w:ascii="Arial" w:eastAsia="Times New Roman" w:hAnsi="Arial" w:cs="Arial"/>
+          <w:color w:val="000000"/>
+          <w:sz w:val="20"/>
+          <w:szCs w:val="20"/>
+          <w:lang w:eastAsia="zh-CN"/>
+        </w:rPr>
+        <w:t>U</w:t>
+      </w:r>
+      <w:r>
+        <w:rPr>
+          <w:rFonts w:ascii="Arial" w:eastAsia="Times New Roman" w:hAnsi="Arial" w:cs="Arial"/>
+          <w:color w:val="000000"/>
+          <w:sz w:val="20"/>
+          <w:szCs w:val="20"/>
+          <w:lang w:eastAsia="zh-CN"/>
+        </w:rPr>
+        <w:t>nderstanding the quantity of</w:t>
+      </w:r>
+      <w:r>
+        <w:rPr>
+          <w:rFonts w:ascii="Arial" w:eastAsia="Times New Roman" w:hAnsi="Arial" w:cs="Arial"/>
+          <w:color w:val="000000"/>
+          <w:sz w:val="20"/>
+          <w:szCs w:val="20"/>
+          <w:lang w:eastAsia="zh-CN"/>
+        </w:rPr>
+        <w:t xml:space="preserve"> irresponsible waste disposal.</w:t>
+      </w:r>
+    </w:p>
+    <w:p>
+      <w:pPr>
+        <w:autoSpaceDE w:val="0"/>
+        <w:autoSpaceDN w:val="0"/>
+        <w:adjustRightInd w:val="0"/>
+        <w:spacing w:after="0" w:line="240" w:lineRule="auto"/>
+        <w:jc w:val="both"/>
+        <w:outlineLvl w:val="0"/>
+        <w:rPr>
+          <w:rFonts w:ascii="Arial" w:eastAsia="Times New Roman" w:hAnsi="Arial" w:cs="Arial"/>
+          <w:color w:val="000000"/>
+          <w:sz w:val="20"/>
+          <w:szCs w:val="20"/>
+          <w:lang w:eastAsia="zh-CN"/>
+        </w:rPr>
+      </w:pPr>
+      <w:r>
+        <w:rPr>
+          <w:rFonts w:ascii="Arial" w:eastAsia="Times New Roman" w:hAnsi="Arial" w:cs="Arial"/>
+          <w:color w:val="000000"/>
+          <w:sz w:val="20"/>
+          <w:szCs w:val="20"/>
+          <w:lang w:eastAsia="zh-CN"/>
+        </w:rPr>
+        <w:t>Waste Generated</w:t>
+      </w:r>
+      <w:r>
+        <w:rPr>
+          <w:rFonts w:ascii="Arial" w:eastAsia="Times New Roman" w:hAnsi="Arial" w:cs="Arial"/>
+          <w:color w:val="000000"/>
+          <w:sz w:val="20"/>
+          <w:szCs w:val="20"/>
+          <w:lang w:eastAsia="zh-CN"/>
+        </w:rPr>
+        <w:t xml:space="preserve">: </w:t>
+      </w:r>
+      <w:r>
+        <w:rPr>
+          <w:rFonts w:ascii="Arial" w:eastAsia="Times New Roman" w:hAnsi="Arial" w:cs="Arial"/>
+          <w:color w:val="000000"/>
+          <w:sz w:val="20"/>
+          <w:szCs w:val="20"/>
+          <w:lang w:eastAsia="zh-CN"/>
+        </w:rPr>
+        <w:t>Understanding</w:t>
+      </w:r>
+      <w:r>
+        <w:rPr>
+          <w:rFonts w:ascii="Arial" w:eastAsia="Times New Roman" w:hAnsi="Arial" w:cs="Arial"/>
+          <w:color w:val="000000"/>
+          <w:sz w:val="20"/>
+          <w:szCs w:val="20"/>
+          <w:lang w:eastAsia="zh-CN"/>
+        </w:rPr>
+        <w:t xml:space="preserve"> total waste generated</w:t>
+      </w:r>
+    </w:p>
+    <w:p>
+      <w:pPr>
+        <w:autoSpaceDE w:val="0"/>
+        <w:autoSpaceDN w:val="0"/>
+        <w:adjustRightInd w:val="0"/>
+        <w:spacing w:after="0" w:line="240" w:lineRule="auto"/>
+        <w:jc w:val="both"/>
+        <w:outlineLvl w:val="0"/>
+        <w:rPr>
+          <w:rFonts w:ascii="Arial" w:eastAsia="Times New Roman" w:hAnsi="Arial" w:cs="Arial"/>
+          <w:color w:val="000000"/>
+          <w:sz w:val="20"/>
+          <w:szCs w:val="20"/>
+          <w:lang w:eastAsia="zh-CN"/>
+        </w:rPr>
+      </w:pPr>
+    </w:p>
+    <w:p>
+      <w:pPr>
+        <w:spacing w:line="240" w:lineRule="auto"/>
+        <w:jc w:val="both"/>
+        <w:rPr>
+          <w:rFonts w:ascii="Arial" w:eastAsia="SimSun" w:hAnsi="Arial" w:cs="Arial"/>
+          <w:b/>
+          <w:bCs/>
+          <w:sz w:val="22"/>
+          <w:lang w:eastAsia="zh-CN"/>
+        </w:rPr>
+      </w:pPr>
+      <w:r>
+        <w:rPr>
+          <w:rFonts w:ascii="Arial" w:eastAsia="SimSun" w:hAnsi="Arial" w:cs="Arial"/>
+          <w:b/>
+          <w:bCs/>
+          <w:sz w:val="22"/>
+          <w:lang w:eastAsia="zh-CN"/>
+        </w:rPr>
+        <w:t>Objectives</w:t>
+      </w:r>
+    </w:p>
+    <w:p>
+      <w:pPr>
+        <w:pStyle w:val="ListParagraph"/>
+        <w:numPr>
+          <w:ilvl w:val="0"/>
+          <w:numId w:val="8"/>
+        </w:numPr>
+        <w:spacing w:line="240" w:lineRule="auto"/>
+        <w:jc w:val="both"/>
+        <w:rPr>
+          <w:rFonts w:ascii="Arial" w:eastAsia="SimSun" w:hAnsi="Arial" w:cs="Arial"/>
+          <w:b/>
+          <w:bCs/>
+          <w:sz w:val="20"/>
+          <w:szCs w:val="20"/>
+          <w:lang w:eastAsia="zh-CN"/>
+        </w:rPr>
+      </w:pPr>
+      <w:r>
+        <w:rPr>
+          <w:rFonts w:ascii="Arial" w:eastAsia="SimSun" w:hAnsi="Arial" w:cs="Arial"/>
+          <w:sz w:val="20"/>
+          <w:szCs w:val="20"/>
+          <w:lang w:eastAsia="zh-CN"/>
+        </w:rPr>
+        <w:t>Provide clean, accurate and timely data for updated statistics.</w:t>
+      </w:r>
+    </w:p>
+    <w:p>
+      <w:pPr>
+        <w:pStyle w:val="ListParagraph"/>
+        <w:numPr>
+          <w:ilvl w:val="0"/>
+          <w:numId w:val="8"/>
+        </w:numPr>
+        <w:spacing w:line="240" w:lineRule="auto"/>
+        <w:jc w:val="both"/>
+        <w:rPr>
+          <w:rFonts w:ascii="Arial" w:eastAsia="SimSun" w:hAnsi="Arial" w:cs="Arial"/>
+          <w:b/>
+          <w:bCs/>
+          <w:sz w:val="20"/>
+          <w:szCs w:val="20"/>
+          <w:lang w:eastAsia="zh-CN"/>
+        </w:rPr>
+      </w:pPr>
+      <w:r>
+        <w:rPr>
+          <w:rFonts w:ascii="Arial" w:eastAsia="SimSun" w:hAnsi="Arial" w:cs="Arial"/>
+          <w:sz w:val="20"/>
+          <w:szCs w:val="20"/>
+          <w:lang w:eastAsia="zh-CN"/>
+        </w:rPr>
+        <w:t xml:space="preserve">Create clear and insightful visualisations to analyse the progress of waste management initiatives. </w:t>
+      </w:r>
+    </w:p>
+    <w:p>
+      <w:pPr>
+        <w:pStyle w:val="ListParagraph"/>
+        <w:numPr>
+          <w:ilvl w:val="0"/>
+          <w:numId w:val="8"/>
+        </w:numPr>
+        <w:spacing w:line="240" w:lineRule="auto"/>
+        <w:jc w:val="both"/>
+        <w:rPr>
+          <w:rFonts w:ascii="Arial" w:eastAsia="SimSun" w:hAnsi="Arial" w:cs="Arial"/>
+          <w:b/>
+          <w:bCs/>
+          <w:sz w:val="20"/>
+          <w:szCs w:val="20"/>
+          <w:lang w:eastAsia="zh-CN"/>
+        </w:rPr>
+      </w:pPr>
+      <w:r>
+        <w:rPr>
+          <w:rFonts w:ascii="Arial" w:eastAsia="SimSun" w:hAnsi="Arial" w:cs="Arial"/>
+          <w:sz w:val="20"/>
+          <w:szCs w:val="20"/>
+          <w:lang w:eastAsia="zh-CN"/>
+        </w:rPr>
+        <w:t>Incorporate interactivity into the dashboard and its elements.</w:t>
+      </w:r>
+    </w:p>
+    <w:p>
+      <w:pPr>
+        <w:autoSpaceDE w:val="0"/>
+        <w:autoSpaceDN w:val="0"/>
+        <w:adjustRightInd w:val="0"/>
+        <w:spacing w:after="0" w:line="240" w:lineRule="auto"/>
+        <w:jc w:val="both"/>
+        <w:outlineLvl w:val="0"/>
+        <w:rPr>
+          <w:rFonts w:ascii="Arial" w:eastAsia="SimSun" w:hAnsi="Arial" w:cs="Arial"/>
+          <w:b/>
+          <w:color w:val="760027"/>
+          <w:sz w:val="22"/>
+          <w:lang w:eastAsia="zh-CN"/>
+        </w:rPr>
+      </w:pPr>
+      <w:r>
+        <w:rPr>
+          <w:rFonts w:ascii="Arial" w:eastAsia="SimSun" w:hAnsi="Arial" w:cs="Arial"/>
+          <w:b/>
+          <w:color w:val="760027"/>
+          <w:sz w:val="22"/>
+          <w:lang w:eastAsia="zh-CN"/>
+        </w:rPr>
+        <w:t>Key Insights</w:t>
+      </w:r>
+    </w:p>
+    <w:p>
+      <w:pPr>
+        <w:spacing w:line="240" w:lineRule="auto"/>
+        <w:jc w:val="both"/>
+        <w:rPr>
+          <w:rFonts w:ascii="Arial" w:eastAsia="SimSun" w:hAnsi="Arial" w:cs="Arial"/>
+          <w:b/>
+          <w:bCs/>
+          <w:sz w:val="22"/>
+          <w:lang w:eastAsia="zh-CN"/>
+        </w:rPr>
+      </w:pPr>
+      <w:r>
+        <w:rPr>
+          <w:rFonts w:ascii="Arial" w:eastAsia="SimSun" w:hAnsi="Arial" w:cs="Arial"/>
+          <w:b/>
+          <w:bCs/>
+          <w:sz w:val="22"/>
+          <w:lang w:eastAsia="zh-CN"/>
+        </w:rPr>
+        <w:t>KPIs</w:t>
+      </w:r>
+    </w:p>
+    <w:p>
+      <w:pPr>
+        <w:pStyle w:val="ListParagraph"/>
+        <w:numPr>
+          <w:ilvl w:val="0"/>
+          <w:numId w:val="8"/>
+        </w:numPr>
+        <w:spacing w:line="240" w:lineRule="auto"/>
+        <w:jc w:val="both"/>
+        <w:rPr>
+          <w:rFonts w:ascii="Arial" w:eastAsia="SimSun" w:hAnsi="Arial" w:cs="Arial"/>
+          <w:sz w:val="20"/>
+          <w:szCs w:val="20"/>
+          <w:lang w:eastAsia="zh-CN"/>
+        </w:rPr>
+      </w:pPr>
+      <w:r>
+        <w:rPr>
+          <w:rFonts w:ascii="Arial" w:eastAsia="SimSun" w:hAnsi="Arial" w:cs="Arial"/>
+          <w:b/>
+          <w:bCs/>
+          <w:i/>
+          <w:iCs/>
+          <w:sz w:val="20"/>
+          <w:szCs w:val="20"/>
+          <w:lang w:eastAsia="zh-CN"/>
+        </w:rPr>
+        <w:t>Total waste generated:</w:t>
+      </w:r>
+      <w:r>
+        <w:rPr>
+          <w:rFonts w:ascii="Arial" w:eastAsia="SimSun" w:hAnsi="Arial" w:cs="Arial"/>
+          <w:sz w:val="20"/>
+          <w:szCs w:val="20"/>
+          <w:lang w:eastAsia="zh-CN"/>
+        </w:rPr>
+        <w:t xml:space="preserve"> To understand the total waste generated by a selected region and </w:t>
+      </w:r>
+      <w:r>
+        <w:rPr>
+          <w:rFonts w:ascii="Arial" w:eastAsia="SimSun" w:hAnsi="Arial" w:cs="Arial"/>
+          <w:sz w:val="20"/>
+          <w:szCs w:val="20"/>
+          <w:lang w:eastAsia="zh-CN"/>
+        </w:rPr>
+        <w:t>whether</w:t>
+      </w:r>
+      <w:r>
+        <w:rPr>
+          <w:rFonts w:ascii="Arial" w:eastAsia="SimSun" w:hAnsi="Arial" w:cs="Arial"/>
+          <w:sz w:val="20"/>
+          <w:szCs w:val="20"/>
+          <w:lang w:eastAsia="zh-CN"/>
+        </w:rPr>
+        <w:t xml:space="preserve"> it has increased/decreased compared to the previous year.</w:t>
+      </w:r>
+    </w:p>
+    <w:p>
+      <w:pPr>
+        <w:pStyle w:val="ListParagraph"/>
+        <w:numPr>
+          <w:ilvl w:val="0"/>
+          <w:numId w:val="8"/>
+        </w:numPr>
+        <w:spacing w:line="240" w:lineRule="auto"/>
+        <w:jc w:val="both"/>
+        <w:rPr>
+          <w:rFonts w:ascii="Arial" w:eastAsia="SimSun" w:hAnsi="Arial" w:cs="Arial"/>
+          <w:sz w:val="20"/>
+          <w:szCs w:val="20"/>
+          <w:lang w:eastAsia="zh-CN"/>
+        </w:rPr>
+      </w:pPr>
+      <w:r>
+        <w:rPr>
+          <w:rFonts w:ascii="Arial" w:eastAsia="SimSun" w:hAnsi="Arial" w:cs="Arial"/>
+          <w:b/>
+          <w:bCs/>
+          <w:i/>
+          <w:iCs/>
+          <w:sz w:val="20"/>
+          <w:szCs w:val="20"/>
+          <w:lang w:eastAsia="zh-CN"/>
+        </w:rPr>
+        <w:t>Recycling Rate:</w:t>
+      </w:r>
+      <w:r>
+        <w:rPr>
+          <w:rFonts w:ascii="Arial" w:eastAsia="SimSun" w:hAnsi="Arial" w:cs="Arial"/>
+          <w:sz w:val="20"/>
+          <w:szCs w:val="20"/>
+          <w:lang w:eastAsia="zh-CN"/>
+        </w:rPr>
+        <w:t xml:space="preserve"> To understand how much of the total treated waste is recycled and provide a status of good or needs improvement if the rate is &gt; or &lt; 40%.</w:t>
+      </w:r>
+    </w:p>
+    <w:p>
+      <w:pPr>
+        <w:pStyle w:val="ListParagraph"/>
+        <w:numPr>
+          <w:ilvl w:val="0"/>
+          <w:numId w:val="8"/>
+        </w:numPr>
+        <w:spacing w:line="240" w:lineRule="auto"/>
+        <w:jc w:val="both"/>
+        <w:rPr>
+          <w:rFonts w:ascii="Arial" w:eastAsia="SimSun" w:hAnsi="Arial" w:cs="Arial"/>
+          <w:sz w:val="20"/>
+          <w:szCs w:val="20"/>
+          <w:lang w:eastAsia="zh-CN"/>
+        </w:rPr>
+      </w:pPr>
+      <w:r>
+        <w:rPr>
+          <w:rFonts w:ascii="Arial" w:eastAsia="SimSun" w:hAnsi="Arial" w:cs="Arial"/>
+          <w:b/>
+          <w:bCs/>
+          <w:i/>
+          <w:iCs/>
+          <w:sz w:val="20"/>
+          <w:szCs w:val="20"/>
+          <w:lang w:eastAsia="zh-CN"/>
+        </w:rPr>
+        <w:t>Treated Waste:</w:t>
+      </w:r>
+      <w:r>
+        <w:rPr>
+          <w:rFonts w:ascii="Arial" w:eastAsia="SimSun" w:hAnsi="Arial" w:cs="Arial"/>
+          <w:sz w:val="20"/>
+          <w:szCs w:val="20"/>
+          <w:lang w:eastAsia="zh-CN"/>
+        </w:rPr>
+        <w:t xml:space="preserve"> To understand how much of the total waste generated is being officially treated and how much is being dumped illegally. Providing a status of good or bad if the percentage is &gt; or &lt; 80%.</w:t>
+      </w:r>
+    </w:p>
+    <w:p>
+      <w:pPr>
+        <w:spacing w:line="240" w:lineRule="auto"/>
+        <w:jc w:val="both"/>
+        <w:rPr>
+          <w:rFonts w:ascii="Arial" w:eastAsia="SimSun" w:hAnsi="Arial" w:cs="Arial"/>
+          <w:b/>
+          <w:bCs/>
+          <w:sz w:val="22"/>
+          <w:lang w:eastAsia="zh-CN"/>
+        </w:rPr>
+      </w:pPr>
+      <w:r>
+        <w:rPr>
+          <w:rFonts w:ascii="Arial" w:eastAsia="SimSun" w:hAnsi="Arial" w:cs="Arial"/>
+          <w:b/>
+          <w:bCs/>
+          <w:sz w:val="22"/>
+          <w:lang w:eastAsia="zh-CN"/>
+        </w:rPr>
+        <w:t>Graphs</w:t>
+      </w:r>
+    </w:p>
+    <w:p>
+      <w:pPr>
+        <w:pStyle w:val="ListParagraph"/>
+        <w:numPr>
+          <w:ilvl w:val="0"/>
+          <w:numId w:val="8"/>
+        </w:numPr>
+        <w:autoSpaceDE w:val="0"/>
+        <w:autoSpaceDN w:val="0"/>
+        <w:adjustRightInd w:val="0"/>
+        <w:spacing w:after="0" w:line="240" w:lineRule="auto"/>
+        <w:jc w:val="both"/>
+        <w:outlineLvl w:val="0"/>
+        <w:rPr>
+          <w:rFonts w:ascii="Arial" w:eastAsia="Times New Roman" w:hAnsi="Arial" w:cs="Arial"/>
+          <w:color w:val="000000"/>
+          <w:sz w:val="20"/>
+          <w:szCs w:val="20"/>
+          <w:lang w:eastAsia="zh-CN"/>
+        </w:rPr>
+      </w:pPr>
+      <w:r>
+        <w:rPr>
+          <w:rFonts w:ascii="Arial" w:eastAsia="Times New Roman" w:hAnsi="Arial" w:cs="Arial"/>
+          <w:color w:val="000000"/>
+          <w:sz w:val="20"/>
+          <w:szCs w:val="20"/>
+          <w:lang w:eastAsia="zh-CN"/>
+        </w:rPr>
+        <w:t>Geographic representation of waste generation intensity by European Union countries.</w:t>
+      </w:r>
+    </w:p>
+    <w:p>
+      <w:pPr>
+        <w:pStyle w:val="ListParagraph"/>
+        <w:numPr>
+          <w:ilvl w:val="0"/>
+          <w:numId w:val="8"/>
+        </w:numPr>
+        <w:autoSpaceDE w:val="0"/>
+        <w:autoSpaceDN w:val="0"/>
+        <w:adjustRightInd w:val="0"/>
+        <w:spacing w:after="0" w:line="240" w:lineRule="auto"/>
+        <w:jc w:val="both"/>
+        <w:outlineLvl w:val="0"/>
+        <w:rPr>
+          <w:rFonts w:ascii="Arial" w:eastAsia="Times New Roman" w:hAnsi="Arial" w:cs="Arial"/>
+          <w:color w:val="000000"/>
+          <w:sz w:val="20"/>
+          <w:szCs w:val="20"/>
+          <w:lang w:eastAsia="zh-CN"/>
+        </w:rPr>
+      </w:pPr>
+      <w:r>
+        <w:rPr>
+          <w:rFonts w:ascii="Arial" w:eastAsia="Times New Roman" w:hAnsi="Arial" w:cs="Arial"/>
+          <w:color w:val="000000"/>
+          <w:sz w:val="20"/>
+          <w:szCs w:val="20"/>
+          <w:lang w:eastAsia="zh-CN"/>
+        </w:rPr>
+        <w:t>Time series analysis of total waste produced by a selected region.</w:t>
+      </w:r>
+      <w:r>
+        <w:rPr>
+          <w:rFonts w:ascii="Arial" w:eastAsia="Times New Roman" w:hAnsi="Arial" w:cs="Arial"/>
+          <w:color w:val="000000"/>
+          <w:sz w:val="20"/>
+          <w:szCs w:val="20"/>
+          <w:lang w:eastAsia="zh-CN"/>
+        </w:rPr>
+        <w:t xml:space="preserve"> To understand if waste generation has increased, leading to seemingly improved statistics on waste treatment methods.</w:t>
+      </w:r>
+    </w:p>
+    <w:p>
+      <w:pPr>
+        <w:pStyle w:val="ListParagraph"/>
+        <w:numPr>
+          <w:ilvl w:val="0"/>
+          <w:numId w:val="8"/>
+        </w:numPr>
+        <w:autoSpaceDE w:val="0"/>
+        <w:autoSpaceDN w:val="0"/>
+        <w:adjustRightInd w:val="0"/>
+        <w:spacing w:after="0" w:line="240" w:lineRule="auto"/>
+        <w:jc w:val="both"/>
+        <w:outlineLvl w:val="0"/>
+        <w:rPr>
+          <w:rFonts w:ascii="Arial" w:eastAsia="Times New Roman" w:hAnsi="Arial" w:cs="Arial"/>
+          <w:color w:val="000000"/>
+          <w:sz w:val="20"/>
+          <w:szCs w:val="20"/>
+          <w:lang w:eastAsia="zh-CN"/>
+        </w:rPr>
+      </w:pPr>
+      <w:r>
+        <w:rPr>
+          <w:rFonts w:ascii="Arial" w:eastAsia="Times New Roman" w:hAnsi="Arial" w:cs="Arial"/>
+          <w:color w:val="000000"/>
+          <w:sz w:val="20"/>
+          <w:szCs w:val="20"/>
+          <w:lang w:eastAsia="zh-CN"/>
+        </w:rPr>
+        <w:t>Distribution of waste treatment methods used by a selected region.</w:t>
+      </w:r>
+    </w:p>
+    <w:p>
+      <w:pPr>
+        <w:pStyle w:val="ListParagraph"/>
+        <w:numPr>
+          <w:ilvl w:val="0"/>
+          <w:numId w:val="8"/>
+        </w:numPr>
+        <w:autoSpaceDE w:val="0"/>
+        <w:autoSpaceDN w:val="0"/>
+        <w:adjustRightInd w:val="0"/>
+        <w:spacing w:after="0" w:line="240" w:lineRule="auto"/>
+        <w:jc w:val="both"/>
+        <w:outlineLvl w:val="0"/>
+        <w:rPr>
+          <w:rFonts w:ascii="Arial" w:eastAsia="Times New Roman" w:hAnsi="Arial" w:cs="Arial"/>
+          <w:color w:val="000000"/>
+          <w:sz w:val="20"/>
+          <w:szCs w:val="20"/>
+          <w:lang w:eastAsia="zh-CN"/>
+        </w:rPr>
+      </w:pPr>
+      <w:r>
+        <w:rPr>
+          <w:rFonts w:ascii="Arial" w:eastAsia="Times New Roman" w:hAnsi="Arial" w:cs="Arial"/>
+          <w:color w:val="000000"/>
+          <w:sz w:val="20"/>
+          <w:szCs w:val="20"/>
+          <w:lang w:eastAsia="zh-CN"/>
+        </w:rPr>
+        <w:t xml:space="preserve">Waste treatment methods over time to understand improvement/decline in </w:t>
+      </w:r>
+      <w:r>
+        <w:rPr>
+          <w:rFonts w:ascii="Arial" w:eastAsia="Times New Roman" w:hAnsi="Arial" w:cs="Arial"/>
+          <w:color w:val="000000"/>
+          <w:sz w:val="20"/>
+          <w:szCs w:val="20"/>
+          <w:lang w:eastAsia="zh-CN"/>
+        </w:rPr>
+        <w:t>healthy or unhealthy practices.</w:t>
+      </w:r>
+    </w:p>
+    <w:p>
+      <w:pPr>
+        <w:pStyle w:val="ListParagraph"/>
+        <w:numPr>
+          <w:ilvl w:val="0"/>
+          <w:numId w:val="8"/>
+        </w:numPr>
+        <w:autoSpaceDE w:val="0"/>
+        <w:autoSpaceDN w:val="0"/>
+        <w:adjustRightInd w:val="0"/>
+        <w:spacing w:after="0" w:line="240" w:lineRule="auto"/>
+        <w:jc w:val="both"/>
+        <w:outlineLvl w:val="0"/>
+        <w:rPr>
+          <w:rFonts w:ascii="Arial" w:eastAsia="Times New Roman" w:hAnsi="Arial" w:cs="Arial"/>
+          <w:color w:val="000000"/>
+          <w:sz w:val="20"/>
+          <w:szCs w:val="20"/>
+          <w:lang w:eastAsia="zh-CN"/>
+        </w:rPr>
+      </w:pPr>
+      <w:r>
+        <w:rPr>
+          <w:rFonts w:ascii="Arial" w:eastAsia="Times New Roman" w:hAnsi="Arial" w:cs="Arial"/>
+          <w:color w:val="000000"/>
+          <w:sz w:val="20"/>
+          <w:szCs w:val="20"/>
+          <w:lang w:eastAsia="zh-CN"/>
+        </w:rPr>
+        <w:t>Comparison of the recycling rate of selected countries against the European Union average. To help understand the country’s position on recycling waste (above or below average).</w:t>
+      </w:r>
+    </w:p>
+    <w:p>
+      <w:pPr>
+        <w:autoSpaceDE w:val="0"/>
+        <w:autoSpaceDN w:val="0"/>
+        <w:adjustRightInd w:val="0"/>
+        <w:spacing w:after="0" w:line="240" w:lineRule="auto"/>
+        <w:jc w:val="both"/>
+        <w:outlineLvl w:val="0"/>
+        <w:rPr>
+          <w:rFonts w:ascii="Arial" w:eastAsia="Times New Roman" w:hAnsi="Arial" w:cs="Arial"/>
+          <w:color w:val="000000"/>
+          <w:sz w:val="20"/>
+          <w:szCs w:val="20"/>
+          <w:lang w:eastAsia="zh-CN"/>
+        </w:rPr>
+      </w:pPr>
+    </w:p>
+    <w:p>
+      <w:pPr>
+        <w:autoSpaceDE w:val="0"/>
+        <w:autoSpaceDN w:val="0"/>
+        <w:adjustRightInd w:val="0"/>
+        <w:spacing w:after="0" w:line="240" w:lineRule="auto"/>
+        <w:jc w:val="both"/>
+        <w:outlineLvl w:val="0"/>
+        <w:rPr>
+          <w:rFonts w:ascii="Arial" w:eastAsia="SimSun" w:hAnsi="Arial" w:cs="Arial"/>
+          <w:b/>
+          <w:color w:val="760027"/>
+          <w:sz w:val="22"/>
+          <w:lang w:eastAsia="zh-CN"/>
+        </w:rPr>
+      </w:pPr>
+      <w:r>
+        <w:rPr>
+          <w:rFonts w:ascii="Arial" w:eastAsia="SimSun" w:hAnsi="Arial" w:cs="Arial"/>
+          <w:b/>
+          <w:color w:val="760027"/>
+          <w:sz w:val="22"/>
+          <w:lang w:eastAsia="zh-CN"/>
+        </w:rPr>
+        <w:lastRenderedPageBreak/>
+        <w:t>Development Methodology</w:t>
+      </w:r>
+    </w:p>
+    <w:p>
+      <w:pPr>
+        <w:autoSpaceDE w:val="0"/>
+        <w:autoSpaceDN w:val="0"/>
+        <w:adjustRightInd w:val="0"/>
+        <w:spacing w:after="0" w:line="240" w:lineRule="auto"/>
+        <w:jc w:val="both"/>
+        <w:outlineLvl w:val="0"/>
+        <w:rPr>
+          <w:rFonts w:ascii="Arial" w:eastAsia="Times New Roman" w:hAnsi="Arial" w:cs="Arial"/>
+          <w:color w:val="000000"/>
+          <w:sz w:val="20"/>
+          <w:szCs w:val="20"/>
+          <w:lang w:eastAsia="zh-CN"/>
+        </w:rPr>
+      </w:pPr>
+      <w:r>
+        <w:rPr>
+          <w:rFonts w:ascii="Arial" w:eastAsia="Times New Roman" w:hAnsi="Arial" w:cs="Arial"/>
+          <w:sz w:val="20"/>
+          <w:szCs w:val="20"/>
+          <w:lang w:eastAsia="zh-CN"/>
+        </w:rPr>
+        <w:t>T</w:t>
+      </w:r>
+      <w:r>
+        <w:rPr>
+          <w:rFonts w:ascii="Arial" w:eastAsia="Times New Roman" w:hAnsi="Arial" w:cs="Arial"/>
+          <w:sz w:val="20"/>
+          <w:szCs w:val="20"/>
+          <w:lang w:eastAsia="zh-CN"/>
+        </w:rPr>
+        <w:t>he</w:t>
+      </w:r>
+      <w:r>
+        <w:rPr>
+          <w:rFonts w:ascii="Arial" w:eastAsia="Times New Roman" w:hAnsi="Arial" w:cs="Arial"/>
+          <w:color w:val="000000"/>
+          <w:sz w:val="20"/>
+          <w:szCs w:val="20"/>
+          <w:lang w:eastAsia="zh-CN"/>
+        </w:rPr>
+        <w:t xml:space="preserve"> dashboard was developed</w:t>
+      </w:r>
+      <w:r>
+        <w:rPr>
+          <w:rFonts w:ascii="Arial" w:eastAsia="Times New Roman" w:hAnsi="Arial" w:cs="Arial"/>
+          <w:color w:val="000000"/>
+          <w:sz w:val="20"/>
+          <w:szCs w:val="20"/>
+          <w:lang w:eastAsia="zh-CN"/>
+        </w:rPr>
+        <w:t xml:space="preserve"> using</w:t>
+      </w:r>
+      <w:r>
+        <w:rPr>
+          <w:rFonts w:ascii="Arial" w:eastAsia="Times New Roman" w:hAnsi="Arial" w:cs="Arial"/>
+          <w:color w:val="000000"/>
+          <w:sz w:val="20"/>
+          <w:szCs w:val="20"/>
+          <w:lang w:eastAsia="zh-CN"/>
+        </w:rPr>
+        <w:t xml:space="preserve"> an </w:t>
+      </w:r>
+      <w:r>
+        <w:rPr>
+          <w:rFonts w:ascii="Arial" w:eastAsia="Times New Roman" w:hAnsi="Arial" w:cs="Arial"/>
+          <w:color w:val="000000"/>
+          <w:sz w:val="20"/>
+          <w:szCs w:val="20"/>
+          <w:lang w:eastAsia="zh-CN"/>
+        </w:rPr>
+        <w:t xml:space="preserve">iterative and </w:t>
+      </w:r>
+      <w:r>
+        <w:rPr>
+          <w:rFonts w:ascii="Arial" w:eastAsia="Times New Roman" w:hAnsi="Arial" w:cs="Arial"/>
+          <w:color w:val="000000"/>
+          <w:sz w:val="20"/>
+          <w:szCs w:val="20"/>
+          <w:lang w:eastAsia="zh-CN"/>
+        </w:rPr>
+        <w:t>incremental</w:t>
+      </w:r>
+      <w:r>
+        <w:rPr>
+          <w:rFonts w:ascii="Arial" w:eastAsia="Times New Roman" w:hAnsi="Arial" w:cs="Arial"/>
+          <w:color w:val="000000"/>
+          <w:sz w:val="20"/>
+          <w:szCs w:val="20"/>
+          <w:lang w:eastAsia="zh-CN"/>
+        </w:rPr>
+        <w:t xml:space="preserve"> methodology, allowing for the ability to experiment</w:t>
+      </w:r>
+      <w:r>
+        <w:rPr>
+          <w:rFonts w:ascii="Arial" w:eastAsia="Times New Roman" w:hAnsi="Arial" w:cs="Arial"/>
+          <w:color w:val="000000"/>
+          <w:sz w:val="20"/>
+          <w:szCs w:val="20"/>
+          <w:lang w:eastAsia="zh-CN"/>
+        </w:rPr>
+        <w:t>,</w:t>
+      </w:r>
+      <w:r>
+        <w:rPr>
+          <w:rFonts w:ascii="Arial" w:eastAsia="Times New Roman" w:hAnsi="Arial" w:cs="Arial"/>
+          <w:color w:val="000000"/>
+          <w:sz w:val="20"/>
+          <w:szCs w:val="20"/>
+          <w:lang w:eastAsia="zh-CN"/>
+        </w:rPr>
+        <w:t xml:space="preserve"> test features</w:t>
+      </w:r>
+      <w:r>
+        <w:rPr>
+          <w:rFonts w:ascii="Arial" w:eastAsia="Times New Roman" w:hAnsi="Arial" w:cs="Arial"/>
+          <w:color w:val="000000"/>
+          <w:sz w:val="20"/>
+          <w:szCs w:val="20"/>
+          <w:lang w:eastAsia="zh-CN"/>
+        </w:rPr>
+        <w:t xml:space="preserve"> and develop the project based on iterations</w:t>
+      </w:r>
+      <w:r>
+        <w:rPr>
+          <w:rFonts w:ascii="Arial" w:eastAsia="Times New Roman" w:hAnsi="Arial" w:cs="Arial"/>
+          <w:color w:val="000000"/>
+          <w:sz w:val="20"/>
+          <w:szCs w:val="20"/>
+          <w:lang w:eastAsia="zh-CN"/>
+        </w:rPr>
+        <w:t xml:space="preserve"> before </w:t>
+      </w:r>
+      <w:r>
+        <w:rPr>
+          <w:rFonts w:ascii="Arial" w:eastAsia="Times New Roman" w:hAnsi="Arial" w:cs="Arial"/>
+          <w:color w:val="000000"/>
+          <w:sz w:val="20"/>
+          <w:szCs w:val="20"/>
+          <w:lang w:eastAsia="zh-CN"/>
+        </w:rPr>
+        <w:t>deploying the entire application</w:t>
+      </w:r>
+      <w:r>
+        <w:rPr>
+          <w:rFonts w:ascii="Arial" w:eastAsia="Times New Roman" w:hAnsi="Arial" w:cs="Arial"/>
+          <w:color w:val="000000"/>
+          <w:sz w:val="20"/>
+          <w:szCs w:val="20"/>
+          <w:lang w:eastAsia="zh-CN"/>
+        </w:rPr>
+        <w:t xml:space="preserve">. </w:t>
+      </w:r>
+      <w:r>
+        <w:rPr>
+          <w:rFonts w:ascii="Arial" w:eastAsia="Times New Roman" w:hAnsi="Arial" w:cs="Arial"/>
+          <w:color w:val="000000"/>
+          <w:sz w:val="20"/>
+          <w:szCs w:val="20"/>
+          <w:lang w:eastAsia="zh-CN"/>
+        </w:rPr>
+        <w:t xml:space="preserve">Moreover, </w:t>
+      </w:r>
+      <w:r>
+        <w:rPr>
+          <w:rFonts w:ascii="Arial" w:eastAsia="Times New Roman" w:hAnsi="Arial" w:cs="Arial"/>
+          <w:color w:val="000000"/>
+          <w:sz w:val="20"/>
+          <w:szCs w:val="20"/>
+          <w:lang w:eastAsia="zh-CN"/>
+        </w:rPr>
+        <w:t xml:space="preserve">unlike rigid models (E.g. waterfall), </w:t>
+      </w:r>
+      <w:r>
+        <w:rPr>
+          <w:rFonts w:ascii="Arial" w:eastAsia="Times New Roman" w:hAnsi="Arial" w:cs="Arial"/>
+          <w:color w:val="000000"/>
+          <w:sz w:val="20"/>
+          <w:szCs w:val="20"/>
+          <w:lang w:eastAsia="zh-CN"/>
+        </w:rPr>
+        <w:t>this allows the dashboard to be improved and developed based on feedback, where new requirements may be identified.</w:t>
+      </w:r>
+    </w:p>
+    <w:p>
+      <w:pPr>
+        <w:autoSpaceDE w:val="0"/>
+        <w:autoSpaceDN w:val="0"/>
+        <w:adjustRightInd w:val="0"/>
+        <w:spacing w:after="0" w:line="240" w:lineRule="auto"/>
+        <w:jc w:val="both"/>
+        <w:outlineLvl w:val="0"/>
+        <w:rPr>
+          <w:rFonts w:ascii="Arial" w:eastAsia="Times New Roman" w:hAnsi="Arial" w:cs="Arial"/>
+          <w:color w:val="000000"/>
+          <w:sz w:val="20"/>
+          <w:szCs w:val="20"/>
+          <w:lang w:eastAsia="zh-CN"/>
+        </w:rPr>
+      </w:pPr>
+    </w:p>
+    <w:p>
+      <w:pPr>
+        <w:autoSpaceDE w:val="0"/>
+        <w:autoSpaceDN w:val="0"/>
+        <w:adjustRightInd w:val="0"/>
+        <w:spacing w:after="0" w:line="240" w:lineRule="auto"/>
+        <w:jc w:val="both"/>
+        <w:outlineLvl w:val="0"/>
+        <w:rPr>
+          <w:rFonts w:ascii="Arial" w:eastAsia="Times New Roman" w:hAnsi="Arial" w:cs="Arial"/>
+          <w:color w:val="000000"/>
+          <w:sz w:val="20"/>
+          <w:szCs w:val="20"/>
+          <w:lang w:eastAsia="zh-CN"/>
+        </w:rPr>
+      </w:pPr>
+      <w:r>
+        <w:rPr>
+          <w:rFonts w:ascii="Arial" w:eastAsia="Times New Roman" w:hAnsi="Arial" w:cs="Arial"/>
+          <w:color w:val="000000"/>
+          <w:sz w:val="20"/>
+          <w:szCs w:val="20"/>
+          <w:lang w:eastAsia="zh-CN"/>
+        </w:rPr>
+        <w:t xml:space="preserve">The development process followed </w:t>
+      </w:r>
+      <w:r>
+        <w:rPr>
+          <w:rFonts w:ascii="Arial" w:eastAsia="Times New Roman" w:hAnsi="Arial" w:cs="Arial"/>
+          <w:color w:val="000000"/>
+          <w:sz w:val="20"/>
+          <w:szCs w:val="20"/>
+          <w:lang w:eastAsia="zh-CN"/>
+        </w:rPr>
+        <w:t xml:space="preserve">5 </w:t>
+      </w:r>
+      <w:r>
+        <w:rPr>
+          <w:rFonts w:ascii="Arial" w:eastAsia="Times New Roman" w:hAnsi="Arial" w:cs="Arial"/>
+          <w:color w:val="000000"/>
+          <w:sz w:val="20"/>
+          <w:szCs w:val="20"/>
+          <w:lang w:eastAsia="zh-CN"/>
+        </w:rPr>
+        <w:t xml:space="preserve">main </w:t>
+      </w:r>
+      <w:r>
+        <w:rPr>
+          <w:rFonts w:ascii="Arial" w:eastAsia="Times New Roman" w:hAnsi="Arial" w:cs="Arial"/>
+          <w:color w:val="000000"/>
+          <w:sz w:val="20"/>
+          <w:szCs w:val="20"/>
+          <w:lang w:eastAsia="zh-CN"/>
+        </w:rPr>
+        <w:t>methods in each iteration</w:t>
+      </w:r>
+      <w:r>
+        <w:rPr>
+          <w:rFonts w:ascii="Arial" w:eastAsia="Times New Roman" w:hAnsi="Arial" w:cs="Arial"/>
+          <w:color w:val="000000"/>
+          <w:sz w:val="20"/>
+          <w:szCs w:val="20"/>
+          <w:lang w:eastAsia="zh-CN"/>
+        </w:rPr>
+        <w:t>.</w:t>
+      </w:r>
+    </w:p>
+    <w:p>
+      <w:pPr>
+        <w:autoSpaceDE w:val="0"/>
+        <w:autoSpaceDN w:val="0"/>
+        <w:adjustRightInd w:val="0"/>
+        <w:spacing w:after="0" w:line="240" w:lineRule="auto"/>
+        <w:jc w:val="both"/>
+        <w:outlineLvl w:val="0"/>
+        <w:rPr>
+          <w:rFonts w:ascii="Arial" w:eastAsia="Times New Roman" w:hAnsi="Arial" w:cs="Arial"/>
+          <w:color w:val="000000"/>
+          <w:sz w:val="20"/>
+          <w:szCs w:val="20"/>
+          <w:lang w:eastAsia="zh-CN"/>
+        </w:rPr>
+      </w:pPr>
+      <w:r>
+        <w:rPr>
+          <w:rFonts w:ascii="Arial" w:eastAsia="Times New Roman" w:hAnsi="Arial" w:cs="Arial"/>
+          <w:color w:val="000000"/>
+          <w:sz w:val="20"/>
+          <w:szCs w:val="20"/>
+          <w:lang w:eastAsia="zh-CN"/>
+        </w:rPr>
+        <w:t xml:space="preserve">1. </w:t>
+      </w:r>
+      <w:r>
+        <w:rPr>
+          <w:rFonts w:ascii="Arial" w:eastAsia="Times New Roman" w:hAnsi="Arial" w:cs="Arial"/>
+          <w:b/>
+          <w:bCs/>
+          <w:color w:val="000000"/>
+          <w:sz w:val="20"/>
+          <w:szCs w:val="20"/>
+          <w:lang w:eastAsia="zh-CN"/>
+        </w:rPr>
+        <w:t>Requirements</w:t>
+      </w:r>
+      <w:r>
+        <w:rPr>
+          <w:rFonts w:ascii="Arial" w:eastAsia="Times New Roman" w:hAnsi="Arial" w:cs="Arial"/>
+          <w:color w:val="000000"/>
+          <w:sz w:val="20"/>
+          <w:szCs w:val="20"/>
+          <w:lang w:eastAsia="zh-CN"/>
+        </w:rPr>
+        <w:t xml:space="preserve"> </w:t>
+      </w:r>
+      <w:r>
+        <w:rPr>
+          <w:rFonts w:ascii="Arial" w:eastAsia="Times New Roman" w:hAnsi="Arial" w:cs="Arial"/>
+          <w:b/>
+          <w:bCs/>
+          <w:color w:val="000000"/>
+          <w:sz w:val="20"/>
+          <w:szCs w:val="20"/>
+          <w:lang w:eastAsia="zh-CN"/>
+        </w:rPr>
+        <w:t>Gathering and Data Exploration:</w:t>
+      </w:r>
+      <w:r>
+        <w:rPr>
+          <w:rFonts w:ascii="Arial" w:eastAsia="Times New Roman" w:hAnsi="Arial" w:cs="Arial"/>
+          <w:color w:val="000000"/>
+          <w:sz w:val="20"/>
+          <w:szCs w:val="20"/>
+          <w:lang w:eastAsia="zh-CN"/>
+        </w:rPr>
+        <w:t xml:space="preserve"> Assessing the raw dataset to identify potential KPIs or insights that can be taken. </w:t>
+      </w:r>
+    </w:p>
+    <w:p>
+      <w:pPr>
+        <w:autoSpaceDE w:val="0"/>
+        <w:autoSpaceDN w:val="0"/>
+        <w:adjustRightInd w:val="0"/>
+        <w:spacing w:after="0" w:line="240" w:lineRule="auto"/>
+        <w:jc w:val="both"/>
+        <w:outlineLvl w:val="0"/>
+        <w:rPr>
+          <w:rFonts w:ascii="Arial" w:eastAsia="Times New Roman" w:hAnsi="Arial" w:cs="Arial"/>
+          <w:color w:val="000000"/>
+          <w:sz w:val="20"/>
+          <w:szCs w:val="20"/>
+          <w:lang w:eastAsia="zh-CN"/>
+        </w:rPr>
+      </w:pPr>
+      <w:r>
+        <w:rPr>
+          <w:rFonts w:ascii="Arial" w:eastAsia="Times New Roman" w:hAnsi="Arial" w:cs="Arial"/>
+          <w:color w:val="000000"/>
+          <w:sz w:val="20"/>
+          <w:szCs w:val="20"/>
+          <w:lang w:eastAsia="zh-CN"/>
+        </w:rPr>
+        <w:t xml:space="preserve">2. </w:t>
+      </w:r>
+      <w:r>
+        <w:rPr>
+          <w:rFonts w:ascii="Arial" w:eastAsia="Times New Roman" w:hAnsi="Arial" w:cs="Arial"/>
+          <w:b/>
+          <w:bCs/>
+          <w:color w:val="000000"/>
+          <w:sz w:val="20"/>
+          <w:szCs w:val="20"/>
+          <w:lang w:eastAsia="zh-CN"/>
+        </w:rPr>
+        <w:t>Designing</w:t>
+      </w:r>
+      <w:r>
+        <w:rPr>
+          <w:rFonts w:ascii="Arial" w:eastAsia="Times New Roman" w:hAnsi="Arial" w:cs="Arial"/>
+          <w:color w:val="000000"/>
+          <w:sz w:val="20"/>
+          <w:szCs w:val="20"/>
+          <w:lang w:eastAsia="zh-CN"/>
+        </w:rPr>
+        <w:t xml:space="preserve">: </w:t>
+      </w:r>
+      <w:r>
+        <w:rPr>
+          <w:rFonts w:ascii="Arial" w:eastAsia="Times New Roman" w:hAnsi="Arial" w:cs="Arial"/>
+          <w:color w:val="000000"/>
+          <w:sz w:val="20"/>
+          <w:szCs w:val="20"/>
+          <w:lang w:eastAsia="zh-CN"/>
+        </w:rPr>
+        <w:t>Modifying the user interface of</w:t>
+      </w:r>
+      <w:r>
+        <w:rPr>
+          <w:rFonts w:ascii="Arial" w:eastAsia="Times New Roman" w:hAnsi="Arial" w:cs="Arial"/>
+          <w:color w:val="000000"/>
+          <w:sz w:val="20"/>
+          <w:szCs w:val="20"/>
+          <w:lang w:eastAsia="zh-CN"/>
+        </w:rPr>
+        <w:t xml:space="preserve"> existing</w:t>
+      </w:r>
+      <w:r>
+        <w:rPr>
+          <w:rFonts w:ascii="Arial" w:eastAsia="Times New Roman" w:hAnsi="Arial" w:cs="Arial"/>
+          <w:color w:val="000000"/>
+          <w:sz w:val="20"/>
+          <w:szCs w:val="20"/>
+          <w:lang w:eastAsia="zh-CN"/>
+        </w:rPr>
+        <w:t xml:space="preserve"> features</w:t>
+      </w:r>
+      <w:r>
+        <w:rPr>
+          <w:rFonts w:ascii="Arial" w:eastAsia="Times New Roman" w:hAnsi="Arial" w:cs="Arial"/>
+          <w:color w:val="000000"/>
+          <w:sz w:val="20"/>
+          <w:szCs w:val="20"/>
+          <w:lang w:eastAsia="zh-CN"/>
+        </w:rPr>
+        <w:t xml:space="preserve"> </w:t>
+      </w:r>
+      <w:r>
+        <w:rPr>
+          <w:rFonts w:ascii="Arial" w:eastAsia="Times New Roman" w:hAnsi="Arial" w:cs="Arial"/>
+          <w:color w:val="000000"/>
+          <w:sz w:val="20"/>
+          <w:szCs w:val="20"/>
+          <w:lang w:eastAsia="zh-CN"/>
+        </w:rPr>
+        <w:t xml:space="preserve">and adding filters </w:t>
+      </w:r>
+      <w:r>
+        <w:rPr>
+          <w:rFonts w:ascii="Arial" w:eastAsia="Times New Roman" w:hAnsi="Arial" w:cs="Arial"/>
+          <w:color w:val="000000"/>
+          <w:sz w:val="20"/>
+          <w:szCs w:val="20"/>
+          <w:lang w:eastAsia="zh-CN"/>
+        </w:rPr>
+        <w:t>based on the feedback given.</w:t>
+      </w:r>
+    </w:p>
+    <w:p>
+      <w:pPr>
+        <w:autoSpaceDE w:val="0"/>
+        <w:autoSpaceDN w:val="0"/>
+        <w:adjustRightInd w:val="0"/>
+        <w:spacing w:after="0" w:line="240" w:lineRule="auto"/>
+        <w:jc w:val="both"/>
+        <w:outlineLvl w:val="0"/>
+        <w:rPr>
+          <w:rFonts w:ascii="Arial" w:eastAsia="Times New Roman" w:hAnsi="Arial" w:cs="Arial"/>
+          <w:color w:val="000000"/>
+          <w:sz w:val="20"/>
+          <w:szCs w:val="20"/>
+          <w:lang w:eastAsia="zh-CN"/>
+        </w:rPr>
+      </w:pPr>
+      <w:r>
+        <w:rPr>
+          <w:rFonts w:ascii="Arial" w:eastAsia="Times New Roman" w:hAnsi="Arial" w:cs="Arial"/>
+          <w:color w:val="000000"/>
+          <w:sz w:val="20"/>
+          <w:szCs w:val="20"/>
+          <w:lang w:eastAsia="zh-CN"/>
+        </w:rPr>
+        <w:t>3.</w:t>
+      </w:r>
+      <w:r>
+        <w:rPr>
+          <w:rFonts w:ascii="Arial" w:eastAsia="Times New Roman" w:hAnsi="Arial" w:cs="Arial"/>
+          <w:color w:val="000000"/>
+          <w:sz w:val="20"/>
+          <w:szCs w:val="20"/>
+          <w:lang w:eastAsia="zh-CN"/>
+        </w:rPr>
+        <w:t xml:space="preserve"> </w:t>
+      </w:r>
+      <w:r>
+        <w:rPr>
+          <w:rFonts w:ascii="Arial" w:eastAsia="Times New Roman" w:hAnsi="Arial" w:cs="Arial"/>
+          <w:b/>
+          <w:bCs/>
+          <w:color w:val="000000"/>
+          <w:sz w:val="20"/>
+          <w:szCs w:val="20"/>
+          <w:lang w:eastAsia="zh-CN"/>
+        </w:rPr>
+        <w:t>Developing</w:t>
+      </w:r>
+      <w:r>
+        <w:rPr>
+          <w:rFonts w:ascii="Arial" w:eastAsia="Times New Roman" w:hAnsi="Arial" w:cs="Arial"/>
+          <w:color w:val="000000"/>
+          <w:sz w:val="20"/>
+          <w:szCs w:val="20"/>
+          <w:lang w:eastAsia="zh-CN"/>
+        </w:rPr>
+        <w:t xml:space="preserve">: </w:t>
+      </w:r>
+      <w:r>
+        <w:rPr>
+          <w:rFonts w:ascii="Arial" w:eastAsia="Times New Roman" w:hAnsi="Arial" w:cs="Arial"/>
+          <w:color w:val="000000"/>
+          <w:sz w:val="20"/>
+          <w:szCs w:val="20"/>
+          <w:lang w:eastAsia="zh-CN"/>
+        </w:rPr>
+        <w:t>C</w:t>
+      </w:r>
+      <w:r>
+        <w:rPr>
+          <w:rFonts w:ascii="Arial" w:eastAsia="Times New Roman" w:hAnsi="Arial" w:cs="Arial"/>
+          <w:color w:val="000000"/>
+          <w:sz w:val="20"/>
+          <w:szCs w:val="20"/>
+          <w:lang w:eastAsia="zh-CN"/>
+        </w:rPr>
+        <w:t xml:space="preserve">reating the core functions to plot charts and metrics, and coding the main dashboard </w:t>
+      </w:r>
+      <w:proofErr w:type="spellStart"/>
+      <w:r>
+        <w:rPr>
+          <w:rFonts w:ascii="Arial" w:eastAsia="Times New Roman" w:hAnsi="Arial" w:cs="Arial"/>
+          <w:color w:val="000000"/>
+          <w:sz w:val="20"/>
+          <w:szCs w:val="20"/>
+          <w:lang w:eastAsia="zh-CN"/>
+        </w:rPr>
+        <w:t>Streamlit</w:t>
+      </w:r>
+      <w:proofErr w:type="spellEnd"/>
+      <w:r>
+        <w:rPr>
+          <w:rFonts w:ascii="Arial" w:eastAsia="Times New Roman" w:hAnsi="Arial" w:cs="Arial"/>
+          <w:color w:val="000000"/>
+          <w:sz w:val="20"/>
+          <w:szCs w:val="20"/>
+          <w:lang w:eastAsia="zh-CN"/>
+        </w:rPr>
+        <w:t xml:space="preserve"> implementation. </w:t>
+      </w:r>
+    </w:p>
+    <w:p>
+      <w:pPr>
+        <w:autoSpaceDE w:val="0"/>
+        <w:autoSpaceDN w:val="0"/>
+        <w:adjustRightInd w:val="0"/>
+        <w:spacing w:after="0" w:line="240" w:lineRule="auto"/>
+        <w:jc w:val="both"/>
+        <w:outlineLvl w:val="0"/>
+        <w:rPr>
+          <w:rFonts w:ascii="Arial" w:eastAsia="Times New Roman" w:hAnsi="Arial" w:cs="Arial"/>
+          <w:color w:val="000000"/>
+          <w:sz w:val="20"/>
+          <w:szCs w:val="20"/>
+          <w:lang w:eastAsia="zh-CN"/>
+        </w:rPr>
+      </w:pPr>
+      <w:r>
+        <w:rPr>
+          <w:rFonts w:ascii="Arial" w:eastAsia="Times New Roman" w:hAnsi="Arial" w:cs="Arial"/>
+          <w:color w:val="000000"/>
+          <w:sz w:val="20"/>
+          <w:szCs w:val="20"/>
+          <w:lang w:eastAsia="zh-CN"/>
+        </w:rPr>
+        <w:t>4</w:t>
+      </w:r>
+      <w:r>
+        <w:rPr>
+          <w:rFonts w:ascii="Arial" w:eastAsia="Times New Roman" w:hAnsi="Arial" w:cs="Arial"/>
+          <w:color w:val="000000"/>
+          <w:sz w:val="20"/>
+          <w:szCs w:val="20"/>
+          <w:lang w:eastAsia="zh-CN"/>
+        </w:rPr>
+        <w:t xml:space="preserve">. </w:t>
+      </w:r>
+      <w:r>
+        <w:rPr>
+          <w:rFonts w:ascii="Arial" w:eastAsia="Times New Roman" w:hAnsi="Arial" w:cs="Arial"/>
+          <w:b/>
+          <w:bCs/>
+          <w:color w:val="000000"/>
+          <w:sz w:val="20"/>
+          <w:szCs w:val="20"/>
+          <w:lang w:eastAsia="zh-CN"/>
+        </w:rPr>
+        <w:t>Testing</w:t>
+      </w:r>
+      <w:r>
+        <w:rPr>
+          <w:rFonts w:ascii="Arial" w:eastAsia="Times New Roman" w:hAnsi="Arial" w:cs="Arial"/>
+          <w:color w:val="000000"/>
+          <w:sz w:val="20"/>
+          <w:szCs w:val="20"/>
+          <w:lang w:eastAsia="zh-CN"/>
+        </w:rPr>
+        <w:t>:</w:t>
+      </w:r>
+      <w:r>
+        <w:rPr>
+          <w:rFonts w:ascii="Arial" w:eastAsia="Times New Roman" w:hAnsi="Arial" w:cs="Arial"/>
+          <w:color w:val="000000"/>
+          <w:sz w:val="20"/>
+          <w:szCs w:val="20"/>
+          <w:lang w:eastAsia="zh-CN"/>
+        </w:rPr>
+        <w:t xml:space="preserve"> Verifying to ensure </w:t>
+      </w:r>
+      <w:r>
+        <w:rPr>
+          <w:rFonts w:ascii="Arial" w:eastAsia="Times New Roman" w:hAnsi="Arial" w:cs="Arial"/>
+          <w:color w:val="000000"/>
+          <w:sz w:val="20"/>
+          <w:szCs w:val="20"/>
+          <w:lang w:eastAsia="zh-CN"/>
+        </w:rPr>
+        <w:t>features</w:t>
+      </w:r>
+      <w:r>
+        <w:rPr>
+          <w:rFonts w:ascii="Arial" w:eastAsia="Times New Roman" w:hAnsi="Arial" w:cs="Arial"/>
+          <w:color w:val="000000"/>
+          <w:sz w:val="20"/>
+          <w:szCs w:val="20"/>
+          <w:lang w:eastAsia="zh-CN"/>
+        </w:rPr>
+        <w:t xml:space="preserve"> implemented </w:t>
+      </w:r>
+      <w:r>
+        <w:rPr>
+          <w:rFonts w:ascii="Arial" w:eastAsia="Times New Roman" w:hAnsi="Arial" w:cs="Arial"/>
+          <w:color w:val="000000"/>
+          <w:sz w:val="20"/>
+          <w:szCs w:val="20"/>
+          <w:lang w:eastAsia="zh-CN"/>
+        </w:rPr>
+        <w:t xml:space="preserve">provide accurate outputs and modifications added work seamlessly. </w:t>
+      </w:r>
+    </w:p>
+    <w:p>
+      <w:pPr>
+        <w:autoSpaceDE w:val="0"/>
+        <w:autoSpaceDN w:val="0"/>
+        <w:adjustRightInd w:val="0"/>
+        <w:spacing w:after="0" w:line="240" w:lineRule="auto"/>
+        <w:jc w:val="both"/>
+        <w:outlineLvl w:val="0"/>
+        <w:rPr>
+          <w:rFonts w:ascii="Arial" w:eastAsia="Times New Roman" w:hAnsi="Arial" w:cs="Arial"/>
+          <w:color w:val="000000"/>
+          <w:sz w:val="20"/>
+          <w:szCs w:val="20"/>
+          <w:lang w:eastAsia="zh-CN"/>
+        </w:rPr>
+      </w:pPr>
+      <w:r>
+        <w:rPr>
+          <w:rFonts w:ascii="Arial" w:eastAsia="Times New Roman" w:hAnsi="Arial" w:cs="Arial"/>
+          <w:color w:val="000000"/>
+          <w:sz w:val="20"/>
+          <w:szCs w:val="20"/>
+          <w:lang w:eastAsia="zh-CN"/>
+        </w:rPr>
+        <w:t xml:space="preserve">5. </w:t>
+      </w:r>
+      <w:r>
+        <w:rPr>
+          <w:rFonts w:ascii="Arial" w:eastAsia="Times New Roman" w:hAnsi="Arial" w:cs="Arial"/>
+          <w:b/>
+          <w:bCs/>
+          <w:color w:val="000000"/>
+          <w:sz w:val="20"/>
+          <w:szCs w:val="20"/>
+          <w:lang w:eastAsia="zh-CN"/>
+        </w:rPr>
+        <w:t>Feedback</w:t>
+      </w:r>
+      <w:r>
+        <w:rPr>
+          <w:rFonts w:ascii="Arial" w:eastAsia="Times New Roman" w:hAnsi="Arial" w:cs="Arial"/>
+          <w:color w:val="000000"/>
+          <w:sz w:val="20"/>
+          <w:szCs w:val="20"/>
+          <w:lang w:eastAsia="zh-CN"/>
+        </w:rPr>
+        <w:t xml:space="preserve">: </w:t>
+      </w:r>
+      <w:r>
+        <w:rPr>
+          <w:rFonts w:ascii="Arial" w:eastAsia="Times New Roman" w:hAnsi="Arial" w:cs="Arial"/>
+          <w:color w:val="000000"/>
+          <w:sz w:val="20"/>
+          <w:szCs w:val="20"/>
+          <w:lang w:eastAsia="zh-CN"/>
+        </w:rPr>
+        <w:t>Improvements</w:t>
+      </w:r>
+      <w:r>
+        <w:rPr>
+          <w:rFonts w:ascii="Arial" w:eastAsia="Times New Roman" w:hAnsi="Arial" w:cs="Arial"/>
+          <w:color w:val="000000"/>
+          <w:sz w:val="20"/>
+          <w:szCs w:val="20"/>
+          <w:lang w:eastAsia="zh-CN"/>
+        </w:rPr>
+        <w:t xml:space="preserve"> or new features</w:t>
+      </w:r>
+      <w:r>
+        <w:rPr>
+          <w:rFonts w:ascii="Arial" w:eastAsia="Times New Roman" w:hAnsi="Arial" w:cs="Arial"/>
+          <w:color w:val="000000"/>
+          <w:sz w:val="20"/>
+          <w:szCs w:val="20"/>
+          <w:lang w:eastAsia="zh-CN"/>
+        </w:rPr>
+        <w:t xml:space="preserve"> noted down after testing that </w:t>
+      </w:r>
+      <w:r>
+        <w:rPr>
+          <w:rFonts w:ascii="Arial" w:eastAsia="Times New Roman" w:hAnsi="Arial" w:cs="Arial"/>
+          <w:color w:val="000000"/>
+          <w:sz w:val="20"/>
+          <w:szCs w:val="20"/>
+          <w:lang w:eastAsia="zh-CN"/>
+        </w:rPr>
+        <w:t>help</w:t>
+      </w:r>
+      <w:r>
+        <w:rPr>
+          <w:rFonts w:ascii="Arial" w:eastAsia="Times New Roman" w:hAnsi="Arial" w:cs="Arial"/>
+          <w:color w:val="000000"/>
+          <w:sz w:val="20"/>
+          <w:szCs w:val="20"/>
+          <w:lang w:eastAsia="zh-CN"/>
+        </w:rPr>
+        <w:t xml:space="preserve"> refine the application. </w:t>
+      </w:r>
+    </w:p>
+    <w:p>
+      <w:pPr>
+        <w:autoSpaceDE w:val="0"/>
+        <w:autoSpaceDN w:val="0"/>
+        <w:adjustRightInd w:val="0"/>
+        <w:spacing w:after="0" w:line="240" w:lineRule="auto"/>
+        <w:jc w:val="both"/>
+        <w:outlineLvl w:val="0"/>
+        <w:rPr>
+          <w:rFonts w:ascii="Arial" w:eastAsia="Times New Roman" w:hAnsi="Arial" w:cs="Arial"/>
+          <w:color w:val="000000"/>
+          <w:sz w:val="20"/>
+          <w:szCs w:val="20"/>
+          <w:lang w:eastAsia="zh-CN"/>
+        </w:rPr>
+      </w:pPr>
+    </w:p>
+    <w:p>
+      <w:pPr>
+        <w:autoSpaceDE w:val="0"/>
+        <w:autoSpaceDN w:val="0"/>
+        <w:adjustRightInd w:val="0"/>
+        <w:spacing w:after="0" w:line="240" w:lineRule="auto"/>
+        <w:jc w:val="both"/>
+        <w:outlineLvl w:val="0"/>
+        <w:rPr>
+          <w:rFonts w:ascii="Arial" w:eastAsia="Times New Roman" w:hAnsi="Arial" w:cs="Arial"/>
+          <w:b/>
+          <w:bCs/>
+          <w:color w:val="000000"/>
+          <w:sz w:val="22"/>
+          <w:lang w:eastAsia="zh-CN"/>
+        </w:rPr>
+      </w:pPr>
+      <w:r>
+        <w:rPr>
+          <w:rFonts w:ascii="Arial" w:eastAsia="Times New Roman" w:hAnsi="Arial" w:cs="Arial"/>
+          <w:b/>
+          <w:bCs/>
+          <w:color w:val="000000"/>
+          <w:sz w:val="22"/>
+          <w:lang w:eastAsia="zh-CN"/>
+        </w:rPr>
+        <w:t>Iterations</w:t>
+      </w:r>
+    </w:p>
+    <w:p>
+      <w:pPr>
+        <w:autoSpaceDE w:val="0"/>
+        <w:autoSpaceDN w:val="0"/>
+        <w:adjustRightInd w:val="0"/>
+        <w:spacing w:after="0" w:line="240" w:lineRule="auto"/>
+        <w:jc w:val="both"/>
+        <w:outlineLvl w:val="0"/>
+        <w:rPr>
+          <w:rFonts w:ascii="Arial" w:eastAsia="Times New Roman" w:hAnsi="Arial" w:cs="Arial"/>
+          <w:i/>
+          <w:iCs/>
+          <w:color w:val="000000"/>
+          <w:sz w:val="20"/>
+          <w:szCs w:val="20"/>
+          <w:lang w:eastAsia="zh-CN"/>
+        </w:rPr>
+      </w:pPr>
+    </w:p>
+    <w:p>
+      <w:pPr>
+        <w:autoSpaceDE w:val="0"/>
+        <w:autoSpaceDN w:val="0"/>
+        <w:adjustRightInd w:val="0"/>
+        <w:spacing w:after="0" w:line="240" w:lineRule="auto"/>
+        <w:jc w:val="both"/>
+        <w:outlineLvl w:val="0"/>
+        <w:rPr>
+          <w:rFonts w:ascii="Arial" w:eastAsia="Times New Roman" w:hAnsi="Arial" w:cs="Arial"/>
+          <w:color w:val="000000"/>
+          <w:sz w:val="20"/>
+          <w:szCs w:val="20"/>
+          <w:lang w:eastAsia="zh-CN"/>
+        </w:rPr>
+      </w:pPr>
+      <w:r>
+        <w:rPr>
+          <w:rFonts w:ascii="Arial" w:eastAsia="Times New Roman" w:hAnsi="Arial" w:cs="Arial"/>
+          <w:i/>
+          <w:iCs/>
+          <w:color w:val="000000"/>
+          <w:sz w:val="20"/>
+          <w:szCs w:val="20"/>
+          <w:lang w:eastAsia="zh-CN"/>
+        </w:rPr>
+        <w:t>Iteration 1:</w:t>
+      </w:r>
+      <w:r>
+        <w:rPr>
+          <w:rFonts w:ascii="Arial" w:eastAsia="Times New Roman" w:hAnsi="Arial" w:cs="Arial"/>
+          <w:color w:val="000000"/>
+          <w:sz w:val="20"/>
+          <w:szCs w:val="20"/>
+          <w:lang w:eastAsia="zh-CN"/>
+        </w:rPr>
+        <w:t xml:space="preserve"> Loading raw data, cleaning and conducting EDA. Testing using EDA plots to verify success.</w:t>
+      </w:r>
+    </w:p>
+    <w:p>
+      <w:pPr>
+        <w:autoSpaceDE w:val="0"/>
+        <w:autoSpaceDN w:val="0"/>
+        <w:adjustRightInd w:val="0"/>
+        <w:spacing w:after="0" w:line="240" w:lineRule="auto"/>
+        <w:jc w:val="both"/>
+        <w:outlineLvl w:val="0"/>
+        <w:rPr>
+          <w:rFonts w:ascii="Arial" w:eastAsia="Times New Roman" w:hAnsi="Arial" w:cs="Arial"/>
+          <w:color w:val="000000"/>
+          <w:sz w:val="20"/>
+          <w:szCs w:val="20"/>
+          <w:lang w:eastAsia="zh-CN"/>
+        </w:rPr>
+      </w:pPr>
+      <w:r>
+        <w:rPr>
+          <w:rFonts w:ascii="Arial" w:eastAsia="Times New Roman" w:hAnsi="Arial" w:cs="Arial"/>
+          <w:i/>
+          <w:iCs/>
+          <w:color w:val="000000"/>
+          <w:sz w:val="20"/>
+          <w:szCs w:val="20"/>
+          <w:lang w:eastAsia="zh-CN"/>
+        </w:rPr>
+        <w:t>Iteration 2:</w:t>
+      </w:r>
+      <w:r>
+        <w:rPr>
+          <w:rFonts w:ascii="Arial" w:eastAsia="Times New Roman" w:hAnsi="Arial" w:cs="Arial"/>
+          <w:color w:val="000000"/>
+          <w:sz w:val="20"/>
+          <w:szCs w:val="20"/>
+          <w:lang w:eastAsia="zh-CN"/>
+        </w:rPr>
+        <w:t xml:space="preserve"> Creating a basic </w:t>
+      </w:r>
+      <w:proofErr w:type="spellStart"/>
+      <w:r>
+        <w:rPr>
+          <w:rFonts w:ascii="Arial" w:eastAsia="Times New Roman" w:hAnsi="Arial" w:cs="Arial"/>
+          <w:color w:val="000000"/>
+          <w:sz w:val="20"/>
+          <w:szCs w:val="20"/>
+          <w:lang w:eastAsia="zh-CN"/>
+        </w:rPr>
+        <w:t>Streamlit</w:t>
+      </w:r>
+      <w:proofErr w:type="spellEnd"/>
+      <w:r>
+        <w:rPr>
+          <w:rFonts w:ascii="Arial" w:eastAsia="Times New Roman" w:hAnsi="Arial" w:cs="Arial"/>
+          <w:color w:val="000000"/>
+          <w:sz w:val="20"/>
+          <w:szCs w:val="20"/>
+          <w:lang w:eastAsia="zh-CN"/>
+        </w:rPr>
+        <w:t xml:space="preserve"> dashboard app and plotting initial charts. </w:t>
+      </w:r>
+      <w:r>
+        <w:rPr>
+          <w:rFonts w:ascii="Arial" w:eastAsia="Times New Roman" w:hAnsi="Arial" w:cs="Arial"/>
+          <w:color w:val="000000"/>
+          <w:sz w:val="20"/>
+          <w:szCs w:val="20"/>
+          <w:lang w:eastAsia="zh-CN"/>
+        </w:rPr>
+        <w:t xml:space="preserve">Running the app on the web and verifying the correct implementation of charts without errors. </w:t>
+      </w:r>
+    </w:p>
+    <w:p>
+      <w:pPr>
+        <w:autoSpaceDE w:val="0"/>
+        <w:autoSpaceDN w:val="0"/>
+        <w:adjustRightInd w:val="0"/>
+        <w:spacing w:after="0" w:line="240" w:lineRule="auto"/>
+        <w:jc w:val="both"/>
+        <w:outlineLvl w:val="0"/>
+        <w:rPr>
+          <w:rFonts w:ascii="Arial" w:eastAsia="Times New Roman" w:hAnsi="Arial" w:cs="Arial"/>
+          <w:color w:val="000000"/>
+          <w:sz w:val="20"/>
+          <w:szCs w:val="20"/>
+          <w:lang w:eastAsia="zh-CN"/>
+        </w:rPr>
+      </w:pPr>
+      <w:r>
+        <w:rPr>
+          <w:rFonts w:ascii="Arial" w:eastAsia="Times New Roman" w:hAnsi="Arial" w:cs="Arial"/>
+          <w:i/>
+          <w:iCs/>
+          <w:color w:val="000000"/>
+          <w:sz w:val="20"/>
+          <w:szCs w:val="20"/>
+          <w:lang w:eastAsia="zh-CN"/>
+        </w:rPr>
+        <w:t>Iteration 3:</w:t>
+      </w:r>
+      <w:r>
+        <w:rPr>
+          <w:rFonts w:ascii="Arial" w:eastAsia="Times New Roman" w:hAnsi="Arial" w:cs="Arial"/>
+          <w:color w:val="000000"/>
+          <w:sz w:val="20"/>
+          <w:szCs w:val="20"/>
+          <w:lang w:eastAsia="zh-CN"/>
+        </w:rPr>
+        <w:t xml:space="preserve"> Developing a sidebar and filters to impact charts. Running the app to verify the accurate implementation of the sidebar and filters.</w:t>
+      </w:r>
+    </w:p>
+    <w:p>
+      <w:pPr>
+        <w:autoSpaceDE w:val="0"/>
+        <w:autoSpaceDN w:val="0"/>
+        <w:adjustRightInd w:val="0"/>
+        <w:spacing w:after="0" w:line="240" w:lineRule="auto"/>
+        <w:jc w:val="both"/>
+        <w:outlineLvl w:val="0"/>
+        <w:rPr>
+          <w:rFonts w:ascii="Arial" w:eastAsia="Times New Roman" w:hAnsi="Arial" w:cs="Arial"/>
+          <w:color w:val="000000"/>
+          <w:sz w:val="20"/>
+          <w:szCs w:val="20"/>
+          <w:lang w:eastAsia="zh-CN"/>
+        </w:rPr>
+      </w:pPr>
+      <w:r>
+        <w:rPr>
+          <w:rFonts w:ascii="Arial" w:eastAsia="Times New Roman" w:hAnsi="Arial" w:cs="Arial"/>
+          <w:i/>
+          <w:iCs/>
+          <w:color w:val="000000"/>
+          <w:sz w:val="20"/>
+          <w:szCs w:val="20"/>
+          <w:lang w:eastAsia="zh-CN"/>
+        </w:rPr>
+        <w:t>Iteration 4:</w:t>
+      </w:r>
+      <w:r>
+        <w:rPr>
+          <w:rFonts w:ascii="Arial" w:eastAsia="Times New Roman" w:hAnsi="Arial" w:cs="Arial"/>
+          <w:color w:val="000000"/>
+          <w:sz w:val="20"/>
+          <w:szCs w:val="20"/>
+          <w:lang w:eastAsia="zh-CN"/>
+        </w:rPr>
+        <w:t xml:space="preserve"> Calculating and implementing KPI metrics for summary statistics. Running the app and verifying accurate calculations by comparing against manual calculations.</w:t>
+      </w:r>
+    </w:p>
+    <w:p>
+      <w:pPr>
+        <w:autoSpaceDE w:val="0"/>
+        <w:autoSpaceDN w:val="0"/>
+        <w:adjustRightInd w:val="0"/>
+        <w:spacing w:after="0" w:line="240" w:lineRule="auto"/>
+        <w:jc w:val="both"/>
+        <w:outlineLvl w:val="0"/>
+        <w:rPr>
+          <w:rFonts w:ascii="Arial" w:eastAsia="SimSun" w:hAnsi="Arial" w:cs="Arial"/>
+          <w:bCs/>
+          <w:sz w:val="20"/>
+          <w:szCs w:val="20"/>
+          <w:lang w:eastAsia="zh-CN"/>
+        </w:rPr>
+      </w:pPr>
+      <w:r>
+        <w:rPr>
+          <w:rFonts w:ascii="Arial" w:eastAsia="Times New Roman" w:hAnsi="Arial" w:cs="Arial"/>
+          <w:i/>
+          <w:iCs/>
+          <w:color w:val="000000"/>
+          <w:sz w:val="20"/>
+          <w:szCs w:val="20"/>
+          <w:lang w:eastAsia="zh-CN"/>
+        </w:rPr>
+        <w:t>Iteration 5:</w:t>
+      </w:r>
+      <w:r>
+        <w:rPr>
+          <w:rFonts w:ascii="Arial" w:eastAsia="Times New Roman" w:hAnsi="Arial" w:cs="Arial"/>
+          <w:color w:val="000000"/>
+          <w:sz w:val="20"/>
+          <w:szCs w:val="20"/>
+          <w:lang w:eastAsia="zh-CN"/>
+        </w:rPr>
+        <w:t xml:space="preserve"> Customising and adjusting the user interface. Testing accurate changes in the user interface by ensuring a clean layout of charts with a cohesive colour scheme.</w:t>
+      </w:r>
+    </w:p>
+    <w:p>
+      <w:pPr>
+        <w:autoSpaceDE w:val="0"/>
+        <w:autoSpaceDN w:val="0"/>
+        <w:adjustRightInd w:val="0"/>
+        <w:spacing w:after="0" w:line="240" w:lineRule="auto"/>
+        <w:jc w:val="both"/>
+        <w:outlineLvl w:val="0"/>
+        <w:rPr>
+          <w:rFonts w:ascii="Arial" w:eastAsia="SimSun" w:hAnsi="Arial" w:cs="Arial"/>
+          <w:b/>
+          <w:color w:val="760027"/>
+          <w:sz w:val="22"/>
+          <w:lang w:eastAsia="zh-CN"/>
+        </w:rPr>
+      </w:pPr>
+    </w:p>
+    <w:p>
+      <w:pPr>
+        <w:autoSpaceDE w:val="0"/>
+        <w:autoSpaceDN w:val="0"/>
+        <w:adjustRightInd w:val="0"/>
+        <w:spacing w:after="0" w:line="240" w:lineRule="auto"/>
+        <w:jc w:val="both"/>
+        <w:outlineLvl w:val="0"/>
+        <w:rPr>
+          <w:rFonts w:ascii="Arial" w:eastAsia="SimSun" w:hAnsi="Arial" w:cs="Arial"/>
+          <w:b/>
+          <w:color w:val="760027"/>
+          <w:sz w:val="22"/>
+          <w:lang w:eastAsia="zh-CN"/>
+        </w:rPr>
+      </w:pPr>
+    </w:p>
+    <w:p>
+      <w:pPr>
+        <w:autoSpaceDE w:val="0"/>
+        <w:autoSpaceDN w:val="0"/>
+        <w:adjustRightInd w:val="0"/>
+        <w:spacing w:after="0" w:line="240" w:lineRule="auto"/>
+        <w:jc w:val="both"/>
+        <w:outlineLvl w:val="0"/>
+        <w:rPr>
+          <w:rFonts w:ascii="Arial" w:eastAsia="SimSun" w:hAnsi="Arial" w:cs="Arial"/>
+          <w:b/>
+          <w:color w:val="760027"/>
+          <w:sz w:val="20"/>
+          <w:szCs w:val="20"/>
+          <w:lang w:eastAsia="zh-CN"/>
+        </w:rPr>
+      </w:pPr>
+      <w:r>
+        <w:rPr>
+          <w:rFonts w:ascii="Arial" w:eastAsia="SimSun" w:hAnsi="Arial" w:cs="Arial"/>
+          <w:b/>
+          <w:color w:val="760027"/>
+          <w:sz w:val="22"/>
+          <w:lang w:eastAsia="zh-CN"/>
+        </w:rPr>
+        <w:t>Requirements</w:t>
       </w:r>
     </w:p>
     <w:p>
@@ -507,474 +2456,10 @@
         <w:jc w:val="both"/>
         <w:rPr>
           <w:rFonts w:ascii="Arial" w:eastAsia="Times New Roman" w:hAnsi="Arial" w:cs="Arial"/>
-          <w:color w:val="000000"/>
-          <w:sz w:val="20"/>
-          <w:szCs w:val="20"/>
-          <w:lang w:eastAsia="zh-CN"/>
-        </w:rPr>
-      </w:pPr>
-      <w:r>
-        <w:rPr>
-          <w:rFonts w:ascii="Arial" w:eastAsia="Times New Roman" w:hAnsi="Arial" w:cs="Arial"/>
-          <w:color w:val="000000"/>
-          <w:sz w:val="20"/>
-          <w:szCs w:val="20"/>
-          <w:lang w:eastAsia="zh-CN"/>
-        </w:rPr>
-        <w:t>Objectives</w:t>
-      </w:r>
-    </w:p>
-    <w:p>
-      <w:pPr>
-        <w:autoSpaceDE w:val="0"/>
-        <w:autoSpaceDN w:val="0"/>
-        <w:adjustRightInd w:val="0"/>
-        <w:spacing w:after="120" w:line="240" w:lineRule="auto"/>
-        <w:jc w:val="both"/>
-        <w:rPr>
-          <w:rFonts w:ascii="Arial" w:eastAsia="Times New Roman" w:hAnsi="Arial" w:cs="Arial"/>
-          <w:color w:val="000000"/>
-          <w:sz w:val="20"/>
-          <w:szCs w:val="20"/>
-          <w:lang w:eastAsia="zh-CN"/>
-        </w:rPr>
-      </w:pPr>
-      <w:r>
-        <w:rPr>
-          <w:rFonts w:ascii="Arial" w:eastAsia="Times New Roman" w:hAnsi="Arial" w:cs="Arial"/>
-          <w:color w:val="000000"/>
-          <w:sz w:val="20"/>
-          <w:szCs w:val="20"/>
-          <w:lang w:eastAsia="zh-CN"/>
-        </w:rPr>
-        <w:t xml:space="preserve">This project aims to provide clean, easily accessible and understandable visualisations to help </w:t>
-      </w:r>
-      <w:r>
-        <w:rPr>
-          <w:rFonts w:ascii="Arial" w:eastAsia="Times New Roman" w:hAnsi="Arial" w:cs="Arial"/>
-          <w:color w:val="000000"/>
-          <w:sz w:val="20"/>
-          <w:szCs w:val="20"/>
-          <w:lang w:eastAsia="zh-CN"/>
-        </w:rPr>
-        <w:t xml:space="preserve">decision-makers, finance professionals and technology experts analyse the progress of waste management initiatives. Moreover, it aims to help understand the severity of waste management and encourage steps to be taken in every household to contribute towards a sustainable life. </w:t>
-      </w:r>
-    </w:p>
-    <w:p>
-      <w:pPr>
-        <w:autoSpaceDE w:val="0"/>
-        <w:autoSpaceDN w:val="0"/>
-        <w:adjustRightInd w:val="0"/>
-        <w:spacing w:after="0" w:line="240" w:lineRule="auto"/>
-        <w:outlineLvl w:val="0"/>
-        <w:rPr>
-          <w:rFonts w:ascii="Arial" w:eastAsia="Times New Roman" w:hAnsi="Arial" w:cs="Arial"/>
-          <w:color w:val="000000"/>
-          <w:sz w:val="20"/>
-          <w:szCs w:val="20"/>
-          <w:lang w:eastAsia="zh-CN"/>
-        </w:rPr>
-      </w:pPr>
-      <w:r>
-        <w:rPr>
-          <w:rFonts w:ascii="Arial" w:eastAsia="Times New Roman" w:hAnsi="Arial" w:cs="Arial"/>
-          <w:color w:val="000000"/>
-          <w:sz w:val="20"/>
-          <w:szCs w:val="20"/>
-          <w:lang w:eastAsia="zh-CN"/>
-        </w:rPr>
-        <w:t>The key dimension</w:t>
-      </w:r>
-      <w:r>
-        <w:rPr>
-          <w:rFonts w:ascii="Arial" w:eastAsia="Times New Roman" w:hAnsi="Arial" w:cs="Arial"/>
-          <w:color w:val="000000"/>
-          <w:sz w:val="20"/>
-          <w:szCs w:val="20"/>
-          <w:lang w:eastAsia="zh-CN"/>
-        </w:rPr>
-        <w:t>s</w:t>
-      </w:r>
-      <w:r>
-        <w:rPr>
-          <w:rFonts w:ascii="Arial" w:eastAsia="Times New Roman" w:hAnsi="Arial" w:cs="Arial"/>
-          <w:color w:val="000000"/>
-          <w:sz w:val="20"/>
-          <w:szCs w:val="20"/>
-          <w:lang w:eastAsia="zh-CN"/>
-        </w:rPr>
-        <w:t xml:space="preserve"> chosen to build this project were;</w:t>
-      </w:r>
-    </w:p>
-    <w:p>
-      <w:pPr>
-        <w:autoSpaceDE w:val="0"/>
-        <w:autoSpaceDN w:val="0"/>
-        <w:adjustRightInd w:val="0"/>
-        <w:spacing w:after="0" w:line="240" w:lineRule="auto"/>
-        <w:outlineLvl w:val="0"/>
-        <w:rPr>
-          <w:rFonts w:ascii="Arial" w:eastAsia="Times New Roman" w:hAnsi="Arial" w:cs="Arial"/>
-          <w:color w:val="000000"/>
-          <w:sz w:val="20"/>
-          <w:szCs w:val="20"/>
-          <w:lang w:eastAsia="zh-CN"/>
-        </w:rPr>
-      </w:pPr>
-      <w:r>
-        <w:rPr>
-          <w:rFonts w:ascii="Arial" w:eastAsia="Times New Roman" w:hAnsi="Arial" w:cs="Arial"/>
-          <w:color w:val="000000"/>
-          <w:sz w:val="20"/>
-          <w:szCs w:val="20"/>
-          <w:lang w:eastAsia="zh-CN"/>
-        </w:rPr>
-        <w:t>Recycling (kg per capita)</w:t>
-      </w:r>
-      <w:r>
-        <w:rPr>
-          <w:rFonts w:ascii="Arial" w:eastAsia="Times New Roman" w:hAnsi="Arial" w:cs="Arial"/>
-          <w:color w:val="000000"/>
-          <w:sz w:val="20"/>
-          <w:szCs w:val="20"/>
-          <w:lang w:eastAsia="zh-CN"/>
-        </w:rPr>
-        <w:t xml:space="preserve">: </w:t>
-      </w:r>
-      <w:r>
-        <w:rPr>
-          <w:rFonts w:ascii="Arial" w:eastAsia="Times New Roman" w:hAnsi="Arial" w:cs="Arial"/>
-          <w:color w:val="000000"/>
-          <w:sz w:val="20"/>
-          <w:szCs w:val="20"/>
-          <w:lang w:eastAsia="zh-CN"/>
-        </w:rPr>
-        <w:t>U</w:t>
-      </w:r>
-      <w:r>
-        <w:rPr>
-          <w:rFonts w:ascii="Arial" w:eastAsia="Times New Roman" w:hAnsi="Arial" w:cs="Arial"/>
-          <w:color w:val="000000"/>
-          <w:sz w:val="20"/>
-          <w:szCs w:val="20"/>
-          <w:lang w:eastAsia="zh-CN"/>
-        </w:rPr>
-        <w:t>nderstanding the quantity of waste being recycled</w:t>
-      </w:r>
-    </w:p>
-    <w:p>
-      <w:pPr>
-        <w:autoSpaceDE w:val="0"/>
-        <w:autoSpaceDN w:val="0"/>
-        <w:adjustRightInd w:val="0"/>
-        <w:spacing w:after="0" w:line="240" w:lineRule="auto"/>
-        <w:outlineLvl w:val="0"/>
-        <w:rPr>
-          <w:rFonts w:ascii="Arial" w:eastAsia="Times New Roman" w:hAnsi="Arial" w:cs="Arial"/>
-          <w:color w:val="000000"/>
-          <w:sz w:val="20"/>
-          <w:szCs w:val="20"/>
-          <w:lang w:eastAsia="zh-CN"/>
-        </w:rPr>
-      </w:pPr>
-      <w:r>
-        <w:rPr>
-          <w:rFonts w:ascii="Arial" w:eastAsia="Times New Roman" w:hAnsi="Arial" w:cs="Arial"/>
-          <w:color w:val="000000"/>
-          <w:sz w:val="20"/>
-          <w:szCs w:val="20"/>
-          <w:lang w:eastAsia="zh-CN"/>
-        </w:rPr>
-        <w:t>Disposal - Incineration (kg per capita)</w:t>
-      </w:r>
-      <w:r>
-        <w:rPr>
-          <w:rFonts w:ascii="Arial" w:eastAsia="Times New Roman" w:hAnsi="Arial" w:cs="Arial"/>
-          <w:color w:val="000000"/>
-          <w:sz w:val="20"/>
-          <w:szCs w:val="20"/>
-          <w:lang w:eastAsia="zh-CN"/>
-        </w:rPr>
-        <w:t>:</w:t>
-      </w:r>
-      <w:r>
-        <w:rPr>
-          <w:rFonts w:ascii="Arial" w:eastAsia="Times New Roman" w:hAnsi="Arial" w:cs="Arial"/>
-          <w:color w:val="000000"/>
-          <w:sz w:val="20"/>
-          <w:szCs w:val="20"/>
-          <w:lang w:eastAsia="zh-CN"/>
-        </w:rPr>
-        <w:t xml:space="preserve"> </w:t>
-      </w:r>
-      <w:r>
-        <w:rPr>
-          <w:rFonts w:ascii="Arial" w:eastAsia="Times New Roman" w:hAnsi="Arial" w:cs="Arial"/>
-          <w:color w:val="000000"/>
-          <w:sz w:val="20"/>
-          <w:szCs w:val="20"/>
-          <w:lang w:eastAsia="zh-CN"/>
-        </w:rPr>
-        <w:t>Un</w:t>
-      </w:r>
-      <w:r>
-        <w:rPr>
-          <w:rFonts w:ascii="Arial" w:eastAsia="Times New Roman" w:hAnsi="Arial" w:cs="Arial"/>
-          <w:color w:val="000000"/>
-          <w:sz w:val="20"/>
-          <w:szCs w:val="20"/>
-          <w:lang w:eastAsia="zh-CN"/>
-        </w:rPr>
-        <w:t xml:space="preserve">derstanding the quantity of waste being </w:t>
-      </w:r>
-      <w:r>
-        <w:rPr>
-          <w:rFonts w:ascii="Arial" w:eastAsia="Times New Roman" w:hAnsi="Arial" w:cs="Arial"/>
-          <w:color w:val="000000"/>
-          <w:sz w:val="20"/>
-          <w:szCs w:val="20"/>
-          <w:lang w:eastAsia="zh-CN"/>
-        </w:rPr>
-        <w:t>burned to convert into energy</w:t>
-      </w:r>
-    </w:p>
-    <w:p>
-      <w:pPr>
-        <w:autoSpaceDE w:val="0"/>
-        <w:autoSpaceDN w:val="0"/>
-        <w:adjustRightInd w:val="0"/>
-        <w:spacing w:after="0" w:line="240" w:lineRule="auto"/>
-        <w:outlineLvl w:val="0"/>
-        <w:rPr>
-          <w:rFonts w:ascii="Arial" w:eastAsia="Times New Roman" w:hAnsi="Arial" w:cs="Arial"/>
-          <w:color w:val="000000"/>
-          <w:sz w:val="20"/>
-          <w:szCs w:val="20"/>
-          <w:lang w:eastAsia="zh-CN"/>
-        </w:rPr>
-      </w:pPr>
-      <w:r>
-        <w:rPr>
-          <w:rFonts w:ascii="Arial" w:eastAsia="Times New Roman" w:hAnsi="Arial" w:cs="Arial"/>
-          <w:color w:val="000000"/>
-          <w:sz w:val="20"/>
-          <w:szCs w:val="20"/>
-          <w:lang w:eastAsia="zh-CN"/>
-        </w:rPr>
-        <w:t>Disposal – Landfill and other (kg per capita)</w:t>
-      </w:r>
-      <w:r>
-        <w:rPr>
-          <w:rFonts w:ascii="Arial" w:eastAsia="Times New Roman" w:hAnsi="Arial" w:cs="Arial"/>
-          <w:color w:val="000000"/>
-          <w:sz w:val="20"/>
-          <w:szCs w:val="20"/>
-          <w:lang w:eastAsia="zh-CN"/>
-        </w:rPr>
-        <w:t xml:space="preserve">: </w:t>
-      </w:r>
-      <w:r>
-        <w:rPr>
-          <w:rFonts w:ascii="Arial" w:eastAsia="Times New Roman" w:hAnsi="Arial" w:cs="Arial"/>
-          <w:color w:val="000000"/>
-          <w:sz w:val="20"/>
-          <w:szCs w:val="20"/>
-          <w:lang w:eastAsia="zh-CN"/>
-        </w:rPr>
-        <w:t>U</w:t>
-      </w:r>
-      <w:r>
-        <w:rPr>
-          <w:rFonts w:ascii="Arial" w:eastAsia="Times New Roman" w:hAnsi="Arial" w:cs="Arial"/>
-          <w:color w:val="000000"/>
-          <w:sz w:val="20"/>
-          <w:szCs w:val="20"/>
-          <w:lang w:eastAsia="zh-CN"/>
-        </w:rPr>
-        <w:t>nderstanding the quantity of waste not responsibly disposed of</w:t>
-      </w:r>
-    </w:p>
-    <w:p>
-      <w:pPr>
-        <w:autoSpaceDE w:val="0"/>
-        <w:autoSpaceDN w:val="0"/>
-        <w:adjustRightInd w:val="0"/>
-        <w:spacing w:after="0" w:line="240" w:lineRule="auto"/>
-        <w:outlineLvl w:val="0"/>
-        <w:rPr>
-          <w:rFonts w:ascii="Arial" w:eastAsia="Times New Roman" w:hAnsi="Arial" w:cs="Arial"/>
-          <w:color w:val="000000"/>
-          <w:sz w:val="20"/>
-          <w:szCs w:val="20"/>
-          <w:lang w:eastAsia="zh-CN"/>
-        </w:rPr>
-      </w:pPr>
-      <w:r>
-        <w:rPr>
-          <w:rFonts w:ascii="Arial" w:eastAsia="Times New Roman" w:hAnsi="Arial" w:cs="Arial"/>
-          <w:color w:val="000000"/>
-          <w:sz w:val="20"/>
-          <w:szCs w:val="20"/>
-          <w:lang w:eastAsia="zh-CN"/>
-        </w:rPr>
-        <w:t>Waste Generated</w:t>
-      </w:r>
-      <w:r>
-        <w:rPr>
-          <w:rFonts w:ascii="Arial" w:eastAsia="Times New Roman" w:hAnsi="Arial" w:cs="Arial"/>
-          <w:color w:val="000000"/>
-          <w:sz w:val="20"/>
-          <w:szCs w:val="20"/>
-          <w:lang w:eastAsia="zh-CN"/>
-        </w:rPr>
-        <w:t xml:space="preserve">: </w:t>
-      </w:r>
-      <w:r>
-        <w:rPr>
-          <w:rFonts w:ascii="Arial" w:eastAsia="Times New Roman" w:hAnsi="Arial" w:cs="Arial"/>
-          <w:color w:val="000000"/>
-          <w:sz w:val="20"/>
-          <w:szCs w:val="20"/>
-          <w:lang w:eastAsia="zh-CN"/>
-        </w:rPr>
-        <w:t>Understanding</w:t>
-      </w:r>
-      <w:r>
-        <w:rPr>
-          <w:rFonts w:ascii="Arial" w:eastAsia="Times New Roman" w:hAnsi="Arial" w:cs="Arial"/>
-          <w:color w:val="000000"/>
-          <w:sz w:val="20"/>
-          <w:szCs w:val="20"/>
-          <w:lang w:eastAsia="zh-CN"/>
-        </w:rPr>
-        <w:t xml:space="preserve"> total waste generated </w:t>
-      </w:r>
-    </w:p>
-    <w:p>
-      <w:pPr>
-        <w:autoSpaceDE w:val="0"/>
-        <w:autoSpaceDN w:val="0"/>
-        <w:adjustRightInd w:val="0"/>
-        <w:spacing w:after="0" w:line="240" w:lineRule="auto"/>
-        <w:outlineLvl w:val="0"/>
-        <w:rPr>
-          <w:rFonts w:ascii="Arial" w:eastAsia="Times New Roman" w:hAnsi="Arial" w:cs="Arial"/>
-          <w:color w:val="000000"/>
-          <w:sz w:val="20"/>
-          <w:szCs w:val="20"/>
-          <w:lang w:eastAsia="zh-CN"/>
-        </w:rPr>
-      </w:pPr>
-    </w:p>
-    <w:p>
-      <w:pPr>
-        <w:autoSpaceDE w:val="0"/>
-        <w:autoSpaceDN w:val="0"/>
-        <w:adjustRightInd w:val="0"/>
-        <w:spacing w:after="0" w:line="240" w:lineRule="auto"/>
-        <w:outlineLvl w:val="0"/>
-        <w:rPr>
-          <w:rFonts w:ascii="Arial" w:eastAsia="SimSun" w:hAnsi="Arial" w:cs="Arial"/>
-          <w:b/>
-          <w:color w:val="760027"/>
-          <w:sz w:val="22"/>
-          <w:lang w:eastAsia="zh-CN"/>
-        </w:rPr>
-      </w:pPr>
-      <w:r>
-        <w:rPr>
-          <w:rFonts w:ascii="Arial" w:eastAsia="SimSun" w:hAnsi="Arial" w:cs="Arial"/>
-          <w:b/>
-          <w:color w:val="760027"/>
-          <w:sz w:val="22"/>
-          <w:lang w:eastAsia="zh-CN"/>
-        </w:rPr>
-        <w:t>Development Methodology</w:t>
-      </w:r>
-    </w:p>
-    <w:p>
-      <w:pPr>
-        <w:autoSpaceDE w:val="0"/>
-        <w:autoSpaceDN w:val="0"/>
-        <w:adjustRightInd w:val="0"/>
-        <w:spacing w:after="120" w:line="240" w:lineRule="auto"/>
-        <w:jc w:val="both"/>
-        <w:rPr>
-          <w:rFonts w:ascii="Arial" w:eastAsia="Times New Roman" w:hAnsi="Arial" w:cs="Arial"/>
-          <w:color w:val="000000"/>
-          <w:sz w:val="20"/>
-          <w:szCs w:val="20"/>
-          <w:lang w:eastAsia="zh-CN"/>
-        </w:rPr>
-      </w:pPr>
-    </w:p>
-    <w:p>
-      <w:pPr>
-        <w:autoSpaceDE w:val="0"/>
-        <w:autoSpaceDN w:val="0"/>
-        <w:adjustRightInd w:val="0"/>
-        <w:spacing w:after="120" w:line="240" w:lineRule="auto"/>
-        <w:jc w:val="both"/>
-        <w:rPr>
-          <w:rFonts w:ascii="Arial" w:eastAsia="Times New Roman" w:hAnsi="Arial" w:cs="Arial"/>
-          <w:color w:val="000000"/>
-          <w:sz w:val="20"/>
-          <w:szCs w:val="20"/>
-          <w:lang w:eastAsia="zh-CN"/>
-        </w:rPr>
-      </w:pPr>
-      <w:r>
-        <w:rPr>
-          <w:rFonts w:ascii="Arial" w:eastAsia="Times New Roman" w:hAnsi="Arial" w:cs="Arial"/>
-          <w:color w:val="000000"/>
-          <w:sz w:val="20"/>
-          <w:szCs w:val="20"/>
-          <w:lang w:eastAsia="zh-CN"/>
-        </w:rPr>
-        <w:t>Write about the choice of development method selected to conduct the work and document key phases of development.</w:t>
-      </w:r>
-    </w:p>
-    <w:p>
-      <w:pPr>
-        <w:autoSpaceDE w:val="0"/>
-        <w:autoSpaceDN w:val="0"/>
-        <w:adjustRightInd w:val="0"/>
-        <w:spacing w:after="0" w:line="240" w:lineRule="auto"/>
-        <w:outlineLvl w:val="0"/>
-        <w:rPr>
-          <w:rFonts w:ascii="Arial" w:eastAsia="SimSun" w:hAnsi="Arial" w:cs="Arial"/>
-          <w:b/>
-          <w:color w:val="760027"/>
-          <w:sz w:val="20"/>
-          <w:szCs w:val="20"/>
-          <w:lang w:eastAsia="zh-CN"/>
-        </w:rPr>
-      </w:pPr>
-      <w:r>
-        <w:rPr>
-          <w:rFonts w:ascii="Arial" w:eastAsia="SimSun" w:hAnsi="Arial" w:cs="Arial"/>
-          <w:b/>
-          <w:color w:val="760027"/>
-          <w:sz w:val="22"/>
-          <w:lang w:eastAsia="zh-CN"/>
-        </w:rPr>
-        <w:t>Requirements</w:t>
-      </w:r>
-    </w:p>
-    <w:p>
-      <w:pPr>
-        <w:autoSpaceDE w:val="0"/>
-        <w:autoSpaceDN w:val="0"/>
-        <w:adjustRightInd w:val="0"/>
-        <w:spacing w:after="120" w:line="240" w:lineRule="auto"/>
-        <w:jc w:val="both"/>
-        <w:rPr>
-          <w:rFonts w:ascii="Arial" w:eastAsia="Times New Roman" w:hAnsi="Arial" w:cs="Arial"/>
           <w:b/>
           <w:bCs/>
           <w:color w:val="000000"/>
-          <w:sz w:val="20"/>
-          <w:szCs w:val="20"/>
+          <w:sz w:val="22"/>
           <w:lang w:eastAsia="zh-CN"/>
         </w:rPr>
       </w:pPr>
@@ -984,8 +2469,7 @@
           <w:b/>
           <w:bCs/>
           <w:color w:val="000000"/>
-          <w:sz w:val="20"/>
-          <w:szCs w:val="20"/>
+          <w:sz w:val="22"/>
           <w:lang w:eastAsia="zh-CN"/>
         </w:rPr>
         <w:t>Functional</w:t>
@@ -1019,7 +2503,27 @@
           <w:szCs w:val="20"/>
           <w:lang w:eastAsia="zh-CN"/>
         </w:rPr>
-        <w:t xml:space="preserve">Users will be able to filter data based on country and year. </w:t>
+        <w:t xml:space="preserve">Dashboard will load and process </w:t>
+      </w:r>
+      <w:r>
+        <w:rPr>
+          <w:rFonts w:ascii="Arial" w:eastAsia="Times New Roman" w:hAnsi="Arial" w:cs="Arial"/>
+          <w:color w:val="000000"/>
+          <w:sz w:val="20"/>
+          <w:szCs w:val="20"/>
+          <w:lang w:eastAsia="zh-CN"/>
+        </w:rPr>
+        <w:t xml:space="preserve">the latest version of </w:t>
+      </w:r>
+      <w:r>
+        <w:rPr>
+          <w:rFonts w:ascii="Arial" w:eastAsia="Times New Roman" w:hAnsi="Arial" w:cs="Arial"/>
+          <w:color w:val="000000"/>
+          <w:sz w:val="20"/>
+          <w:szCs w:val="20"/>
+          <w:lang w:eastAsia="zh-CN"/>
+        </w:rPr>
+        <w:t>European waste management datasets.</w:t>
       </w:r>
     </w:p>
     <w:p>
@@ -1050,11 +2554,16 @@
           <w:szCs w:val="20"/>
           <w:lang w:eastAsia="zh-CN"/>
         </w:rPr>
-        <w:t xml:space="preserve">Dashboard at default will display European statistics. </w:t>
+        <w:t>Dashboard will display 5 insightful charts regarding waste management.</w:t>
       </w:r>
     </w:p>
     <w:p>
       <w:pPr>
+        <w:pStyle w:val="ListParagraph"/>
+        <w:numPr>
+          <w:ilvl w:val="0"/>
+          <w:numId w:val="3"/>
+        </w:numPr>
         <w:autoSpaceDE w:val="0"/>
         <w:autoSpaceDN w:val="0"/>
         <w:adjustRightInd w:val="0"/>
@@ -1062,11 +2571,208 @@
         <w:jc w:val="both"/>
         <w:rPr>
           <w:rFonts w:ascii="Arial" w:eastAsia="Times New Roman" w:hAnsi="Arial" w:cs="Arial"/>
+          <w:color w:val="000000"/>
+          <w:sz w:val="20"/>
+          <w:szCs w:val="20"/>
+          <w:lang w:eastAsia="zh-CN"/>
+        </w:rPr>
+      </w:pPr>
+      <w:r>
+        <w:rPr>
+          <w:rFonts w:ascii="Arial" w:eastAsia="Times New Roman" w:hAnsi="Arial" w:cs="Arial"/>
+          <w:color w:val="000000"/>
+          <w:sz w:val="20"/>
+          <w:szCs w:val="20"/>
+          <w:lang w:eastAsia="zh-CN"/>
+        </w:rPr>
+        <w:t xml:space="preserve">Dashboard will calculate and display </w:t>
+      </w:r>
+      <w:r>
+        <w:rPr>
+          <w:rFonts w:ascii="Arial" w:eastAsia="Times New Roman" w:hAnsi="Arial" w:cs="Arial"/>
+          <w:color w:val="000000"/>
+          <w:sz w:val="20"/>
+          <w:szCs w:val="20"/>
+          <w:lang w:eastAsia="zh-CN"/>
+        </w:rPr>
+        <w:t xml:space="preserve">3 </w:t>
+      </w:r>
+      <w:r>
+        <w:rPr>
+          <w:rFonts w:ascii="Arial" w:eastAsia="Times New Roman" w:hAnsi="Arial" w:cs="Arial"/>
+          <w:color w:val="000000"/>
+          <w:sz w:val="20"/>
+          <w:szCs w:val="20"/>
+          <w:lang w:eastAsia="zh-CN"/>
+        </w:rPr>
+        <w:t xml:space="preserve">dynamic </w:t>
+      </w:r>
+      <w:r>
+        <w:rPr>
+          <w:rFonts w:ascii="Arial" w:eastAsia="Times New Roman" w:hAnsi="Arial" w:cs="Arial"/>
+          <w:color w:val="000000"/>
+          <w:sz w:val="20"/>
+          <w:szCs w:val="20"/>
+          <w:lang w:eastAsia="zh-CN"/>
+        </w:rPr>
+        <w:t xml:space="preserve">summary </w:t>
+      </w:r>
+      <w:r>
+        <w:rPr>
+          <w:rFonts w:ascii="Arial" w:eastAsia="Times New Roman" w:hAnsi="Arial" w:cs="Arial"/>
+          <w:color w:val="000000"/>
+          <w:sz w:val="20"/>
+          <w:szCs w:val="20"/>
+          <w:lang w:eastAsia="zh-CN"/>
+        </w:rPr>
+        <w:t>metrics</w:t>
+      </w:r>
+      <w:r>
+        <w:rPr>
+          <w:rFonts w:ascii="Arial" w:eastAsia="Times New Roman" w:hAnsi="Arial" w:cs="Arial"/>
+          <w:color w:val="000000"/>
+          <w:sz w:val="20"/>
+          <w:szCs w:val="20"/>
+          <w:lang w:eastAsia="zh-CN"/>
+        </w:rPr>
+        <w:t>.</w:t>
+      </w:r>
+    </w:p>
+    <w:p>
+      <w:pPr>
+        <w:pStyle w:val="ListParagraph"/>
+        <w:numPr>
+          <w:ilvl w:val="0"/>
+          <w:numId w:val="3"/>
+        </w:numPr>
+        <w:autoSpaceDE w:val="0"/>
+        <w:autoSpaceDN w:val="0"/>
+        <w:adjustRightInd w:val="0"/>
+        <w:spacing w:after="120" w:line="240" w:lineRule="auto"/>
+        <w:jc w:val="both"/>
+        <w:rPr>
+          <w:rFonts w:ascii="Arial" w:eastAsia="Times New Roman" w:hAnsi="Arial" w:cs="Arial"/>
+          <w:color w:val="000000"/>
+          <w:sz w:val="20"/>
+          <w:szCs w:val="20"/>
+          <w:lang w:eastAsia="zh-CN"/>
+        </w:rPr>
+      </w:pPr>
+      <w:r>
+        <w:rPr>
+          <w:rFonts w:ascii="Arial" w:eastAsia="Times New Roman" w:hAnsi="Arial" w:cs="Arial"/>
+          <w:color w:val="000000"/>
+          <w:sz w:val="20"/>
+          <w:szCs w:val="20"/>
+          <w:lang w:eastAsia="zh-CN"/>
+        </w:rPr>
+        <w:t xml:space="preserve">Users will be able to </w:t>
+      </w:r>
+      <w:r>
+        <w:rPr>
+          <w:rFonts w:ascii="Arial" w:eastAsia="Times New Roman" w:hAnsi="Arial" w:cs="Arial"/>
+          <w:color w:val="000000"/>
+          <w:sz w:val="20"/>
+          <w:szCs w:val="20"/>
+          <w:lang w:eastAsia="zh-CN"/>
+        </w:rPr>
+        <w:t xml:space="preserve">apply </w:t>
+      </w:r>
+      <w:r>
+        <w:rPr>
+          <w:rFonts w:ascii="Arial" w:eastAsia="Times New Roman" w:hAnsi="Arial" w:cs="Arial"/>
+          <w:color w:val="000000"/>
+          <w:sz w:val="20"/>
+          <w:szCs w:val="20"/>
+          <w:lang w:eastAsia="zh-CN"/>
+        </w:rPr>
+        <w:t>filter</w:t>
+      </w:r>
+      <w:r>
+        <w:rPr>
+          <w:rFonts w:ascii="Arial" w:eastAsia="Times New Roman" w:hAnsi="Arial" w:cs="Arial"/>
+          <w:color w:val="000000"/>
+          <w:sz w:val="20"/>
+          <w:szCs w:val="20"/>
+          <w:lang w:eastAsia="zh-CN"/>
+        </w:rPr>
+        <w:t>s on charts and metrics</w:t>
+      </w:r>
+      <w:r>
+        <w:rPr>
+          <w:rFonts w:ascii="Arial" w:eastAsia="Times New Roman" w:hAnsi="Arial" w:cs="Arial"/>
+          <w:color w:val="000000"/>
+          <w:sz w:val="20"/>
+          <w:szCs w:val="20"/>
+          <w:lang w:eastAsia="zh-CN"/>
+        </w:rPr>
+        <w:t xml:space="preserve"> based on country and year. </w:t>
+      </w:r>
+    </w:p>
+    <w:p>
+      <w:pPr>
+        <w:pStyle w:val="ListParagraph"/>
+        <w:numPr>
+          <w:ilvl w:val="0"/>
+          <w:numId w:val="3"/>
+        </w:numPr>
+        <w:autoSpaceDE w:val="0"/>
+        <w:autoSpaceDN w:val="0"/>
+        <w:adjustRightInd w:val="0"/>
+        <w:spacing w:after="120" w:line="240" w:lineRule="auto"/>
+        <w:jc w:val="both"/>
+        <w:rPr>
+          <w:rFonts w:ascii="Arial" w:eastAsia="Times New Roman" w:hAnsi="Arial" w:cs="Arial"/>
+          <w:color w:val="000000"/>
+          <w:sz w:val="20"/>
+          <w:szCs w:val="20"/>
+          <w:lang w:eastAsia="zh-CN"/>
+        </w:rPr>
+      </w:pPr>
+      <w:r>
+        <w:rPr>
+          <w:rFonts w:ascii="Arial" w:eastAsia="Times New Roman" w:hAnsi="Arial" w:cs="Arial"/>
+          <w:color w:val="000000"/>
+          <w:sz w:val="20"/>
+          <w:szCs w:val="20"/>
+          <w:lang w:eastAsia="zh-CN"/>
+        </w:rPr>
+        <w:t xml:space="preserve">Dashboard at default will display European </w:t>
+      </w:r>
+      <w:r>
+        <w:rPr>
+          <w:rFonts w:ascii="Arial" w:eastAsia="Times New Roman" w:hAnsi="Arial" w:cs="Arial"/>
+          <w:color w:val="000000"/>
+          <w:sz w:val="20"/>
+          <w:szCs w:val="20"/>
+          <w:lang w:eastAsia="zh-CN"/>
+        </w:rPr>
+        <w:t xml:space="preserve">Union Total </w:t>
+      </w:r>
+      <w:r>
+        <w:rPr>
+          <w:rFonts w:ascii="Arial" w:eastAsia="Times New Roman" w:hAnsi="Arial" w:cs="Arial"/>
+          <w:color w:val="000000"/>
+          <w:sz w:val="20"/>
+          <w:szCs w:val="20"/>
+          <w:lang w:eastAsia="zh-CN"/>
+        </w:rPr>
+        <w:t xml:space="preserve">statistics. </w:t>
+      </w:r>
+    </w:p>
+    <w:p>
+      <w:pPr>
+        <w:autoSpaceDE w:val="0"/>
+        <w:autoSpaceDN w:val="0"/>
+        <w:adjustRightInd w:val="0"/>
+        <w:spacing w:after="120" w:line="240" w:lineRule="auto"/>
+        <w:jc w:val="both"/>
+        <w:rPr>
+          <w:rFonts w:ascii="Arial" w:eastAsia="Times New Roman" w:hAnsi="Arial" w:cs="Arial"/>
           <w:b/>
           <w:bCs/>
           <w:color w:val="000000"/>
-          <w:sz w:val="20"/>
-          <w:szCs w:val="20"/>
+          <w:sz w:val="22"/>
           <w:lang w:eastAsia="zh-CN"/>
         </w:rPr>
       </w:pPr>
@@ -1076,8 +2782,7 @@
           <w:b/>
           <w:bCs/>
           <w:color w:val="000000"/>
-          <w:sz w:val="20"/>
-          <w:szCs w:val="20"/>
+          <w:sz w:val="22"/>
           <w:lang w:eastAsia="zh-CN"/>
         </w:rPr>
         <w:t>Non-Functional</w:t>
@@ -1111,32 +2816,165 @@
           <w:szCs w:val="20"/>
           <w:lang w:eastAsia="zh-CN"/>
         </w:rPr>
-        <w:t>The app aims to implement a modular data pipeline to ensure efficient updates of new data when released.</w:t>
+        <w:t>The dashboard will efficiently update charts and metrics based on filters</w:t>
+      </w:r>
+      <w:r>
+        <w:rPr>
+          <w:rFonts w:ascii="Arial" w:eastAsia="Times New Roman" w:hAnsi="Arial" w:cs="Arial"/>
+          <w:color w:val="000000"/>
+          <w:sz w:val="20"/>
+          <w:szCs w:val="20"/>
+          <w:lang w:eastAsia="zh-CN"/>
+        </w:rPr>
+        <w:t>.</w:t>
       </w:r>
     </w:p>
     <w:p>
       <w:pPr>
+        <w:pStyle w:val="ListParagraph"/>
+        <w:numPr>
+          <w:ilvl w:val="0"/>
+          <w:numId w:val="2"/>
+        </w:numPr>
         <w:autoSpaceDE w:val="0"/>
         <w:autoSpaceDN w:val="0"/>
         <w:adjustRightInd w:val="0"/>
-        <w:spacing w:after="0" w:line="240" w:lineRule="auto"/>
-        <w:outlineLvl w:val="0"/>
-        <w:rPr>
-          <w:rFonts w:ascii="Arial" w:eastAsia="SimSun" w:hAnsi="Arial" w:cs="Arial"/>
-          <w:b/>
-          <w:color w:val="760027"/>
-          <w:sz w:val="22"/>
-          <w:lang w:eastAsia="zh-CN"/>
-        </w:rPr>
-      </w:pPr>
-      <w:r>
-        <w:rPr>
-          <w:rFonts w:ascii="Arial" w:eastAsia="SimSun" w:hAnsi="Arial" w:cs="Arial"/>
-          <w:b/>
-          <w:color w:val="760027"/>
-          <w:sz w:val="22"/>
-          <w:lang w:eastAsia="zh-CN"/>
-        </w:rPr>
+        <w:spacing w:after="120" w:line="240" w:lineRule="auto"/>
+        <w:jc w:val="both"/>
+        <w:rPr>
+          <w:rFonts w:ascii="Arial" w:eastAsia="Times New Roman" w:hAnsi="Arial" w:cs="Arial"/>
+          <w:color w:val="000000"/>
+          <w:sz w:val="20"/>
+          <w:szCs w:val="20"/>
+          <w:lang w:eastAsia="zh-CN"/>
+        </w:rPr>
+      </w:pPr>
+      <w:r>
+        <w:rPr>
+          <w:rFonts w:ascii="Arial" w:eastAsia="Times New Roman" w:hAnsi="Arial" w:cs="Arial"/>
+          <w:color w:val="000000"/>
+          <w:sz w:val="20"/>
+          <w:szCs w:val="20"/>
+          <w:lang w:eastAsia="zh-CN"/>
+        </w:rPr>
+        <w:t>The user interface shall be clean, professional and easy to understand.</w:t>
+      </w:r>
+    </w:p>
+    <w:p>
+      <w:pPr>
+        <w:pStyle w:val="ListParagraph"/>
+        <w:numPr>
+          <w:ilvl w:val="0"/>
+          <w:numId w:val="2"/>
+        </w:numPr>
+        <w:autoSpaceDE w:val="0"/>
+        <w:autoSpaceDN w:val="0"/>
+        <w:adjustRightInd w:val="0"/>
+        <w:spacing w:after="120" w:line="240" w:lineRule="auto"/>
+        <w:jc w:val="both"/>
+        <w:rPr>
+          <w:rFonts w:ascii="Arial" w:eastAsia="Times New Roman" w:hAnsi="Arial" w:cs="Arial"/>
+          <w:color w:val="000000"/>
+          <w:sz w:val="20"/>
+          <w:szCs w:val="20"/>
+          <w:lang w:eastAsia="zh-CN"/>
+        </w:rPr>
+      </w:pPr>
+      <w:r>
+        <w:rPr>
+          <w:rFonts w:ascii="Arial" w:eastAsia="Times New Roman" w:hAnsi="Arial" w:cs="Arial"/>
+          <w:color w:val="000000"/>
+          <w:sz w:val="20"/>
+          <w:szCs w:val="20"/>
+          <w:lang w:eastAsia="zh-CN"/>
+        </w:rPr>
+        <w:t>The colour palette shall accommodate users with vision impairments like colour blindness.</w:t>
+      </w:r>
+    </w:p>
+    <w:p>
+      <w:pPr>
+        <w:pStyle w:val="ListParagraph"/>
+        <w:numPr>
+          <w:ilvl w:val="0"/>
+          <w:numId w:val="2"/>
+        </w:numPr>
+        <w:autoSpaceDE w:val="0"/>
+        <w:autoSpaceDN w:val="0"/>
+        <w:adjustRightInd w:val="0"/>
+        <w:spacing w:after="120" w:line="240" w:lineRule="auto"/>
+        <w:jc w:val="both"/>
+        <w:rPr>
+          <w:rFonts w:ascii="Arial" w:eastAsia="Times New Roman" w:hAnsi="Arial" w:cs="Arial"/>
+          <w:color w:val="000000"/>
+          <w:sz w:val="20"/>
+          <w:szCs w:val="20"/>
+          <w:lang w:eastAsia="zh-CN"/>
+        </w:rPr>
+      </w:pPr>
+      <w:r>
+        <w:rPr>
+          <w:rFonts w:ascii="Arial" w:eastAsia="Times New Roman" w:hAnsi="Arial" w:cs="Arial"/>
+          <w:color w:val="000000"/>
+          <w:sz w:val="20"/>
+          <w:szCs w:val="20"/>
+          <w:lang w:eastAsia="zh-CN"/>
+        </w:rPr>
+        <w:t>The app aims to implement a modular data pipeline to ensure efficient updates of new data when released.</w:t>
+      </w:r>
+    </w:p>
+    <w:p>
+      <w:pPr>
+        <w:rPr>
+          <w:rFonts w:eastAsia="SimSun"/>
+          <w:lang w:eastAsia="zh-CN"/>
+        </w:rPr>
+      </w:pPr>
+    </w:p>
+    <w:p>
+      <w:pPr>
+        <w:rPr>
+          <w:rFonts w:eastAsia="SimSun"/>
+          <w:lang w:eastAsia="zh-CN"/>
+        </w:rPr>
+      </w:pPr>
+    </w:p>
+    <w:p>
+      <w:pPr>
+        <w:rPr>
+          <w:rFonts w:eastAsia="SimSun"/>
+          <w:lang w:eastAsia="zh-CN"/>
+        </w:rPr>
+      </w:pPr>
+    </w:p>
+    <w:p>
+      <w:pPr>
+        <w:rPr>
+          <w:rFonts w:eastAsia="SimSun"/>
+          <w:lang w:eastAsia="zh-CN"/>
+        </w:rPr>
+      </w:pPr>
+    </w:p>
+    <w:p>
+      <w:pPr>
+        <w:rPr>
+          <w:rFonts w:eastAsia="SimSun"/>
+          <w:lang w:eastAsia="zh-CN"/>
+        </w:rPr>
+      </w:pPr>
+    </w:p>
+    <w:p>
+      <w:pPr>
+        <w:rPr>
+          <w:rFonts w:eastAsia="SimSun"/>
+          <w:lang w:eastAsia="zh-CN"/>
+        </w:rPr>
+      </w:pPr>
+      <w:r>
+        <w:rPr>
+          <w:rFonts w:eastAsia="SimSun"/>
+          <w:lang w:eastAsia="zh-CN"/>
+        </w:rPr>
+        <w:lastRenderedPageBreak/>
         <w:t>Test cases</w:t>
       </w:r>
     </w:p>
@@ -1268,7 +3106,18 @@
                 <w:sz w:val="20"/>
                 <w:lang w:eastAsia="zh-CN"/>
               </w:rPr>
-              <w:t>TC1</w:t>
+              <w:t>TC</w:t>
+            </w:r>
+            <w:r>
+              <w:rPr>
+                <w:rFonts w:ascii="Arial" w:eastAsia="Times New Roman" w:hAnsi="Arial" w:cs="Arial"/>
+                <w:i/>
+                <w:iCs/>
+                <w:color w:val="000000"/>
+                <w:sz w:val="20"/>
+                <w:lang w:eastAsia="zh-CN"/>
+              </w:rPr>
+              <w:t>1</w:t>
             </w:r>
           </w:p>
         </w:tc>
@@ -1338,36 +3187,7 @@
                 <w:sz w:val="20"/>
                 <w:lang w:eastAsia="zh-CN"/>
               </w:rPr>
-              <w:t>Initializing the app and r</w:t>
-            </w:r>
-            <w:r>
-              <w:rPr>
-                <w:rFonts w:ascii="Arial" w:eastAsia="Times New Roman" w:hAnsi="Arial" w:cs="Arial"/>
-                <w:color w:val="000000"/>
-                <w:sz w:val="20"/>
-                <w:lang w:eastAsia="zh-CN"/>
-              </w:rPr>
-              <w:t xml:space="preserve">unning </w:t>
-            </w:r>
-            <w:proofErr w:type="spellStart"/>
-            <w:r>
-              <w:rPr>
-                <w:rFonts w:ascii="Arial" w:eastAsia="Times New Roman" w:hAnsi="Arial" w:cs="Arial"/>
-                <w:color w:val="000000"/>
-                <w:sz w:val="20"/>
-                <w:lang w:eastAsia="zh-CN"/>
-              </w:rPr>
-              <w:t>Streamlit</w:t>
-            </w:r>
-            <w:proofErr w:type="spellEnd"/>
-            <w:r>
-              <w:rPr>
-                <w:rFonts w:ascii="Arial" w:eastAsia="Times New Roman" w:hAnsi="Arial" w:cs="Arial"/>
-                <w:color w:val="000000"/>
-                <w:sz w:val="20"/>
-                <w:lang w:eastAsia="zh-CN"/>
-              </w:rPr>
-              <w:t xml:space="preserve"> with a simple chart</w:t>
+              <w:t>Data Quality Check</w:t>
             </w:r>
           </w:p>
         </w:tc>
@@ -1422,6 +3242,15 @@
                 <w:lang w:eastAsia="zh-CN"/>
               </w:rPr>
             </w:pPr>
+            <w:r>
+              <w:rPr>
+                <w:rFonts w:ascii="Arial" w:eastAsia="Times New Roman" w:hAnsi="Arial" w:cs="Arial"/>
+                <w:color w:val="000000"/>
+                <w:sz w:val="20"/>
+                <w:lang w:eastAsia="zh-CN"/>
+              </w:rPr>
+              <w:t>Checking that the raw data has been accurately cleaned and processed.</w:t>
+            </w:r>
           </w:p>
         </w:tc>
       </w:tr>
@@ -1465,7 +3294,7 @@
             <w:pPr>
               <w:numPr>
                 <w:ilvl w:val="0"/>
-                <w:numId w:val="1"/>
+                <w:numId w:val="7"/>
               </w:numPr>
               <w:autoSpaceDE w:val="0"/>
               <w:autoSpaceDN w:val="0"/>
@@ -1482,6 +3311,149 @@
                 <w:lang w:eastAsia="zh-CN"/>
               </w:rPr>
             </w:pPr>
+            <w:r>
+              <w:rPr>
+                <w:rFonts w:ascii="Arial" w:eastAsia="Times New Roman" w:hAnsi="Arial" w:cs="Arial"/>
+                <w:i/>
+                <w:iCs/>
+                <w:color w:val="000000"/>
+                <w:sz w:val="20"/>
+                <w:lang w:eastAsia="zh-CN"/>
+              </w:rPr>
+              <w:t>Creating cleaning_eda.py file.</w:t>
+            </w:r>
+          </w:p>
+          <w:p>
+            <w:pPr>
+              <w:numPr>
+                <w:ilvl w:val="0"/>
+                <w:numId w:val="7"/>
+              </w:numPr>
+              <w:autoSpaceDE w:val="0"/>
+              <w:autoSpaceDN w:val="0"/>
+              <w:adjustRightInd w:val="0"/>
+              <w:spacing w:after="120"/>
+              <w:contextualSpacing/>
+              <w:jc w:val="both"/>
+              <w:rPr>
+                <w:rFonts w:ascii="Arial" w:eastAsia="Times New Roman" w:hAnsi="Arial" w:cs="Arial"/>
+                <w:i/>
+                <w:iCs/>
+                <w:color w:val="000000"/>
+                <w:sz w:val="20"/>
+                <w:lang w:eastAsia="zh-CN"/>
+              </w:rPr>
+            </w:pPr>
+            <w:r>
+              <w:rPr>
+                <w:rFonts w:ascii="Arial" w:eastAsia="Times New Roman" w:hAnsi="Arial" w:cs="Arial"/>
+                <w:i/>
+                <w:iCs/>
+                <w:color w:val="000000"/>
+                <w:sz w:val="20"/>
+                <w:lang w:eastAsia="zh-CN"/>
+              </w:rPr>
+              <w:t>Inspecting the raw dataset in Excel to identify inconsistencies and understand the data.</w:t>
+            </w:r>
+          </w:p>
+          <w:p>
+            <w:pPr>
+              <w:numPr>
+                <w:ilvl w:val="0"/>
+                <w:numId w:val="7"/>
+              </w:numPr>
+              <w:autoSpaceDE w:val="0"/>
+              <w:autoSpaceDN w:val="0"/>
+              <w:adjustRightInd w:val="0"/>
+              <w:spacing w:after="120"/>
+              <w:contextualSpacing/>
+              <w:jc w:val="both"/>
+              <w:rPr>
+                <w:rFonts w:ascii="Arial" w:eastAsia="Times New Roman" w:hAnsi="Arial" w:cs="Arial"/>
+                <w:i/>
+                <w:iCs/>
+                <w:color w:val="000000"/>
+                <w:sz w:val="20"/>
+                <w:lang w:eastAsia="zh-CN"/>
+              </w:rPr>
+            </w:pPr>
+            <w:r>
+              <w:rPr>
+                <w:rFonts w:ascii="Arial" w:eastAsia="Times New Roman" w:hAnsi="Arial" w:cs="Arial"/>
+                <w:i/>
+                <w:iCs/>
+                <w:color w:val="000000"/>
+                <w:sz w:val="20"/>
+                <w:lang w:eastAsia="zh-CN"/>
+              </w:rPr>
+              <w:t>Loading the raw dataset and using EDA and summary statistics to identify issues.</w:t>
+            </w:r>
+          </w:p>
+          <w:p>
+            <w:pPr>
+              <w:numPr>
+                <w:ilvl w:val="0"/>
+                <w:numId w:val="7"/>
+              </w:numPr>
+              <w:autoSpaceDE w:val="0"/>
+              <w:autoSpaceDN w:val="0"/>
+              <w:adjustRightInd w:val="0"/>
+              <w:spacing w:after="120"/>
+              <w:contextualSpacing/>
+              <w:jc w:val="both"/>
+              <w:rPr>
+                <w:rFonts w:ascii="Arial" w:eastAsia="Times New Roman" w:hAnsi="Arial" w:cs="Arial"/>
+                <w:i/>
+                <w:iCs/>
+                <w:color w:val="000000"/>
+                <w:sz w:val="20"/>
+                <w:lang w:eastAsia="zh-CN"/>
+              </w:rPr>
+            </w:pPr>
+            <w:r>
+              <w:rPr>
+                <w:rFonts w:ascii="Arial" w:eastAsia="Times New Roman" w:hAnsi="Arial" w:cs="Arial"/>
+                <w:i/>
+                <w:iCs/>
+                <w:color w:val="000000"/>
+                <w:sz w:val="20"/>
+                <w:lang w:eastAsia="zh-CN"/>
+              </w:rPr>
+              <w:t>Implementing cleaning codes.</w:t>
+            </w:r>
+          </w:p>
+          <w:p>
+            <w:pPr>
+              <w:numPr>
+                <w:ilvl w:val="0"/>
+                <w:numId w:val="7"/>
+              </w:numPr>
+              <w:autoSpaceDE w:val="0"/>
+              <w:autoSpaceDN w:val="0"/>
+              <w:adjustRightInd w:val="0"/>
+              <w:spacing w:after="120"/>
+              <w:contextualSpacing/>
+              <w:jc w:val="both"/>
+              <w:rPr>
+                <w:rFonts w:ascii="Arial" w:eastAsia="Times New Roman" w:hAnsi="Arial" w:cs="Arial"/>
+                <w:i/>
+                <w:iCs/>
+                <w:color w:val="000000"/>
+                <w:sz w:val="20"/>
+                <w:lang w:eastAsia="zh-CN"/>
+              </w:rPr>
+            </w:pPr>
+            <w:r>
+              <w:rPr>
+                <w:rFonts w:ascii="Arial" w:eastAsia="Times New Roman" w:hAnsi="Arial" w:cs="Arial"/>
+                <w:i/>
+                <w:iCs/>
+                <w:color w:val="000000"/>
+                <w:sz w:val="20"/>
+                <w:lang w:eastAsia="zh-CN"/>
+              </w:rPr>
+              <w:t>Conducting a final EDA and verifying that cleaning was successful.</w:t>
+            </w:r>
           </w:p>
         </w:tc>
       </w:tr>
@@ -1512,7 +3484,6 @@
                 <w:sz w:val="20"/>
                 <w:lang w:eastAsia="zh-CN"/>
               </w:rPr>
-              <w:lastRenderedPageBreak/>
               <w:t>Dependencies</w:t>
             </w:r>
           </w:p>
@@ -1538,6 +3509,17 @@
                 <w:lang w:eastAsia="zh-CN"/>
               </w:rPr>
             </w:pPr>
+            <w:r>
+              <w:rPr>
+                <w:rFonts w:ascii="Arial" w:eastAsia="Times New Roman" w:hAnsi="Arial" w:cs="Arial"/>
+                <w:i/>
+                <w:iCs/>
+                <w:color w:val="000000"/>
+                <w:sz w:val="20"/>
+                <w:lang w:eastAsia="zh-CN"/>
+              </w:rPr>
+              <w:t>Pandas, raw_waste_management.csv dataset</w:t>
+            </w:r>
           </w:p>
         </w:tc>
       </w:tr>
@@ -1593,6 +3575,17 @@
                 <w:lang w:eastAsia="zh-CN"/>
               </w:rPr>
             </w:pPr>
+            <w:r>
+              <w:rPr>
+                <w:rFonts w:ascii="Arial" w:eastAsia="Times New Roman" w:hAnsi="Arial" w:cs="Arial"/>
+                <w:i/>
+                <w:iCs/>
+                <w:color w:val="000000"/>
+                <w:sz w:val="20"/>
+                <w:lang w:eastAsia="zh-CN"/>
+              </w:rPr>
+              <w:t xml:space="preserve">The data is completely rid of inconsistencies, and EDA plots are clean and accurate. </w:t>
+            </w:r>
           </w:p>
         </w:tc>
       </w:tr>
@@ -1618,7 +3611,3114 @@
         <w:autoSpaceDE w:val="0"/>
         <w:autoSpaceDN w:val="0"/>
         <w:adjustRightInd w:val="0"/>
+        <w:spacing w:after="120" w:line="240" w:lineRule="auto"/>
+        <w:jc w:val="both"/>
+        <w:rPr>
+          <w:rFonts w:ascii="Arial" w:eastAsia="Times New Roman" w:hAnsi="Arial" w:cs="Arial"/>
+          <w:color w:val="000000"/>
+          <w:sz w:val="20"/>
+          <w:szCs w:val="20"/>
+          <w:lang w:eastAsia="zh-CN"/>
+        </w:rPr>
+      </w:pPr>
+    </w:p>
+    <w:tbl>
+      <w:tblPr>
+        <w:tblStyle w:val="TableGrid"/>
+        <w:tblW w:w="9024" w:type="dxa"/>
+        <w:tblLook w:val="04A0" w:firstRow="1" w:lastRow="0" w:firstColumn="1" w:lastColumn="0" w:noHBand="0" w:noVBand="1"/>
+      </w:tblPr>
+      <w:tblGrid>
+        <w:gridCol w:w="562"/>
+        <w:gridCol w:w="993"/>
+        <w:gridCol w:w="425"/>
+        <w:gridCol w:w="567"/>
+        <w:gridCol w:w="6477"/>
+      </w:tblGrid>
+      <w:tr>
+        <w:tc>
+          <w:tcPr>
+            <w:tcW w:w="562" w:type="dxa"/>
+          </w:tcPr>
+          <w:p>
+            <w:pPr>
+              <w:autoSpaceDE w:val="0"/>
+              <w:autoSpaceDN w:val="0"/>
+              <w:adjustRightInd w:val="0"/>
+              <w:spacing w:after="120"/>
+              <w:jc w:val="both"/>
+              <w:rPr>
+                <w:rFonts w:ascii="Arial" w:eastAsia="Times New Roman" w:hAnsi="Arial" w:cs="Arial"/>
+                <w:color w:val="000000"/>
+                <w:sz w:val="20"/>
+                <w:lang w:eastAsia="zh-CN"/>
+              </w:rPr>
+            </w:pPr>
+            <w:r>
+              <w:rPr>
+                <w:rFonts w:ascii="Arial" w:eastAsia="Times New Roman" w:hAnsi="Arial" w:cs="Arial"/>
+                <w:color w:val="000000"/>
+                <w:sz w:val="20"/>
+                <w:lang w:eastAsia="zh-CN"/>
+              </w:rPr>
+              <w:t>#</w:t>
+            </w:r>
+          </w:p>
+        </w:tc>
+        <w:tc>
+          <w:tcPr>
+            <w:tcW w:w="993" w:type="dxa"/>
+          </w:tcPr>
+          <w:p>
+            <w:pPr>
+              <w:autoSpaceDE w:val="0"/>
+              <w:autoSpaceDN w:val="0"/>
+              <w:adjustRightInd w:val="0"/>
+              <w:spacing w:after="120"/>
+              <w:jc w:val="both"/>
+              <w:rPr>
+                <w:rFonts w:ascii="Arial" w:eastAsia="Times New Roman" w:hAnsi="Arial" w:cs="Arial"/>
+                <w:i/>
+                <w:iCs/>
+                <w:color w:val="000000"/>
+                <w:sz w:val="20"/>
+                <w:lang w:eastAsia="zh-CN"/>
+              </w:rPr>
+            </w:pPr>
+            <w:r>
+              <w:rPr>
+                <w:rFonts w:ascii="Arial" w:eastAsia="Times New Roman" w:hAnsi="Arial" w:cs="Arial"/>
+                <w:i/>
+                <w:iCs/>
+                <w:color w:val="000000"/>
+                <w:sz w:val="20"/>
+                <w:lang w:eastAsia="zh-CN"/>
+              </w:rPr>
+              <w:t>TC</w:t>
+            </w:r>
+            <w:r>
+              <w:rPr>
+                <w:rFonts w:ascii="Arial" w:eastAsia="Times New Roman" w:hAnsi="Arial" w:cs="Arial"/>
+                <w:i/>
+                <w:iCs/>
+                <w:color w:val="000000"/>
+                <w:sz w:val="20"/>
+                <w:lang w:eastAsia="zh-CN"/>
+              </w:rPr>
+              <w:t>2</w:t>
+            </w:r>
+          </w:p>
+        </w:tc>
+        <w:tc>
+          <w:tcPr>
+            <w:tcW w:w="992" w:type="dxa"/>
+            <w:gridSpan w:val="2"/>
+          </w:tcPr>
+          <w:p>
+            <w:pPr>
+              <w:autoSpaceDE w:val="0"/>
+              <w:autoSpaceDN w:val="0"/>
+              <w:adjustRightInd w:val="0"/>
+              <w:spacing w:after="120"/>
+              <w:jc w:val="both"/>
+              <w:rPr>
+                <w:rFonts w:ascii="Arial" w:eastAsia="Times New Roman" w:hAnsi="Arial" w:cs="Arial"/>
+                <w:color w:val="000000"/>
+                <w:sz w:val="20"/>
+                <w:lang w:eastAsia="zh-CN"/>
+              </w:rPr>
+            </w:pPr>
+            <w:r>
+              <w:rPr>
+                <w:rFonts w:ascii="Arial" w:eastAsia="Times New Roman" w:hAnsi="Arial" w:cs="Arial"/>
+                <w:color w:val="000000"/>
+                <w:sz w:val="20"/>
+                <w:lang w:eastAsia="zh-CN"/>
+              </w:rPr>
+              <w:t>Title:</w:t>
+            </w:r>
+            <w:r>
+              <w:rPr>
+                <w:rFonts w:ascii="Arial" w:eastAsia="Times New Roman" w:hAnsi="Arial" w:cs="Arial"/>
+                <w:color w:val="000000"/>
+                <w:sz w:val="20"/>
+                <w:lang w:eastAsia="zh-CN"/>
+              </w:rPr>
+              <w:t xml:space="preserve"> </w:t>
+            </w:r>
+          </w:p>
+        </w:tc>
+        <w:tc>
+          <w:tcPr>
+            <w:tcW w:w="6477" w:type="dxa"/>
+          </w:tcPr>
+          <w:p>
+            <w:pPr>
+              <w:autoSpaceDE w:val="0"/>
+              <w:autoSpaceDN w:val="0"/>
+              <w:adjustRightInd w:val="0"/>
+              <w:spacing w:after="120"/>
+              <w:jc w:val="both"/>
+              <w:rPr>
+                <w:rFonts w:ascii="Arial" w:eastAsia="Times New Roman" w:hAnsi="Arial" w:cs="Arial"/>
+                <w:i/>
+                <w:iCs/>
+                <w:color w:val="000000"/>
+                <w:sz w:val="20"/>
+                <w:lang w:eastAsia="zh-CN"/>
+              </w:rPr>
+            </w:pPr>
+            <w:r>
+              <w:rPr>
+                <w:rFonts w:ascii="Arial" w:eastAsia="Times New Roman" w:hAnsi="Arial" w:cs="Arial"/>
+                <w:color w:val="000000"/>
+                <w:sz w:val="20"/>
+                <w:lang w:eastAsia="zh-CN"/>
+              </w:rPr>
+              <w:t>Initialising</w:t>
+            </w:r>
+            <w:r>
+              <w:rPr>
+                <w:rFonts w:ascii="Arial" w:eastAsia="Times New Roman" w:hAnsi="Arial" w:cs="Arial"/>
+                <w:color w:val="000000"/>
+                <w:sz w:val="20"/>
+                <w:lang w:eastAsia="zh-CN"/>
+              </w:rPr>
+              <w:t xml:space="preserve"> the app and </w:t>
+            </w:r>
+            <w:r>
+              <w:rPr>
+                <w:rFonts w:ascii="Arial" w:eastAsia="Times New Roman" w:hAnsi="Arial" w:cs="Arial"/>
+                <w:color w:val="000000"/>
+                <w:sz w:val="20"/>
+                <w:lang w:eastAsia="zh-CN"/>
+              </w:rPr>
+              <w:t>loading Data</w:t>
+            </w:r>
+          </w:p>
+        </w:tc>
+      </w:tr>
+      <w:tr>
+        <w:tc>
+          <w:tcPr>
+            <w:tcW w:w="1980" w:type="dxa"/>
+            <w:gridSpan w:val="3"/>
+          </w:tcPr>
+          <w:p>
+            <w:pPr>
+              <w:autoSpaceDE w:val="0"/>
+              <w:autoSpaceDN w:val="0"/>
+              <w:adjustRightInd w:val="0"/>
+              <w:spacing w:after="120"/>
+              <w:jc w:val="both"/>
+              <w:rPr>
+                <w:rFonts w:ascii="Arial" w:eastAsia="Times New Roman" w:hAnsi="Arial" w:cs="Arial"/>
+                <w:color w:val="000000"/>
+                <w:sz w:val="20"/>
+                <w:lang w:eastAsia="zh-CN"/>
+              </w:rPr>
+            </w:pPr>
+            <w:r>
+              <w:rPr>
+                <w:rFonts w:ascii="Arial" w:eastAsia="Times New Roman" w:hAnsi="Arial" w:cs="Arial"/>
+                <w:color w:val="000000"/>
+                <w:sz w:val="20"/>
+                <w:lang w:eastAsia="zh-CN"/>
+              </w:rPr>
+              <w:t>Description</w:t>
+            </w:r>
+          </w:p>
+        </w:tc>
+        <w:tc>
+          <w:tcPr>
+            <w:tcW w:w="7044" w:type="dxa"/>
+            <w:gridSpan w:val="2"/>
+          </w:tcPr>
+          <w:p>
+            <w:pPr>
+              <w:autoSpaceDE w:val="0"/>
+              <w:autoSpaceDN w:val="0"/>
+              <w:adjustRightInd w:val="0"/>
+              <w:spacing w:after="120"/>
+              <w:jc w:val="both"/>
+              <w:rPr>
+                <w:rFonts w:ascii="Arial" w:eastAsia="Times New Roman" w:hAnsi="Arial" w:cs="Arial"/>
+                <w:color w:val="000000"/>
+                <w:sz w:val="20"/>
+                <w:lang w:eastAsia="zh-CN"/>
+              </w:rPr>
+            </w:pPr>
+            <w:r>
+              <w:rPr>
+                <w:rFonts w:ascii="Arial" w:eastAsia="Times New Roman" w:hAnsi="Arial" w:cs="Arial"/>
+                <w:color w:val="000000"/>
+                <w:sz w:val="20"/>
+                <w:lang w:eastAsia="zh-CN"/>
+              </w:rPr>
+              <w:t xml:space="preserve">Checking that the </w:t>
+            </w:r>
+            <w:proofErr w:type="spellStart"/>
+            <w:r>
+              <w:rPr>
+                <w:rFonts w:ascii="Arial" w:eastAsia="Times New Roman" w:hAnsi="Arial" w:cs="Arial"/>
+                <w:color w:val="000000"/>
+                <w:sz w:val="20"/>
+                <w:lang w:eastAsia="zh-CN"/>
+              </w:rPr>
+              <w:t>Streamlit</w:t>
+            </w:r>
+            <w:proofErr w:type="spellEnd"/>
+            <w:r>
+              <w:rPr>
+                <w:rFonts w:ascii="Arial" w:eastAsia="Times New Roman" w:hAnsi="Arial" w:cs="Arial"/>
+                <w:color w:val="000000"/>
+                <w:sz w:val="20"/>
+                <w:lang w:eastAsia="zh-CN"/>
+              </w:rPr>
+              <w:t xml:space="preserve"> app is running and the correct dataset is being loaded.</w:t>
+            </w:r>
+          </w:p>
+        </w:tc>
+      </w:tr>
+      <w:tr>
+        <w:tc>
+          <w:tcPr>
+            <w:tcW w:w="1980" w:type="dxa"/>
+            <w:gridSpan w:val="3"/>
+          </w:tcPr>
+          <w:p>
+            <w:pPr>
+              <w:autoSpaceDE w:val="0"/>
+              <w:autoSpaceDN w:val="0"/>
+              <w:adjustRightInd w:val="0"/>
+              <w:spacing w:after="120"/>
+              <w:jc w:val="both"/>
+              <w:rPr>
+                <w:rFonts w:ascii="Arial" w:eastAsia="Times New Roman" w:hAnsi="Arial" w:cs="Arial"/>
+                <w:color w:val="000000"/>
+                <w:sz w:val="20"/>
+                <w:lang w:eastAsia="zh-CN"/>
+              </w:rPr>
+            </w:pPr>
+            <w:r>
+              <w:rPr>
+                <w:rFonts w:ascii="Arial" w:eastAsia="Times New Roman" w:hAnsi="Arial" w:cs="Arial"/>
+                <w:color w:val="000000"/>
+                <w:sz w:val="20"/>
+                <w:lang w:eastAsia="zh-CN"/>
+              </w:rPr>
+              <w:t>Steps and input data</w:t>
+            </w:r>
+          </w:p>
+        </w:tc>
+        <w:tc>
+          <w:tcPr>
+            <w:tcW w:w="7044" w:type="dxa"/>
+            <w:gridSpan w:val="2"/>
+          </w:tcPr>
+          <w:p>
+            <w:pPr>
+              <w:numPr>
+                <w:ilvl w:val="0"/>
+                <w:numId w:val="1"/>
+              </w:numPr>
+              <w:autoSpaceDE w:val="0"/>
+              <w:autoSpaceDN w:val="0"/>
+              <w:adjustRightInd w:val="0"/>
+              <w:spacing w:after="120"/>
+              <w:contextualSpacing/>
+              <w:jc w:val="both"/>
+              <w:rPr>
+                <w:rFonts w:ascii="Arial" w:eastAsia="Times New Roman" w:hAnsi="Arial" w:cs="Arial"/>
+                <w:i/>
+                <w:iCs/>
+                <w:color w:val="000000"/>
+                <w:sz w:val="20"/>
+                <w:lang w:eastAsia="zh-CN"/>
+              </w:rPr>
+            </w:pPr>
+            <w:r>
+              <w:rPr>
+                <w:rFonts w:ascii="Arial" w:eastAsia="Times New Roman" w:hAnsi="Arial" w:cs="Arial"/>
+                <w:i/>
+                <w:iCs/>
+                <w:color w:val="000000"/>
+                <w:sz w:val="20"/>
+                <w:lang w:eastAsia="zh-CN"/>
+              </w:rPr>
+              <w:t>Creating dashboard.py and visuals.py file</w:t>
+            </w:r>
+            <w:r>
+              <w:rPr>
+                <w:rFonts w:ascii="Arial" w:eastAsia="Times New Roman" w:hAnsi="Arial" w:cs="Arial"/>
+                <w:i/>
+                <w:iCs/>
+                <w:color w:val="000000"/>
+                <w:sz w:val="20"/>
+                <w:lang w:eastAsia="zh-CN"/>
+              </w:rPr>
+              <w:t>s.</w:t>
+            </w:r>
+          </w:p>
+          <w:p>
+            <w:pPr>
+              <w:numPr>
+                <w:ilvl w:val="0"/>
+                <w:numId w:val="1"/>
+              </w:numPr>
+              <w:autoSpaceDE w:val="0"/>
+              <w:autoSpaceDN w:val="0"/>
+              <w:adjustRightInd w:val="0"/>
+              <w:spacing w:after="120"/>
+              <w:contextualSpacing/>
+              <w:jc w:val="both"/>
+              <w:rPr>
+                <w:rFonts w:ascii="Arial" w:eastAsia="Times New Roman" w:hAnsi="Arial" w:cs="Arial"/>
+                <w:i/>
+                <w:iCs/>
+                <w:color w:val="000000"/>
+                <w:sz w:val="20"/>
+                <w:lang w:eastAsia="zh-CN"/>
+              </w:rPr>
+            </w:pPr>
+            <w:r>
+              <w:rPr>
+                <w:rFonts w:ascii="Arial" w:eastAsia="Times New Roman" w:hAnsi="Arial" w:cs="Arial"/>
+                <w:i/>
+                <w:iCs/>
+                <w:color w:val="000000"/>
+                <w:sz w:val="20"/>
+                <w:lang w:eastAsia="zh-CN"/>
+              </w:rPr>
+              <w:t>L</w:t>
+            </w:r>
+            <w:r>
+              <w:rPr>
+                <w:rFonts w:ascii="Arial" w:eastAsia="Times New Roman" w:hAnsi="Arial" w:cs="Arial"/>
+                <w:i/>
+                <w:iCs/>
+                <w:color w:val="000000"/>
+                <w:sz w:val="20"/>
+                <w:lang w:eastAsia="zh-CN"/>
+              </w:rPr>
+              <w:t>oading the</w:t>
+            </w:r>
+            <w:r>
+              <w:rPr>
+                <w:rFonts w:ascii="Arial" w:eastAsia="Times New Roman" w:hAnsi="Arial" w:cs="Arial"/>
+                <w:i/>
+                <w:iCs/>
+                <w:color w:val="000000"/>
+                <w:sz w:val="20"/>
+                <w:lang w:eastAsia="zh-CN"/>
+              </w:rPr>
+              <w:t xml:space="preserve"> cleaned</w:t>
+            </w:r>
+            <w:r>
+              <w:rPr>
+                <w:rFonts w:ascii="Arial" w:eastAsia="Times New Roman" w:hAnsi="Arial" w:cs="Arial"/>
+                <w:i/>
+                <w:iCs/>
+                <w:color w:val="000000"/>
+                <w:sz w:val="20"/>
+                <w:lang w:eastAsia="zh-CN"/>
+              </w:rPr>
+              <w:t xml:space="preserve"> dataset and </w:t>
+            </w:r>
+            <w:r>
+              <w:rPr>
+                <w:rFonts w:ascii="Arial" w:eastAsia="Times New Roman" w:hAnsi="Arial" w:cs="Arial"/>
+                <w:i/>
+                <w:iCs/>
+                <w:color w:val="000000"/>
+                <w:sz w:val="20"/>
+                <w:lang w:eastAsia="zh-CN"/>
+              </w:rPr>
+              <w:t xml:space="preserve">defined </w:t>
+            </w:r>
+            <w:r>
+              <w:rPr>
+                <w:rFonts w:ascii="Arial" w:eastAsia="Times New Roman" w:hAnsi="Arial" w:cs="Arial"/>
+                <w:i/>
+                <w:iCs/>
+                <w:color w:val="000000"/>
+                <w:sz w:val="20"/>
+                <w:lang w:eastAsia="zh-CN"/>
+              </w:rPr>
+              <w:t>functions</w:t>
+            </w:r>
+            <w:r>
+              <w:rPr>
+                <w:rFonts w:ascii="Arial" w:eastAsia="Times New Roman" w:hAnsi="Arial" w:cs="Arial"/>
+                <w:i/>
+                <w:iCs/>
+                <w:color w:val="000000"/>
+                <w:sz w:val="20"/>
+                <w:lang w:eastAsia="zh-CN"/>
+              </w:rPr>
+              <w:t>.</w:t>
+            </w:r>
+          </w:p>
+          <w:p>
+            <w:pPr>
+              <w:numPr>
+                <w:ilvl w:val="0"/>
+                <w:numId w:val="1"/>
+              </w:numPr>
+              <w:autoSpaceDE w:val="0"/>
+              <w:autoSpaceDN w:val="0"/>
+              <w:adjustRightInd w:val="0"/>
+              <w:spacing w:after="120"/>
+              <w:contextualSpacing/>
+              <w:jc w:val="both"/>
+              <w:rPr>
+                <w:rFonts w:ascii="Arial" w:eastAsia="Times New Roman" w:hAnsi="Arial" w:cs="Arial"/>
+                <w:i/>
+                <w:iCs/>
+                <w:color w:val="000000"/>
+                <w:sz w:val="20"/>
+                <w:lang w:eastAsia="zh-CN"/>
+              </w:rPr>
+            </w:pPr>
+            <w:r>
+              <w:rPr>
+                <w:rFonts w:ascii="Arial" w:eastAsia="Times New Roman" w:hAnsi="Arial" w:cs="Arial"/>
+                <w:i/>
+                <w:iCs/>
+                <w:color w:val="000000"/>
+                <w:sz w:val="20"/>
+                <w:lang w:eastAsia="zh-CN"/>
+              </w:rPr>
+              <w:t xml:space="preserve">Running the </w:t>
+            </w:r>
+            <w:proofErr w:type="spellStart"/>
+            <w:r>
+              <w:rPr>
+                <w:rFonts w:ascii="Arial" w:eastAsia="Times New Roman" w:hAnsi="Arial" w:cs="Arial"/>
+                <w:i/>
+                <w:iCs/>
+                <w:color w:val="000000"/>
+                <w:sz w:val="20"/>
+                <w:lang w:eastAsia="zh-CN"/>
+              </w:rPr>
+              <w:t>streamlit</w:t>
+            </w:r>
+            <w:proofErr w:type="spellEnd"/>
+            <w:r>
+              <w:rPr>
+                <w:rFonts w:ascii="Arial" w:eastAsia="Times New Roman" w:hAnsi="Arial" w:cs="Arial"/>
+                <w:i/>
+                <w:iCs/>
+                <w:color w:val="000000"/>
+                <w:sz w:val="20"/>
+                <w:lang w:eastAsia="zh-CN"/>
+              </w:rPr>
+              <w:t xml:space="preserve"> app and assessing whether the dashboard loads without error or “</w:t>
+            </w:r>
+            <w:proofErr w:type="spellStart"/>
+            <w:r>
+              <w:rPr>
+                <w:rFonts w:ascii="Arial" w:eastAsia="Times New Roman" w:hAnsi="Arial" w:cs="Arial"/>
+                <w:i/>
+                <w:iCs/>
+                <w:color w:val="000000"/>
+                <w:sz w:val="20"/>
+                <w:lang w:eastAsia="zh-CN"/>
+              </w:rPr>
+              <w:t>KeyError</w:t>
+            </w:r>
+            <w:proofErr w:type="spellEnd"/>
+            <w:r>
+              <w:rPr>
+                <w:rFonts w:ascii="Arial" w:eastAsia="Times New Roman" w:hAnsi="Arial" w:cs="Arial"/>
+                <w:i/>
+                <w:iCs/>
+                <w:color w:val="000000"/>
+                <w:sz w:val="20"/>
+                <w:lang w:eastAsia="zh-CN"/>
+              </w:rPr>
+              <w:t>” exceptions.</w:t>
+            </w:r>
+          </w:p>
+        </w:tc>
+      </w:tr>
+      <w:tr>
+        <w:tc>
+          <w:tcPr>
+            <w:tcW w:w="1980" w:type="dxa"/>
+            <w:gridSpan w:val="3"/>
+          </w:tcPr>
+          <w:p>
+            <w:pPr>
+              <w:autoSpaceDE w:val="0"/>
+              <w:autoSpaceDN w:val="0"/>
+              <w:adjustRightInd w:val="0"/>
+              <w:spacing w:after="120"/>
+              <w:jc w:val="both"/>
+              <w:rPr>
+                <w:rFonts w:ascii="Arial" w:eastAsia="Times New Roman" w:hAnsi="Arial" w:cs="Arial"/>
+                <w:color w:val="000000"/>
+                <w:sz w:val="20"/>
+                <w:lang w:eastAsia="zh-CN"/>
+              </w:rPr>
+            </w:pPr>
+            <w:r>
+              <w:rPr>
+                <w:rFonts w:ascii="Arial" w:eastAsia="Times New Roman" w:hAnsi="Arial" w:cs="Arial"/>
+                <w:color w:val="000000"/>
+                <w:sz w:val="20"/>
+                <w:lang w:eastAsia="zh-CN"/>
+              </w:rPr>
+              <w:t>Dependencies</w:t>
+            </w:r>
+          </w:p>
+        </w:tc>
+        <w:tc>
+          <w:tcPr>
+            <w:tcW w:w="7044" w:type="dxa"/>
+            <w:gridSpan w:val="2"/>
+          </w:tcPr>
+          <w:p>
+            <w:pPr>
+              <w:autoSpaceDE w:val="0"/>
+              <w:autoSpaceDN w:val="0"/>
+              <w:adjustRightInd w:val="0"/>
+              <w:spacing w:after="120"/>
+              <w:jc w:val="both"/>
+              <w:rPr>
+                <w:rFonts w:ascii="Arial" w:eastAsia="Times New Roman" w:hAnsi="Arial" w:cs="Arial"/>
+                <w:i/>
+                <w:iCs/>
+                <w:color w:val="000000"/>
+                <w:sz w:val="20"/>
+                <w:lang w:eastAsia="zh-CN"/>
+              </w:rPr>
+            </w:pPr>
+            <w:r>
+              <w:rPr>
+                <w:rFonts w:ascii="Arial" w:eastAsia="Times New Roman" w:hAnsi="Arial" w:cs="Arial"/>
+                <w:i/>
+                <w:iCs/>
+                <w:color w:val="000000"/>
+                <w:sz w:val="20"/>
+                <w:lang w:eastAsia="zh-CN"/>
+              </w:rPr>
+              <w:t xml:space="preserve">Pandas, </w:t>
+            </w:r>
+            <w:proofErr w:type="spellStart"/>
+            <w:r>
+              <w:rPr>
+                <w:rFonts w:ascii="Arial" w:eastAsia="Times New Roman" w:hAnsi="Arial" w:cs="Arial"/>
+                <w:i/>
+                <w:iCs/>
+                <w:color w:val="000000"/>
+                <w:sz w:val="20"/>
+                <w:lang w:eastAsia="zh-CN"/>
+              </w:rPr>
+              <w:t>streamlit</w:t>
+            </w:r>
+            <w:proofErr w:type="spellEnd"/>
+            <w:r>
+              <w:rPr>
+                <w:rFonts w:ascii="Arial" w:eastAsia="Times New Roman" w:hAnsi="Arial" w:cs="Arial"/>
+                <w:i/>
+                <w:iCs/>
+                <w:color w:val="000000"/>
+                <w:sz w:val="20"/>
+                <w:lang w:eastAsia="zh-CN"/>
+              </w:rPr>
+              <w:t xml:space="preserve">, </w:t>
+            </w:r>
+            <w:proofErr w:type="spellStart"/>
+            <w:r>
+              <w:rPr>
+                <w:rFonts w:ascii="Arial" w:eastAsia="Times New Roman" w:hAnsi="Arial" w:cs="Arial"/>
+                <w:i/>
+                <w:iCs/>
+                <w:color w:val="000000"/>
+                <w:sz w:val="20"/>
+                <w:lang w:eastAsia="zh-CN"/>
+              </w:rPr>
+              <w:t>plotly</w:t>
+            </w:r>
+            <w:proofErr w:type="spellEnd"/>
+            <w:r>
+              <w:rPr>
+                <w:rFonts w:ascii="Arial" w:eastAsia="Times New Roman" w:hAnsi="Arial" w:cs="Arial"/>
+                <w:i/>
+                <w:iCs/>
+                <w:color w:val="000000"/>
+                <w:sz w:val="20"/>
+                <w:lang w:eastAsia="zh-CN"/>
+              </w:rPr>
+              <w:t>, matplotlib and cleaned_data.csv</w:t>
+            </w:r>
+          </w:p>
+        </w:tc>
+      </w:tr>
+      <w:tr>
+        <w:tc>
+          <w:tcPr>
+            <w:tcW w:w="1980" w:type="dxa"/>
+            <w:gridSpan w:val="3"/>
+          </w:tcPr>
+          <w:p>
+            <w:pPr>
+              <w:autoSpaceDE w:val="0"/>
+              <w:autoSpaceDN w:val="0"/>
+              <w:adjustRightInd w:val="0"/>
+              <w:spacing w:after="120"/>
+              <w:jc w:val="both"/>
+              <w:rPr>
+                <w:rFonts w:ascii="Arial" w:eastAsia="Times New Roman" w:hAnsi="Arial" w:cs="Arial"/>
+                <w:color w:val="000000"/>
+                <w:sz w:val="20"/>
+                <w:lang w:eastAsia="zh-CN"/>
+              </w:rPr>
+            </w:pPr>
+            <w:r>
+              <w:rPr>
+                <w:rFonts w:ascii="Arial" w:eastAsia="Times New Roman" w:hAnsi="Arial" w:cs="Arial"/>
+                <w:color w:val="000000"/>
+                <w:sz w:val="20"/>
+                <w:lang w:eastAsia="zh-CN"/>
+              </w:rPr>
+              <w:t>Expected result</w:t>
+            </w:r>
+          </w:p>
+        </w:tc>
+        <w:tc>
+          <w:tcPr>
+            <w:tcW w:w="7044" w:type="dxa"/>
+            <w:gridSpan w:val="2"/>
+          </w:tcPr>
+          <w:p>
+            <w:pPr>
+              <w:autoSpaceDE w:val="0"/>
+              <w:autoSpaceDN w:val="0"/>
+              <w:adjustRightInd w:val="0"/>
+              <w:spacing w:after="120"/>
+              <w:jc w:val="both"/>
+              <w:rPr>
+                <w:rFonts w:ascii="Arial" w:eastAsia="Times New Roman" w:hAnsi="Arial" w:cs="Arial"/>
+                <w:i/>
+                <w:iCs/>
+                <w:color w:val="000000"/>
+                <w:sz w:val="20"/>
+                <w:lang w:eastAsia="zh-CN"/>
+              </w:rPr>
+            </w:pPr>
+            <w:r>
+              <w:rPr>
+                <w:rFonts w:ascii="Arial" w:eastAsia="Times New Roman" w:hAnsi="Arial" w:cs="Arial"/>
+                <w:i/>
+                <w:iCs/>
+                <w:color w:val="000000"/>
+                <w:sz w:val="20"/>
+                <w:lang w:eastAsia="zh-CN"/>
+              </w:rPr>
+              <w:t>The application will launch in the bowser and all charts will load without any errors or UI breakages.</w:t>
+            </w:r>
+            <w:r>
+              <w:rPr>
+                <w:rFonts w:ascii="Arial" w:eastAsia="Times New Roman" w:hAnsi="Arial" w:cs="Arial"/>
+                <w:i/>
+                <w:iCs/>
+                <w:color w:val="000000"/>
+                <w:sz w:val="20"/>
+                <w:lang w:eastAsia="zh-CN"/>
+              </w:rPr>
+              <w:t xml:space="preserve"> The latest updated version of the dashboard will be displayed when run.</w:t>
+            </w:r>
+            <w:r>
+              <w:rPr>
+                <w:rFonts w:ascii="Arial" w:eastAsia="Times New Roman" w:hAnsi="Arial" w:cs="Arial"/>
+                <w:i/>
+                <w:iCs/>
+                <w:color w:val="000000"/>
+                <w:sz w:val="20"/>
+                <w:lang w:eastAsia="zh-CN"/>
+              </w:rPr>
+              <w:t xml:space="preserve"> </w:t>
+            </w:r>
+          </w:p>
+        </w:tc>
+      </w:tr>
+    </w:tbl>
+    <w:p>
+      <w:pPr>
+        <w:autoSpaceDE w:val="0"/>
+        <w:autoSpaceDN w:val="0"/>
+        <w:adjustRightInd w:val="0"/>
+        <w:spacing w:after="120" w:line="240" w:lineRule="auto"/>
+        <w:jc w:val="both"/>
+        <w:rPr>
+          <w:rFonts w:ascii="Arial" w:eastAsia="Times New Roman" w:hAnsi="Arial" w:cs="Arial"/>
+          <w:color w:val="000000"/>
+          <w:sz w:val="20"/>
+          <w:szCs w:val="20"/>
+          <w:lang w:eastAsia="zh-CN"/>
+        </w:rPr>
+      </w:pPr>
+    </w:p>
+    <w:p>
+      <w:pPr>
+        <w:autoSpaceDE w:val="0"/>
+        <w:autoSpaceDN w:val="0"/>
+        <w:adjustRightInd w:val="0"/>
+        <w:spacing w:after="120" w:line="240" w:lineRule="auto"/>
+        <w:jc w:val="both"/>
+        <w:rPr>
+          <w:rFonts w:ascii="Arial" w:eastAsia="Times New Roman" w:hAnsi="Arial" w:cs="Arial"/>
+          <w:color w:val="000000"/>
+          <w:sz w:val="20"/>
+          <w:szCs w:val="20"/>
+          <w:lang w:eastAsia="zh-CN"/>
+        </w:rPr>
+      </w:pPr>
+    </w:p>
+    <w:tbl>
+      <w:tblPr>
+        <w:tblStyle w:val="TableGrid"/>
+        <w:tblW w:w="9024" w:type="dxa"/>
+        <w:tblLook w:val="04A0" w:firstRow="1" w:lastRow="0" w:firstColumn="1" w:lastColumn="0" w:noHBand="0" w:noVBand="1"/>
+      </w:tblPr>
+      <w:tblGrid>
+        <w:gridCol w:w="562"/>
+        <w:gridCol w:w="993"/>
+        <w:gridCol w:w="425"/>
+        <w:gridCol w:w="567"/>
+        <w:gridCol w:w="6477"/>
+      </w:tblGrid>
+      <w:tr>
+        <w:tc>
+          <w:tcPr>
+            <w:tcW w:w="562" w:type="dxa"/>
+          </w:tcPr>
+          <w:p>
+            <w:pPr>
+              <w:autoSpaceDE w:val="0"/>
+              <w:autoSpaceDN w:val="0"/>
+              <w:adjustRightInd w:val="0"/>
+              <w:spacing w:after="120"/>
+              <w:jc w:val="both"/>
+              <w:rPr>
+                <w:rFonts w:ascii="Arial" w:eastAsia="Times New Roman" w:hAnsi="Arial" w:cs="Arial"/>
+                <w:color w:val="000000"/>
+                <w:sz w:val="20"/>
+                <w:lang w:eastAsia="zh-CN"/>
+              </w:rPr>
+            </w:pPr>
+            <w:r>
+              <w:rPr>
+                <w:rFonts w:ascii="Arial" w:eastAsia="Times New Roman" w:hAnsi="Arial" w:cs="Arial"/>
+                <w:color w:val="000000"/>
+                <w:sz w:val="20"/>
+                <w:lang w:eastAsia="zh-CN"/>
+              </w:rPr>
+              <w:t>#</w:t>
+            </w:r>
+          </w:p>
+        </w:tc>
+        <w:tc>
+          <w:tcPr>
+            <w:tcW w:w="993" w:type="dxa"/>
+          </w:tcPr>
+          <w:p>
+            <w:pPr>
+              <w:autoSpaceDE w:val="0"/>
+              <w:autoSpaceDN w:val="0"/>
+              <w:adjustRightInd w:val="0"/>
+              <w:spacing w:after="120"/>
+              <w:jc w:val="both"/>
+              <w:rPr>
+                <w:rFonts w:ascii="Arial" w:eastAsia="Times New Roman" w:hAnsi="Arial" w:cs="Arial"/>
+                <w:i/>
+                <w:iCs/>
+                <w:color w:val="000000"/>
+                <w:sz w:val="20"/>
+                <w:lang w:eastAsia="zh-CN"/>
+              </w:rPr>
+            </w:pPr>
+            <w:r>
+              <w:rPr>
+                <w:rFonts w:ascii="Arial" w:eastAsia="Times New Roman" w:hAnsi="Arial" w:cs="Arial"/>
+                <w:i/>
+                <w:iCs/>
+                <w:color w:val="000000"/>
+                <w:sz w:val="20"/>
+                <w:lang w:eastAsia="zh-CN"/>
+              </w:rPr>
+              <w:t>TC</w:t>
+            </w:r>
+            <w:r>
+              <w:rPr>
+                <w:rFonts w:ascii="Arial" w:eastAsia="Times New Roman" w:hAnsi="Arial" w:cs="Arial"/>
+                <w:i/>
+                <w:iCs/>
+                <w:color w:val="000000"/>
+                <w:sz w:val="20"/>
+                <w:lang w:eastAsia="zh-CN"/>
+              </w:rPr>
+              <w:t>3</w:t>
+            </w:r>
+          </w:p>
+        </w:tc>
+        <w:tc>
+          <w:tcPr>
+            <w:tcW w:w="992" w:type="dxa"/>
+            <w:gridSpan w:val="2"/>
+          </w:tcPr>
+          <w:p>
+            <w:pPr>
+              <w:autoSpaceDE w:val="0"/>
+              <w:autoSpaceDN w:val="0"/>
+              <w:adjustRightInd w:val="0"/>
+              <w:spacing w:after="120"/>
+              <w:jc w:val="both"/>
+              <w:rPr>
+                <w:rFonts w:ascii="Arial" w:eastAsia="Times New Roman" w:hAnsi="Arial" w:cs="Arial"/>
+                <w:color w:val="000000"/>
+                <w:sz w:val="20"/>
+                <w:lang w:eastAsia="zh-CN"/>
+              </w:rPr>
+            </w:pPr>
+            <w:r>
+              <w:rPr>
+                <w:rFonts w:ascii="Arial" w:eastAsia="Times New Roman" w:hAnsi="Arial" w:cs="Arial"/>
+                <w:color w:val="000000"/>
+                <w:sz w:val="20"/>
+                <w:lang w:eastAsia="zh-CN"/>
+              </w:rPr>
+              <w:t>Title:</w:t>
+            </w:r>
+            <w:r>
+              <w:rPr>
+                <w:rFonts w:ascii="Arial" w:eastAsia="Times New Roman" w:hAnsi="Arial" w:cs="Arial"/>
+                <w:color w:val="000000"/>
+                <w:sz w:val="20"/>
+                <w:lang w:eastAsia="zh-CN"/>
+              </w:rPr>
+              <w:t xml:space="preserve"> </w:t>
+            </w:r>
+          </w:p>
+        </w:tc>
+        <w:tc>
+          <w:tcPr>
+            <w:tcW w:w="6477" w:type="dxa"/>
+          </w:tcPr>
+          <w:p>
+            <w:pPr>
+              <w:autoSpaceDE w:val="0"/>
+              <w:autoSpaceDN w:val="0"/>
+              <w:adjustRightInd w:val="0"/>
+              <w:spacing w:after="120"/>
+              <w:jc w:val="both"/>
+              <w:rPr>
+                <w:rFonts w:ascii="Arial" w:eastAsia="Times New Roman" w:hAnsi="Arial" w:cs="Arial"/>
+                <w:i/>
+                <w:iCs/>
+                <w:color w:val="000000"/>
+                <w:sz w:val="20"/>
+                <w:lang w:eastAsia="zh-CN"/>
+              </w:rPr>
+            </w:pPr>
+            <w:r>
+              <w:rPr>
+                <w:rFonts w:ascii="Arial" w:eastAsia="Times New Roman" w:hAnsi="Arial" w:cs="Arial"/>
+                <w:color w:val="000000"/>
+                <w:sz w:val="20"/>
+                <w:lang w:eastAsia="zh-CN"/>
+              </w:rPr>
+              <w:t>Initialising a sidebar and Data Filtering</w:t>
+            </w:r>
+          </w:p>
+        </w:tc>
+      </w:tr>
+      <w:tr>
+        <w:tc>
+          <w:tcPr>
+            <w:tcW w:w="1980" w:type="dxa"/>
+            <w:gridSpan w:val="3"/>
+          </w:tcPr>
+          <w:p>
+            <w:pPr>
+              <w:autoSpaceDE w:val="0"/>
+              <w:autoSpaceDN w:val="0"/>
+              <w:adjustRightInd w:val="0"/>
+              <w:spacing w:after="120"/>
+              <w:jc w:val="both"/>
+              <w:rPr>
+                <w:rFonts w:ascii="Arial" w:eastAsia="Times New Roman" w:hAnsi="Arial" w:cs="Arial"/>
+                <w:color w:val="000000"/>
+                <w:sz w:val="20"/>
+                <w:lang w:eastAsia="zh-CN"/>
+              </w:rPr>
+            </w:pPr>
+            <w:r>
+              <w:rPr>
+                <w:rFonts w:ascii="Arial" w:eastAsia="Times New Roman" w:hAnsi="Arial" w:cs="Arial"/>
+                <w:color w:val="000000"/>
+                <w:sz w:val="20"/>
+                <w:lang w:eastAsia="zh-CN"/>
+              </w:rPr>
+              <w:t>Description</w:t>
+            </w:r>
+          </w:p>
+        </w:tc>
+        <w:tc>
+          <w:tcPr>
+            <w:tcW w:w="7044" w:type="dxa"/>
+            <w:gridSpan w:val="2"/>
+          </w:tcPr>
+          <w:p>
+            <w:pPr>
+              <w:autoSpaceDE w:val="0"/>
+              <w:autoSpaceDN w:val="0"/>
+              <w:adjustRightInd w:val="0"/>
+              <w:spacing w:after="120"/>
+              <w:jc w:val="both"/>
+              <w:rPr>
+                <w:rFonts w:ascii="Arial" w:eastAsia="Times New Roman" w:hAnsi="Arial" w:cs="Arial"/>
+                <w:color w:val="000000"/>
+                <w:sz w:val="20"/>
+                <w:lang w:eastAsia="zh-CN"/>
+              </w:rPr>
+            </w:pPr>
+            <w:r>
+              <w:rPr>
+                <w:rFonts w:ascii="Arial" w:eastAsia="Times New Roman" w:hAnsi="Arial" w:cs="Arial"/>
+                <w:color w:val="000000"/>
+                <w:sz w:val="20"/>
+                <w:lang w:eastAsia="zh-CN"/>
+              </w:rPr>
+              <w:t xml:space="preserve">Checking that </w:t>
+            </w:r>
+            <w:r>
+              <w:rPr>
+                <w:rFonts w:ascii="Arial" w:eastAsia="Times New Roman" w:hAnsi="Arial" w:cs="Arial"/>
+                <w:color w:val="000000"/>
+                <w:sz w:val="20"/>
+                <w:lang w:eastAsia="zh-CN"/>
+              </w:rPr>
+              <w:t>the sidebar is functioning and the filters applied work accurately and efficiently.</w:t>
+            </w:r>
+          </w:p>
+        </w:tc>
+      </w:tr>
+      <w:tr>
+        <w:tc>
+          <w:tcPr>
+            <w:tcW w:w="1980" w:type="dxa"/>
+            <w:gridSpan w:val="3"/>
+          </w:tcPr>
+          <w:p>
+            <w:pPr>
+              <w:autoSpaceDE w:val="0"/>
+              <w:autoSpaceDN w:val="0"/>
+              <w:adjustRightInd w:val="0"/>
+              <w:spacing w:after="120"/>
+              <w:jc w:val="both"/>
+              <w:rPr>
+                <w:rFonts w:ascii="Arial" w:eastAsia="Times New Roman" w:hAnsi="Arial" w:cs="Arial"/>
+                <w:color w:val="000000"/>
+                <w:sz w:val="20"/>
+                <w:lang w:eastAsia="zh-CN"/>
+              </w:rPr>
+            </w:pPr>
+            <w:r>
+              <w:rPr>
+                <w:rFonts w:ascii="Arial" w:eastAsia="Times New Roman" w:hAnsi="Arial" w:cs="Arial"/>
+                <w:color w:val="000000"/>
+                <w:sz w:val="20"/>
+                <w:lang w:eastAsia="zh-CN"/>
+              </w:rPr>
+              <w:t>Steps and input data</w:t>
+            </w:r>
+          </w:p>
+        </w:tc>
+        <w:tc>
+          <w:tcPr>
+            <w:tcW w:w="7044" w:type="dxa"/>
+            <w:gridSpan w:val="2"/>
+          </w:tcPr>
+          <w:p>
+            <w:pPr>
+              <w:numPr>
+                <w:ilvl w:val="0"/>
+                <w:numId w:val="4"/>
+              </w:numPr>
+              <w:autoSpaceDE w:val="0"/>
+              <w:autoSpaceDN w:val="0"/>
+              <w:adjustRightInd w:val="0"/>
+              <w:spacing w:after="120"/>
+              <w:contextualSpacing/>
+              <w:jc w:val="both"/>
+              <w:rPr>
+                <w:rFonts w:ascii="Arial" w:eastAsia="Times New Roman" w:hAnsi="Arial" w:cs="Arial"/>
+                <w:i/>
+                <w:iCs/>
+                <w:color w:val="000000"/>
+                <w:sz w:val="20"/>
+                <w:lang w:eastAsia="zh-CN"/>
+              </w:rPr>
+            </w:pPr>
+            <w:r>
+              <w:rPr>
+                <w:rFonts w:ascii="Arial" w:eastAsia="Times New Roman" w:hAnsi="Arial" w:cs="Arial"/>
+                <w:i/>
+                <w:iCs/>
+                <w:color w:val="000000"/>
+                <w:sz w:val="20"/>
+                <w:lang w:eastAsia="zh-CN"/>
+              </w:rPr>
+              <w:t>Creating a sidebar.py and developing functions for the filters.</w:t>
+            </w:r>
+          </w:p>
+          <w:p>
+            <w:pPr>
+              <w:numPr>
+                <w:ilvl w:val="0"/>
+                <w:numId w:val="4"/>
+              </w:numPr>
+              <w:autoSpaceDE w:val="0"/>
+              <w:autoSpaceDN w:val="0"/>
+              <w:adjustRightInd w:val="0"/>
+              <w:spacing w:after="120"/>
+              <w:contextualSpacing/>
+              <w:jc w:val="both"/>
+              <w:rPr>
+                <w:rFonts w:ascii="Arial" w:eastAsia="Times New Roman" w:hAnsi="Arial" w:cs="Arial"/>
+                <w:i/>
+                <w:iCs/>
+                <w:color w:val="000000"/>
+                <w:sz w:val="20"/>
+                <w:lang w:eastAsia="zh-CN"/>
+              </w:rPr>
+            </w:pPr>
+            <w:r>
+              <w:rPr>
+                <w:rFonts w:ascii="Arial" w:eastAsia="Times New Roman" w:hAnsi="Arial" w:cs="Arial"/>
+                <w:i/>
+                <w:iCs/>
+                <w:color w:val="000000"/>
+                <w:sz w:val="20"/>
+                <w:lang w:eastAsia="zh-CN"/>
+              </w:rPr>
+              <w:t xml:space="preserve">Editing the dashboard.py </w:t>
+            </w:r>
+            <w:r>
+              <w:rPr>
+                <w:rFonts w:ascii="Arial" w:eastAsia="Times New Roman" w:hAnsi="Arial" w:cs="Arial"/>
+                <w:i/>
+                <w:iCs/>
+                <w:color w:val="000000"/>
+                <w:sz w:val="20"/>
+                <w:lang w:eastAsia="zh-CN"/>
+              </w:rPr>
+              <w:t xml:space="preserve">and importing sidebar.py functions to create the sidebar on </w:t>
+            </w:r>
+            <w:proofErr w:type="spellStart"/>
+            <w:r>
+              <w:rPr>
+                <w:rFonts w:ascii="Arial" w:eastAsia="Times New Roman" w:hAnsi="Arial" w:cs="Arial"/>
+                <w:i/>
+                <w:iCs/>
+                <w:color w:val="000000"/>
+                <w:sz w:val="20"/>
+                <w:lang w:eastAsia="zh-CN"/>
+              </w:rPr>
+              <w:t>Streamlit</w:t>
+            </w:r>
+            <w:proofErr w:type="spellEnd"/>
+            <w:r>
+              <w:rPr>
+                <w:rFonts w:ascii="Arial" w:eastAsia="Times New Roman" w:hAnsi="Arial" w:cs="Arial"/>
+                <w:i/>
+                <w:iCs/>
+                <w:color w:val="000000"/>
+                <w:sz w:val="20"/>
+                <w:lang w:eastAsia="zh-CN"/>
+              </w:rPr>
+              <w:t>.</w:t>
+            </w:r>
+          </w:p>
+          <w:p>
+            <w:pPr>
+              <w:numPr>
+                <w:ilvl w:val="0"/>
+                <w:numId w:val="4"/>
+              </w:numPr>
+              <w:autoSpaceDE w:val="0"/>
+              <w:autoSpaceDN w:val="0"/>
+              <w:adjustRightInd w:val="0"/>
+              <w:spacing w:after="120"/>
+              <w:contextualSpacing/>
+              <w:jc w:val="both"/>
+              <w:rPr>
+                <w:rFonts w:ascii="Arial" w:eastAsia="Times New Roman" w:hAnsi="Arial" w:cs="Arial"/>
+                <w:i/>
+                <w:iCs/>
+                <w:color w:val="000000"/>
+                <w:sz w:val="20"/>
+                <w:lang w:eastAsia="zh-CN"/>
+              </w:rPr>
+            </w:pPr>
+            <w:r>
+              <w:rPr>
+                <w:rFonts w:ascii="Arial" w:eastAsia="Times New Roman" w:hAnsi="Arial" w:cs="Arial"/>
+                <w:i/>
+                <w:iCs/>
+                <w:color w:val="000000"/>
+                <w:sz w:val="20"/>
+                <w:lang w:eastAsia="zh-CN"/>
+              </w:rPr>
+              <w:t xml:space="preserve">Running the </w:t>
+            </w:r>
+            <w:proofErr w:type="spellStart"/>
+            <w:r>
+              <w:rPr>
+                <w:rFonts w:ascii="Arial" w:eastAsia="Times New Roman" w:hAnsi="Arial" w:cs="Arial"/>
+                <w:i/>
+                <w:iCs/>
+                <w:color w:val="000000"/>
+                <w:sz w:val="20"/>
+                <w:lang w:eastAsia="zh-CN"/>
+              </w:rPr>
+              <w:t>streamlit</w:t>
+            </w:r>
+            <w:proofErr w:type="spellEnd"/>
+            <w:r>
+              <w:rPr>
+                <w:rFonts w:ascii="Arial" w:eastAsia="Times New Roman" w:hAnsi="Arial" w:cs="Arial"/>
+                <w:i/>
+                <w:iCs/>
+                <w:color w:val="000000"/>
+                <w:sz w:val="20"/>
+                <w:lang w:eastAsia="zh-CN"/>
+              </w:rPr>
+              <w:t xml:space="preserve"> app and assessing whether the dashboard loads without error</w:t>
+            </w:r>
+            <w:r>
+              <w:rPr>
+                <w:rFonts w:ascii="Arial" w:eastAsia="Times New Roman" w:hAnsi="Arial" w:cs="Arial"/>
+                <w:i/>
+                <w:iCs/>
+                <w:color w:val="000000"/>
+                <w:sz w:val="20"/>
+                <w:lang w:eastAsia="zh-CN"/>
+              </w:rPr>
+              <w:t>s</w:t>
+            </w:r>
+            <w:r>
+              <w:rPr>
+                <w:rFonts w:ascii="Arial" w:eastAsia="Times New Roman" w:hAnsi="Arial" w:cs="Arial"/>
+                <w:i/>
+                <w:iCs/>
+                <w:color w:val="000000"/>
+                <w:sz w:val="20"/>
+                <w:lang w:eastAsia="zh-CN"/>
+              </w:rPr>
+              <w:t>.</w:t>
+            </w:r>
+          </w:p>
+          <w:p>
+            <w:pPr>
+              <w:numPr>
+                <w:ilvl w:val="0"/>
+                <w:numId w:val="4"/>
+              </w:numPr>
+              <w:autoSpaceDE w:val="0"/>
+              <w:autoSpaceDN w:val="0"/>
+              <w:adjustRightInd w:val="0"/>
+              <w:spacing w:after="120"/>
+              <w:contextualSpacing/>
+              <w:jc w:val="both"/>
+              <w:rPr>
+                <w:rFonts w:ascii="Arial" w:eastAsia="Times New Roman" w:hAnsi="Arial" w:cs="Arial"/>
+                <w:i/>
+                <w:iCs/>
+                <w:color w:val="000000"/>
+                <w:sz w:val="20"/>
+                <w:lang w:eastAsia="zh-CN"/>
+              </w:rPr>
+            </w:pPr>
+            <w:r>
+              <w:rPr>
+                <w:rFonts w:ascii="Arial" w:eastAsia="Times New Roman" w:hAnsi="Arial" w:cs="Arial"/>
+                <w:i/>
+                <w:iCs/>
+                <w:color w:val="000000"/>
+                <w:sz w:val="20"/>
+                <w:lang w:eastAsia="zh-CN"/>
+              </w:rPr>
+              <w:t>Adjusting the filters and checking if changes have been applied.</w:t>
+            </w:r>
+          </w:p>
+        </w:tc>
+      </w:tr>
+      <w:tr>
+        <w:tc>
+          <w:tcPr>
+            <w:tcW w:w="1980" w:type="dxa"/>
+            <w:gridSpan w:val="3"/>
+          </w:tcPr>
+          <w:p>
+            <w:pPr>
+              <w:autoSpaceDE w:val="0"/>
+              <w:autoSpaceDN w:val="0"/>
+              <w:adjustRightInd w:val="0"/>
+              <w:spacing w:after="120"/>
+              <w:jc w:val="both"/>
+              <w:rPr>
+                <w:rFonts w:ascii="Arial" w:eastAsia="Times New Roman" w:hAnsi="Arial" w:cs="Arial"/>
+                <w:color w:val="000000"/>
+                <w:sz w:val="20"/>
+                <w:lang w:eastAsia="zh-CN"/>
+              </w:rPr>
+            </w:pPr>
+            <w:r>
+              <w:rPr>
+                <w:rFonts w:ascii="Arial" w:eastAsia="Times New Roman" w:hAnsi="Arial" w:cs="Arial"/>
+                <w:color w:val="000000"/>
+                <w:sz w:val="20"/>
+                <w:lang w:eastAsia="zh-CN"/>
+              </w:rPr>
+              <w:t>Dependencies</w:t>
+            </w:r>
+          </w:p>
+        </w:tc>
+        <w:tc>
+          <w:tcPr>
+            <w:tcW w:w="7044" w:type="dxa"/>
+            <w:gridSpan w:val="2"/>
+          </w:tcPr>
+          <w:p>
+            <w:pPr>
+              <w:autoSpaceDE w:val="0"/>
+              <w:autoSpaceDN w:val="0"/>
+              <w:adjustRightInd w:val="0"/>
+              <w:spacing w:after="120"/>
+              <w:jc w:val="both"/>
+              <w:rPr>
+                <w:rFonts w:ascii="Arial" w:eastAsia="Times New Roman" w:hAnsi="Arial" w:cs="Arial"/>
+                <w:i/>
+                <w:iCs/>
+                <w:color w:val="000000"/>
+                <w:sz w:val="20"/>
+                <w:lang w:eastAsia="zh-CN"/>
+              </w:rPr>
+            </w:pPr>
+            <w:proofErr w:type="spellStart"/>
+            <w:r>
+              <w:rPr>
+                <w:rFonts w:ascii="Arial" w:eastAsia="Times New Roman" w:hAnsi="Arial" w:cs="Arial"/>
+                <w:i/>
+                <w:iCs/>
+                <w:color w:val="000000"/>
+                <w:sz w:val="20"/>
+                <w:lang w:eastAsia="zh-CN"/>
+              </w:rPr>
+              <w:t>streamlit</w:t>
+            </w:r>
+            <w:proofErr w:type="spellEnd"/>
+          </w:p>
+        </w:tc>
+      </w:tr>
+      <w:tr>
+        <w:tc>
+          <w:tcPr>
+            <w:tcW w:w="1980" w:type="dxa"/>
+            <w:gridSpan w:val="3"/>
+          </w:tcPr>
+          <w:p>
+            <w:pPr>
+              <w:autoSpaceDE w:val="0"/>
+              <w:autoSpaceDN w:val="0"/>
+              <w:adjustRightInd w:val="0"/>
+              <w:spacing w:after="120"/>
+              <w:jc w:val="both"/>
+              <w:rPr>
+                <w:rFonts w:ascii="Arial" w:eastAsia="Times New Roman" w:hAnsi="Arial" w:cs="Arial"/>
+                <w:color w:val="000000"/>
+                <w:sz w:val="20"/>
+                <w:lang w:eastAsia="zh-CN"/>
+              </w:rPr>
+            </w:pPr>
+            <w:r>
+              <w:rPr>
+                <w:rFonts w:ascii="Arial" w:eastAsia="Times New Roman" w:hAnsi="Arial" w:cs="Arial"/>
+                <w:color w:val="000000"/>
+                <w:sz w:val="20"/>
+                <w:lang w:eastAsia="zh-CN"/>
+              </w:rPr>
+              <w:t>Expected result</w:t>
+            </w:r>
+          </w:p>
+        </w:tc>
+        <w:tc>
+          <w:tcPr>
+            <w:tcW w:w="7044" w:type="dxa"/>
+            <w:gridSpan w:val="2"/>
+          </w:tcPr>
+          <w:p>
+            <w:pPr>
+              <w:autoSpaceDE w:val="0"/>
+              <w:autoSpaceDN w:val="0"/>
+              <w:adjustRightInd w:val="0"/>
+              <w:spacing w:after="120"/>
+              <w:jc w:val="both"/>
+              <w:rPr>
+                <w:rFonts w:ascii="Arial" w:eastAsia="Times New Roman" w:hAnsi="Arial" w:cs="Arial"/>
+                <w:i/>
+                <w:iCs/>
+                <w:color w:val="000000"/>
+                <w:sz w:val="20"/>
+                <w:lang w:eastAsia="zh-CN"/>
+              </w:rPr>
+            </w:pPr>
+            <w:r>
+              <w:rPr>
+                <w:rFonts w:ascii="Arial" w:eastAsia="Times New Roman" w:hAnsi="Arial" w:cs="Arial"/>
+                <w:i/>
+                <w:iCs/>
+                <w:color w:val="000000"/>
+                <w:sz w:val="20"/>
+                <w:lang w:eastAsia="zh-CN"/>
+              </w:rPr>
+              <w:t>A sidebar is created, and the selected filter will be applied efficiently to the charts.</w:t>
+            </w:r>
+            <w:r>
+              <w:rPr>
+                <w:rFonts w:ascii="Arial" w:eastAsia="Times New Roman" w:hAnsi="Arial" w:cs="Arial"/>
+                <w:i/>
+                <w:iCs/>
+                <w:color w:val="000000"/>
+                <w:sz w:val="20"/>
+                <w:lang w:eastAsia="zh-CN"/>
+              </w:rPr>
+              <w:t xml:space="preserve"> Dashboard at default will display European Union Total Statistics.</w:t>
+            </w:r>
+          </w:p>
+        </w:tc>
+      </w:tr>
+    </w:tbl>
+    <w:p>
+      <w:pPr>
+        <w:autoSpaceDE w:val="0"/>
+        <w:autoSpaceDN w:val="0"/>
+        <w:adjustRightInd w:val="0"/>
+        <w:spacing w:after="120" w:line="240" w:lineRule="auto"/>
+        <w:jc w:val="both"/>
+        <w:rPr>
+          <w:rFonts w:ascii="Arial" w:eastAsia="Times New Roman" w:hAnsi="Arial" w:cs="Arial"/>
+          <w:color w:val="000000"/>
+          <w:sz w:val="20"/>
+          <w:szCs w:val="20"/>
+          <w:lang w:eastAsia="zh-CN"/>
+        </w:rPr>
+      </w:pPr>
+    </w:p>
+    <w:p>
+      <w:pPr>
+        <w:autoSpaceDE w:val="0"/>
+        <w:autoSpaceDN w:val="0"/>
+        <w:adjustRightInd w:val="0"/>
+        <w:spacing w:after="120" w:line="240" w:lineRule="auto"/>
+        <w:jc w:val="both"/>
+        <w:rPr>
+          <w:rFonts w:ascii="Arial" w:eastAsia="Times New Roman" w:hAnsi="Arial" w:cs="Arial"/>
+          <w:color w:val="000000"/>
+          <w:sz w:val="20"/>
+          <w:szCs w:val="20"/>
+          <w:lang w:eastAsia="zh-CN"/>
+        </w:rPr>
+      </w:pPr>
+    </w:p>
+    <w:tbl>
+      <w:tblPr>
+        <w:tblStyle w:val="TableGrid"/>
+        <w:tblW w:w="9024" w:type="dxa"/>
+        <w:tblLook w:val="04A0" w:firstRow="1" w:lastRow="0" w:firstColumn="1" w:lastColumn="0" w:noHBand="0" w:noVBand="1"/>
+      </w:tblPr>
+      <w:tblGrid>
+        <w:gridCol w:w="562"/>
+        <w:gridCol w:w="993"/>
+        <w:gridCol w:w="425"/>
+        <w:gridCol w:w="567"/>
+        <w:gridCol w:w="6477"/>
+      </w:tblGrid>
+      <w:tr>
+        <w:tc>
+          <w:tcPr>
+            <w:tcW w:w="562" w:type="dxa"/>
+          </w:tcPr>
+          <w:p>
+            <w:pPr>
+              <w:autoSpaceDE w:val="0"/>
+              <w:autoSpaceDN w:val="0"/>
+              <w:adjustRightInd w:val="0"/>
+              <w:spacing w:after="120"/>
+              <w:jc w:val="both"/>
+              <w:rPr>
+                <w:rFonts w:ascii="Arial" w:eastAsia="Times New Roman" w:hAnsi="Arial" w:cs="Arial"/>
+                <w:color w:val="000000"/>
+                <w:sz w:val="20"/>
+                <w:lang w:eastAsia="zh-CN"/>
+              </w:rPr>
+            </w:pPr>
+            <w:r>
+              <w:rPr>
+                <w:rFonts w:ascii="Arial" w:eastAsia="Times New Roman" w:hAnsi="Arial" w:cs="Arial"/>
+                <w:color w:val="000000"/>
+                <w:sz w:val="20"/>
+                <w:lang w:eastAsia="zh-CN"/>
+              </w:rPr>
+              <w:lastRenderedPageBreak/>
+              <w:t>#</w:t>
+            </w:r>
+          </w:p>
+        </w:tc>
+        <w:tc>
+          <w:tcPr>
+            <w:tcW w:w="993" w:type="dxa"/>
+          </w:tcPr>
+          <w:p>
+            <w:pPr>
+              <w:autoSpaceDE w:val="0"/>
+              <w:autoSpaceDN w:val="0"/>
+              <w:adjustRightInd w:val="0"/>
+              <w:spacing w:after="120"/>
+              <w:jc w:val="both"/>
+              <w:rPr>
+                <w:rFonts w:ascii="Arial" w:eastAsia="Times New Roman" w:hAnsi="Arial" w:cs="Arial"/>
+                <w:i/>
+                <w:iCs/>
+                <w:color w:val="000000"/>
+                <w:sz w:val="20"/>
+                <w:lang w:eastAsia="zh-CN"/>
+              </w:rPr>
+            </w:pPr>
+            <w:r>
+              <w:rPr>
+                <w:rFonts w:ascii="Arial" w:eastAsia="Times New Roman" w:hAnsi="Arial" w:cs="Arial"/>
+                <w:i/>
+                <w:iCs/>
+                <w:color w:val="000000"/>
+                <w:sz w:val="20"/>
+                <w:lang w:eastAsia="zh-CN"/>
+              </w:rPr>
+              <w:t>TC</w:t>
+            </w:r>
+            <w:r>
+              <w:rPr>
+                <w:rFonts w:ascii="Arial" w:eastAsia="Times New Roman" w:hAnsi="Arial" w:cs="Arial"/>
+                <w:i/>
+                <w:iCs/>
+                <w:color w:val="000000"/>
+                <w:sz w:val="20"/>
+                <w:lang w:eastAsia="zh-CN"/>
+              </w:rPr>
+              <w:t>4</w:t>
+            </w:r>
+          </w:p>
+        </w:tc>
+        <w:tc>
+          <w:tcPr>
+            <w:tcW w:w="992" w:type="dxa"/>
+            <w:gridSpan w:val="2"/>
+          </w:tcPr>
+          <w:p>
+            <w:pPr>
+              <w:autoSpaceDE w:val="0"/>
+              <w:autoSpaceDN w:val="0"/>
+              <w:adjustRightInd w:val="0"/>
+              <w:spacing w:after="120"/>
+              <w:jc w:val="both"/>
+              <w:rPr>
+                <w:rFonts w:ascii="Arial" w:eastAsia="Times New Roman" w:hAnsi="Arial" w:cs="Arial"/>
+                <w:color w:val="000000"/>
+                <w:sz w:val="20"/>
+                <w:lang w:eastAsia="zh-CN"/>
+              </w:rPr>
+            </w:pPr>
+            <w:r>
+              <w:rPr>
+                <w:rFonts w:ascii="Arial" w:eastAsia="Times New Roman" w:hAnsi="Arial" w:cs="Arial"/>
+                <w:color w:val="000000"/>
+                <w:sz w:val="20"/>
+                <w:lang w:eastAsia="zh-CN"/>
+              </w:rPr>
+              <w:t>Title:</w:t>
+            </w:r>
+            <w:r>
+              <w:rPr>
+                <w:rFonts w:ascii="Arial" w:eastAsia="Times New Roman" w:hAnsi="Arial" w:cs="Arial"/>
+                <w:color w:val="000000"/>
+                <w:sz w:val="20"/>
+                <w:lang w:eastAsia="zh-CN"/>
+              </w:rPr>
+              <w:t xml:space="preserve"> </w:t>
+            </w:r>
+          </w:p>
+        </w:tc>
+        <w:tc>
+          <w:tcPr>
+            <w:tcW w:w="6477" w:type="dxa"/>
+          </w:tcPr>
+          <w:p>
+            <w:pPr>
+              <w:autoSpaceDE w:val="0"/>
+              <w:autoSpaceDN w:val="0"/>
+              <w:adjustRightInd w:val="0"/>
+              <w:spacing w:after="120"/>
+              <w:jc w:val="both"/>
+              <w:rPr>
+                <w:rFonts w:ascii="Arial" w:eastAsia="Times New Roman" w:hAnsi="Arial" w:cs="Arial"/>
+                <w:color w:val="000000"/>
+                <w:sz w:val="20"/>
+                <w:lang w:eastAsia="zh-CN"/>
+              </w:rPr>
+            </w:pPr>
+            <w:r>
+              <w:rPr>
+                <w:rFonts w:ascii="Arial" w:eastAsia="Times New Roman" w:hAnsi="Arial" w:cs="Arial"/>
+                <w:color w:val="000000"/>
+                <w:sz w:val="20"/>
+                <w:lang w:eastAsia="zh-CN"/>
+              </w:rPr>
+              <w:t>KPI Metrics</w:t>
+            </w:r>
+          </w:p>
+        </w:tc>
+      </w:tr>
+      <w:tr>
+        <w:tc>
+          <w:tcPr>
+            <w:tcW w:w="1980" w:type="dxa"/>
+            <w:gridSpan w:val="3"/>
+          </w:tcPr>
+          <w:p>
+            <w:pPr>
+              <w:autoSpaceDE w:val="0"/>
+              <w:autoSpaceDN w:val="0"/>
+              <w:adjustRightInd w:val="0"/>
+              <w:spacing w:after="120"/>
+              <w:jc w:val="both"/>
+              <w:rPr>
+                <w:rFonts w:ascii="Arial" w:eastAsia="Times New Roman" w:hAnsi="Arial" w:cs="Arial"/>
+                <w:color w:val="000000"/>
+                <w:sz w:val="20"/>
+                <w:lang w:eastAsia="zh-CN"/>
+              </w:rPr>
+            </w:pPr>
+            <w:r>
+              <w:rPr>
+                <w:rFonts w:ascii="Arial" w:eastAsia="Times New Roman" w:hAnsi="Arial" w:cs="Arial"/>
+                <w:color w:val="000000"/>
+                <w:sz w:val="20"/>
+                <w:lang w:eastAsia="zh-CN"/>
+              </w:rPr>
+              <w:t>Description</w:t>
+            </w:r>
+          </w:p>
+        </w:tc>
+        <w:tc>
+          <w:tcPr>
+            <w:tcW w:w="7044" w:type="dxa"/>
+            <w:gridSpan w:val="2"/>
+          </w:tcPr>
+          <w:p>
+            <w:pPr>
+              <w:autoSpaceDE w:val="0"/>
+              <w:autoSpaceDN w:val="0"/>
+              <w:adjustRightInd w:val="0"/>
+              <w:spacing w:after="120"/>
+              <w:jc w:val="both"/>
+              <w:rPr>
+                <w:rFonts w:ascii="Arial" w:eastAsia="Times New Roman" w:hAnsi="Arial" w:cs="Arial"/>
+                <w:color w:val="000000"/>
+                <w:sz w:val="20"/>
+                <w:lang w:eastAsia="zh-CN"/>
+              </w:rPr>
+            </w:pPr>
+            <w:r>
+              <w:rPr>
+                <w:rFonts w:ascii="Arial" w:eastAsia="Times New Roman" w:hAnsi="Arial" w:cs="Arial"/>
+                <w:color w:val="000000"/>
+                <w:sz w:val="20"/>
+                <w:lang w:eastAsia="zh-CN"/>
+              </w:rPr>
+              <w:t>Checking that KPI metrics are accurately running and calculated</w:t>
+            </w:r>
+            <w:r>
+              <w:rPr>
+                <w:rFonts w:ascii="Arial" w:eastAsia="Times New Roman" w:hAnsi="Arial" w:cs="Arial"/>
+                <w:color w:val="000000"/>
+                <w:sz w:val="20"/>
+                <w:lang w:eastAsia="zh-CN"/>
+              </w:rPr>
+              <w:t>.</w:t>
+            </w:r>
+          </w:p>
+        </w:tc>
+      </w:tr>
+      <w:tr>
+        <w:tc>
+          <w:tcPr>
+            <w:tcW w:w="1980" w:type="dxa"/>
+            <w:gridSpan w:val="3"/>
+          </w:tcPr>
+          <w:p>
+            <w:pPr>
+              <w:autoSpaceDE w:val="0"/>
+              <w:autoSpaceDN w:val="0"/>
+              <w:adjustRightInd w:val="0"/>
+              <w:spacing w:after="120"/>
+              <w:jc w:val="both"/>
+              <w:rPr>
+                <w:rFonts w:ascii="Arial" w:eastAsia="Times New Roman" w:hAnsi="Arial" w:cs="Arial"/>
+                <w:color w:val="000000"/>
+                <w:sz w:val="20"/>
+                <w:lang w:eastAsia="zh-CN"/>
+              </w:rPr>
+            </w:pPr>
+            <w:r>
+              <w:rPr>
+                <w:rFonts w:ascii="Arial" w:eastAsia="Times New Roman" w:hAnsi="Arial" w:cs="Arial"/>
+                <w:color w:val="000000"/>
+                <w:sz w:val="20"/>
+                <w:lang w:eastAsia="zh-CN"/>
+              </w:rPr>
+              <w:t>Steps and input data</w:t>
+            </w:r>
+          </w:p>
+        </w:tc>
+        <w:tc>
+          <w:tcPr>
+            <w:tcW w:w="7044" w:type="dxa"/>
+            <w:gridSpan w:val="2"/>
+          </w:tcPr>
+          <w:p>
+            <w:pPr>
+              <w:numPr>
+                <w:ilvl w:val="0"/>
+                <w:numId w:val="5"/>
+              </w:numPr>
+              <w:autoSpaceDE w:val="0"/>
+              <w:autoSpaceDN w:val="0"/>
+              <w:adjustRightInd w:val="0"/>
+              <w:spacing w:after="120"/>
+              <w:contextualSpacing/>
+              <w:jc w:val="both"/>
+              <w:rPr>
+                <w:rFonts w:ascii="Arial" w:eastAsia="Times New Roman" w:hAnsi="Arial" w:cs="Arial"/>
+                <w:i/>
+                <w:iCs/>
+                <w:color w:val="000000"/>
+                <w:sz w:val="20"/>
+                <w:lang w:eastAsia="zh-CN"/>
+              </w:rPr>
+            </w:pPr>
+            <w:r>
+              <w:rPr>
+                <w:rFonts w:ascii="Arial" w:eastAsia="Times New Roman" w:hAnsi="Arial" w:cs="Arial"/>
+                <w:i/>
+                <w:iCs/>
+                <w:color w:val="000000"/>
+                <w:sz w:val="20"/>
+                <w:lang w:eastAsia="zh-CN"/>
+              </w:rPr>
+              <w:t xml:space="preserve">Creating </w:t>
+            </w:r>
+            <w:r>
+              <w:rPr>
+                <w:rFonts w:ascii="Arial" w:eastAsia="Times New Roman" w:hAnsi="Arial" w:cs="Arial"/>
+                <w:i/>
+                <w:iCs/>
+                <w:color w:val="000000"/>
+                <w:sz w:val="20"/>
+                <w:lang w:eastAsia="zh-CN"/>
+              </w:rPr>
+              <w:t>metrics</w:t>
+            </w:r>
+            <w:r>
+              <w:rPr>
+                <w:rFonts w:ascii="Arial" w:eastAsia="Times New Roman" w:hAnsi="Arial" w:cs="Arial"/>
+                <w:i/>
+                <w:iCs/>
+                <w:color w:val="000000"/>
+                <w:sz w:val="20"/>
+                <w:lang w:eastAsia="zh-CN"/>
+              </w:rPr>
+              <w:t xml:space="preserve">.py </w:t>
+            </w:r>
+            <w:r>
+              <w:rPr>
+                <w:rFonts w:ascii="Arial" w:eastAsia="Times New Roman" w:hAnsi="Arial" w:cs="Arial"/>
+                <w:i/>
+                <w:iCs/>
+                <w:color w:val="000000"/>
+                <w:sz w:val="20"/>
+                <w:lang w:eastAsia="zh-CN"/>
+              </w:rPr>
+              <w:t>file</w:t>
+            </w:r>
+            <w:r>
+              <w:rPr>
+                <w:rFonts w:ascii="Arial" w:eastAsia="Times New Roman" w:hAnsi="Arial" w:cs="Arial"/>
+                <w:i/>
+                <w:iCs/>
+                <w:color w:val="000000"/>
+                <w:sz w:val="20"/>
+                <w:lang w:eastAsia="zh-CN"/>
+              </w:rPr>
+              <w:t>.</w:t>
+            </w:r>
+          </w:p>
+          <w:p>
+            <w:pPr>
+              <w:numPr>
+                <w:ilvl w:val="0"/>
+                <w:numId w:val="5"/>
+              </w:numPr>
+              <w:autoSpaceDE w:val="0"/>
+              <w:autoSpaceDN w:val="0"/>
+              <w:adjustRightInd w:val="0"/>
+              <w:spacing w:after="120"/>
+              <w:contextualSpacing/>
+              <w:jc w:val="both"/>
+              <w:rPr>
+                <w:rFonts w:ascii="Arial" w:eastAsia="Times New Roman" w:hAnsi="Arial" w:cs="Arial"/>
+                <w:i/>
+                <w:iCs/>
+                <w:color w:val="000000"/>
+                <w:sz w:val="20"/>
+                <w:lang w:eastAsia="zh-CN"/>
+              </w:rPr>
+            </w:pPr>
+            <w:r>
+              <w:rPr>
+                <w:rFonts w:ascii="Arial" w:eastAsia="Times New Roman" w:hAnsi="Arial" w:cs="Arial"/>
+                <w:i/>
+                <w:iCs/>
+                <w:color w:val="000000"/>
+                <w:sz w:val="20"/>
+                <w:lang w:eastAsia="zh-CN"/>
+              </w:rPr>
+              <w:t>Importing metrics.py into dashboard.py and developing metrics.</w:t>
+            </w:r>
+          </w:p>
+          <w:p>
+            <w:pPr>
+              <w:numPr>
+                <w:ilvl w:val="0"/>
+                <w:numId w:val="5"/>
+              </w:numPr>
+              <w:autoSpaceDE w:val="0"/>
+              <w:autoSpaceDN w:val="0"/>
+              <w:adjustRightInd w:val="0"/>
+              <w:spacing w:after="120"/>
+              <w:contextualSpacing/>
+              <w:jc w:val="both"/>
+              <w:rPr>
+                <w:rFonts w:ascii="Arial" w:eastAsia="Times New Roman" w:hAnsi="Arial" w:cs="Arial"/>
+                <w:i/>
+                <w:iCs/>
+                <w:color w:val="000000"/>
+                <w:sz w:val="20"/>
+                <w:lang w:eastAsia="zh-CN"/>
+              </w:rPr>
+            </w:pPr>
+            <w:r>
+              <w:rPr>
+                <w:rFonts w:ascii="Arial" w:eastAsia="Times New Roman" w:hAnsi="Arial" w:cs="Arial"/>
+                <w:i/>
+                <w:iCs/>
+                <w:color w:val="000000"/>
+                <w:sz w:val="20"/>
+                <w:lang w:eastAsia="zh-CN"/>
+              </w:rPr>
+              <w:t>Adding indicators stating if the KPIs are good or can be improved.</w:t>
+            </w:r>
+          </w:p>
+          <w:p>
+            <w:pPr>
+              <w:numPr>
+                <w:ilvl w:val="0"/>
+                <w:numId w:val="5"/>
+              </w:numPr>
+              <w:autoSpaceDE w:val="0"/>
+              <w:autoSpaceDN w:val="0"/>
+              <w:adjustRightInd w:val="0"/>
+              <w:spacing w:after="120"/>
+              <w:contextualSpacing/>
+              <w:jc w:val="both"/>
+              <w:rPr>
+                <w:rFonts w:ascii="Arial" w:eastAsia="Times New Roman" w:hAnsi="Arial" w:cs="Arial"/>
+                <w:i/>
+                <w:iCs/>
+                <w:color w:val="000000"/>
+                <w:sz w:val="20"/>
+                <w:lang w:eastAsia="zh-CN"/>
+              </w:rPr>
+            </w:pPr>
+            <w:r>
+              <w:rPr>
+                <w:rFonts w:ascii="Arial" w:eastAsia="Times New Roman" w:hAnsi="Arial" w:cs="Arial"/>
+                <w:i/>
+                <w:iCs/>
+                <w:color w:val="000000"/>
+                <w:sz w:val="20"/>
+                <w:lang w:eastAsia="zh-CN"/>
+              </w:rPr>
+              <w:t xml:space="preserve">Running the </w:t>
+            </w:r>
+            <w:proofErr w:type="spellStart"/>
+            <w:r>
+              <w:rPr>
+                <w:rFonts w:ascii="Arial" w:eastAsia="Times New Roman" w:hAnsi="Arial" w:cs="Arial"/>
+                <w:i/>
+                <w:iCs/>
+                <w:color w:val="000000"/>
+                <w:sz w:val="20"/>
+                <w:lang w:eastAsia="zh-CN"/>
+              </w:rPr>
+              <w:t>streamlit</w:t>
+            </w:r>
+            <w:proofErr w:type="spellEnd"/>
+            <w:r>
+              <w:rPr>
+                <w:rFonts w:ascii="Arial" w:eastAsia="Times New Roman" w:hAnsi="Arial" w:cs="Arial"/>
+                <w:i/>
+                <w:iCs/>
+                <w:color w:val="000000"/>
+                <w:sz w:val="20"/>
+                <w:lang w:eastAsia="zh-CN"/>
+              </w:rPr>
+              <w:t xml:space="preserve"> app and assessing whether the dashboard loads without error</w:t>
+            </w:r>
+            <w:r>
+              <w:rPr>
+                <w:rFonts w:ascii="Arial" w:eastAsia="Times New Roman" w:hAnsi="Arial" w:cs="Arial"/>
+                <w:i/>
+                <w:iCs/>
+                <w:color w:val="000000"/>
+                <w:sz w:val="20"/>
+                <w:lang w:eastAsia="zh-CN"/>
+              </w:rPr>
+              <w:t>s.</w:t>
+            </w:r>
+          </w:p>
+          <w:p>
+            <w:pPr>
+              <w:numPr>
+                <w:ilvl w:val="0"/>
+                <w:numId w:val="5"/>
+              </w:numPr>
+              <w:autoSpaceDE w:val="0"/>
+              <w:autoSpaceDN w:val="0"/>
+              <w:adjustRightInd w:val="0"/>
+              <w:spacing w:after="120"/>
+              <w:contextualSpacing/>
+              <w:jc w:val="both"/>
+              <w:rPr>
+                <w:rFonts w:ascii="Arial" w:eastAsia="Times New Roman" w:hAnsi="Arial" w:cs="Arial"/>
+                <w:i/>
+                <w:iCs/>
+                <w:color w:val="000000"/>
+                <w:sz w:val="20"/>
+                <w:lang w:eastAsia="zh-CN"/>
+              </w:rPr>
+            </w:pPr>
+            <w:r>
+              <w:rPr>
+                <w:rFonts w:ascii="Arial" w:eastAsia="Times New Roman" w:hAnsi="Arial" w:cs="Arial"/>
+                <w:i/>
+                <w:iCs/>
+                <w:color w:val="000000"/>
+                <w:sz w:val="20"/>
+                <w:lang w:eastAsia="zh-CN"/>
+              </w:rPr>
+              <w:t>Checking if manual calculations match the metrics.</w:t>
+            </w:r>
+          </w:p>
+          <w:p>
+            <w:pPr>
+              <w:numPr>
+                <w:ilvl w:val="0"/>
+                <w:numId w:val="5"/>
+              </w:numPr>
+              <w:autoSpaceDE w:val="0"/>
+              <w:autoSpaceDN w:val="0"/>
+              <w:adjustRightInd w:val="0"/>
+              <w:spacing w:after="120"/>
+              <w:contextualSpacing/>
+              <w:jc w:val="both"/>
+              <w:rPr>
+                <w:rFonts w:ascii="Arial" w:eastAsia="Times New Roman" w:hAnsi="Arial" w:cs="Arial"/>
+                <w:i/>
+                <w:iCs/>
+                <w:color w:val="000000"/>
+                <w:sz w:val="20"/>
+                <w:lang w:eastAsia="zh-CN"/>
+              </w:rPr>
+            </w:pPr>
+            <w:r>
+              <w:rPr>
+                <w:rFonts w:ascii="Arial" w:eastAsia="Times New Roman" w:hAnsi="Arial" w:cs="Arial"/>
+                <w:i/>
+                <w:iCs/>
+                <w:color w:val="000000"/>
+                <w:sz w:val="20"/>
+                <w:lang w:eastAsia="zh-CN"/>
+              </w:rPr>
+              <w:t>Checking if indicators and their colours are a correct interpretation of the values.</w:t>
+            </w:r>
+          </w:p>
+        </w:tc>
+      </w:tr>
+      <w:tr>
+        <w:tc>
+          <w:tcPr>
+            <w:tcW w:w="1980" w:type="dxa"/>
+            <w:gridSpan w:val="3"/>
+          </w:tcPr>
+          <w:p>
+            <w:pPr>
+              <w:autoSpaceDE w:val="0"/>
+              <w:autoSpaceDN w:val="0"/>
+              <w:adjustRightInd w:val="0"/>
+              <w:spacing w:after="120"/>
+              <w:jc w:val="both"/>
+              <w:rPr>
+                <w:rFonts w:ascii="Arial" w:eastAsia="Times New Roman" w:hAnsi="Arial" w:cs="Arial"/>
+                <w:color w:val="000000"/>
+                <w:sz w:val="20"/>
+                <w:lang w:eastAsia="zh-CN"/>
+              </w:rPr>
+            </w:pPr>
+            <w:r>
+              <w:rPr>
+                <w:rFonts w:ascii="Arial" w:eastAsia="Times New Roman" w:hAnsi="Arial" w:cs="Arial"/>
+                <w:color w:val="000000"/>
+                <w:sz w:val="20"/>
+                <w:lang w:eastAsia="zh-CN"/>
+              </w:rPr>
+              <w:t>Dependencies</w:t>
+            </w:r>
+          </w:p>
+        </w:tc>
+        <w:tc>
+          <w:tcPr>
+            <w:tcW w:w="7044" w:type="dxa"/>
+            <w:gridSpan w:val="2"/>
+          </w:tcPr>
+          <w:p>
+            <w:pPr>
+              <w:autoSpaceDE w:val="0"/>
+              <w:autoSpaceDN w:val="0"/>
+              <w:adjustRightInd w:val="0"/>
+              <w:spacing w:after="120"/>
+              <w:jc w:val="both"/>
+              <w:rPr>
+                <w:rFonts w:ascii="Arial" w:eastAsia="Times New Roman" w:hAnsi="Arial" w:cs="Arial"/>
+                <w:i/>
+                <w:iCs/>
+                <w:color w:val="000000"/>
+                <w:sz w:val="20"/>
+                <w:lang w:eastAsia="zh-CN"/>
+              </w:rPr>
+            </w:pPr>
+            <w:r>
+              <w:rPr>
+                <w:rFonts w:ascii="Arial" w:eastAsia="Times New Roman" w:hAnsi="Arial" w:cs="Arial"/>
+                <w:i/>
+                <w:iCs/>
+                <w:color w:val="000000"/>
+                <w:sz w:val="20"/>
+                <w:lang w:eastAsia="zh-CN"/>
+              </w:rPr>
+              <w:t xml:space="preserve">Pandas, </w:t>
+            </w:r>
+            <w:proofErr w:type="spellStart"/>
+            <w:r>
+              <w:rPr>
+                <w:rFonts w:ascii="Arial" w:eastAsia="Times New Roman" w:hAnsi="Arial" w:cs="Arial"/>
+                <w:i/>
+                <w:iCs/>
+                <w:color w:val="000000"/>
+                <w:sz w:val="20"/>
+                <w:lang w:eastAsia="zh-CN"/>
+              </w:rPr>
+              <w:t>streamli</w:t>
+            </w:r>
+            <w:r>
+              <w:rPr>
+                <w:rFonts w:ascii="Arial" w:eastAsia="Times New Roman" w:hAnsi="Arial" w:cs="Arial"/>
+                <w:i/>
+                <w:iCs/>
+                <w:color w:val="000000"/>
+                <w:sz w:val="20"/>
+                <w:lang w:eastAsia="zh-CN"/>
+              </w:rPr>
+              <w:t>t</w:t>
+            </w:r>
+            <w:proofErr w:type="spellEnd"/>
+          </w:p>
+        </w:tc>
+      </w:tr>
+      <w:tr>
+        <w:tc>
+          <w:tcPr>
+            <w:tcW w:w="1980" w:type="dxa"/>
+            <w:gridSpan w:val="3"/>
+          </w:tcPr>
+          <w:p>
+            <w:pPr>
+              <w:autoSpaceDE w:val="0"/>
+              <w:autoSpaceDN w:val="0"/>
+              <w:adjustRightInd w:val="0"/>
+              <w:spacing w:after="120"/>
+              <w:jc w:val="both"/>
+              <w:rPr>
+                <w:rFonts w:ascii="Arial" w:eastAsia="Times New Roman" w:hAnsi="Arial" w:cs="Arial"/>
+                <w:color w:val="000000"/>
+                <w:sz w:val="20"/>
+                <w:lang w:eastAsia="zh-CN"/>
+              </w:rPr>
+            </w:pPr>
+            <w:r>
+              <w:rPr>
+                <w:rFonts w:ascii="Arial" w:eastAsia="Times New Roman" w:hAnsi="Arial" w:cs="Arial"/>
+                <w:color w:val="000000"/>
+                <w:sz w:val="20"/>
+                <w:lang w:eastAsia="zh-CN"/>
+              </w:rPr>
+              <w:t>Expected result</w:t>
+            </w:r>
+          </w:p>
+        </w:tc>
+        <w:tc>
+          <w:tcPr>
+            <w:tcW w:w="7044" w:type="dxa"/>
+            <w:gridSpan w:val="2"/>
+          </w:tcPr>
+          <w:p>
+            <w:pPr>
+              <w:autoSpaceDE w:val="0"/>
+              <w:autoSpaceDN w:val="0"/>
+              <w:adjustRightInd w:val="0"/>
+              <w:spacing w:after="120"/>
+              <w:jc w:val="both"/>
+              <w:rPr>
+                <w:rFonts w:ascii="Arial" w:eastAsia="Times New Roman" w:hAnsi="Arial" w:cs="Arial"/>
+                <w:i/>
+                <w:iCs/>
+                <w:color w:val="000000"/>
+                <w:sz w:val="20"/>
+                <w:lang w:eastAsia="zh-CN"/>
+              </w:rPr>
+            </w:pPr>
+            <w:r>
+              <w:rPr>
+                <w:rFonts w:ascii="Arial" w:eastAsia="Times New Roman" w:hAnsi="Arial" w:cs="Arial"/>
+                <w:i/>
+                <w:iCs/>
+                <w:color w:val="000000"/>
+                <w:sz w:val="20"/>
+                <w:lang w:eastAsia="zh-CN"/>
+              </w:rPr>
+              <w:t xml:space="preserve">The application will launch in the bowser and all </w:t>
+            </w:r>
+            <w:r>
+              <w:rPr>
+                <w:rFonts w:ascii="Arial" w:eastAsia="Times New Roman" w:hAnsi="Arial" w:cs="Arial"/>
+                <w:i/>
+                <w:iCs/>
+                <w:color w:val="000000"/>
+                <w:sz w:val="20"/>
+                <w:lang w:eastAsia="zh-CN"/>
+              </w:rPr>
+              <w:t>metrics</w:t>
+            </w:r>
+            <w:r>
+              <w:rPr>
+                <w:rFonts w:ascii="Arial" w:eastAsia="Times New Roman" w:hAnsi="Arial" w:cs="Arial"/>
+                <w:i/>
+                <w:iCs/>
+                <w:color w:val="000000"/>
+                <w:sz w:val="20"/>
+                <w:lang w:eastAsia="zh-CN"/>
+              </w:rPr>
+              <w:t xml:space="preserve"> will load without any errors or UI breakages.</w:t>
+            </w:r>
+            <w:r>
+              <w:rPr>
+                <w:rFonts w:ascii="Arial" w:eastAsia="Times New Roman" w:hAnsi="Arial" w:cs="Arial"/>
+                <w:i/>
+                <w:iCs/>
+                <w:color w:val="000000"/>
+                <w:sz w:val="20"/>
+                <w:lang w:eastAsia="zh-CN"/>
+              </w:rPr>
+              <w:t xml:space="preserve"> The KPI will match the manual calculation. The indicator’s colours are a correct interpretation of the result.</w:t>
+            </w:r>
+          </w:p>
+        </w:tc>
+      </w:tr>
+    </w:tbl>
+    <w:p>
+      <w:pPr>
+        <w:autoSpaceDE w:val="0"/>
+        <w:autoSpaceDN w:val="0"/>
+        <w:adjustRightInd w:val="0"/>
+        <w:spacing w:after="120" w:line="240" w:lineRule="auto"/>
+        <w:jc w:val="both"/>
+        <w:rPr>
+          <w:rFonts w:ascii="Arial" w:eastAsia="Times New Roman" w:hAnsi="Arial" w:cs="Arial"/>
+          <w:color w:val="000000"/>
+          <w:sz w:val="20"/>
+          <w:szCs w:val="20"/>
+          <w:lang w:eastAsia="zh-CN"/>
+        </w:rPr>
+      </w:pPr>
+    </w:p>
+    <w:tbl>
+      <w:tblPr>
+        <w:tblStyle w:val="TableGrid"/>
+        <w:tblW w:w="9024" w:type="dxa"/>
+        <w:tblLook w:val="04A0" w:firstRow="1" w:lastRow="0" w:firstColumn="1" w:lastColumn="0" w:noHBand="0" w:noVBand="1"/>
+      </w:tblPr>
+      <w:tblGrid>
+        <w:gridCol w:w="562"/>
+        <w:gridCol w:w="993"/>
+        <w:gridCol w:w="425"/>
+        <w:gridCol w:w="567"/>
+        <w:gridCol w:w="6477"/>
+      </w:tblGrid>
+      <w:tr>
+        <w:tc>
+          <w:tcPr>
+            <w:tcW w:w="562" w:type="dxa"/>
+          </w:tcPr>
+          <w:p>
+            <w:pPr>
+              <w:autoSpaceDE w:val="0"/>
+              <w:autoSpaceDN w:val="0"/>
+              <w:adjustRightInd w:val="0"/>
+              <w:spacing w:after="120"/>
+              <w:jc w:val="both"/>
+              <w:rPr>
+                <w:rFonts w:ascii="Arial" w:eastAsia="Times New Roman" w:hAnsi="Arial" w:cs="Arial"/>
+                <w:color w:val="000000"/>
+                <w:sz w:val="20"/>
+                <w:lang w:eastAsia="zh-CN"/>
+              </w:rPr>
+            </w:pPr>
+            <w:r>
+              <w:rPr>
+                <w:rFonts w:ascii="Arial" w:eastAsia="Times New Roman" w:hAnsi="Arial" w:cs="Arial"/>
+                <w:color w:val="000000"/>
+                <w:sz w:val="20"/>
+                <w:lang w:eastAsia="zh-CN"/>
+              </w:rPr>
+              <w:t>#</w:t>
+            </w:r>
+          </w:p>
+        </w:tc>
+        <w:tc>
+          <w:tcPr>
+            <w:tcW w:w="993" w:type="dxa"/>
+          </w:tcPr>
+          <w:p>
+            <w:pPr>
+              <w:autoSpaceDE w:val="0"/>
+              <w:autoSpaceDN w:val="0"/>
+              <w:adjustRightInd w:val="0"/>
+              <w:spacing w:after="120"/>
+              <w:jc w:val="both"/>
+              <w:rPr>
+                <w:rFonts w:ascii="Arial" w:eastAsia="Times New Roman" w:hAnsi="Arial" w:cs="Arial"/>
+                <w:i/>
+                <w:iCs/>
+                <w:color w:val="000000"/>
+                <w:sz w:val="20"/>
+                <w:lang w:eastAsia="zh-CN"/>
+              </w:rPr>
+            </w:pPr>
+            <w:r>
+              <w:rPr>
+                <w:rFonts w:ascii="Arial" w:eastAsia="Times New Roman" w:hAnsi="Arial" w:cs="Arial"/>
+                <w:i/>
+                <w:iCs/>
+                <w:color w:val="000000"/>
+                <w:sz w:val="20"/>
+                <w:lang w:eastAsia="zh-CN"/>
+              </w:rPr>
+              <w:t>TC</w:t>
+            </w:r>
+            <w:r>
+              <w:rPr>
+                <w:rFonts w:ascii="Arial" w:eastAsia="Times New Roman" w:hAnsi="Arial" w:cs="Arial"/>
+                <w:i/>
+                <w:iCs/>
+                <w:color w:val="000000"/>
+                <w:sz w:val="20"/>
+                <w:lang w:eastAsia="zh-CN"/>
+              </w:rPr>
+              <w:t>5</w:t>
+            </w:r>
+          </w:p>
+        </w:tc>
+        <w:tc>
+          <w:tcPr>
+            <w:tcW w:w="992" w:type="dxa"/>
+            <w:gridSpan w:val="2"/>
+          </w:tcPr>
+          <w:p>
+            <w:pPr>
+              <w:autoSpaceDE w:val="0"/>
+              <w:autoSpaceDN w:val="0"/>
+              <w:adjustRightInd w:val="0"/>
+              <w:spacing w:after="120"/>
+              <w:jc w:val="both"/>
+              <w:rPr>
+                <w:rFonts w:ascii="Arial" w:eastAsia="Times New Roman" w:hAnsi="Arial" w:cs="Arial"/>
+                <w:color w:val="000000"/>
+                <w:sz w:val="20"/>
+                <w:lang w:eastAsia="zh-CN"/>
+              </w:rPr>
+            </w:pPr>
+            <w:r>
+              <w:rPr>
+                <w:rFonts w:ascii="Arial" w:eastAsia="Times New Roman" w:hAnsi="Arial" w:cs="Arial"/>
+                <w:color w:val="000000"/>
+                <w:sz w:val="20"/>
+                <w:lang w:eastAsia="zh-CN"/>
+              </w:rPr>
+              <w:t>Title:</w:t>
+            </w:r>
+            <w:r>
+              <w:rPr>
+                <w:rFonts w:ascii="Arial" w:eastAsia="Times New Roman" w:hAnsi="Arial" w:cs="Arial"/>
+                <w:color w:val="000000"/>
+                <w:sz w:val="20"/>
+                <w:lang w:eastAsia="zh-CN"/>
+              </w:rPr>
+              <w:t xml:space="preserve"> </w:t>
+            </w:r>
+          </w:p>
+        </w:tc>
+        <w:tc>
+          <w:tcPr>
+            <w:tcW w:w="6477" w:type="dxa"/>
+          </w:tcPr>
+          <w:p>
+            <w:pPr>
+              <w:autoSpaceDE w:val="0"/>
+              <w:autoSpaceDN w:val="0"/>
+              <w:adjustRightInd w:val="0"/>
+              <w:spacing w:after="120"/>
+              <w:jc w:val="both"/>
+              <w:rPr>
+                <w:rFonts w:ascii="Arial" w:eastAsia="Times New Roman" w:hAnsi="Arial" w:cs="Arial"/>
+                <w:i/>
+                <w:iCs/>
+                <w:color w:val="000000"/>
+                <w:sz w:val="20"/>
+                <w:lang w:eastAsia="zh-CN"/>
+              </w:rPr>
+            </w:pPr>
+            <w:r>
+              <w:rPr>
+                <w:rFonts w:ascii="Arial" w:eastAsia="Times New Roman" w:hAnsi="Arial" w:cs="Arial"/>
+                <w:color w:val="000000"/>
+                <w:sz w:val="20"/>
+                <w:lang w:eastAsia="zh-CN"/>
+              </w:rPr>
+              <w:t>Clarity of the dashboard after UI adjustments</w:t>
+            </w:r>
+            <w:r>
+              <w:rPr>
+                <w:rFonts w:ascii="Arial" w:eastAsia="Times New Roman" w:hAnsi="Arial" w:cs="Arial"/>
+                <w:color w:val="000000"/>
+                <w:sz w:val="20"/>
+                <w:lang w:eastAsia="zh-CN"/>
+              </w:rPr>
+              <w:t xml:space="preserve"> (including visual impairment considerations)</w:t>
+            </w:r>
+          </w:p>
+        </w:tc>
+      </w:tr>
+      <w:tr>
+        <w:tc>
+          <w:tcPr>
+            <w:tcW w:w="1980" w:type="dxa"/>
+            <w:gridSpan w:val="3"/>
+          </w:tcPr>
+          <w:p>
+            <w:pPr>
+              <w:autoSpaceDE w:val="0"/>
+              <w:autoSpaceDN w:val="0"/>
+              <w:adjustRightInd w:val="0"/>
+              <w:spacing w:after="120"/>
+              <w:jc w:val="both"/>
+              <w:rPr>
+                <w:rFonts w:ascii="Arial" w:eastAsia="Times New Roman" w:hAnsi="Arial" w:cs="Arial"/>
+                <w:color w:val="000000"/>
+                <w:sz w:val="20"/>
+                <w:lang w:eastAsia="zh-CN"/>
+              </w:rPr>
+            </w:pPr>
+            <w:r>
+              <w:rPr>
+                <w:rFonts w:ascii="Arial" w:eastAsia="Times New Roman" w:hAnsi="Arial" w:cs="Arial"/>
+                <w:color w:val="000000"/>
+                <w:sz w:val="20"/>
+                <w:lang w:eastAsia="zh-CN"/>
+              </w:rPr>
+              <w:t>Description</w:t>
+            </w:r>
+          </w:p>
+        </w:tc>
+        <w:tc>
+          <w:tcPr>
+            <w:tcW w:w="7044" w:type="dxa"/>
+            <w:gridSpan w:val="2"/>
+          </w:tcPr>
+          <w:p>
+            <w:pPr>
+              <w:autoSpaceDE w:val="0"/>
+              <w:autoSpaceDN w:val="0"/>
+              <w:adjustRightInd w:val="0"/>
+              <w:spacing w:after="120"/>
+              <w:jc w:val="both"/>
+              <w:rPr>
+                <w:rFonts w:ascii="Arial" w:eastAsia="Times New Roman" w:hAnsi="Arial" w:cs="Arial"/>
+                <w:color w:val="000000"/>
+                <w:sz w:val="20"/>
+                <w:lang w:eastAsia="zh-CN"/>
+              </w:rPr>
+            </w:pPr>
+            <w:r>
+              <w:rPr>
+                <w:rFonts w:ascii="Arial" w:eastAsia="Times New Roman" w:hAnsi="Arial" w:cs="Arial"/>
+                <w:color w:val="000000"/>
+                <w:sz w:val="20"/>
+                <w:lang w:eastAsia="zh-CN"/>
+              </w:rPr>
+              <w:t>Checking that the</w:t>
+            </w:r>
+            <w:r>
+              <w:rPr>
+                <w:rFonts w:ascii="Arial" w:eastAsia="Times New Roman" w:hAnsi="Arial" w:cs="Arial"/>
+                <w:color w:val="000000"/>
+                <w:sz w:val="20"/>
+                <w:lang w:eastAsia="zh-CN"/>
+              </w:rPr>
+              <w:t xml:space="preserve"> UI adjustments made are clear and accurately match the codes.</w:t>
+            </w:r>
+          </w:p>
+        </w:tc>
+      </w:tr>
+      <w:tr>
+        <w:tc>
+          <w:tcPr>
+            <w:tcW w:w="1980" w:type="dxa"/>
+            <w:gridSpan w:val="3"/>
+          </w:tcPr>
+          <w:p>
+            <w:pPr>
+              <w:autoSpaceDE w:val="0"/>
+              <w:autoSpaceDN w:val="0"/>
+              <w:adjustRightInd w:val="0"/>
+              <w:spacing w:after="120"/>
+              <w:jc w:val="both"/>
+              <w:rPr>
+                <w:rFonts w:ascii="Arial" w:eastAsia="Times New Roman" w:hAnsi="Arial" w:cs="Arial"/>
+                <w:color w:val="000000"/>
+                <w:sz w:val="20"/>
+                <w:lang w:eastAsia="zh-CN"/>
+              </w:rPr>
+            </w:pPr>
+            <w:r>
+              <w:rPr>
+                <w:rFonts w:ascii="Arial" w:eastAsia="Times New Roman" w:hAnsi="Arial" w:cs="Arial"/>
+                <w:color w:val="000000"/>
+                <w:sz w:val="20"/>
+                <w:lang w:eastAsia="zh-CN"/>
+              </w:rPr>
+              <w:t>Steps and input data</w:t>
+            </w:r>
+          </w:p>
+        </w:tc>
+        <w:tc>
+          <w:tcPr>
+            <w:tcW w:w="7044" w:type="dxa"/>
+            <w:gridSpan w:val="2"/>
+          </w:tcPr>
+          <w:p>
+            <w:pPr>
+              <w:numPr>
+                <w:ilvl w:val="0"/>
+                <w:numId w:val="6"/>
+              </w:numPr>
+              <w:autoSpaceDE w:val="0"/>
+              <w:autoSpaceDN w:val="0"/>
+              <w:adjustRightInd w:val="0"/>
+              <w:spacing w:after="120"/>
+              <w:contextualSpacing/>
+              <w:jc w:val="both"/>
+              <w:rPr>
+                <w:rFonts w:ascii="Arial" w:eastAsia="Times New Roman" w:hAnsi="Arial" w:cs="Arial"/>
+                <w:i/>
+                <w:iCs/>
+                <w:color w:val="000000"/>
+                <w:sz w:val="20"/>
+                <w:lang w:eastAsia="zh-CN"/>
+              </w:rPr>
+            </w:pPr>
+            <w:r>
+              <w:rPr>
+                <w:rFonts w:ascii="Arial" w:eastAsia="Times New Roman" w:hAnsi="Arial" w:cs="Arial"/>
+                <w:i/>
+                <w:iCs/>
+                <w:color w:val="000000"/>
+                <w:sz w:val="20"/>
+                <w:lang w:eastAsia="zh-CN"/>
+              </w:rPr>
+              <w:t>Adjusting dashboard.py and visuals.py</w:t>
+            </w:r>
+            <w:r>
+              <w:rPr>
+                <w:rFonts w:ascii="Arial" w:eastAsia="Times New Roman" w:hAnsi="Arial" w:cs="Arial"/>
+                <w:i/>
+                <w:iCs/>
+                <w:color w:val="000000"/>
+                <w:sz w:val="20"/>
+                <w:lang w:eastAsia="zh-CN"/>
+              </w:rPr>
+              <w:t>.</w:t>
+            </w:r>
+          </w:p>
+          <w:p>
+            <w:pPr>
+              <w:numPr>
+                <w:ilvl w:val="0"/>
+                <w:numId w:val="6"/>
+              </w:numPr>
+              <w:autoSpaceDE w:val="0"/>
+              <w:autoSpaceDN w:val="0"/>
+              <w:adjustRightInd w:val="0"/>
+              <w:spacing w:after="120"/>
+              <w:contextualSpacing/>
+              <w:jc w:val="both"/>
+              <w:rPr>
+                <w:rFonts w:ascii="Arial" w:eastAsia="Times New Roman" w:hAnsi="Arial" w:cs="Arial"/>
+                <w:i/>
+                <w:iCs/>
+                <w:color w:val="000000"/>
+                <w:sz w:val="20"/>
+                <w:lang w:eastAsia="zh-CN"/>
+              </w:rPr>
+            </w:pPr>
+            <w:r>
+              <w:rPr>
+                <w:rFonts w:ascii="Arial" w:eastAsia="Times New Roman" w:hAnsi="Arial" w:cs="Arial"/>
+                <w:i/>
+                <w:iCs/>
+                <w:color w:val="000000"/>
+                <w:sz w:val="20"/>
+                <w:lang w:eastAsia="zh-CN"/>
+              </w:rPr>
+              <w:t xml:space="preserve">Creating a colour palette to be used by </w:t>
+            </w:r>
+            <w:proofErr w:type="spellStart"/>
+            <w:r>
+              <w:rPr>
+                <w:rFonts w:ascii="Arial" w:eastAsia="Times New Roman" w:hAnsi="Arial" w:cs="Arial"/>
+                <w:i/>
+                <w:iCs/>
+                <w:color w:val="000000"/>
+                <w:sz w:val="20"/>
+                <w:lang w:eastAsia="zh-CN"/>
+              </w:rPr>
+              <w:t>plotly</w:t>
+            </w:r>
+            <w:proofErr w:type="spellEnd"/>
+            <w:r>
+              <w:rPr>
+                <w:rFonts w:ascii="Arial" w:eastAsia="Times New Roman" w:hAnsi="Arial" w:cs="Arial"/>
+                <w:i/>
+                <w:iCs/>
+                <w:color w:val="000000"/>
+                <w:sz w:val="20"/>
+                <w:lang w:eastAsia="zh-CN"/>
+              </w:rPr>
+              <w:t xml:space="preserve"> maps.</w:t>
+            </w:r>
+          </w:p>
+          <w:p>
+            <w:pPr>
+              <w:numPr>
+                <w:ilvl w:val="0"/>
+                <w:numId w:val="6"/>
+              </w:numPr>
+              <w:autoSpaceDE w:val="0"/>
+              <w:autoSpaceDN w:val="0"/>
+              <w:adjustRightInd w:val="0"/>
+              <w:spacing w:after="120"/>
+              <w:contextualSpacing/>
+              <w:jc w:val="both"/>
+              <w:rPr>
+                <w:rFonts w:ascii="Arial" w:eastAsia="Times New Roman" w:hAnsi="Arial" w:cs="Arial"/>
+                <w:i/>
+                <w:iCs/>
+                <w:color w:val="000000"/>
+                <w:sz w:val="20"/>
+                <w:lang w:eastAsia="zh-CN"/>
+              </w:rPr>
+            </w:pPr>
+            <w:r>
+              <w:rPr>
+                <w:rFonts w:ascii="Arial" w:eastAsia="Times New Roman" w:hAnsi="Arial" w:cs="Arial"/>
+                <w:i/>
+                <w:iCs/>
+                <w:color w:val="000000"/>
+                <w:sz w:val="20"/>
+                <w:lang w:eastAsia="zh-CN"/>
+              </w:rPr>
+              <w:t xml:space="preserve">Specifying </w:t>
+            </w:r>
+            <w:r>
+              <w:rPr>
+                <w:rFonts w:ascii="Arial" w:eastAsia="Times New Roman" w:hAnsi="Arial" w:cs="Arial"/>
+                <w:i/>
+                <w:iCs/>
+                <w:color w:val="000000"/>
+                <w:sz w:val="20"/>
+                <w:lang w:eastAsia="zh-CN"/>
+              </w:rPr>
+              <w:t>the map colour scale to be blue.</w:t>
+            </w:r>
+          </w:p>
+          <w:p>
+            <w:pPr>
+              <w:numPr>
+                <w:ilvl w:val="0"/>
+                <w:numId w:val="6"/>
+              </w:numPr>
+              <w:autoSpaceDE w:val="0"/>
+              <w:autoSpaceDN w:val="0"/>
+              <w:adjustRightInd w:val="0"/>
+              <w:spacing w:after="120"/>
+              <w:contextualSpacing/>
+              <w:jc w:val="both"/>
+              <w:rPr>
+                <w:rFonts w:ascii="Arial" w:eastAsia="Times New Roman" w:hAnsi="Arial" w:cs="Arial"/>
+                <w:i/>
+                <w:iCs/>
+                <w:color w:val="000000"/>
+                <w:sz w:val="20"/>
+                <w:lang w:eastAsia="zh-CN"/>
+              </w:rPr>
+            </w:pPr>
+            <w:r>
+              <w:rPr>
+                <w:rFonts w:ascii="Arial" w:eastAsia="Times New Roman" w:hAnsi="Arial" w:cs="Arial"/>
+                <w:i/>
+                <w:iCs/>
+                <w:color w:val="000000"/>
+                <w:sz w:val="20"/>
+                <w:lang w:eastAsia="zh-CN"/>
+              </w:rPr>
+              <w:t xml:space="preserve">Running the </w:t>
+            </w:r>
+            <w:proofErr w:type="spellStart"/>
+            <w:r>
+              <w:rPr>
+                <w:rFonts w:ascii="Arial" w:eastAsia="Times New Roman" w:hAnsi="Arial" w:cs="Arial"/>
+                <w:i/>
+                <w:iCs/>
+                <w:color w:val="000000"/>
+                <w:sz w:val="20"/>
+                <w:lang w:eastAsia="zh-CN"/>
+              </w:rPr>
+              <w:t>streamlit</w:t>
+            </w:r>
+            <w:proofErr w:type="spellEnd"/>
+            <w:r>
+              <w:rPr>
+                <w:rFonts w:ascii="Arial" w:eastAsia="Times New Roman" w:hAnsi="Arial" w:cs="Arial"/>
+                <w:i/>
+                <w:iCs/>
+                <w:color w:val="000000"/>
+                <w:sz w:val="20"/>
+                <w:lang w:eastAsia="zh-CN"/>
+              </w:rPr>
+              <w:t xml:space="preserve"> app and assessing whether the dashboard loads without </w:t>
+            </w:r>
+            <w:r>
+              <w:rPr>
+                <w:rFonts w:ascii="Arial" w:eastAsia="Times New Roman" w:hAnsi="Arial" w:cs="Arial"/>
+                <w:i/>
+                <w:iCs/>
+                <w:color w:val="000000"/>
+                <w:sz w:val="20"/>
+                <w:lang w:eastAsia="zh-CN"/>
+              </w:rPr>
+              <w:t>errors.</w:t>
+            </w:r>
+          </w:p>
+          <w:p>
+            <w:pPr>
+              <w:numPr>
+                <w:ilvl w:val="0"/>
+                <w:numId w:val="6"/>
+              </w:numPr>
+              <w:autoSpaceDE w:val="0"/>
+              <w:autoSpaceDN w:val="0"/>
+              <w:adjustRightInd w:val="0"/>
+              <w:spacing w:after="120"/>
+              <w:contextualSpacing/>
+              <w:jc w:val="both"/>
+              <w:rPr>
+                <w:rFonts w:ascii="Arial" w:eastAsia="Times New Roman" w:hAnsi="Arial" w:cs="Arial"/>
+                <w:i/>
+                <w:iCs/>
+                <w:color w:val="000000"/>
+                <w:sz w:val="20"/>
+                <w:lang w:eastAsia="zh-CN"/>
+              </w:rPr>
+            </w:pPr>
+            <w:r>
+              <w:rPr>
+                <w:rFonts w:ascii="Arial" w:eastAsia="Times New Roman" w:hAnsi="Arial" w:cs="Arial"/>
+                <w:i/>
+                <w:iCs/>
+                <w:color w:val="000000"/>
+                <w:sz w:val="20"/>
+                <w:lang w:eastAsia="zh-CN"/>
+              </w:rPr>
+              <w:t xml:space="preserve">Checking if the adjustments made are implemented correctly and if the colours are user-friendly. </w:t>
+            </w:r>
+          </w:p>
+          <w:p>
+            <w:pPr>
+              <w:numPr>
+                <w:ilvl w:val="0"/>
+                <w:numId w:val="6"/>
+              </w:numPr>
+              <w:autoSpaceDE w:val="0"/>
+              <w:autoSpaceDN w:val="0"/>
+              <w:adjustRightInd w:val="0"/>
+              <w:spacing w:after="120"/>
+              <w:contextualSpacing/>
+              <w:jc w:val="both"/>
+              <w:rPr>
+                <w:rFonts w:ascii="Arial" w:eastAsia="Times New Roman" w:hAnsi="Arial" w:cs="Arial"/>
+                <w:i/>
+                <w:iCs/>
+                <w:color w:val="000000"/>
+                <w:sz w:val="20"/>
+                <w:lang w:eastAsia="zh-CN"/>
+              </w:rPr>
+            </w:pPr>
+            <w:r>
+              <w:rPr>
+                <w:rFonts w:ascii="Arial" w:eastAsia="Times New Roman" w:hAnsi="Arial" w:cs="Arial"/>
+                <w:i/>
+                <w:iCs/>
+                <w:color w:val="000000"/>
+                <w:sz w:val="20"/>
+                <w:lang w:eastAsia="zh-CN"/>
+              </w:rPr>
+              <w:t>Ensuring the map is zoomed into the necessary region.</w:t>
+            </w:r>
+          </w:p>
+        </w:tc>
+      </w:tr>
+      <w:tr>
+        <w:tc>
+          <w:tcPr>
+            <w:tcW w:w="1980" w:type="dxa"/>
+            <w:gridSpan w:val="3"/>
+          </w:tcPr>
+          <w:p>
+            <w:pPr>
+              <w:autoSpaceDE w:val="0"/>
+              <w:autoSpaceDN w:val="0"/>
+              <w:adjustRightInd w:val="0"/>
+              <w:spacing w:after="120"/>
+              <w:jc w:val="both"/>
+              <w:rPr>
+                <w:rFonts w:ascii="Arial" w:eastAsia="Times New Roman" w:hAnsi="Arial" w:cs="Arial"/>
+                <w:color w:val="000000"/>
+                <w:sz w:val="20"/>
+                <w:lang w:eastAsia="zh-CN"/>
+              </w:rPr>
+            </w:pPr>
+            <w:r>
+              <w:rPr>
+                <w:rFonts w:ascii="Arial" w:eastAsia="Times New Roman" w:hAnsi="Arial" w:cs="Arial"/>
+                <w:color w:val="000000"/>
+                <w:sz w:val="20"/>
+                <w:lang w:eastAsia="zh-CN"/>
+              </w:rPr>
+              <w:t>Dependencies</w:t>
+            </w:r>
+          </w:p>
+        </w:tc>
+        <w:tc>
+          <w:tcPr>
+            <w:tcW w:w="7044" w:type="dxa"/>
+            <w:gridSpan w:val="2"/>
+          </w:tcPr>
+          <w:p>
+            <w:pPr>
+              <w:autoSpaceDE w:val="0"/>
+              <w:autoSpaceDN w:val="0"/>
+              <w:adjustRightInd w:val="0"/>
+              <w:spacing w:after="120"/>
+              <w:jc w:val="both"/>
+              <w:rPr>
+                <w:rFonts w:ascii="Arial" w:eastAsia="Times New Roman" w:hAnsi="Arial" w:cs="Arial"/>
+                <w:i/>
+                <w:iCs/>
+                <w:color w:val="000000"/>
+                <w:sz w:val="20"/>
+                <w:lang w:eastAsia="zh-CN"/>
+              </w:rPr>
+            </w:pPr>
+            <w:r>
+              <w:rPr>
+                <w:rFonts w:ascii="Arial" w:eastAsia="Times New Roman" w:hAnsi="Arial" w:cs="Arial"/>
+                <w:i/>
+                <w:iCs/>
+                <w:color w:val="000000"/>
+                <w:sz w:val="20"/>
+                <w:lang w:eastAsia="zh-CN"/>
+              </w:rPr>
+              <w:t xml:space="preserve">Pandas, </w:t>
+            </w:r>
+            <w:proofErr w:type="spellStart"/>
+            <w:r>
+              <w:rPr>
+                <w:rFonts w:ascii="Arial" w:eastAsia="Times New Roman" w:hAnsi="Arial" w:cs="Arial"/>
+                <w:i/>
+                <w:iCs/>
+                <w:color w:val="000000"/>
+                <w:sz w:val="20"/>
+                <w:lang w:eastAsia="zh-CN"/>
+              </w:rPr>
+              <w:t>streamlit</w:t>
+            </w:r>
+            <w:proofErr w:type="spellEnd"/>
+            <w:r>
+              <w:rPr>
+                <w:rFonts w:ascii="Arial" w:eastAsia="Times New Roman" w:hAnsi="Arial" w:cs="Arial"/>
+                <w:i/>
+                <w:iCs/>
+                <w:color w:val="000000"/>
+                <w:sz w:val="20"/>
+                <w:lang w:eastAsia="zh-CN"/>
+              </w:rPr>
+              <w:t xml:space="preserve">, </w:t>
+            </w:r>
+            <w:proofErr w:type="spellStart"/>
+            <w:r>
+              <w:rPr>
+                <w:rFonts w:ascii="Arial" w:eastAsia="Times New Roman" w:hAnsi="Arial" w:cs="Arial"/>
+                <w:i/>
+                <w:iCs/>
+                <w:color w:val="000000"/>
+                <w:sz w:val="20"/>
+                <w:lang w:eastAsia="zh-CN"/>
+              </w:rPr>
+              <w:t>plotly</w:t>
+            </w:r>
+            <w:proofErr w:type="spellEnd"/>
+          </w:p>
+        </w:tc>
+      </w:tr>
+      <w:tr>
+        <w:tc>
+          <w:tcPr>
+            <w:tcW w:w="1980" w:type="dxa"/>
+            <w:gridSpan w:val="3"/>
+          </w:tcPr>
+          <w:p>
+            <w:pPr>
+              <w:autoSpaceDE w:val="0"/>
+              <w:autoSpaceDN w:val="0"/>
+              <w:adjustRightInd w:val="0"/>
+              <w:spacing w:after="120"/>
+              <w:jc w:val="both"/>
+              <w:rPr>
+                <w:rFonts w:ascii="Arial" w:eastAsia="Times New Roman" w:hAnsi="Arial" w:cs="Arial"/>
+                <w:color w:val="000000"/>
+                <w:sz w:val="20"/>
+                <w:lang w:eastAsia="zh-CN"/>
+              </w:rPr>
+            </w:pPr>
+            <w:r>
+              <w:rPr>
+                <w:rFonts w:ascii="Arial" w:eastAsia="Times New Roman" w:hAnsi="Arial" w:cs="Arial"/>
+                <w:color w:val="000000"/>
+                <w:sz w:val="20"/>
+                <w:lang w:eastAsia="zh-CN"/>
+              </w:rPr>
+              <w:t>Expected result</w:t>
+            </w:r>
+          </w:p>
+        </w:tc>
+        <w:tc>
+          <w:tcPr>
+            <w:tcW w:w="7044" w:type="dxa"/>
+            <w:gridSpan w:val="2"/>
+          </w:tcPr>
+          <w:p>
+            <w:pPr>
+              <w:autoSpaceDE w:val="0"/>
+              <w:autoSpaceDN w:val="0"/>
+              <w:adjustRightInd w:val="0"/>
+              <w:spacing w:after="120"/>
+              <w:jc w:val="both"/>
+              <w:rPr>
+                <w:rFonts w:ascii="Arial" w:eastAsia="Times New Roman" w:hAnsi="Arial" w:cs="Arial"/>
+                <w:i/>
+                <w:iCs/>
+                <w:color w:val="000000"/>
+                <w:sz w:val="20"/>
+                <w:lang w:eastAsia="zh-CN"/>
+              </w:rPr>
+            </w:pPr>
+            <w:r>
+              <w:rPr>
+                <w:rFonts w:ascii="Arial" w:eastAsia="Times New Roman" w:hAnsi="Arial" w:cs="Arial"/>
+                <w:i/>
+                <w:iCs/>
+                <w:color w:val="000000"/>
+                <w:sz w:val="20"/>
+                <w:lang w:eastAsia="zh-CN"/>
+              </w:rPr>
+              <w:t>The application will launch in the bowser and all charts will load without any errors</w:t>
+            </w:r>
+            <w:r>
+              <w:rPr>
+                <w:rFonts w:ascii="Arial" w:eastAsia="Times New Roman" w:hAnsi="Arial" w:cs="Arial"/>
+                <w:i/>
+                <w:iCs/>
+                <w:color w:val="000000"/>
+                <w:sz w:val="20"/>
+                <w:lang w:eastAsia="zh-CN"/>
+              </w:rPr>
+              <w:t xml:space="preserve">. All changes made are clear and implemented accurately. The map will have a blue gradient, and all charts will have a matching colour scheme. </w:t>
+            </w:r>
+          </w:p>
+        </w:tc>
+      </w:tr>
+    </w:tbl>
+    <w:p>
+      <w:pPr>
+        <w:autoSpaceDE w:val="0"/>
+        <w:autoSpaceDN w:val="0"/>
+        <w:adjustRightInd w:val="0"/>
+        <w:spacing w:after="120" w:line="240" w:lineRule="auto"/>
+        <w:jc w:val="both"/>
+        <w:rPr>
+          <w:rFonts w:ascii="Arial" w:eastAsia="Times New Roman" w:hAnsi="Arial" w:cs="Arial"/>
+          <w:color w:val="000000"/>
+          <w:sz w:val="20"/>
+          <w:szCs w:val="20"/>
+          <w:lang w:eastAsia="zh-CN"/>
+        </w:rPr>
+      </w:pPr>
+    </w:p>
+    <w:p>
+      <w:pPr>
+        <w:autoSpaceDE w:val="0"/>
+        <w:autoSpaceDN w:val="0"/>
+        <w:adjustRightInd w:val="0"/>
+        <w:spacing w:after="120" w:line="240" w:lineRule="auto"/>
+        <w:jc w:val="both"/>
+        <w:rPr>
+          <w:rFonts w:ascii="Arial" w:eastAsia="Times New Roman" w:hAnsi="Arial" w:cs="Arial"/>
+          <w:color w:val="000000"/>
+          <w:sz w:val="20"/>
+          <w:szCs w:val="20"/>
+          <w:lang w:eastAsia="zh-CN"/>
+        </w:rPr>
+      </w:pPr>
+    </w:p>
+    <w:p>
+      <w:pPr>
+        <w:autoSpaceDE w:val="0"/>
+        <w:autoSpaceDN w:val="0"/>
+        <w:adjustRightInd w:val="0"/>
+        <w:spacing w:after="120" w:line="240" w:lineRule="auto"/>
+        <w:jc w:val="both"/>
+        <w:rPr>
+          <w:rFonts w:ascii="Arial" w:eastAsia="Times New Roman" w:hAnsi="Arial" w:cs="Arial"/>
+          <w:color w:val="000000"/>
+          <w:sz w:val="20"/>
+          <w:szCs w:val="20"/>
+          <w:lang w:eastAsia="zh-CN"/>
+        </w:rPr>
+      </w:pPr>
+    </w:p>
+    <w:p>
+      <w:pPr>
+        <w:autoSpaceDE w:val="0"/>
+        <w:autoSpaceDN w:val="0"/>
+        <w:adjustRightInd w:val="0"/>
+        <w:spacing w:after="120" w:line="240" w:lineRule="auto"/>
+        <w:jc w:val="both"/>
+        <w:rPr>
+          <w:rFonts w:ascii="Arial" w:eastAsia="Times New Roman" w:hAnsi="Arial" w:cs="Arial"/>
+          <w:color w:val="000000"/>
+          <w:sz w:val="20"/>
+          <w:szCs w:val="20"/>
+          <w:lang w:eastAsia="zh-CN"/>
+        </w:rPr>
+      </w:pPr>
+    </w:p>
+    <w:p>
+      <w:pPr>
+        <w:autoSpaceDE w:val="0"/>
+        <w:autoSpaceDN w:val="0"/>
+        <w:adjustRightInd w:val="0"/>
+        <w:spacing w:after="120" w:line="240" w:lineRule="auto"/>
+        <w:jc w:val="both"/>
+        <w:rPr>
+          <w:rFonts w:ascii="Arial" w:eastAsia="Times New Roman" w:hAnsi="Arial" w:cs="Arial"/>
+          <w:color w:val="000000"/>
+          <w:sz w:val="20"/>
+          <w:szCs w:val="20"/>
+          <w:lang w:eastAsia="zh-CN"/>
+        </w:rPr>
+      </w:pPr>
+    </w:p>
+    <w:p>
+      <w:pPr>
+        <w:autoSpaceDE w:val="0"/>
+        <w:autoSpaceDN w:val="0"/>
+        <w:adjustRightInd w:val="0"/>
+        <w:spacing w:after="120" w:line="240" w:lineRule="auto"/>
+        <w:jc w:val="both"/>
+        <w:rPr>
+          <w:rFonts w:ascii="Arial" w:eastAsia="Times New Roman" w:hAnsi="Arial" w:cs="Arial"/>
+          <w:color w:val="000000"/>
+          <w:sz w:val="20"/>
+          <w:szCs w:val="20"/>
+          <w:lang w:eastAsia="zh-CN"/>
+        </w:rPr>
+      </w:pPr>
+    </w:p>
+    <w:p>
+      <w:pPr>
+        <w:autoSpaceDE w:val="0"/>
+        <w:autoSpaceDN w:val="0"/>
+        <w:adjustRightInd w:val="0"/>
+        <w:spacing w:after="120" w:line="240" w:lineRule="auto"/>
+        <w:jc w:val="both"/>
+        <w:rPr>
+          <w:rFonts w:ascii="Arial" w:eastAsia="Times New Roman" w:hAnsi="Arial" w:cs="Arial"/>
+          <w:color w:val="000000"/>
+          <w:sz w:val="20"/>
+          <w:szCs w:val="20"/>
+          <w:lang w:eastAsia="zh-CN"/>
+        </w:rPr>
+      </w:pPr>
+    </w:p>
+    <w:p>
+      <w:pPr>
+        <w:autoSpaceDE w:val="0"/>
+        <w:autoSpaceDN w:val="0"/>
+        <w:adjustRightInd w:val="0"/>
+        <w:spacing w:after="120" w:line="240" w:lineRule="auto"/>
+        <w:jc w:val="both"/>
+        <w:rPr>
+          <w:rFonts w:ascii="Arial" w:eastAsia="Times New Roman" w:hAnsi="Arial" w:cs="Arial"/>
+          <w:color w:val="000000"/>
+          <w:sz w:val="20"/>
+          <w:szCs w:val="20"/>
+          <w:lang w:eastAsia="zh-CN"/>
+        </w:rPr>
+      </w:pPr>
+    </w:p>
+    <w:p>
+      <w:pPr>
+        <w:autoSpaceDE w:val="0"/>
+        <w:autoSpaceDN w:val="0"/>
+        <w:adjustRightInd w:val="0"/>
+        <w:spacing w:after="120" w:line="240" w:lineRule="auto"/>
+        <w:jc w:val="both"/>
+        <w:rPr>
+          <w:rFonts w:ascii="Arial" w:eastAsia="Times New Roman" w:hAnsi="Arial" w:cs="Arial"/>
+          <w:color w:val="000000"/>
+          <w:sz w:val="20"/>
+          <w:szCs w:val="20"/>
+          <w:lang w:eastAsia="zh-CN"/>
+        </w:rPr>
+      </w:pPr>
+    </w:p>
+    <w:p>
+      <w:pPr>
+        <w:autoSpaceDE w:val="0"/>
+        <w:autoSpaceDN w:val="0"/>
+        <w:adjustRightInd w:val="0"/>
+        <w:spacing w:after="120" w:line="240" w:lineRule="auto"/>
+        <w:jc w:val="both"/>
+        <w:rPr>
+          <w:rFonts w:ascii="Arial" w:eastAsia="Times New Roman" w:hAnsi="Arial" w:cs="Arial"/>
+          <w:color w:val="000000"/>
+          <w:sz w:val="20"/>
+          <w:szCs w:val="20"/>
+          <w:lang w:eastAsia="zh-CN"/>
+        </w:rPr>
+      </w:pPr>
+    </w:p>
+    <w:p>
+      <w:pPr>
+        <w:autoSpaceDE w:val="0"/>
+        <w:autoSpaceDN w:val="0"/>
+        <w:adjustRightInd w:val="0"/>
+        <w:spacing w:after="120" w:line="240" w:lineRule="auto"/>
+        <w:jc w:val="both"/>
+        <w:rPr>
+          <w:rFonts w:ascii="Arial" w:eastAsia="Times New Roman" w:hAnsi="Arial" w:cs="Arial"/>
+          <w:color w:val="000000"/>
+          <w:sz w:val="20"/>
+          <w:szCs w:val="20"/>
+          <w:lang w:eastAsia="zh-CN"/>
+        </w:rPr>
+      </w:pPr>
+    </w:p>
+    <w:p>
+      <w:pPr>
+        <w:autoSpaceDE w:val="0"/>
+        <w:autoSpaceDN w:val="0"/>
+        <w:adjustRightInd w:val="0"/>
+        <w:spacing w:after="120" w:line="240" w:lineRule="auto"/>
+        <w:jc w:val="both"/>
+        <w:rPr>
+          <w:rFonts w:ascii="Arial" w:eastAsia="Times New Roman" w:hAnsi="Arial" w:cs="Arial"/>
+          <w:color w:val="000000"/>
+          <w:sz w:val="20"/>
+          <w:szCs w:val="20"/>
+          <w:lang w:eastAsia="zh-CN"/>
+        </w:rPr>
+      </w:pPr>
+    </w:p>
+    <w:p>
+      <w:pPr>
+        <w:autoSpaceDE w:val="0"/>
+        <w:autoSpaceDN w:val="0"/>
+        <w:adjustRightInd w:val="0"/>
         <w:spacing w:after="0" w:line="240" w:lineRule="auto"/>
+        <w:jc w:val="both"/>
         <w:outlineLvl w:val="0"/>
         <w:rPr>
           <w:rFonts w:ascii="Arial" w:eastAsia="SimSun" w:hAnsi="Arial" w:cs="Arial"/>
@@ -1628,7 +6728,15 @@
           <w:lang w:eastAsia="zh-CN"/>
         </w:rPr>
       </w:pPr>
-      <w:r>
+    </w:p>
+    <w:p>
+      <w:pPr>
+        <w:autoSpaceDE w:val="0"/>
+        <w:autoSpaceDN w:val="0"/>
+        <w:adjustRightInd w:val="0"/>
+        <w:spacing w:after="0" w:line="240" w:lineRule="auto"/>
+        <w:jc w:val="both"/>
+        <w:outlineLvl w:val="0"/>
         <w:rPr>
           <w:rFonts w:ascii="Arial" w:eastAsia="SimSun" w:hAnsi="Arial" w:cs="Arial"/>
           <w:b/>
@@ -1636,6 +6744,16 @@
           <w:sz w:val="22"/>
           <w:lang w:eastAsia="zh-CN"/>
         </w:rPr>
+      </w:pPr>
+      <w:r>
+        <w:rPr>
+          <w:rFonts w:ascii="Arial" w:eastAsia="SimSun" w:hAnsi="Arial" w:cs="Arial"/>
+          <w:b/>
+          <w:color w:val="760027"/>
+          <w:sz w:val="22"/>
+          <w:lang w:eastAsia="zh-CN"/>
+        </w:rPr>
+        <w:lastRenderedPageBreak/>
         <w:t>Test log</w:t>
       </w:r>
     </w:p>
@@ -1678,10 +6796,10 @@
       <w:tblGrid>
         <w:gridCol w:w="988"/>
         <w:gridCol w:w="1134"/>
-        <w:gridCol w:w="1701"/>
-        <w:gridCol w:w="1842"/>
-        <w:gridCol w:w="1848"/>
-        <w:gridCol w:w="1503"/>
+        <w:gridCol w:w="1417"/>
+        <w:gridCol w:w="2218"/>
+        <w:gridCol w:w="1042"/>
+        <w:gridCol w:w="2217"/>
       </w:tblGrid>
       <w:tr>
         <w:tc>
@@ -1744,7 +6862,7 @@
         </w:tc>
         <w:tc>
           <w:tcPr>
-            <w:tcW w:w="1701" w:type="dxa"/>
+            <w:tcW w:w="1417" w:type="dxa"/>
           </w:tcPr>
           <w:p>
             <w:pPr>
@@ -1773,7 +6891,7 @@
         </w:tc>
         <w:tc>
           <w:tcPr>
-            <w:tcW w:w="1842" w:type="dxa"/>
+            <w:tcW w:w="2218" w:type="dxa"/>
           </w:tcPr>
           <w:p>
             <w:pPr>
@@ -1802,7 +6920,7 @@
         </w:tc>
         <w:tc>
           <w:tcPr>
-            <w:tcW w:w="1848" w:type="dxa"/>
+            <w:tcW w:w="1042" w:type="dxa"/>
           </w:tcPr>
           <w:p>
             <w:pPr>
@@ -1831,7 +6949,7 @@
         </w:tc>
         <w:tc>
           <w:tcPr>
-            <w:tcW w:w="1503" w:type="dxa"/>
+            <w:tcW w:w="2217" w:type="dxa"/>
           </w:tcPr>
           <w:p>
             <w:pPr>
@@ -1878,6 +6996,15 @@
                 <w:lang w:eastAsia="zh-CN"/>
               </w:rPr>
             </w:pPr>
+            <w:r>
+              <w:rPr>
+                <w:rFonts w:ascii="Arial" w:eastAsia="Times New Roman" w:hAnsi="Arial" w:cs="Arial"/>
+                <w:color w:val="000000"/>
+                <w:sz w:val="20"/>
+                <w:lang w:eastAsia="zh-CN"/>
+              </w:rPr>
+              <w:t>TC1</w:t>
+            </w:r>
           </w:p>
         </w:tc>
         <w:tc>
@@ -1902,7 +7029,7 @@
         </w:tc>
         <w:tc>
           <w:tcPr>
-            <w:tcW w:w="1701" w:type="dxa"/>
+            <w:tcW w:w="1417" w:type="dxa"/>
           </w:tcPr>
           <w:p>
             <w:pPr>
@@ -1922,7 +7049,7 @@
         </w:tc>
         <w:tc>
           <w:tcPr>
-            <w:tcW w:w="1842" w:type="dxa"/>
+            <w:tcW w:w="2218" w:type="dxa"/>
           </w:tcPr>
           <w:p>
             <w:pPr>
@@ -1938,11 +7065,29 @@
                 <w:lang w:eastAsia="zh-CN"/>
               </w:rPr>
             </w:pPr>
+            <w:r>
+              <w:rPr>
+                <w:rFonts w:ascii="Arial" w:eastAsia="Times New Roman" w:hAnsi="Arial" w:cs="Arial"/>
+                <w:color w:val="000000"/>
+                <w:sz w:val="20"/>
+                <w:lang w:eastAsia="zh-CN"/>
+              </w:rPr>
+              <w:t>The dataset and EDA plots were clean.</w:t>
+            </w:r>
+            <w:r>
+              <w:rPr>
+                <w:rFonts w:ascii="Arial" w:eastAsia="Times New Roman" w:hAnsi="Arial" w:cs="Arial"/>
+                <w:color w:val="000000"/>
+                <w:sz w:val="20"/>
+                <w:lang w:eastAsia="zh-CN"/>
+              </w:rPr>
+              <w:t xml:space="preserve"> </w:t>
+            </w:r>
           </w:p>
         </w:tc>
         <w:tc>
           <w:tcPr>
-            <w:tcW w:w="1848" w:type="dxa"/>
+            <w:tcW w:w="1042" w:type="dxa"/>
           </w:tcPr>
           <w:p>
             <w:pPr>
@@ -1958,11 +7103,20 @@
                 <w:lang w:eastAsia="zh-CN"/>
               </w:rPr>
             </w:pPr>
+            <w:r>
+              <w:rPr>
+                <w:rFonts w:ascii="Arial" w:eastAsia="Times New Roman" w:hAnsi="Arial" w:cs="Arial"/>
+                <w:color w:val="000000"/>
+                <w:sz w:val="20"/>
+                <w:lang w:eastAsia="zh-CN"/>
+              </w:rPr>
+              <w:t>Pass</w:t>
+            </w:r>
           </w:p>
         </w:tc>
         <w:tc>
           <w:tcPr>
-            <w:tcW w:w="1503" w:type="dxa"/>
+            <w:tcW w:w="2217" w:type="dxa"/>
           </w:tcPr>
           <w:p>
             <w:pPr>
@@ -1978,6 +7132,741 @@
                 <w:lang w:eastAsia="zh-CN"/>
               </w:rPr>
             </w:pPr>
+            <w:r>
+              <w:rPr>
+                <w:rFonts w:ascii="Arial" w:eastAsia="Times New Roman" w:hAnsi="Arial" w:cs="Arial"/>
+                <w:color w:val="000000"/>
+                <w:sz w:val="20"/>
+                <w:lang w:eastAsia="zh-CN"/>
+              </w:rPr>
+              <w:t>Adjust the column headings</w:t>
+            </w:r>
+            <w:r>
+              <w:rPr>
+                <w:rFonts w:ascii="Arial" w:eastAsia="Times New Roman" w:hAnsi="Arial" w:cs="Arial"/>
+                <w:color w:val="000000"/>
+                <w:sz w:val="20"/>
+                <w:lang w:eastAsia="zh-CN"/>
+              </w:rPr>
+              <w:t xml:space="preserve"> for readability</w:t>
+            </w:r>
+            <w:r>
+              <w:rPr>
+                <w:rFonts w:ascii="Arial" w:eastAsia="Times New Roman" w:hAnsi="Arial" w:cs="Arial"/>
+                <w:color w:val="000000"/>
+                <w:sz w:val="20"/>
+                <w:lang w:eastAsia="zh-CN"/>
+              </w:rPr>
+              <w:t>.</w:t>
+            </w:r>
+          </w:p>
+        </w:tc>
+      </w:tr>
+      <w:tr>
+        <w:tc>
+          <w:tcPr>
+            <w:tcW w:w="988" w:type="dxa"/>
+          </w:tcPr>
+          <w:p>
+            <w:pPr>
+              <w:autoSpaceDE w:val="0"/>
+              <w:autoSpaceDN w:val="0"/>
+              <w:adjustRightInd w:val="0"/>
+              <w:spacing w:after="120"/>
+              <w:jc w:val="both"/>
+              <w:rPr>
+                <w:rFonts w:ascii="Arial" w:eastAsia="Times New Roman" w:hAnsi="Arial" w:cs="Arial"/>
+                <w:color w:val="000000"/>
+                <w:sz w:val="20"/>
+                <w:lang w:eastAsia="zh-CN"/>
+              </w:rPr>
+            </w:pPr>
+            <w:r>
+              <w:rPr>
+                <w:rFonts w:ascii="Arial" w:eastAsia="Times New Roman" w:hAnsi="Arial" w:cs="Arial"/>
+                <w:color w:val="000000"/>
+                <w:sz w:val="20"/>
+                <w:lang w:eastAsia="zh-CN"/>
+              </w:rPr>
+              <w:t>TC2</w:t>
+            </w:r>
+          </w:p>
+        </w:tc>
+        <w:tc>
+          <w:tcPr>
+            <w:tcW w:w="1134" w:type="dxa"/>
+          </w:tcPr>
+          <w:p>
+            <w:pPr>
+              <w:autoSpaceDE w:val="0"/>
+              <w:autoSpaceDN w:val="0"/>
+              <w:adjustRightInd w:val="0"/>
+              <w:spacing w:after="120"/>
+              <w:jc w:val="both"/>
+              <w:rPr>
+                <w:rFonts w:ascii="Arial" w:eastAsia="Times New Roman" w:hAnsi="Arial" w:cs="Arial"/>
+                <w:color w:val="000000"/>
+                <w:sz w:val="20"/>
+                <w:lang w:eastAsia="zh-CN"/>
+              </w:rPr>
+            </w:pPr>
+          </w:p>
+        </w:tc>
+        <w:tc>
+          <w:tcPr>
+            <w:tcW w:w="1417" w:type="dxa"/>
+          </w:tcPr>
+          <w:p>
+            <w:pPr>
+              <w:autoSpaceDE w:val="0"/>
+              <w:autoSpaceDN w:val="0"/>
+              <w:adjustRightInd w:val="0"/>
+              <w:spacing w:after="120"/>
+              <w:jc w:val="both"/>
+              <w:rPr>
+                <w:rFonts w:ascii="Arial" w:eastAsia="Times New Roman" w:hAnsi="Arial" w:cs="Arial"/>
+                <w:color w:val="000000"/>
+                <w:sz w:val="20"/>
+                <w:lang w:eastAsia="zh-CN"/>
+              </w:rPr>
+            </w:pPr>
+          </w:p>
+        </w:tc>
+        <w:tc>
+          <w:tcPr>
+            <w:tcW w:w="2218" w:type="dxa"/>
+          </w:tcPr>
+          <w:p>
+            <w:pPr>
+              <w:autoSpaceDE w:val="0"/>
+              <w:autoSpaceDN w:val="0"/>
+              <w:adjustRightInd w:val="0"/>
+              <w:spacing w:after="120"/>
+              <w:jc w:val="both"/>
+              <w:rPr>
+                <w:rFonts w:ascii="Arial" w:eastAsia="Times New Roman" w:hAnsi="Arial" w:cs="Arial"/>
+                <w:color w:val="000000"/>
+                <w:sz w:val="20"/>
+                <w:lang w:eastAsia="zh-CN"/>
+              </w:rPr>
+            </w:pPr>
+            <w:proofErr w:type="spellStart"/>
+            <w:r>
+              <w:rPr>
+                <w:rFonts w:ascii="Arial" w:eastAsia="Times New Roman" w:hAnsi="Arial" w:cs="Arial"/>
+                <w:color w:val="000000"/>
+                <w:sz w:val="20"/>
+                <w:lang w:eastAsia="zh-CN"/>
+              </w:rPr>
+              <w:t>Streamlit</w:t>
+            </w:r>
+            <w:proofErr w:type="spellEnd"/>
+            <w:r>
+              <w:rPr>
+                <w:rFonts w:ascii="Arial" w:eastAsia="Times New Roman" w:hAnsi="Arial" w:cs="Arial"/>
+                <w:color w:val="000000"/>
+                <w:sz w:val="20"/>
+                <w:lang w:eastAsia="zh-CN"/>
+              </w:rPr>
+              <w:t xml:space="preserve"> successfully opened the dashboard on the web. Plots created using matplotlib encountered errors.</w:t>
+            </w:r>
+          </w:p>
+        </w:tc>
+        <w:tc>
+          <w:tcPr>
+            <w:tcW w:w="1042" w:type="dxa"/>
+          </w:tcPr>
+          <w:p>
+            <w:pPr>
+              <w:autoSpaceDE w:val="0"/>
+              <w:autoSpaceDN w:val="0"/>
+              <w:adjustRightInd w:val="0"/>
+              <w:spacing w:after="120"/>
+              <w:jc w:val="both"/>
+              <w:rPr>
+                <w:rFonts w:ascii="Arial" w:eastAsia="Times New Roman" w:hAnsi="Arial" w:cs="Arial"/>
+                <w:color w:val="000000"/>
+                <w:sz w:val="20"/>
+                <w:lang w:eastAsia="zh-CN"/>
+              </w:rPr>
+            </w:pPr>
+            <w:r>
+              <w:rPr>
+                <w:rFonts w:ascii="Arial" w:eastAsia="Times New Roman" w:hAnsi="Arial" w:cs="Arial"/>
+                <w:color w:val="000000"/>
+                <w:sz w:val="20"/>
+                <w:lang w:eastAsia="zh-CN"/>
+              </w:rPr>
+              <w:t>Fail</w:t>
+            </w:r>
+          </w:p>
+        </w:tc>
+        <w:tc>
+          <w:tcPr>
+            <w:tcW w:w="2217" w:type="dxa"/>
+          </w:tcPr>
+          <w:p>
+            <w:pPr>
+              <w:autoSpaceDE w:val="0"/>
+              <w:autoSpaceDN w:val="0"/>
+              <w:adjustRightInd w:val="0"/>
+              <w:spacing w:after="120"/>
+              <w:jc w:val="both"/>
+              <w:rPr>
+                <w:rFonts w:ascii="Arial" w:eastAsia="Times New Roman" w:hAnsi="Arial" w:cs="Arial"/>
+                <w:color w:val="000000"/>
+                <w:sz w:val="20"/>
+                <w:lang w:eastAsia="zh-CN"/>
+              </w:rPr>
+            </w:pPr>
+            <w:r>
+              <w:rPr>
+                <w:rFonts w:ascii="Arial" w:eastAsia="Times New Roman" w:hAnsi="Arial" w:cs="Arial"/>
+                <w:color w:val="000000"/>
+                <w:sz w:val="20"/>
+                <w:lang w:eastAsia="zh-CN"/>
+              </w:rPr>
+              <w:t xml:space="preserve">Change the matplotlib charts to be plotted using </w:t>
+            </w:r>
+            <w:proofErr w:type="spellStart"/>
+            <w:r>
+              <w:rPr>
+                <w:rFonts w:ascii="Arial" w:eastAsia="Times New Roman" w:hAnsi="Arial" w:cs="Arial"/>
+                <w:color w:val="000000"/>
+                <w:sz w:val="20"/>
+                <w:lang w:eastAsia="zh-CN"/>
+              </w:rPr>
+              <w:t>pl</w:t>
+            </w:r>
+            <w:r>
+              <w:rPr>
+                <w:rFonts w:ascii="Arial" w:eastAsia="Times New Roman" w:hAnsi="Arial" w:cs="Arial"/>
+                <w:color w:val="000000"/>
+                <w:sz w:val="20"/>
+                <w:lang w:eastAsia="zh-CN"/>
+              </w:rPr>
+              <w:t>ot</w:t>
+            </w:r>
+            <w:r>
+              <w:rPr>
+                <w:rFonts w:ascii="Arial" w:eastAsia="Times New Roman" w:hAnsi="Arial" w:cs="Arial"/>
+                <w:color w:val="000000"/>
+                <w:sz w:val="20"/>
+                <w:lang w:eastAsia="zh-CN"/>
+              </w:rPr>
+              <w:t>ly</w:t>
+            </w:r>
+            <w:proofErr w:type="spellEnd"/>
+            <w:r>
+              <w:rPr>
+                <w:rFonts w:ascii="Arial" w:eastAsia="Times New Roman" w:hAnsi="Arial" w:cs="Arial"/>
+                <w:color w:val="000000"/>
+                <w:sz w:val="20"/>
+                <w:lang w:eastAsia="zh-CN"/>
+              </w:rPr>
+              <w:t xml:space="preserve"> for efficiency </w:t>
+            </w:r>
+            <w:r>
+              <w:rPr>
+                <w:rFonts w:ascii="Arial" w:eastAsia="Times New Roman" w:hAnsi="Arial" w:cs="Arial"/>
+                <w:color w:val="000000"/>
+                <w:sz w:val="20"/>
+                <w:lang w:eastAsia="zh-CN"/>
+              </w:rPr>
+              <w:t>and to prevent errors.</w:t>
+            </w:r>
+          </w:p>
+        </w:tc>
+      </w:tr>
+      <w:tr>
+        <w:tc>
+          <w:tcPr>
+            <w:tcW w:w="988" w:type="dxa"/>
+          </w:tcPr>
+          <w:p>
+            <w:pPr>
+              <w:autoSpaceDE w:val="0"/>
+              <w:autoSpaceDN w:val="0"/>
+              <w:adjustRightInd w:val="0"/>
+              <w:spacing w:after="120"/>
+              <w:jc w:val="both"/>
+              <w:rPr>
+                <w:rFonts w:ascii="Arial" w:eastAsia="Times New Roman" w:hAnsi="Arial" w:cs="Arial"/>
+                <w:color w:val="000000"/>
+                <w:sz w:val="20"/>
+                <w:lang w:eastAsia="zh-CN"/>
+              </w:rPr>
+            </w:pPr>
+            <w:r>
+              <w:rPr>
+                <w:rFonts w:ascii="Arial" w:eastAsia="Times New Roman" w:hAnsi="Arial" w:cs="Arial"/>
+                <w:color w:val="000000"/>
+                <w:sz w:val="20"/>
+                <w:lang w:eastAsia="zh-CN"/>
+              </w:rPr>
+              <w:t>TC3</w:t>
+            </w:r>
+          </w:p>
+        </w:tc>
+        <w:tc>
+          <w:tcPr>
+            <w:tcW w:w="1134" w:type="dxa"/>
+          </w:tcPr>
+          <w:p>
+            <w:pPr>
+              <w:autoSpaceDE w:val="0"/>
+              <w:autoSpaceDN w:val="0"/>
+              <w:adjustRightInd w:val="0"/>
+              <w:spacing w:after="120"/>
+              <w:jc w:val="both"/>
+              <w:rPr>
+                <w:rFonts w:ascii="Arial" w:eastAsia="Times New Roman" w:hAnsi="Arial" w:cs="Arial"/>
+                <w:color w:val="000000"/>
+                <w:sz w:val="20"/>
+                <w:lang w:eastAsia="zh-CN"/>
+              </w:rPr>
+            </w:pPr>
+          </w:p>
+        </w:tc>
+        <w:tc>
+          <w:tcPr>
+            <w:tcW w:w="1417" w:type="dxa"/>
+          </w:tcPr>
+          <w:p>
+            <w:pPr>
+              <w:autoSpaceDE w:val="0"/>
+              <w:autoSpaceDN w:val="0"/>
+              <w:adjustRightInd w:val="0"/>
+              <w:spacing w:after="120"/>
+              <w:jc w:val="both"/>
+              <w:rPr>
+                <w:rFonts w:ascii="Arial" w:eastAsia="Times New Roman" w:hAnsi="Arial" w:cs="Arial"/>
+                <w:color w:val="000000"/>
+                <w:sz w:val="20"/>
+                <w:lang w:eastAsia="zh-CN"/>
+              </w:rPr>
+            </w:pPr>
+          </w:p>
+        </w:tc>
+        <w:tc>
+          <w:tcPr>
+            <w:tcW w:w="2218" w:type="dxa"/>
+          </w:tcPr>
+          <w:p>
+            <w:pPr>
+              <w:autoSpaceDE w:val="0"/>
+              <w:autoSpaceDN w:val="0"/>
+              <w:adjustRightInd w:val="0"/>
+              <w:spacing w:after="120"/>
+              <w:jc w:val="both"/>
+              <w:rPr>
+                <w:rFonts w:ascii="Arial" w:eastAsia="Times New Roman" w:hAnsi="Arial" w:cs="Arial"/>
+                <w:color w:val="000000"/>
+                <w:sz w:val="20"/>
+                <w:lang w:eastAsia="zh-CN"/>
+              </w:rPr>
+            </w:pPr>
+            <w:r>
+              <w:rPr>
+                <w:rFonts w:ascii="Arial" w:eastAsia="Times New Roman" w:hAnsi="Arial" w:cs="Arial"/>
+                <w:color w:val="000000"/>
+                <w:sz w:val="20"/>
+                <w:lang w:eastAsia="zh-CN"/>
+              </w:rPr>
+              <w:t xml:space="preserve">The sidebar was successfully implemented, and filters accurately affected all plots. </w:t>
+            </w:r>
+          </w:p>
+        </w:tc>
+        <w:tc>
+          <w:tcPr>
+            <w:tcW w:w="1042" w:type="dxa"/>
+          </w:tcPr>
+          <w:p>
+            <w:pPr>
+              <w:autoSpaceDE w:val="0"/>
+              <w:autoSpaceDN w:val="0"/>
+              <w:adjustRightInd w:val="0"/>
+              <w:spacing w:after="120"/>
+              <w:jc w:val="both"/>
+              <w:rPr>
+                <w:rFonts w:ascii="Arial" w:eastAsia="Times New Roman" w:hAnsi="Arial" w:cs="Arial"/>
+                <w:color w:val="000000"/>
+                <w:sz w:val="20"/>
+                <w:lang w:eastAsia="zh-CN"/>
+              </w:rPr>
+            </w:pPr>
+            <w:r>
+              <w:rPr>
+                <w:rFonts w:ascii="Arial" w:eastAsia="Times New Roman" w:hAnsi="Arial" w:cs="Arial"/>
+                <w:color w:val="000000"/>
+                <w:sz w:val="20"/>
+                <w:lang w:eastAsia="zh-CN"/>
+              </w:rPr>
+              <w:t>Pass</w:t>
+            </w:r>
+          </w:p>
+        </w:tc>
+        <w:tc>
+          <w:tcPr>
+            <w:tcW w:w="2217" w:type="dxa"/>
+          </w:tcPr>
+          <w:p>
+            <w:pPr>
+              <w:autoSpaceDE w:val="0"/>
+              <w:autoSpaceDN w:val="0"/>
+              <w:adjustRightInd w:val="0"/>
+              <w:spacing w:after="120"/>
+              <w:jc w:val="both"/>
+              <w:rPr>
+                <w:rFonts w:ascii="Arial" w:eastAsia="Times New Roman" w:hAnsi="Arial" w:cs="Arial"/>
+                <w:color w:val="000000"/>
+                <w:sz w:val="20"/>
+                <w:lang w:eastAsia="zh-CN"/>
+              </w:rPr>
+            </w:pPr>
+            <w:r>
+              <w:rPr>
+                <w:rFonts w:ascii="Arial" w:eastAsia="Times New Roman" w:hAnsi="Arial" w:cs="Arial"/>
+                <w:color w:val="000000"/>
+                <w:sz w:val="20"/>
+                <w:lang w:eastAsia="zh-CN"/>
+              </w:rPr>
+              <w:t>Change the map plot so it is not affected by the filters. It will act as a reference to understand the intensity of waste generation across regions.</w:t>
+            </w:r>
+          </w:p>
+        </w:tc>
+      </w:tr>
+      <w:tr>
+        <w:tc>
+          <w:tcPr>
+            <w:tcW w:w="988" w:type="dxa"/>
+          </w:tcPr>
+          <w:p>
+            <w:pPr>
+              <w:autoSpaceDE w:val="0"/>
+              <w:autoSpaceDN w:val="0"/>
+              <w:adjustRightInd w:val="0"/>
+              <w:spacing w:after="120"/>
+              <w:jc w:val="both"/>
+              <w:rPr>
+                <w:rFonts w:ascii="Arial" w:eastAsia="Times New Roman" w:hAnsi="Arial" w:cs="Arial"/>
+                <w:color w:val="000000"/>
+                <w:sz w:val="20"/>
+                <w:lang w:eastAsia="zh-CN"/>
+              </w:rPr>
+            </w:pPr>
+            <w:r>
+              <w:rPr>
+                <w:rFonts w:ascii="Arial" w:eastAsia="Times New Roman" w:hAnsi="Arial" w:cs="Arial"/>
+                <w:color w:val="000000"/>
+                <w:sz w:val="20"/>
+                <w:lang w:eastAsia="zh-CN"/>
+              </w:rPr>
+              <w:t>TC4</w:t>
+            </w:r>
+          </w:p>
+        </w:tc>
+        <w:tc>
+          <w:tcPr>
+            <w:tcW w:w="1134" w:type="dxa"/>
+          </w:tcPr>
+          <w:p>
+            <w:pPr>
+              <w:autoSpaceDE w:val="0"/>
+              <w:autoSpaceDN w:val="0"/>
+              <w:adjustRightInd w:val="0"/>
+              <w:spacing w:after="120"/>
+              <w:jc w:val="both"/>
+              <w:rPr>
+                <w:rFonts w:ascii="Arial" w:eastAsia="Times New Roman" w:hAnsi="Arial" w:cs="Arial"/>
+                <w:color w:val="000000"/>
+                <w:sz w:val="20"/>
+                <w:lang w:eastAsia="zh-CN"/>
+              </w:rPr>
+            </w:pPr>
+          </w:p>
+        </w:tc>
+        <w:tc>
+          <w:tcPr>
+            <w:tcW w:w="1417" w:type="dxa"/>
+          </w:tcPr>
+          <w:p>
+            <w:pPr>
+              <w:autoSpaceDE w:val="0"/>
+              <w:autoSpaceDN w:val="0"/>
+              <w:adjustRightInd w:val="0"/>
+              <w:spacing w:after="120"/>
+              <w:jc w:val="both"/>
+              <w:rPr>
+                <w:rFonts w:ascii="Arial" w:eastAsia="Times New Roman" w:hAnsi="Arial" w:cs="Arial"/>
+                <w:color w:val="000000"/>
+                <w:sz w:val="20"/>
+                <w:lang w:eastAsia="zh-CN"/>
+              </w:rPr>
+            </w:pPr>
+          </w:p>
+        </w:tc>
+        <w:tc>
+          <w:tcPr>
+            <w:tcW w:w="2218" w:type="dxa"/>
+          </w:tcPr>
+          <w:p>
+            <w:pPr>
+              <w:autoSpaceDE w:val="0"/>
+              <w:autoSpaceDN w:val="0"/>
+              <w:adjustRightInd w:val="0"/>
+              <w:spacing w:after="120"/>
+              <w:jc w:val="both"/>
+              <w:rPr>
+                <w:rFonts w:ascii="Arial" w:eastAsia="Times New Roman" w:hAnsi="Arial" w:cs="Arial"/>
+                <w:color w:val="000000"/>
+                <w:sz w:val="20"/>
+                <w:lang w:eastAsia="zh-CN"/>
+              </w:rPr>
+            </w:pPr>
+            <w:r>
+              <w:rPr>
+                <w:rFonts w:ascii="Arial" w:eastAsia="Times New Roman" w:hAnsi="Arial" w:cs="Arial"/>
+                <w:color w:val="000000"/>
+                <w:sz w:val="20"/>
+                <w:lang w:eastAsia="zh-CN"/>
+              </w:rPr>
+              <w:t>KPI metrics were successfully implemented, and accurate figures were calculated. Indicators were showing the wrong colours because an increase in waste generation was being shown in green.</w:t>
+            </w:r>
+          </w:p>
+        </w:tc>
+        <w:tc>
+          <w:tcPr>
+            <w:tcW w:w="1042" w:type="dxa"/>
+          </w:tcPr>
+          <w:p>
+            <w:pPr>
+              <w:autoSpaceDE w:val="0"/>
+              <w:autoSpaceDN w:val="0"/>
+              <w:adjustRightInd w:val="0"/>
+              <w:spacing w:after="120"/>
+              <w:jc w:val="both"/>
+              <w:rPr>
+                <w:rFonts w:ascii="Arial" w:eastAsia="Times New Roman" w:hAnsi="Arial" w:cs="Arial"/>
+                <w:color w:val="000000"/>
+                <w:sz w:val="20"/>
+                <w:lang w:eastAsia="zh-CN"/>
+              </w:rPr>
+            </w:pPr>
+            <w:r>
+              <w:rPr>
+                <w:rFonts w:ascii="Arial" w:eastAsia="Times New Roman" w:hAnsi="Arial" w:cs="Arial"/>
+                <w:color w:val="000000"/>
+                <w:sz w:val="20"/>
+                <w:lang w:eastAsia="zh-CN"/>
+              </w:rPr>
+              <w:t>Fail</w:t>
+            </w:r>
+          </w:p>
+        </w:tc>
+        <w:tc>
+          <w:tcPr>
+            <w:tcW w:w="2217" w:type="dxa"/>
+          </w:tcPr>
+          <w:p>
+            <w:pPr>
+              <w:autoSpaceDE w:val="0"/>
+              <w:autoSpaceDN w:val="0"/>
+              <w:adjustRightInd w:val="0"/>
+              <w:spacing w:after="120"/>
+              <w:jc w:val="both"/>
+              <w:rPr>
+                <w:rFonts w:ascii="Arial" w:eastAsia="Times New Roman" w:hAnsi="Arial" w:cs="Arial"/>
+                <w:color w:val="000000"/>
+                <w:sz w:val="20"/>
+                <w:lang w:eastAsia="zh-CN"/>
+              </w:rPr>
+            </w:pPr>
+            <w:r>
+              <w:rPr>
+                <w:rFonts w:ascii="Arial" w:eastAsia="Times New Roman" w:hAnsi="Arial" w:cs="Arial"/>
+                <w:color w:val="000000"/>
+                <w:sz w:val="20"/>
+                <w:lang w:eastAsia="zh-CN"/>
+              </w:rPr>
+              <w:t>Manually assign the colours instead of using delta</w:t>
+            </w:r>
+            <w:r>
+              <w:rPr>
+                <w:rFonts w:ascii="Arial" w:eastAsia="Times New Roman" w:hAnsi="Arial" w:cs="Arial"/>
+                <w:color w:val="000000"/>
+                <w:sz w:val="20"/>
+                <w:lang w:eastAsia="zh-CN"/>
+              </w:rPr>
+              <w:t>. Manually assigning arrows to indicate improvement or decline in waste generation.</w:t>
+            </w:r>
+          </w:p>
+        </w:tc>
+      </w:tr>
+      <w:tr>
+        <w:tc>
+          <w:tcPr>
+            <w:tcW w:w="988" w:type="dxa"/>
+          </w:tcPr>
+          <w:p>
+            <w:pPr>
+              <w:autoSpaceDE w:val="0"/>
+              <w:autoSpaceDN w:val="0"/>
+              <w:adjustRightInd w:val="0"/>
+              <w:spacing w:after="120"/>
+              <w:jc w:val="both"/>
+              <w:rPr>
+                <w:rFonts w:ascii="Arial" w:eastAsia="Times New Roman" w:hAnsi="Arial" w:cs="Arial"/>
+                <w:color w:val="000000"/>
+                <w:sz w:val="20"/>
+                <w:lang w:eastAsia="zh-CN"/>
+              </w:rPr>
+            </w:pPr>
+            <w:r>
+              <w:rPr>
+                <w:rFonts w:ascii="Arial" w:eastAsia="Times New Roman" w:hAnsi="Arial" w:cs="Arial"/>
+                <w:color w:val="000000"/>
+                <w:sz w:val="20"/>
+                <w:lang w:eastAsia="zh-CN"/>
+              </w:rPr>
+              <w:t>TC5</w:t>
+            </w:r>
+          </w:p>
+        </w:tc>
+        <w:tc>
+          <w:tcPr>
+            <w:tcW w:w="1134" w:type="dxa"/>
+          </w:tcPr>
+          <w:p>
+            <w:pPr>
+              <w:autoSpaceDE w:val="0"/>
+              <w:autoSpaceDN w:val="0"/>
+              <w:adjustRightInd w:val="0"/>
+              <w:spacing w:after="120"/>
+              <w:jc w:val="both"/>
+              <w:rPr>
+                <w:rFonts w:ascii="Arial" w:eastAsia="Times New Roman" w:hAnsi="Arial" w:cs="Arial"/>
+                <w:color w:val="000000"/>
+                <w:sz w:val="20"/>
+                <w:lang w:eastAsia="zh-CN"/>
+              </w:rPr>
+            </w:pPr>
+          </w:p>
+        </w:tc>
+        <w:tc>
+          <w:tcPr>
+            <w:tcW w:w="1417" w:type="dxa"/>
+          </w:tcPr>
+          <w:p>
+            <w:pPr>
+              <w:autoSpaceDE w:val="0"/>
+              <w:autoSpaceDN w:val="0"/>
+              <w:adjustRightInd w:val="0"/>
+              <w:spacing w:after="120"/>
+              <w:jc w:val="both"/>
+              <w:rPr>
+                <w:rFonts w:ascii="Arial" w:eastAsia="Times New Roman" w:hAnsi="Arial" w:cs="Arial"/>
+                <w:color w:val="000000"/>
+                <w:sz w:val="20"/>
+                <w:lang w:eastAsia="zh-CN"/>
+              </w:rPr>
+            </w:pPr>
+          </w:p>
+        </w:tc>
+        <w:tc>
+          <w:tcPr>
+            <w:tcW w:w="2218" w:type="dxa"/>
+          </w:tcPr>
+          <w:p>
+            <w:pPr>
+              <w:autoSpaceDE w:val="0"/>
+              <w:autoSpaceDN w:val="0"/>
+              <w:adjustRightInd w:val="0"/>
+              <w:spacing w:after="120"/>
+              <w:jc w:val="both"/>
+              <w:rPr>
+                <w:rFonts w:ascii="Arial" w:eastAsia="Times New Roman" w:hAnsi="Arial" w:cs="Arial"/>
+                <w:color w:val="000000"/>
+                <w:sz w:val="20"/>
+                <w:lang w:eastAsia="zh-CN"/>
+              </w:rPr>
+            </w:pPr>
+            <w:r>
+              <w:rPr>
+                <w:rFonts w:ascii="Arial" w:eastAsia="Times New Roman" w:hAnsi="Arial" w:cs="Arial"/>
+                <w:color w:val="000000"/>
+                <w:sz w:val="20"/>
+                <w:lang w:eastAsia="zh-CN"/>
+              </w:rPr>
+              <w:t xml:space="preserve">All charts </w:t>
+            </w:r>
+            <w:r>
+              <w:rPr>
+                <w:rFonts w:ascii="Arial" w:eastAsia="Times New Roman" w:hAnsi="Arial" w:cs="Arial"/>
+                <w:color w:val="000000"/>
+                <w:sz w:val="20"/>
+                <w:lang w:eastAsia="zh-CN"/>
+              </w:rPr>
+              <w:t xml:space="preserve">had the correct implementation of the colour scheme. Some plots had both red and green used for comparisons. </w:t>
+            </w:r>
+          </w:p>
+        </w:tc>
+        <w:tc>
+          <w:tcPr>
+            <w:tcW w:w="1042" w:type="dxa"/>
+          </w:tcPr>
+          <w:p>
+            <w:pPr>
+              <w:autoSpaceDE w:val="0"/>
+              <w:autoSpaceDN w:val="0"/>
+              <w:adjustRightInd w:val="0"/>
+              <w:spacing w:after="120"/>
+              <w:jc w:val="both"/>
+              <w:rPr>
+                <w:rFonts w:ascii="Arial" w:eastAsia="Times New Roman" w:hAnsi="Arial" w:cs="Arial"/>
+                <w:color w:val="000000"/>
+                <w:sz w:val="20"/>
+                <w:lang w:eastAsia="zh-CN"/>
+              </w:rPr>
+            </w:pPr>
+            <w:r>
+              <w:rPr>
+                <w:rFonts w:ascii="Arial" w:eastAsia="Times New Roman" w:hAnsi="Arial" w:cs="Arial"/>
+                <w:color w:val="000000"/>
+                <w:sz w:val="20"/>
+                <w:lang w:eastAsia="zh-CN"/>
+              </w:rPr>
+              <w:t>Fail</w:t>
+            </w:r>
+          </w:p>
+        </w:tc>
+        <w:tc>
+          <w:tcPr>
+            <w:tcW w:w="2217" w:type="dxa"/>
+          </w:tcPr>
+          <w:p>
+            <w:pPr>
+              <w:autoSpaceDE w:val="0"/>
+              <w:autoSpaceDN w:val="0"/>
+              <w:adjustRightInd w:val="0"/>
+              <w:spacing w:after="120"/>
+              <w:jc w:val="both"/>
+              <w:rPr>
+                <w:rFonts w:ascii="Arial" w:eastAsia="Times New Roman" w:hAnsi="Arial" w:cs="Arial"/>
+                <w:color w:val="000000"/>
+                <w:sz w:val="20"/>
+                <w:lang w:eastAsia="zh-CN"/>
+              </w:rPr>
+            </w:pPr>
+            <w:r>
+              <w:rPr>
+                <w:rFonts w:ascii="Arial" w:eastAsia="Times New Roman" w:hAnsi="Arial" w:cs="Arial"/>
+                <w:color w:val="000000"/>
+                <w:sz w:val="20"/>
+                <w:lang w:eastAsia="zh-CN"/>
+              </w:rPr>
+              <w:t>Adjust the colour scheme to ensure both red and green are not used together (accommodating those with colour blindness)</w:t>
+            </w:r>
           </w:p>
         </w:tc>
       </w:tr>
@@ -2001,13 +7890,7 @@
     <w:p>
       <w:pPr>
         <w:spacing w:after="0" w:line="240" w:lineRule="auto"/>
-        <w:rPr>
-          <w:rFonts w:ascii="Arial" w:eastAsia="Times New Roman" w:hAnsi="Arial" w:cs="Arial"/>
-          <w:color w:val="000000"/>
-          <w:sz w:val="20"/>
-          <w:szCs w:val="20"/>
-          <w:lang w:eastAsia="zh-CN"/>
-        </w:rPr>
+        <w:jc w:val="both"/>
       </w:pPr>
       <w:r>
         <w:rPr>
@@ -2020,7 +7903,6 @@
         <w:br w:type="page"/>
       </w:r>
     </w:p>
-    <w:p/>
     <w:sectPr>
       <w:pgSz w:w="12240" w:h="15840"/>
       <w:pgMar w:top="1440" w:right="1440" w:bottom="1440" w:left="1440" w:header="720" w:footer="720" w:gutter="0"/>
@@ -2146,6 +8028,273 @@
     </w:lvl>
   </w:abstractNum>
   <w:abstractNum w:abstractNumId="1" w15:restartNumberingAfterBreak="0">
+    <w:nsid w:val="1456638A"/>
+    <w:multiLevelType w:val="hybridMultilevel"/>
+    <w:tmpl w:val="93ACC526"/>
+    <w:lvl w:ilvl="0" w:tplc="FFFFFFFF">
+      <w:start w:val="1"/>
+      <w:numFmt w:val="decimal"/>
+      <w:lvlText w:val="%1."/>
+      <w:lvlJc w:val="left"/>
+      <w:pPr>
+        <w:ind w:left="720" w:hanging="360"/>
+      </w:pPr>
+      <w:rPr>
+        <w:rFonts w:hint="default"/>
+      </w:rPr>
+    </w:lvl>
+    <w:lvl w:ilvl="1" w:tplc="FFFFFFFF" w:tentative="1">
+      <w:start w:val="1"/>
+      <w:numFmt w:val="lowerLetter"/>
+      <w:lvlText w:val="%2."/>
+      <w:lvlJc w:val="left"/>
+      <w:pPr>
+        <w:ind w:left="1440" w:hanging="360"/>
+      </w:pPr>
+    </w:lvl>
+    <w:lvl w:ilvl="2" w:tplc="FFFFFFFF" w:tentative="1">
+      <w:start w:val="1"/>
+      <w:numFmt w:val="lowerRoman"/>
+      <w:lvlText w:val="%3."/>
+      <w:lvlJc w:val="right"/>
+      <w:pPr>
+        <w:ind w:left="2160" w:hanging="180"/>
+      </w:pPr>
+    </w:lvl>
+    <w:lvl w:ilvl="3" w:tplc="FFFFFFFF" w:tentative="1">
+      <w:start w:val="1"/>
+      <w:numFmt w:val="decimal"/>
+      <w:lvlText w:val="%4."/>
+      <w:lvlJc w:val="left"/>
+      <w:pPr>
+        <w:ind w:left="2880" w:hanging="360"/>
+      </w:pPr>
+    </w:lvl>
+    <w:lvl w:ilvl="4" w:tplc="FFFFFFFF" w:tentative="1">
+      <w:start w:val="1"/>
+      <w:numFmt w:val="lowerLetter"/>
+      <w:lvlText w:val="%5."/>
+      <w:lvlJc w:val="left"/>
+      <w:pPr>
+        <w:ind w:left="3600" w:hanging="360"/>
+      </w:pPr>
+    </w:lvl>
+    <w:lvl w:ilvl="5" w:tplc="FFFFFFFF" w:tentative="1">
+      <w:start w:val="1"/>
+      <w:numFmt w:val="lowerRoman"/>
+      <w:lvlText w:val="%6."/>
+      <w:lvlJc w:val="right"/>
+      <w:pPr>
+        <w:ind w:left="4320" w:hanging="180"/>
+      </w:pPr>
+    </w:lvl>
+    <w:lvl w:ilvl="6" w:tplc="FFFFFFFF" w:tentative="1">
+      <w:start w:val="1"/>
+      <w:numFmt w:val="decimal"/>
+      <w:lvlText w:val="%7."/>
+      <w:lvlJc w:val="left"/>
+      <w:pPr>
+        <w:ind w:left="5040" w:hanging="360"/>
+      </w:pPr>
+    </w:lvl>
+    <w:lvl w:ilvl="7" w:tplc="FFFFFFFF" w:tentative="1">
+      <w:start w:val="1"/>
+      <w:numFmt w:val="lowerLetter"/>
+      <w:lvlText w:val="%8."/>
+      <w:lvlJc w:val="left"/>
+      <w:pPr>
+        <w:ind w:left="5760" w:hanging="360"/>
+      </w:pPr>
+    </w:lvl>
+    <w:lvl w:ilvl="8" w:tplc="FFFFFFFF" w:tentative="1">
+      <w:start w:val="1"/>
+      <w:numFmt w:val="lowerRoman"/>
+      <w:lvlText w:val="%9."/>
+      <w:lvlJc w:val="right"/>
+      <w:pPr>
+        <w:ind w:left="6480" w:hanging="180"/>
+      </w:pPr>
+    </w:lvl>
+  </w:abstractNum>
+  <w:abstractNum w:abstractNumId="2" w15:restartNumberingAfterBreak="0">
+    <w:nsid w:val="14D43DA9"/>
+    <w:multiLevelType w:val="hybridMultilevel"/>
+    <w:tmpl w:val="E14CCCF4"/>
+    <w:lvl w:ilvl="0" w:tplc="0409000F">
+      <w:start w:val="1"/>
+      <w:numFmt w:val="decimal"/>
+      <w:lvlText w:val="%1."/>
+      <w:lvlJc w:val="left"/>
+      <w:pPr>
+        <w:ind w:left="720" w:hanging="360"/>
+      </w:pPr>
+      <w:rPr>
+        <w:rFonts w:hint="default"/>
+      </w:rPr>
+    </w:lvl>
+    <w:lvl w:ilvl="1" w:tplc="04090019" w:tentative="1">
+      <w:start w:val="1"/>
+      <w:numFmt w:val="lowerLetter"/>
+      <w:lvlText w:val="%2."/>
+      <w:lvlJc w:val="left"/>
+      <w:pPr>
+        <w:ind w:left="1440" w:hanging="360"/>
+      </w:pPr>
+    </w:lvl>
+    <w:lvl w:ilvl="2" w:tplc="0409001B" w:tentative="1">
+      <w:start w:val="1"/>
+      <w:numFmt w:val="lowerRoman"/>
+      <w:lvlText w:val="%3."/>
+      <w:lvlJc w:val="right"/>
+      <w:pPr>
+        <w:ind w:left="2160" w:hanging="180"/>
+      </w:pPr>
+    </w:lvl>
+    <w:lvl w:ilvl="3" w:tplc="0409000F" w:tentative="1">
+      <w:start w:val="1"/>
+      <w:numFmt w:val="decimal"/>
+      <w:lvlText w:val="%4."/>
+      <w:lvlJc w:val="left"/>
+      <w:pPr>
+        <w:ind w:left="2880" w:hanging="360"/>
+      </w:pPr>
+    </w:lvl>
+    <w:lvl w:ilvl="4" w:tplc="04090019" w:tentative="1">
+      <w:start w:val="1"/>
+      <w:numFmt w:val="lowerLetter"/>
+      <w:lvlText w:val="%5."/>
+      <w:lvlJc w:val="left"/>
+      <w:pPr>
+        <w:ind w:left="3600" w:hanging="360"/>
+      </w:pPr>
+    </w:lvl>
+    <w:lvl w:ilvl="5" w:tplc="0409001B" w:tentative="1">
+      <w:start w:val="1"/>
+      <w:numFmt w:val="lowerRoman"/>
+      <w:lvlText w:val="%6."/>
+      <w:lvlJc w:val="right"/>
+      <w:pPr>
+        <w:ind w:left="4320" w:hanging="180"/>
+      </w:pPr>
+    </w:lvl>
+    <w:lvl w:ilvl="6" w:tplc="0409000F" w:tentative="1">
+      <w:start w:val="1"/>
+      <w:numFmt w:val="decimal"/>
+      <w:lvlText w:val="%7."/>
+      <w:lvlJc w:val="left"/>
+      <w:pPr>
+        <w:ind w:left="5040" w:hanging="360"/>
+      </w:pPr>
+    </w:lvl>
+    <w:lvl w:ilvl="7" w:tplc="04090019" w:tentative="1">
+      <w:start w:val="1"/>
+      <w:numFmt w:val="lowerLetter"/>
+      <w:lvlText w:val="%8."/>
+      <w:lvlJc w:val="left"/>
+      <w:pPr>
+        <w:ind w:left="5760" w:hanging="360"/>
+      </w:pPr>
+    </w:lvl>
+    <w:lvl w:ilvl="8" w:tplc="0409001B" w:tentative="1">
+      <w:start w:val="1"/>
+      <w:numFmt w:val="lowerRoman"/>
+      <w:lvlText w:val="%9."/>
+      <w:lvlJc w:val="right"/>
+      <w:pPr>
+        <w:ind w:left="6480" w:hanging="180"/>
+      </w:pPr>
+    </w:lvl>
+  </w:abstractNum>
+  <w:abstractNum w:abstractNumId="3" w15:restartNumberingAfterBreak="0">
+    <w:nsid w:val="1B4F59F4"/>
+    <w:multiLevelType w:val="hybridMultilevel"/>
+    <w:tmpl w:val="93ACC526"/>
+    <w:lvl w:ilvl="0" w:tplc="FFFFFFFF">
+      <w:start w:val="1"/>
+      <w:numFmt w:val="decimal"/>
+      <w:lvlText w:val="%1."/>
+      <w:lvlJc w:val="left"/>
+      <w:pPr>
+        <w:ind w:left="720" w:hanging="360"/>
+      </w:pPr>
+      <w:rPr>
+        <w:rFonts w:hint="default"/>
+      </w:rPr>
+    </w:lvl>
+    <w:lvl w:ilvl="1" w:tplc="FFFFFFFF" w:tentative="1">
+      <w:start w:val="1"/>
+      <w:numFmt w:val="lowerLetter"/>
+      <w:lvlText w:val="%2."/>
+      <w:lvlJc w:val="left"/>
+      <w:pPr>
+        <w:ind w:left="1440" w:hanging="360"/>
+      </w:pPr>
+    </w:lvl>
+    <w:lvl w:ilvl="2" w:tplc="FFFFFFFF" w:tentative="1">
+      <w:start w:val="1"/>
+      <w:numFmt w:val="lowerRoman"/>
+      <w:lvlText w:val="%3."/>
+      <w:lvlJc w:val="right"/>
+      <w:pPr>
+        <w:ind w:left="2160" w:hanging="180"/>
+      </w:pPr>
+    </w:lvl>
+    <w:lvl w:ilvl="3" w:tplc="FFFFFFFF" w:tentative="1">
+      <w:start w:val="1"/>
+      <w:numFmt w:val="decimal"/>
+      <w:lvlText w:val="%4."/>
+      <w:lvlJc w:val="left"/>
+      <w:pPr>
+        <w:ind w:left="2880" w:hanging="360"/>
+      </w:pPr>
+    </w:lvl>
+    <w:lvl w:ilvl="4" w:tplc="FFFFFFFF" w:tentative="1">
+      <w:start w:val="1"/>
+      <w:numFmt w:val="lowerLetter"/>
+      <w:lvlText w:val="%5."/>
+      <w:lvlJc w:val="left"/>
+      <w:pPr>
+        <w:ind w:left="3600" w:hanging="360"/>
+      </w:pPr>
+    </w:lvl>
+    <w:lvl w:ilvl="5" w:tplc="FFFFFFFF" w:tentative="1">
+      <w:start w:val="1"/>
+      <w:numFmt w:val="lowerRoman"/>
+      <w:lvlText w:val="%6."/>
+      <w:lvlJc w:val="right"/>
+      <w:pPr>
+        <w:ind w:left="4320" w:hanging="180"/>
+      </w:pPr>
+    </w:lvl>
+    <w:lvl w:ilvl="6" w:tplc="FFFFFFFF" w:tentative="1">
+      <w:start w:val="1"/>
+      <w:numFmt w:val="decimal"/>
+      <w:lvlText w:val="%7."/>
+      <w:lvlJc w:val="left"/>
+      <w:pPr>
+        <w:ind w:left="5040" w:hanging="360"/>
+      </w:pPr>
+    </w:lvl>
+    <w:lvl w:ilvl="7" w:tplc="FFFFFFFF" w:tentative="1">
+      <w:start w:val="1"/>
+      <w:numFmt w:val="lowerLetter"/>
+      <w:lvlText w:val="%8."/>
+      <w:lvlJc w:val="left"/>
+      <w:pPr>
+        <w:ind w:left="5760" w:hanging="360"/>
+      </w:pPr>
+    </w:lvl>
+    <w:lvl w:ilvl="8" w:tplc="FFFFFFFF" w:tentative="1">
+      <w:start w:val="1"/>
+      <w:numFmt w:val="lowerRoman"/>
+      <w:lvlText w:val="%9."/>
+      <w:lvlJc w:val="right"/>
+      <w:pPr>
+        <w:ind w:left="6480" w:hanging="180"/>
+      </w:pPr>
+    </w:lvl>
+  </w:abstractNum>
+  <w:abstractNum w:abstractNumId="4" w15:restartNumberingAfterBreak="0">
     <w:nsid w:val="1EB25A83"/>
     <w:multiLevelType w:val="hybridMultilevel"/>
     <w:tmpl w:val="97727E0C"/>
@@ -2257,7 +8406,387 @@
       </w:rPr>
     </w:lvl>
   </w:abstractNum>
-  <w:abstractNum w:abstractNumId="2" w15:restartNumberingAfterBreak="0">
+  <w:abstractNum w:abstractNumId="5" w15:restartNumberingAfterBreak="0">
+    <w:nsid w:val="1FB048BD"/>
+    <w:multiLevelType w:val="hybridMultilevel"/>
+    <w:tmpl w:val="2C1C87D8"/>
+    <w:lvl w:ilvl="0" w:tplc="4B8A4854">
+      <w:start w:val="5"/>
+      <w:numFmt w:val="bullet"/>
+      <w:lvlText w:val="-"/>
+      <w:lvlJc w:val="left"/>
+      <w:pPr>
+        <w:ind w:left="720" w:hanging="360"/>
+      </w:pPr>
+      <w:rPr>
+        <w:rFonts w:ascii="Times New Roman" w:eastAsia="SimSun" w:hAnsi="Times New Roman" w:cs="Times New Roman" w:hint="default"/>
+      </w:rPr>
+    </w:lvl>
+    <w:lvl w:ilvl="1" w:tplc="04090003" w:tentative="1">
+      <w:start w:val="1"/>
+      <w:numFmt w:val="bullet"/>
+      <w:lvlText w:val="o"/>
+      <w:lvlJc w:val="left"/>
+      <w:pPr>
+        <w:ind w:left="1440" w:hanging="360"/>
+      </w:pPr>
+      <w:rPr>
+        <w:rFonts w:ascii="Courier New" w:hAnsi="Courier New" w:cs="Courier New" w:hint="default"/>
+      </w:rPr>
+    </w:lvl>
+    <w:lvl w:ilvl="2" w:tplc="04090005" w:tentative="1">
+      <w:start w:val="1"/>
+      <w:numFmt w:val="bullet"/>
+      <w:lvlText w:val=""/>
+      <w:lvlJc w:val="left"/>
+      <w:pPr>
+        <w:ind w:left="2160" w:hanging="360"/>
+      </w:pPr>
+      <w:rPr>
+        <w:rFonts w:ascii="Wingdings" w:hAnsi="Wingdings" w:hint="default"/>
+      </w:rPr>
+    </w:lvl>
+    <w:lvl w:ilvl="3" w:tplc="04090001" w:tentative="1">
+      <w:start w:val="1"/>
+      <w:numFmt w:val="bullet"/>
+      <w:lvlText w:val=""/>
+      <w:lvlJc w:val="left"/>
+      <w:pPr>
+        <w:ind w:left="2880" w:hanging="360"/>
+      </w:pPr>
+      <w:rPr>
+        <w:rFonts w:ascii="Symbol" w:hAnsi="Symbol" w:hint="default"/>
+      </w:rPr>
+    </w:lvl>
+    <w:lvl w:ilvl="4" w:tplc="04090003" w:tentative="1">
+      <w:start w:val="1"/>
+      <w:numFmt w:val="bullet"/>
+      <w:lvlText w:val="o"/>
+      <w:lvlJc w:val="left"/>
+      <w:pPr>
+        <w:ind w:left="3600" w:hanging="360"/>
+      </w:pPr>
+      <w:rPr>
+        <w:rFonts w:ascii="Courier New" w:hAnsi="Courier New" w:cs="Courier New" w:hint="default"/>
+      </w:rPr>
+    </w:lvl>
+    <w:lvl w:ilvl="5" w:tplc="04090005" w:tentative="1">
+      <w:start w:val="1"/>
+      <w:numFmt w:val="bullet"/>
+      <w:lvlText w:val=""/>
+      <w:lvlJc w:val="left"/>
+      <w:pPr>
+        <w:ind w:left="4320" w:hanging="360"/>
+      </w:pPr>
+      <w:rPr>
+        <w:rFonts w:ascii="Wingdings" w:hAnsi="Wingdings" w:hint="default"/>
+      </w:rPr>
+    </w:lvl>
+    <w:lvl w:ilvl="6" w:tplc="04090001" w:tentative="1">
+      <w:start w:val="1"/>
+      <w:numFmt w:val="bullet"/>
+      <w:lvlText w:val=""/>
+      <w:lvlJc w:val="left"/>
+      <w:pPr>
+        <w:ind w:left="5040" w:hanging="360"/>
+      </w:pPr>
+      <w:rPr>
+        <w:rFonts w:ascii="Symbol" w:hAnsi="Symbol" w:hint="default"/>
+      </w:rPr>
+    </w:lvl>
+    <w:lvl w:ilvl="7" w:tplc="04090003" w:tentative="1">
+      <w:start w:val="1"/>
+      <w:numFmt w:val="bullet"/>
+      <w:lvlText w:val="o"/>
+      <w:lvlJc w:val="left"/>
+      <w:pPr>
+        <w:ind w:left="5760" w:hanging="360"/>
+      </w:pPr>
+      <w:rPr>
+        <w:rFonts w:ascii="Courier New" w:hAnsi="Courier New" w:cs="Courier New" w:hint="default"/>
+      </w:rPr>
+    </w:lvl>
+    <w:lvl w:ilvl="8" w:tplc="04090005" w:tentative="1">
+      <w:start w:val="1"/>
+      <w:numFmt w:val="bullet"/>
+      <w:lvlText w:val=""/>
+      <w:lvlJc w:val="left"/>
+      <w:pPr>
+        <w:ind w:left="6480" w:hanging="360"/>
+      </w:pPr>
+      <w:rPr>
+        <w:rFonts w:ascii="Wingdings" w:hAnsi="Wingdings" w:hint="default"/>
+      </w:rPr>
+    </w:lvl>
+  </w:abstractNum>
+  <w:abstractNum w:abstractNumId="6" w15:restartNumberingAfterBreak="0">
+    <w:nsid w:val="619133EC"/>
+    <w:multiLevelType w:val="hybridMultilevel"/>
+    <w:tmpl w:val="93ACC526"/>
+    <w:lvl w:ilvl="0" w:tplc="FFFFFFFF">
+      <w:start w:val="1"/>
+      <w:numFmt w:val="decimal"/>
+      <w:lvlText w:val="%1."/>
+      <w:lvlJc w:val="left"/>
+      <w:pPr>
+        <w:ind w:left="720" w:hanging="360"/>
+      </w:pPr>
+      <w:rPr>
+        <w:rFonts w:hint="default"/>
+      </w:rPr>
+    </w:lvl>
+    <w:lvl w:ilvl="1" w:tplc="FFFFFFFF" w:tentative="1">
+      <w:start w:val="1"/>
+      <w:numFmt w:val="lowerLetter"/>
+      <w:lvlText w:val="%2."/>
+      <w:lvlJc w:val="left"/>
+      <w:pPr>
+        <w:ind w:left="1440" w:hanging="360"/>
+      </w:pPr>
+    </w:lvl>
+    <w:lvl w:ilvl="2" w:tplc="FFFFFFFF" w:tentative="1">
+      <w:start w:val="1"/>
+      <w:numFmt w:val="lowerRoman"/>
+      <w:lvlText w:val="%3."/>
+      <w:lvlJc w:val="right"/>
+      <w:pPr>
+        <w:ind w:left="2160" w:hanging="180"/>
+      </w:pPr>
+    </w:lvl>
+    <w:lvl w:ilvl="3" w:tplc="FFFFFFFF" w:tentative="1">
+      <w:start w:val="1"/>
+      <w:numFmt w:val="decimal"/>
+      <w:lvlText w:val="%4."/>
+      <w:lvlJc w:val="left"/>
+      <w:pPr>
+        <w:ind w:left="2880" w:hanging="360"/>
+      </w:pPr>
+    </w:lvl>
+    <w:lvl w:ilvl="4" w:tplc="FFFFFFFF" w:tentative="1">
+      <w:start w:val="1"/>
+      <w:numFmt w:val="lowerLetter"/>
+      <w:lvlText w:val="%5."/>
+      <w:lvlJc w:val="left"/>
+      <w:pPr>
+        <w:ind w:left="3600" w:hanging="360"/>
+      </w:pPr>
+    </w:lvl>
+    <w:lvl w:ilvl="5" w:tplc="FFFFFFFF" w:tentative="1">
+      <w:start w:val="1"/>
+      <w:numFmt w:val="lowerRoman"/>
+      <w:lvlText w:val="%6."/>
+      <w:lvlJc w:val="right"/>
+      <w:pPr>
+        <w:ind w:left="4320" w:hanging="180"/>
+      </w:pPr>
+    </w:lvl>
+    <w:lvl w:ilvl="6" w:tplc="FFFFFFFF" w:tentative="1">
+      <w:start w:val="1"/>
+      <w:numFmt w:val="decimal"/>
+      <w:lvlText w:val="%7."/>
+      <w:lvlJc w:val="left"/>
+      <w:pPr>
+        <w:ind w:left="5040" w:hanging="360"/>
+      </w:pPr>
+    </w:lvl>
+    <w:lvl w:ilvl="7" w:tplc="FFFFFFFF" w:tentative="1">
+      <w:start w:val="1"/>
+      <w:numFmt w:val="lowerLetter"/>
+      <w:lvlText w:val="%8."/>
+      <w:lvlJc w:val="left"/>
+      <w:pPr>
+        <w:ind w:left="5760" w:hanging="360"/>
+      </w:pPr>
+    </w:lvl>
+    <w:lvl w:ilvl="8" w:tplc="FFFFFFFF" w:tentative="1">
+      <w:start w:val="1"/>
+      <w:numFmt w:val="lowerRoman"/>
+      <w:lvlText w:val="%9."/>
+      <w:lvlJc w:val="right"/>
+      <w:pPr>
+        <w:ind w:left="6480" w:hanging="180"/>
+      </w:pPr>
+    </w:lvl>
+  </w:abstractNum>
+  <w:abstractNum w:abstractNumId="7" w15:restartNumberingAfterBreak="0">
+    <w:nsid w:val="70DB5DC5"/>
+    <w:multiLevelType w:val="hybridMultilevel"/>
+    <w:tmpl w:val="93ACC526"/>
+    <w:lvl w:ilvl="0" w:tplc="FFFFFFFF">
+      <w:start w:val="1"/>
+      <w:numFmt w:val="decimal"/>
+      <w:lvlText w:val="%1."/>
+      <w:lvlJc w:val="left"/>
+      <w:pPr>
+        <w:ind w:left="720" w:hanging="360"/>
+      </w:pPr>
+      <w:rPr>
+        <w:rFonts w:hint="default"/>
+      </w:rPr>
+    </w:lvl>
+    <w:lvl w:ilvl="1" w:tplc="FFFFFFFF" w:tentative="1">
+      <w:start w:val="1"/>
+      <w:numFmt w:val="lowerLetter"/>
+      <w:lvlText w:val="%2."/>
+      <w:lvlJc w:val="left"/>
+      <w:pPr>
+        <w:ind w:left="1440" w:hanging="360"/>
+      </w:pPr>
+    </w:lvl>
+    <w:lvl w:ilvl="2" w:tplc="FFFFFFFF" w:tentative="1">
+      <w:start w:val="1"/>
+      <w:numFmt w:val="lowerRoman"/>
+      <w:lvlText w:val="%3."/>
+      <w:lvlJc w:val="right"/>
+      <w:pPr>
+        <w:ind w:left="2160" w:hanging="180"/>
+      </w:pPr>
+    </w:lvl>
+    <w:lvl w:ilvl="3" w:tplc="FFFFFFFF" w:tentative="1">
+      <w:start w:val="1"/>
+      <w:numFmt w:val="decimal"/>
+      <w:lvlText w:val="%4."/>
+      <w:lvlJc w:val="left"/>
+      <w:pPr>
+        <w:ind w:left="2880" w:hanging="360"/>
+      </w:pPr>
+    </w:lvl>
+    <w:lvl w:ilvl="4" w:tplc="FFFFFFFF" w:tentative="1">
+      <w:start w:val="1"/>
+      <w:numFmt w:val="lowerLetter"/>
+      <w:lvlText w:val="%5."/>
+      <w:lvlJc w:val="left"/>
+      <w:pPr>
+        <w:ind w:left="3600" w:hanging="360"/>
+      </w:pPr>
+    </w:lvl>
+    <w:lvl w:ilvl="5" w:tplc="FFFFFFFF" w:tentative="1">
+      <w:start w:val="1"/>
+      <w:numFmt w:val="lowerRoman"/>
+      <w:lvlText w:val="%6."/>
+      <w:lvlJc w:val="right"/>
+      <w:pPr>
+        <w:ind w:left="4320" w:hanging="180"/>
+      </w:pPr>
+    </w:lvl>
+    <w:lvl w:ilvl="6" w:tplc="FFFFFFFF" w:tentative="1">
+      <w:start w:val="1"/>
+      <w:numFmt w:val="decimal"/>
+      <w:lvlText w:val="%7."/>
+      <w:lvlJc w:val="left"/>
+      <w:pPr>
+        <w:ind w:left="5040" w:hanging="360"/>
+      </w:pPr>
+    </w:lvl>
+    <w:lvl w:ilvl="7" w:tplc="FFFFFFFF" w:tentative="1">
+      <w:start w:val="1"/>
+      <w:numFmt w:val="lowerLetter"/>
+      <w:lvlText w:val="%8."/>
+      <w:lvlJc w:val="left"/>
+      <w:pPr>
+        <w:ind w:left="5760" w:hanging="360"/>
+      </w:pPr>
+    </w:lvl>
+    <w:lvl w:ilvl="8" w:tplc="FFFFFFFF" w:tentative="1">
+      <w:start w:val="1"/>
+      <w:numFmt w:val="lowerRoman"/>
+      <w:lvlText w:val="%9."/>
+      <w:lvlJc w:val="right"/>
+      <w:pPr>
+        <w:ind w:left="6480" w:hanging="180"/>
+      </w:pPr>
+    </w:lvl>
+  </w:abstractNum>
+  <w:abstractNum w:abstractNumId="8" w15:restartNumberingAfterBreak="0">
+    <w:nsid w:val="7CA81661"/>
+    <w:multiLevelType w:val="hybridMultilevel"/>
+    <w:tmpl w:val="519C5D80"/>
+    <w:lvl w:ilvl="0" w:tplc="0409000F">
+      <w:start w:val="1"/>
+      <w:numFmt w:val="decimal"/>
+      <w:lvlText w:val="%1."/>
+      <w:lvlJc w:val="left"/>
+      <w:pPr>
+        <w:ind w:left="720" w:hanging="360"/>
+      </w:pPr>
+      <w:rPr>
+        <w:rFonts w:hint="default"/>
+      </w:rPr>
+    </w:lvl>
+    <w:lvl w:ilvl="1" w:tplc="04090019" w:tentative="1">
+      <w:start w:val="1"/>
+      <w:numFmt w:val="lowerLetter"/>
+      <w:lvlText w:val="%2."/>
+      <w:lvlJc w:val="left"/>
+      <w:pPr>
+        <w:ind w:left="1440" w:hanging="360"/>
+      </w:pPr>
+    </w:lvl>
+    <w:lvl w:ilvl="2" w:tplc="0409001B" w:tentative="1">
+      <w:start w:val="1"/>
+      <w:numFmt w:val="lowerRoman"/>
+      <w:lvlText w:val="%3."/>
+      <w:lvlJc w:val="right"/>
+      <w:pPr>
+        <w:ind w:left="2160" w:hanging="180"/>
+      </w:pPr>
+    </w:lvl>
+    <w:lvl w:ilvl="3" w:tplc="0409000F" w:tentative="1">
+      <w:start w:val="1"/>
+      <w:numFmt w:val="decimal"/>
+      <w:lvlText w:val="%4."/>
+      <w:lvlJc w:val="left"/>
+      <w:pPr>
+        <w:ind w:left="2880" w:hanging="360"/>
+      </w:pPr>
+    </w:lvl>
+    <w:lvl w:ilvl="4" w:tplc="04090019" w:tentative="1">
+      <w:start w:val="1"/>
+      <w:numFmt w:val="lowerLetter"/>
+      <w:lvlText w:val="%5."/>
+      <w:lvlJc w:val="left"/>
+      <w:pPr>
+        <w:ind w:left="3600" w:hanging="360"/>
+      </w:pPr>
+    </w:lvl>
+    <w:lvl w:ilvl="5" w:tplc="0409001B" w:tentative="1">
+      <w:start w:val="1"/>
+      <w:numFmt w:val="lowerRoman"/>
+      <w:lvlText w:val="%6."/>
+      <w:lvlJc w:val="right"/>
+      <w:pPr>
+        <w:ind w:left="4320" w:hanging="180"/>
+      </w:pPr>
+    </w:lvl>
+    <w:lvl w:ilvl="6" w:tplc="0409000F" w:tentative="1">
+      <w:start w:val="1"/>
+      <w:numFmt w:val="decimal"/>
+      <w:lvlText w:val="%7."/>
+      <w:lvlJc w:val="left"/>
+      <w:pPr>
+        <w:ind w:left="5040" w:hanging="360"/>
+      </w:pPr>
+    </w:lvl>
+    <w:lvl w:ilvl="7" w:tplc="04090019" w:tentative="1">
+      <w:start w:val="1"/>
+      <w:numFmt w:val="lowerLetter"/>
+      <w:lvlText w:val="%8."/>
+      <w:lvlJc w:val="left"/>
+      <w:pPr>
+        <w:ind w:left="5760" w:hanging="360"/>
+      </w:pPr>
+    </w:lvl>
+    <w:lvl w:ilvl="8" w:tplc="0409001B" w:tentative="1">
+      <w:start w:val="1"/>
+      <w:numFmt w:val="lowerRoman"/>
+      <w:lvlText w:val="%9."/>
+      <w:lvlJc w:val="right"/>
+      <w:pPr>
+        <w:ind w:left="6480" w:hanging="180"/>
+      </w:pPr>
+    </w:lvl>
+  </w:abstractNum>
+  <w:abstractNum w:abstractNumId="9" w15:restartNumberingAfterBreak="0">
     <w:nsid w:val="7D1E43FE"/>
     <w:multiLevelType w:val="hybridMultilevel"/>
     <w:tmpl w:val="93ACC526"/>
@@ -2347,13 +8876,34 @@
     </w:lvl>
   </w:abstractNum>
   <w:num w:numId="1" w16cid:durableId="1688678227">
-    <w:abstractNumId w:val="2"/>
+    <w:abstractNumId w:val="9"/>
   </w:num>
   <w:num w:numId="2" w16cid:durableId="299698477">
     <w:abstractNumId w:val="0"/>
   </w:num>
   <w:num w:numId="3" w16cid:durableId="687173076">
+    <w:abstractNumId w:val="4"/>
+  </w:num>
+  <w:num w:numId="4" w16cid:durableId="288361691">
+    <w:abstractNumId w:val="7"/>
+  </w:num>
+  <w:num w:numId="5" w16cid:durableId="1710107147">
     <w:abstractNumId w:val="1"/>
+  </w:num>
+  <w:num w:numId="6" w16cid:durableId="669413238">
+    <w:abstractNumId w:val="6"/>
+  </w:num>
+  <w:num w:numId="7" w16cid:durableId="778909510">
+    <w:abstractNumId w:val="3"/>
+  </w:num>
+  <w:num w:numId="8" w16cid:durableId="233055718">
+    <w:abstractNumId w:val="5"/>
+  </w:num>
+  <w:num w:numId="9" w16cid:durableId="1108424458">
+    <w:abstractNumId w:val="8"/>
+  </w:num>
+  <w:num w:numId="10" w16cid:durableId="851181763">
+    <w:abstractNumId w:val="2"/>
   </w:num>
 </w:numbering>
 </file>
@@ -2756,7 +9306,7 @@
   <w:style w:type="paragraph" w:default="1" w:styleId="Normal">
     <w:name w:val="Normal"/>
     <w:qFormat/>
-    <w:rsid w:val="0076474E"/>
+    <w:rsid w:val="008752F5"/>
     <w:rPr>
       <w:rFonts w:ascii="Times New Roman" w:eastAsiaTheme="minorEastAsia" w:hAnsi="Times New Roman"/>
       <w:sz w:val="24"/>

--- a/Project Documentation.docx
+++ b/Project Documentation.docx
@@ -163,7 +163,7 @@
             <w:szCs w:val="20"/>
             <w:lang w:eastAsia="zh-CN"/>
           </w:rPr>
-          <w:t>Analysing the Effectiveness of Waste Management</w:t>
+          <w:t>Municipal waste by waste management operations</w:t>
         </w:r>
       </w:hyperlink>
     </w:p>
@@ -218,6 +218,18 @@
         </w:rPr>
         <w:t>Link to Video presentation:</w:t>
       </w:r>
+      <w:r>
+        <w:rPr>
+          <w:rFonts w:ascii="Arial" w:eastAsia="Times New Roman" w:hAnsi="Arial" w:cs="Arial"/>
+          <w:b/>
+          <w:bCs/>
+          <w:color w:val="000000"/>
+          <w:sz w:val="20"/>
+          <w:szCs w:val="20"/>
+          <w:lang w:eastAsia="zh-CN"/>
+        </w:rPr>
+        <w:t xml:space="preserve"> </w:t>
+      </w:r>
     </w:p>
     <w:p>
       <w:pPr>
@@ -287,20 +299,48 @@
           <w:szCs w:val="20"/>
           <w:lang w:eastAsia="zh-CN"/>
         </w:rPr>
-        <w:tab/>
-      </w:r>
-      <w:r>
-        <w:rPr>
-          <w:rFonts w:ascii="Arial" w:eastAsia="Times New Roman" w:hAnsi="Arial" w:cs="Arial"/>
-          <w:b/>
-          <w:bCs/>
-          <w:color w:val="000000"/>
-          <w:sz w:val="20"/>
-          <w:szCs w:val="20"/>
-          <w:lang w:eastAsia="zh-CN"/>
-        </w:rPr>
-        <w:tab/>
-      </w:r>
+        <w:t xml:space="preserve"> </w:t>
+      </w:r>
+      <w:hyperlink r:id="rId7" w:history="1">
+        <w:r>
+          <w:rPr>
+            <w:rStyle w:val="Hyperlink"/>
+            <w:rFonts w:ascii="Arial" w:eastAsia="Times New Roman" w:hAnsi="Arial" w:cs="Arial"/>
+            <w:b/>
+            <w:bCs/>
+            <w:sz w:val="20"/>
+            <w:szCs w:val="20"/>
+            <w:lang w:eastAsia="zh-CN"/>
+          </w:rPr>
+          <w:t>waste-management-analysis-</w:t>
+        </w:r>
+        <w:proofErr w:type="spellStart"/>
+        <w:r>
+          <w:rPr>
+            <w:rStyle w:val="Hyperlink"/>
+            <w:rFonts w:ascii="Arial" w:eastAsia="Times New Roman" w:hAnsi="Arial" w:cs="Arial"/>
+            <w:b/>
+            <w:bCs/>
+            <w:sz w:val="20"/>
+            <w:szCs w:val="20"/>
+            <w:lang w:eastAsia="zh-CN"/>
+          </w:rPr>
+          <w:t>streamlit</w:t>
+        </w:r>
+        <w:proofErr w:type="spellEnd"/>
+        <w:r>
+          <w:rPr>
+            <w:rStyle w:val="Hyperlink"/>
+            <w:rFonts w:ascii="Arial" w:eastAsia="Times New Roman" w:hAnsi="Arial" w:cs="Arial"/>
+            <w:b/>
+            <w:bCs/>
+            <w:sz w:val="20"/>
+            <w:szCs w:val="20"/>
+            <w:lang w:eastAsia="zh-CN"/>
+          </w:rPr>
+          <w:t>-app</w:t>
+        </w:r>
+      </w:hyperlink>
     </w:p>
     <w:p>
       <w:pPr>
@@ -334,6 +374,32 @@
         </w:rPr>
         <w:t>Link to GitHub repository:</w:t>
       </w:r>
+      <w:r>
+        <w:rPr>
+          <w:rFonts w:ascii="Arial" w:eastAsia="Times New Roman" w:hAnsi="Arial" w:cs="Arial"/>
+          <w:b/>
+          <w:bCs/>
+          <w:color w:val="000000"/>
+          <w:sz w:val="20"/>
+          <w:szCs w:val="20"/>
+          <w:lang w:eastAsia="zh-CN"/>
+        </w:rPr>
+        <w:t xml:space="preserve"> </w:t>
+      </w:r>
+      <w:hyperlink r:id="rId8" w:history="1">
+        <w:r>
+          <w:rPr>
+            <w:rStyle w:val="Hyperlink"/>
+            <w:rFonts w:ascii="Arial" w:eastAsia="Times New Roman" w:hAnsi="Arial" w:cs="Arial"/>
+            <w:b/>
+            <w:bCs/>
+            <w:sz w:val="20"/>
+            <w:szCs w:val="20"/>
+            <w:lang w:eastAsia="zh-CN"/>
+          </w:rPr>
+          <w:t>EU-Waste-Management-GitHub-repo</w:t>
+        </w:r>
+      </w:hyperlink>
       <w:r>
         <w:rPr>
           <w:rFonts w:ascii="Arial" w:eastAsia="Times New Roman" w:hAnsi="Arial" w:cs="Arial"/>

--- a/Project Documentation.docx
+++ b/Project Documentation.docx
@@ -2,6 +2,1605 @@
 <file path=word/document.xml><?xml version="1.0" encoding="utf-8"?>
 <w:document xmlns:wpc="http://schemas.microsoft.com/office/word/2010/wordprocessingCanvas" xmlns:cx="http://schemas.microsoft.com/office/drawing/2014/chartex" xmlns:cx1="http://schemas.microsoft.com/office/drawing/2015/9/8/chartex" xmlns:cx2="http://schemas.microsoft.com/office/drawing/2015/10/21/chartex" xmlns:cx3="http://schemas.microsoft.com/office/drawing/2016/5/9/chartex" xmlns:cx4="http://schemas.microsoft.com/office/drawing/2016/5/10/chartex" xmlns:cx5="http://schemas.microsoft.com/office/drawing/2016/5/11/chartex" xmlns:cx6="http://schemas.microsoft.com/office/drawing/2016/5/12/chartex" xmlns:cx7="http://schemas.microsoft.com/office/drawing/2016/5/13/chartex" xmlns:cx8="http://schemas.microsoft.com/office/drawing/2016/5/14/chartex" xmlns:mc="http://schemas.openxmlformats.org/markup-compatibility/2006" xmlns:aink="http://schemas.microsoft.com/office/drawing/2016/ink" xmlns:am3d="http://schemas.microsoft.com/office/drawing/2017/model3d" xmlns:o="urn:schemas-microsoft-com:office:office" xmlns:oel="http://schemas.microsoft.com/office/2019/extlst" xmlns:r="http://schemas.openxmlformats.org/officeDocument/2006/relationships" xmlns:m="http://schemas.openxmlformats.org/officeDocument/2006/math" xmlns:v="urn:schemas-microsoft-com:vml" xmlns:wp14="http://schemas.microsoft.com/office/word/2010/wordprocessingDrawing" xmlns:wp="http://schemas.openxmlformats.org/drawingml/2006/wordprocessingDrawing" xmlns:w10="urn:schemas-microsoft-com:office:word" xmlns:w="http://schemas.openxmlformats.org/wordprocessingml/2006/main" xmlns:w14="http://schemas.microsoft.com/office/word/2010/wordml" xmlns:w15="http://schemas.microsoft.com/office/word/2012/wordml" xmlns:w16cex="http://schemas.microsoft.com/office/word/2018/wordml/cex" xmlns:w16cid="http://schemas.microsoft.com/office/word/2016/wordml/cid" xmlns:w16="http://schemas.microsoft.com/office/word/2018/wordml" xmlns:w16du="http://schemas.microsoft.com/office/word/2023/wordml/word16du" xmlns:w16sdtdh="http://schemas.microsoft.com/office/word/2020/wordml/sdtdatahash" xmlns:w16se="http://schemas.microsoft.com/office/word/2015/wordml/symex" xmlns:wpg="http://schemas.microsoft.com/office/word/2010/wordprocessingGroup" xmlns:wpi="http://schemas.microsoft.com/office/word/2010/wordprocessingInk" xmlns:wne="http://schemas.microsoft.com/office/word/2006/wordml" xmlns:wps="http://schemas.microsoft.com/office/word/2010/wordprocessingShape" mc:Ignorable="w14 w15 w16se w16cid w16 w16cex w16sdtdh w16du wp14">
   <w:body>
+    <w:sdt>
+      <w:sdtPr>
+        <w:rPr>
+          <w:rFonts w:ascii="Arial" w:eastAsia="Times New Roman" w:hAnsi="Arial" w:cs="Arial"/>
+          <w:b/>
+          <w:bCs/>
+          <w:color w:val="000000"/>
+          <w:sz w:val="20"/>
+          <w:szCs w:val="20"/>
+          <w:lang w:eastAsia="zh-CN"/>
+        </w:rPr>
+        <w:id w:val="-1200390994"/>
+        <w:docPartObj>
+          <w:docPartGallery w:val="Cover Pages"/>
+          <w:docPartUnique/>
+        </w:docPartObj>
+      </w:sdtPr>
+      <w:sdtContent>
+        <w:p>
+          <w:pPr>
+            <w:rPr>
+              <w:rFonts w:ascii="Arial" w:eastAsia="Times New Roman" w:hAnsi="Arial" w:cs="Arial"/>
+              <w:b/>
+              <w:bCs/>
+              <w:color w:val="000000"/>
+              <w:sz w:val="20"/>
+              <w:szCs w:val="20"/>
+              <w:lang w:eastAsia="zh-CN"/>
+            </w:rPr>
+          </w:pPr>
+          <w:r>
+            <w:rPr>
+              <w:rFonts w:ascii="Arial" w:eastAsia="Times New Roman" w:hAnsi="Arial" w:cs="Arial"/>
+              <w:b/>
+              <w:bCs/>
+              <w:noProof/>
+              <w:color w:val="000000"/>
+              <w:sz w:val="22"/>
+              <w:szCs w:val="20"/>
+              <w:lang w:eastAsia="zh-CN"/>
+            </w:rPr>
+            <mc:AlternateContent>
+              <mc:Choice Requires="wpg">
+                <w:drawing>
+                  <wp:inline distT="0" distB="0" distL="0" distR="0" wp14:anchorId="272B8E3D" wp14:editId="0130FDD0">
+                    <wp:extent cx="5943600" cy="7712551"/>
+                    <wp:effectExtent l="0" t="0" r="19050" b="22225"/>
+                    <wp:docPr id="17226" name="Group 1"/>
+                    <wp:cNvGraphicFramePr/>
+                    <a:graphic xmlns:a="http://schemas.openxmlformats.org/drawingml/2006/main">
+                      <a:graphicData uri="http://schemas.microsoft.com/office/word/2010/wordprocessingGroup">
+                        <wpg:wgp>
+                          <wpg:cNvGrpSpPr/>
+                          <wpg:grpSpPr>
+                            <a:xfrm>
+                              <a:off x="0" y="0"/>
+                              <a:ext cx="5943600" cy="7712551"/>
+                              <a:chOff x="0" y="0"/>
+                              <a:chExt cx="7176770" cy="9472295"/>
+                            </a:xfrm>
+                          </wpg:grpSpPr>
+                          <wps:wsp>
+                            <wps:cNvPr id="6" name="Rectangle 6"/>
+                            <wps:cNvSpPr/>
+                            <wps:spPr>
+                              <a:xfrm>
+                                <a:off x="623875" y="678180"/>
+                                <a:ext cx="92428" cy="206453"/>
+                              </a:xfrm>
+                              <a:prstGeom prst="rect">
+                                <a:avLst/>
+                              </a:prstGeom>
+                              <a:ln>
+                                <a:noFill/>
+                              </a:ln>
+                            </wps:spPr>
+                            <wps:txbx>
+                              <w:txbxContent>
+                                <w:p>
+                                  <w:r>
+                                    <w:t xml:space="preserve">  </w:t>
+                                  </w:r>
+                                </w:p>
+                              </w:txbxContent>
+                            </wps:txbx>
+                            <wps:bodyPr horzOverflow="overflow" vert="horz" lIns="0" tIns="0" rIns="0" bIns="0" rtlCol="0">
+                              <a:noAutofit/>
+                            </wps:bodyPr>
+                          </wps:wsp>
+                          <wps:wsp>
+                            <wps:cNvPr id="7" name="Rectangle 7"/>
+                            <wps:cNvSpPr/>
+                            <wps:spPr>
+                              <a:xfrm>
+                                <a:off x="693979" y="678180"/>
+                                <a:ext cx="45808" cy="206453"/>
+                              </a:xfrm>
+                              <a:prstGeom prst="rect">
+                                <a:avLst/>
+                              </a:prstGeom>
+                              <a:ln>
+                                <a:noFill/>
+                              </a:ln>
+                            </wps:spPr>
+                            <wps:txbx>
+                              <w:txbxContent>
+                                <w:p>
+                                  <w:r>
+                                    <w:t xml:space="preserve"> </w:t>
+                                  </w:r>
+                                </w:p>
+                              </w:txbxContent>
+                            </wps:txbx>
+                            <wps:bodyPr horzOverflow="overflow" vert="horz" lIns="0" tIns="0" rIns="0" bIns="0" rtlCol="0">
+                              <a:noAutofit/>
+                            </wps:bodyPr>
+                          </wps:wsp>
+                          <wps:wsp>
+                            <wps:cNvPr id="8" name="Rectangle 8"/>
+                            <wps:cNvSpPr/>
+                            <wps:spPr>
+                              <a:xfrm>
+                                <a:off x="727507" y="678180"/>
+                                <a:ext cx="45808" cy="206453"/>
+                              </a:xfrm>
+                              <a:prstGeom prst="rect">
+                                <a:avLst/>
+                              </a:prstGeom>
+                              <a:ln>
+                                <a:noFill/>
+                              </a:ln>
+                            </wps:spPr>
+                            <wps:txbx>
+                              <w:txbxContent>
+                                <w:p>
+                                  <w:r>
+                                    <w:t xml:space="preserve"> </w:t>
+                                  </w:r>
+                                </w:p>
+                              </w:txbxContent>
+                            </wps:txbx>
+                            <wps:bodyPr horzOverflow="overflow" vert="horz" lIns="0" tIns="0" rIns="0" bIns="0" rtlCol="0">
+                              <a:noAutofit/>
+                            </wps:bodyPr>
+                          </wps:wsp>
+                          <wps:wsp>
+                            <wps:cNvPr id="9" name="Rectangle 9"/>
+                            <wps:cNvSpPr/>
+                            <wps:spPr>
+                              <a:xfrm>
+                                <a:off x="3196717" y="980186"/>
+                                <a:ext cx="45808" cy="206453"/>
+                              </a:xfrm>
+                              <a:prstGeom prst="rect">
+                                <a:avLst/>
+                              </a:prstGeom>
+                              <a:ln>
+                                <a:noFill/>
+                              </a:ln>
+                            </wps:spPr>
+                            <wps:txbx>
+                              <w:txbxContent>
+                                <w:p>
+                                  <w:r>
+                                    <w:t xml:space="preserve"> </w:t>
+                                  </w:r>
+                                </w:p>
+                              </w:txbxContent>
+                            </wps:txbx>
+                            <wps:bodyPr horzOverflow="overflow" vert="horz" lIns="0" tIns="0" rIns="0" bIns="0" rtlCol="0">
+                              <a:noAutofit/>
+                            </wps:bodyPr>
+                          </wps:wsp>
+                          <wps:wsp>
+                            <wps:cNvPr id="10" name="Rectangle 10"/>
+                            <wps:cNvSpPr/>
+                            <wps:spPr>
+                              <a:xfrm>
+                                <a:off x="3196717" y="1283462"/>
+                                <a:ext cx="45808" cy="206453"/>
+                              </a:xfrm>
+                              <a:prstGeom prst="rect">
+                                <a:avLst/>
+                              </a:prstGeom>
+                              <a:ln>
+                                <a:noFill/>
+                              </a:ln>
+                            </wps:spPr>
+                            <wps:txbx>
+                              <w:txbxContent>
+                                <w:p>
+                                  <w:r>
+                                    <w:t xml:space="preserve"> </w:t>
+                                  </w:r>
+                                </w:p>
+                              </w:txbxContent>
+                            </wps:txbx>
+                            <wps:bodyPr horzOverflow="overflow" vert="horz" lIns="0" tIns="0" rIns="0" bIns="0" rtlCol="0">
+                              <a:noAutofit/>
+                            </wps:bodyPr>
+                          </wps:wsp>
+                          <wps:wsp>
+                            <wps:cNvPr id="11" name="Rectangle 11"/>
+                            <wps:cNvSpPr/>
+                            <wps:spPr>
+                              <a:xfrm>
+                                <a:off x="3231769" y="1283462"/>
+                                <a:ext cx="45808" cy="206453"/>
+                              </a:xfrm>
+                              <a:prstGeom prst="rect">
+                                <a:avLst/>
+                              </a:prstGeom>
+                              <a:ln>
+                                <a:noFill/>
+                              </a:ln>
+                            </wps:spPr>
+                            <wps:txbx>
+                              <w:txbxContent>
+                                <w:p>
+                                  <w:r>
+                                    <w:t xml:space="preserve"> </w:t>
+                                  </w:r>
+                                </w:p>
+                              </w:txbxContent>
+                            </wps:txbx>
+                            <wps:bodyPr horzOverflow="overflow" vert="horz" lIns="0" tIns="0" rIns="0" bIns="0" rtlCol="0">
+                              <a:noAutofit/>
+                            </wps:bodyPr>
+                          </wps:wsp>
+                          <wps:wsp>
+                            <wps:cNvPr id="12" name="Rectangle 12"/>
+                            <wps:cNvSpPr/>
+                            <wps:spPr>
+                              <a:xfrm>
+                                <a:off x="3196717" y="1585214"/>
+                                <a:ext cx="45808" cy="206453"/>
+                              </a:xfrm>
+                              <a:prstGeom prst="rect">
+                                <a:avLst/>
+                              </a:prstGeom>
+                              <a:ln>
+                                <a:noFill/>
+                              </a:ln>
+                            </wps:spPr>
+                            <wps:txbx>
+                              <w:txbxContent>
+                                <w:p>
+                                  <w:r>
+                                    <w:t xml:space="preserve"> </w:t>
+                                  </w:r>
+                                </w:p>
+                              </w:txbxContent>
+                            </wps:txbx>
+                            <wps:bodyPr horzOverflow="overflow" vert="horz" lIns="0" tIns="0" rIns="0" bIns="0" rtlCol="0">
+                              <a:noAutofit/>
+                            </wps:bodyPr>
+                          </wps:wsp>
+                          <wps:wsp>
+                            <wps:cNvPr id="13" name="Rectangle 13"/>
+                            <wps:cNvSpPr/>
+                            <wps:spPr>
+                              <a:xfrm>
+                                <a:off x="3196717" y="1888490"/>
+                                <a:ext cx="45808" cy="206453"/>
+                              </a:xfrm>
+                              <a:prstGeom prst="rect">
+                                <a:avLst/>
+                              </a:prstGeom>
+                              <a:ln>
+                                <a:noFill/>
+                              </a:ln>
+                            </wps:spPr>
+                            <wps:txbx>
+                              <w:txbxContent>
+                                <w:p>
+                                  <w:r>
+                                    <w:t xml:space="preserve"> </w:t>
+                                  </w:r>
+                                </w:p>
+                              </w:txbxContent>
+                            </wps:txbx>
+                            <wps:bodyPr horzOverflow="overflow" vert="horz" lIns="0" tIns="0" rIns="0" bIns="0" rtlCol="0">
+                              <a:noAutofit/>
+                            </wps:bodyPr>
+                          </wps:wsp>
+                          <wps:wsp>
+                            <wps:cNvPr id="14" name="Rectangle 14"/>
+                            <wps:cNvSpPr/>
+                            <wps:spPr>
+                              <a:xfrm>
+                                <a:off x="3596005" y="2217293"/>
+                                <a:ext cx="83829" cy="377808"/>
+                              </a:xfrm>
+                              <a:prstGeom prst="rect">
+                                <a:avLst/>
+                              </a:prstGeom>
+                              <a:ln>
+                                <a:noFill/>
+                              </a:ln>
+                            </wps:spPr>
+                            <wps:txbx>
+                              <w:txbxContent>
+                                <w:p>
+                                  <w:r>
+                                    <w:rPr>
+                                      <w:b/>
+                                      <w:sz w:val="44"/>
+                                    </w:rPr>
+                                    <w:t xml:space="preserve"> </w:t>
+                                  </w:r>
+                                </w:p>
+                              </w:txbxContent>
+                            </wps:txbx>
+                            <wps:bodyPr horzOverflow="overflow" vert="horz" lIns="0" tIns="0" rIns="0" bIns="0" rtlCol="0">
+                              <a:noAutofit/>
+                            </wps:bodyPr>
+                          </wps:wsp>
+                          <wps:wsp>
+                            <wps:cNvPr id="15" name="Rectangle 15"/>
+                            <wps:cNvSpPr/>
+                            <wps:spPr>
+                              <a:xfrm>
+                                <a:off x="3596005" y="2701545"/>
+                                <a:ext cx="106734" cy="481035"/>
+                              </a:xfrm>
+                              <a:prstGeom prst="rect">
+                                <a:avLst/>
+                              </a:prstGeom>
+                              <a:ln>
+                                <a:noFill/>
+                              </a:ln>
+                            </wps:spPr>
+                            <wps:txbx>
+                              <w:txbxContent>
+                                <w:p>
+                                  <w:r>
+                                    <w:rPr>
+                                      <w:b/>
+                                      <w:sz w:val="56"/>
+                                    </w:rPr>
+                                    <w:t xml:space="preserve"> </w:t>
+                                  </w:r>
+                                </w:p>
+                              </w:txbxContent>
+                            </wps:txbx>
+                            <wps:bodyPr horzOverflow="overflow" vert="horz" lIns="0" tIns="0" rIns="0" bIns="0" rtlCol="0">
+                              <a:noAutofit/>
+                            </wps:bodyPr>
+                          </wps:wsp>
+                          <wps:wsp>
+                            <wps:cNvPr id="17022" name="Rectangle 17022"/>
+                            <wps:cNvSpPr/>
+                            <wps:spPr>
+                              <a:xfrm>
+                                <a:off x="1151128" y="3271521"/>
+                                <a:ext cx="239442" cy="481035"/>
+                              </a:xfrm>
+                              <a:prstGeom prst="rect">
+                                <a:avLst/>
+                              </a:prstGeom>
+                              <a:ln>
+                                <a:noFill/>
+                              </a:ln>
+                            </wps:spPr>
+                            <wps:txbx>
+                              <w:txbxContent>
+                                <w:p/>
+                              </w:txbxContent>
+                            </wps:txbx>
+                            <wps:bodyPr horzOverflow="overflow" vert="horz" lIns="0" tIns="0" rIns="0" bIns="0" rtlCol="0">
+                              <a:noAutofit/>
+                            </wps:bodyPr>
+                          </wps:wsp>
+                          <wps:wsp>
+                            <wps:cNvPr id="17023" name="Rectangle 17023"/>
+                            <wps:cNvSpPr/>
+                            <wps:spPr>
+                              <a:xfrm>
+                                <a:off x="239146" y="4554525"/>
+                                <a:ext cx="6729072" cy="1237178"/>
+                              </a:xfrm>
+                              <a:prstGeom prst="rect">
+                                <a:avLst/>
+                              </a:prstGeom>
+                              <a:ln>
+                                <a:noFill/>
+                              </a:ln>
+                            </wps:spPr>
+                            <wps:txbx>
+                              <w:txbxContent>
+                                <w:p>
+                                  <w:pPr>
+                                    <w:jc w:val="center"/>
+                                    <w:rPr>
+                                      <w:sz w:val="40"/>
+                                      <w:szCs w:val="40"/>
+                                    </w:rPr>
+                                  </w:pPr>
+                                  <w:r>
+                                    <w:rPr>
+                                      <w:b/>
+                                      <w:sz w:val="40"/>
+                                      <w:szCs w:val="40"/>
+                                    </w:rPr>
+                                    <w:t xml:space="preserve">5DATA004C Data Science Project Lifecycle </w:t>
+                                  </w:r>
+                                </w:p>
+                              </w:txbxContent>
+                            </wps:txbx>
+                            <wps:bodyPr horzOverflow="overflow" vert="horz" lIns="0" tIns="0" rIns="0" bIns="0" rtlCol="0">
+                              <a:noAutofit/>
+                            </wps:bodyPr>
+                          </wps:wsp>
+                          <wps:wsp>
+                            <wps:cNvPr id="17" name="Rectangle 17"/>
+                            <wps:cNvSpPr/>
+                            <wps:spPr>
+                              <a:xfrm>
+                                <a:off x="6041136" y="3271521"/>
+                                <a:ext cx="106734" cy="481035"/>
+                              </a:xfrm>
+                              <a:prstGeom prst="rect">
+                                <a:avLst/>
+                              </a:prstGeom>
+                              <a:ln>
+                                <a:noFill/>
+                              </a:ln>
+                            </wps:spPr>
+                            <wps:txbx>
+                              <w:txbxContent>
+                                <w:p>
+                                  <w:r>
+                                    <w:rPr>
+                                      <w:b/>
+                                      <w:sz w:val="56"/>
+                                    </w:rPr>
+                                    <w:t xml:space="preserve"> </w:t>
+                                  </w:r>
+                                </w:p>
+                              </w:txbxContent>
+                            </wps:txbx>
+                            <wps:bodyPr horzOverflow="overflow" vert="horz" lIns="0" tIns="0" rIns="0" bIns="0" rtlCol="0">
+                              <a:noAutofit/>
+                            </wps:bodyPr>
+                          </wps:wsp>
+                          <wps:wsp>
+                            <wps:cNvPr id="18" name="Rectangle 18"/>
+                            <wps:cNvSpPr/>
+                            <wps:spPr>
+                              <a:xfrm>
+                                <a:off x="1922427" y="3759666"/>
+                                <a:ext cx="3227121" cy="412905"/>
+                              </a:xfrm>
+                              <a:prstGeom prst="rect">
+                                <a:avLst/>
+                              </a:prstGeom>
+                              <a:ln>
+                                <a:noFill/>
+                              </a:ln>
+                            </wps:spPr>
+                            <wps:txbx>
+                              <w:txbxContent>
+                                <w:p>
+                                  <w:pPr>
+                                    <w:jc w:val="center"/>
+                                  </w:pPr>
+                                  <w:r>
+                                    <w:rPr>
+                                      <w:b/>
+                                      <w:sz w:val="48"/>
+                                    </w:rPr>
+                                    <w:t>COURSEWORK 2</w:t>
+                                  </w:r>
+                                </w:p>
+                              </w:txbxContent>
+                            </wps:txbx>
+                            <wps:bodyPr horzOverflow="overflow" vert="horz" lIns="0" tIns="0" rIns="0" bIns="0" rtlCol="0">
+                              <a:noAutofit/>
+                            </wps:bodyPr>
+                          </wps:wsp>
+                          <wps:wsp>
+                            <wps:cNvPr id="19" name="Rectangle 19"/>
+                            <wps:cNvSpPr/>
+                            <wps:spPr>
+                              <a:xfrm>
+                                <a:off x="4589907" y="3830447"/>
+                                <a:ext cx="91617" cy="412906"/>
+                              </a:xfrm>
+                              <a:prstGeom prst="rect">
+                                <a:avLst/>
+                              </a:prstGeom>
+                              <a:ln>
+                                <a:noFill/>
+                              </a:ln>
+                            </wps:spPr>
+                            <wps:txbx>
+                              <w:txbxContent>
+                                <w:p>
+                                  <w:r>
+                                    <w:rPr>
+                                      <w:b/>
+                                      <w:sz w:val="48"/>
+                                    </w:rPr>
+                                    <w:t xml:space="preserve"> </w:t>
+                                  </w:r>
+                                </w:p>
+                              </w:txbxContent>
+                            </wps:txbx>
+                            <wps:bodyPr horzOverflow="overflow" vert="horz" lIns="0" tIns="0" rIns="0" bIns="0" rtlCol="0">
+                              <a:noAutofit/>
+                            </wps:bodyPr>
+                          </wps:wsp>
+                          <wps:wsp>
+                            <wps:cNvPr id="21" name="Rectangle 21"/>
+                            <wps:cNvSpPr/>
+                            <wps:spPr>
+                              <a:xfrm>
+                                <a:off x="3977259" y="4323842"/>
+                                <a:ext cx="76500" cy="344776"/>
+                              </a:xfrm>
+                              <a:prstGeom prst="rect">
+                                <a:avLst/>
+                              </a:prstGeom>
+                              <a:ln>
+                                <a:noFill/>
+                              </a:ln>
+                            </wps:spPr>
+                            <wps:txbx>
+                              <w:txbxContent>
+                                <w:p>
+                                  <w:r>
+                                    <w:rPr>
+                                      <w:b/>
+                                      <w:sz w:val="40"/>
+                                    </w:rPr>
+                                    <w:t xml:space="preserve"> </w:t>
+                                  </w:r>
+                                </w:p>
+                              </w:txbxContent>
+                            </wps:txbx>
+                            <wps:bodyPr horzOverflow="overflow" vert="horz" lIns="0" tIns="0" rIns="0" bIns="0" rtlCol="0">
+                              <a:noAutofit/>
+                            </wps:bodyPr>
+                          </wps:wsp>
+                          <wps:wsp>
+                            <wps:cNvPr id="22" name="Rectangle 22"/>
+                            <wps:cNvSpPr/>
+                            <wps:spPr>
+                              <a:xfrm>
+                                <a:off x="623875" y="4761230"/>
+                                <a:ext cx="76500" cy="344776"/>
+                              </a:xfrm>
+                              <a:prstGeom prst="rect">
+                                <a:avLst/>
+                              </a:prstGeom>
+                              <a:ln>
+                                <a:noFill/>
+                              </a:ln>
+                            </wps:spPr>
+                            <wps:txbx>
+                              <w:txbxContent>
+                                <w:p>
+                                  <w:r>
+                                    <w:rPr>
+                                      <w:b/>
+                                      <w:sz w:val="40"/>
+                                    </w:rPr>
+                                    <w:t xml:space="preserve"> </w:t>
+                                  </w:r>
+                                </w:p>
+                              </w:txbxContent>
+                            </wps:txbx>
+                            <wps:bodyPr horzOverflow="overflow" vert="horz" lIns="0" tIns="0" rIns="0" bIns="0" rtlCol="0">
+                              <a:noAutofit/>
+                            </wps:bodyPr>
+                          </wps:wsp>
+                          <wps:wsp>
+                            <wps:cNvPr id="23" name="Rectangle 23"/>
+                            <wps:cNvSpPr/>
+                            <wps:spPr>
+                              <a:xfrm>
+                                <a:off x="623875" y="5176393"/>
+                                <a:ext cx="45808" cy="206453"/>
+                              </a:xfrm>
+                              <a:prstGeom prst="rect">
+                                <a:avLst/>
+                              </a:prstGeom>
+                              <a:ln>
+                                <a:noFill/>
+                              </a:ln>
+                            </wps:spPr>
+                            <wps:txbx>
+                              <w:txbxContent>
+                                <w:p>
+                                  <w:r>
+                                    <w:t xml:space="preserve"> </w:t>
+                                  </w:r>
+                                </w:p>
+                              </w:txbxContent>
+                            </wps:txbx>
+                            <wps:bodyPr horzOverflow="overflow" vert="horz" lIns="0" tIns="0" rIns="0" bIns="0" rtlCol="0">
+                              <a:noAutofit/>
+                            </wps:bodyPr>
+                          </wps:wsp>
+                          <wps:wsp>
+                            <wps:cNvPr id="24" name="Rectangle 24"/>
+                            <wps:cNvSpPr/>
+                            <wps:spPr>
+                              <a:xfrm>
+                                <a:off x="623875" y="5478145"/>
+                                <a:ext cx="45808" cy="206453"/>
+                              </a:xfrm>
+                              <a:prstGeom prst="rect">
+                                <a:avLst/>
+                              </a:prstGeom>
+                              <a:ln>
+                                <a:noFill/>
+                              </a:ln>
+                            </wps:spPr>
+                            <wps:txbx>
+                              <w:txbxContent>
+                                <w:p>
+                                  <w:r>
+                                    <w:t xml:space="preserve"> </w:t>
+                                  </w:r>
+                                </w:p>
+                              </w:txbxContent>
+                            </wps:txbx>
+                            <wps:bodyPr horzOverflow="overflow" vert="horz" lIns="0" tIns="0" rIns="0" bIns="0" rtlCol="0">
+                              <a:noAutofit/>
+                            </wps:bodyPr>
+                          </wps:wsp>
+                          <wps:wsp>
+                            <wps:cNvPr id="25" name="Rectangle 25"/>
+                            <wps:cNvSpPr/>
+                            <wps:spPr>
+                              <a:xfrm>
+                                <a:off x="623875" y="5781421"/>
+                                <a:ext cx="45808" cy="206453"/>
+                              </a:xfrm>
+                              <a:prstGeom prst="rect">
+                                <a:avLst/>
+                              </a:prstGeom>
+                              <a:ln>
+                                <a:noFill/>
+                              </a:ln>
+                            </wps:spPr>
+                            <wps:txbx>
+                              <w:txbxContent>
+                                <w:p>
+                                  <w:r>
+                                    <w:t xml:space="preserve"> </w:t>
+                                  </w:r>
+                                </w:p>
+                              </w:txbxContent>
+                            </wps:txbx>
+                            <wps:bodyPr horzOverflow="overflow" vert="horz" lIns="0" tIns="0" rIns="0" bIns="0" rtlCol="0">
+                              <a:noAutofit/>
+                            </wps:bodyPr>
+                          </wps:wsp>
+                          <wps:wsp>
+                            <wps:cNvPr id="26" name="Rectangle 26"/>
+                            <wps:cNvSpPr/>
+                            <wps:spPr>
+                              <a:xfrm>
+                                <a:off x="623875" y="6088126"/>
+                                <a:ext cx="53596" cy="241550"/>
+                              </a:xfrm>
+                              <a:prstGeom prst="rect">
+                                <a:avLst/>
+                              </a:prstGeom>
+                              <a:ln>
+                                <a:noFill/>
+                              </a:ln>
+                            </wps:spPr>
+                            <wps:txbx>
+                              <w:txbxContent>
+                                <w:p>
+                                  <w:r>
+                                    <w:rPr>
+                                      <w:sz w:val="28"/>
+                                    </w:rPr>
+                                    <w:t xml:space="preserve"> </w:t>
+                                  </w:r>
+                                </w:p>
+                              </w:txbxContent>
+                            </wps:txbx>
+                            <wps:bodyPr horzOverflow="overflow" vert="horz" lIns="0" tIns="0" rIns="0" bIns="0" rtlCol="0">
+                              <a:noAutofit/>
+                            </wps:bodyPr>
+                          </wps:wsp>
+                          <wps:wsp>
+                            <wps:cNvPr id="27" name="Rectangle 27"/>
+                            <wps:cNvSpPr/>
+                            <wps:spPr>
+                              <a:xfrm>
+                                <a:off x="623875" y="6423407"/>
+                                <a:ext cx="53596" cy="241549"/>
+                              </a:xfrm>
+                              <a:prstGeom prst="rect">
+                                <a:avLst/>
+                              </a:prstGeom>
+                              <a:ln>
+                                <a:noFill/>
+                              </a:ln>
+                            </wps:spPr>
+                            <wps:txbx>
+                              <w:txbxContent>
+                                <w:p>
+                                  <w:r>
+                                    <w:rPr>
+                                      <w:sz w:val="28"/>
+                                    </w:rPr>
+                                    <w:t xml:space="preserve"> </w:t>
+                                  </w:r>
+                                </w:p>
+                              </w:txbxContent>
+                            </wps:txbx>
+                            <wps:bodyPr horzOverflow="overflow" vert="horz" lIns="0" tIns="0" rIns="0" bIns="0" rtlCol="0">
+                              <a:noAutofit/>
+                            </wps:bodyPr>
+                          </wps:wsp>
+                          <wps:wsp>
+                            <wps:cNvPr id="28" name="Rectangle 28"/>
+                            <wps:cNvSpPr/>
+                            <wps:spPr>
+                              <a:xfrm>
+                                <a:off x="623875" y="6760210"/>
+                                <a:ext cx="53596" cy="241550"/>
+                              </a:xfrm>
+                              <a:prstGeom prst="rect">
+                                <a:avLst/>
+                              </a:prstGeom>
+                              <a:ln>
+                                <a:noFill/>
+                              </a:ln>
+                            </wps:spPr>
+                            <wps:txbx>
+                              <w:txbxContent>
+                                <w:p>
+                                  <w:r>
+                                    <w:rPr>
+                                      <w:sz w:val="28"/>
+                                    </w:rPr>
+                                    <w:t xml:space="preserve"> </w:t>
+                                  </w:r>
+                                </w:p>
+                              </w:txbxContent>
+                            </wps:txbx>
+                            <wps:bodyPr horzOverflow="overflow" vert="horz" lIns="0" tIns="0" rIns="0" bIns="0" rtlCol="0">
+                              <a:noAutofit/>
+                            </wps:bodyPr>
+                          </wps:wsp>
+                          <wps:wsp>
+                            <wps:cNvPr id="29" name="Rectangle 29"/>
+                            <wps:cNvSpPr/>
+                            <wps:spPr>
+                              <a:xfrm>
+                                <a:off x="645689" y="7767909"/>
+                                <a:ext cx="3095278" cy="241550"/>
+                              </a:xfrm>
+                              <a:prstGeom prst="rect">
+                                <a:avLst/>
+                              </a:prstGeom>
+                              <a:ln>
+                                <a:noFill/>
+                              </a:ln>
+                            </wps:spPr>
+                            <wps:txbx>
+                              <w:txbxContent>
+                                <w:p>
+                                  <w:r>
+                                    <w:rPr>
+                                      <w:sz w:val="28"/>
+                                    </w:rPr>
+                                    <w:t>Name: Natania Samuel</w:t>
+                                  </w:r>
+                                </w:p>
+                              </w:txbxContent>
+                            </wps:txbx>
+                            <wps:bodyPr horzOverflow="overflow" vert="horz" lIns="0" tIns="0" rIns="0" bIns="0" rtlCol="0">
+                              <a:noAutofit/>
+                            </wps:bodyPr>
+                          </wps:wsp>
+                          <wps:wsp>
+                            <wps:cNvPr id="30" name="Rectangle 30"/>
+                            <wps:cNvSpPr/>
+                            <wps:spPr>
+                              <a:xfrm>
+                                <a:off x="2952877" y="7095871"/>
+                                <a:ext cx="53596" cy="241550"/>
+                              </a:xfrm>
+                              <a:prstGeom prst="rect">
+                                <a:avLst/>
+                              </a:prstGeom>
+                              <a:ln>
+                                <a:noFill/>
+                              </a:ln>
+                            </wps:spPr>
+                            <wps:txbx>
+                              <w:txbxContent>
+                                <w:p>
+                                  <w:r>
+                                    <w:rPr>
+                                      <w:sz w:val="28"/>
+                                    </w:rPr>
+                                    <w:t xml:space="preserve"> </w:t>
+                                  </w:r>
+                                </w:p>
+                              </w:txbxContent>
+                            </wps:txbx>
+                            <wps:bodyPr horzOverflow="overflow" vert="horz" lIns="0" tIns="0" rIns="0" bIns="0" rtlCol="0">
+                              <a:noAutofit/>
+                            </wps:bodyPr>
+                          </wps:wsp>
+                          <wps:wsp>
+                            <wps:cNvPr id="31" name="Rectangle 31"/>
+                            <wps:cNvSpPr/>
+                            <wps:spPr>
+                              <a:xfrm>
+                                <a:off x="623875" y="7431151"/>
+                                <a:ext cx="785914" cy="241550"/>
+                              </a:xfrm>
+                              <a:prstGeom prst="rect">
+                                <a:avLst/>
+                              </a:prstGeom>
+                              <a:ln>
+                                <a:noFill/>
+                              </a:ln>
+                            </wps:spPr>
+                            <wps:txbx>
+                              <w:txbxContent>
+                                <w:p/>
+                              </w:txbxContent>
+                            </wps:txbx>
+                            <wps:bodyPr horzOverflow="overflow" vert="horz" lIns="0" tIns="0" rIns="0" bIns="0" rtlCol="0">
+                              <a:noAutofit/>
+                            </wps:bodyPr>
+                          </wps:wsp>
+                          <wps:wsp>
+                            <wps:cNvPr id="33" name="Rectangle 33"/>
+                            <wps:cNvSpPr/>
+                            <wps:spPr>
+                              <a:xfrm>
+                                <a:off x="3300349" y="7431151"/>
+                                <a:ext cx="53596" cy="241550"/>
+                              </a:xfrm>
+                              <a:prstGeom prst="rect">
+                                <a:avLst/>
+                              </a:prstGeom>
+                              <a:ln>
+                                <a:noFill/>
+                              </a:ln>
+                            </wps:spPr>
+                            <wps:txbx>
+                              <w:txbxContent>
+                                <w:p>
+                                  <w:r>
+                                    <w:rPr>
+                                      <w:sz w:val="28"/>
+                                    </w:rPr>
+                                    <w:t xml:space="preserve"> </w:t>
+                                  </w:r>
+                                </w:p>
+                              </w:txbxContent>
+                            </wps:txbx>
+                            <wps:bodyPr horzOverflow="overflow" vert="horz" lIns="0" tIns="0" rIns="0" bIns="0" rtlCol="0">
+                              <a:noAutofit/>
+                            </wps:bodyPr>
+                          </wps:wsp>
+                          <wps:wsp>
+                            <wps:cNvPr id="35" name="Rectangle 35"/>
+                            <wps:cNvSpPr/>
+                            <wps:spPr>
+                              <a:xfrm>
+                                <a:off x="2366137" y="7767956"/>
+                                <a:ext cx="53596" cy="241549"/>
+                              </a:xfrm>
+                              <a:prstGeom prst="rect">
+                                <a:avLst/>
+                              </a:prstGeom>
+                              <a:ln>
+                                <a:noFill/>
+                              </a:ln>
+                            </wps:spPr>
+                            <wps:txbx>
+                              <w:txbxContent>
+                                <w:p>
+                                  <w:r>
+                                    <w:rPr>
+                                      <w:sz w:val="28"/>
+                                    </w:rPr>
+                                    <w:t xml:space="preserve"> </w:t>
+                                  </w:r>
+                                </w:p>
+                              </w:txbxContent>
+                            </wps:txbx>
+                            <wps:bodyPr horzOverflow="overflow" vert="horz" lIns="0" tIns="0" rIns="0" bIns="0" rtlCol="0">
+                              <a:noAutofit/>
+                            </wps:bodyPr>
+                          </wps:wsp>
+                          <wps:wsp>
+                            <wps:cNvPr id="36" name="Rectangle 36"/>
+                            <wps:cNvSpPr/>
+                            <wps:spPr>
+                              <a:xfrm>
+                                <a:off x="623875" y="8103235"/>
+                                <a:ext cx="1900754" cy="241550"/>
+                              </a:xfrm>
+                              <a:prstGeom prst="rect">
+                                <a:avLst/>
+                              </a:prstGeom>
+                              <a:ln>
+                                <a:noFill/>
+                              </a:ln>
+                            </wps:spPr>
+                            <wps:txbx>
+                              <w:txbxContent>
+                                <w:p>
+                                  <w:r>
+                                    <w:rPr>
+                                      <w:sz w:val="28"/>
+                                    </w:rPr>
+                                    <w:t xml:space="preserve">UOW ID: W2149471 </w:t>
+                                  </w:r>
+                                </w:p>
+                              </w:txbxContent>
+                            </wps:txbx>
+                            <wps:bodyPr horzOverflow="overflow" vert="horz" lIns="0" tIns="0" rIns="0" bIns="0" rtlCol="0">
+                              <a:noAutofit/>
+                            </wps:bodyPr>
+                          </wps:wsp>
+                          <wps:wsp>
+                            <wps:cNvPr id="37" name="Rectangle 37"/>
+                            <wps:cNvSpPr/>
+                            <wps:spPr>
+                              <a:xfrm>
+                                <a:off x="2053336" y="8103235"/>
+                                <a:ext cx="53596" cy="241550"/>
+                              </a:xfrm>
+                              <a:prstGeom prst="rect">
+                                <a:avLst/>
+                              </a:prstGeom>
+                              <a:ln>
+                                <a:noFill/>
+                              </a:ln>
+                            </wps:spPr>
+                            <wps:txbx>
+                              <w:txbxContent>
+                                <w:p>
+                                  <w:r>
+                                    <w:rPr>
+                                      <w:sz w:val="28"/>
+                                    </w:rPr>
+                                    <w:t xml:space="preserve"> </w:t>
+                                  </w:r>
+                                </w:p>
+                              </w:txbxContent>
+                            </wps:txbx>
+                            <wps:bodyPr horzOverflow="overflow" vert="horz" lIns="0" tIns="0" rIns="0" bIns="0" rtlCol="0">
+                              <a:noAutofit/>
+                            </wps:bodyPr>
+                          </wps:wsp>
+                          <wps:wsp>
+                            <wps:cNvPr id="38" name="Rectangle 38"/>
+                            <wps:cNvSpPr/>
+                            <wps:spPr>
+                              <a:xfrm>
+                                <a:off x="623859" y="8439988"/>
+                                <a:ext cx="2476137" cy="241551"/>
+                              </a:xfrm>
+                              <a:prstGeom prst="rect">
+                                <a:avLst/>
+                              </a:prstGeom>
+                              <a:ln>
+                                <a:noFill/>
+                              </a:ln>
+                            </wps:spPr>
+                            <wps:txbx>
+                              <w:txbxContent>
+                                <w:p>
+                                  <w:r>
+                                    <w:rPr>
+                                      <w:sz w:val="28"/>
+                                    </w:rPr>
+                                    <w:t>IIT No: 20241671 2oibonojn2020241672120241671</w:t>
+                                  </w:r>
+                                </w:p>
+                              </w:txbxContent>
+                            </wps:txbx>
+                            <wps:bodyPr horzOverflow="overflow" vert="horz" lIns="0" tIns="0" rIns="0" bIns="0" rtlCol="0">
+                              <a:noAutofit/>
+                            </wps:bodyPr>
+                          </wps:wsp>
+                          <wps:wsp>
+                            <wps:cNvPr id="39" name="Rectangle 39"/>
+                            <wps:cNvSpPr/>
+                            <wps:spPr>
+                              <a:xfrm>
+                                <a:off x="1766824" y="8439988"/>
+                                <a:ext cx="53596" cy="241550"/>
+                              </a:xfrm>
+                              <a:prstGeom prst="rect">
+                                <a:avLst/>
+                              </a:prstGeom>
+                              <a:ln>
+                                <a:noFill/>
+                              </a:ln>
+                            </wps:spPr>
+                            <wps:txbx>
+                              <w:txbxContent>
+                                <w:p>
+                                  <w:r>
+                                    <w:rPr>
+                                      <w:sz w:val="28"/>
+                                    </w:rPr>
+                                    <w:t xml:space="preserve"> </w:t>
+                                  </w:r>
+                                </w:p>
+                              </w:txbxContent>
+                            </wps:txbx>
+                            <wps:bodyPr horzOverflow="overflow" vert="horz" lIns="0" tIns="0" rIns="0" bIns="0" rtlCol="0">
+                              <a:noAutofit/>
+                            </wps:bodyPr>
+                          </wps:wsp>
+                          <pic:pic xmlns:pic="http://schemas.openxmlformats.org/drawingml/2006/picture">
+                            <pic:nvPicPr>
+                              <pic:cNvPr id="41" name="Picture 41"/>
+                              <pic:cNvPicPr/>
+                            </pic:nvPicPr>
+                            <pic:blipFill>
+                              <a:blip r:embed="rId6"/>
+                              <a:stretch>
+                                <a:fillRect/>
+                              </a:stretch>
+                            </pic:blipFill>
+                            <pic:spPr>
+                              <a:xfrm>
+                                <a:off x="4185920" y="960247"/>
+                                <a:ext cx="2377440" cy="998220"/>
+                              </a:xfrm>
+                              <a:prstGeom prst="rect">
+                                <a:avLst/>
+                              </a:prstGeom>
+                            </pic:spPr>
+                          </pic:pic>
+                          <pic:pic xmlns:pic="http://schemas.openxmlformats.org/drawingml/2006/picture">
+                            <pic:nvPicPr>
+                              <pic:cNvPr id="43" name="Picture 43"/>
+                              <pic:cNvPicPr/>
+                            </pic:nvPicPr>
+                            <pic:blipFill>
+                              <a:blip r:embed="rId7"/>
+                              <a:stretch>
+                                <a:fillRect/>
+                              </a:stretch>
+                            </pic:blipFill>
+                            <pic:spPr>
+                              <a:xfrm>
+                                <a:off x="623570" y="1102487"/>
+                                <a:ext cx="2476500" cy="861060"/>
+                              </a:xfrm>
+                              <a:prstGeom prst="rect">
+                                <a:avLst/>
+                              </a:prstGeom>
+                            </pic:spPr>
+                          </pic:pic>
+                          <wps:wsp>
+                            <wps:cNvPr id="44" name="Shape 44"/>
+                            <wps:cNvSpPr/>
+                            <wps:spPr>
+                              <a:xfrm>
+                                <a:off x="0" y="0"/>
+                                <a:ext cx="7176770" cy="9472295"/>
+                              </a:xfrm>
+                              <a:custGeom>
+                                <a:avLst/>
+                                <a:gdLst/>
+                                <a:ahLst/>
+                                <a:cxnLst/>
+                                <a:rect l="0" t="0" r="0" b="0"/>
+                                <a:pathLst>
+                                  <a:path w="7176770" h="9472295">
+                                    <a:moveTo>
+                                      <a:pt x="0" y="9472295"/>
+                                    </a:moveTo>
+                                    <a:lnTo>
+                                      <a:pt x="7176770" y="9472295"/>
+                                    </a:lnTo>
+                                    <a:lnTo>
+                                      <a:pt x="7176770" y="0"/>
+                                    </a:lnTo>
+                                    <a:lnTo>
+                                      <a:pt x="0" y="0"/>
+                                    </a:lnTo>
+                                    <a:close/>
+                                  </a:path>
+                                </a:pathLst>
+                              </a:custGeom>
+                              <a:ln w="19050" cap="flat" cmpd="sng">
+                                <a:prstDash val="solid"/>
+                                <a:miter lim="127000"/>
+                              </a:ln>
+                            </wps:spPr>
+                            <wps:style>
+                              <a:lnRef idx="1">
+                                <a:srgbClr val="000000"/>
+                              </a:lnRef>
+                              <a:fillRef idx="0">
+                                <a:srgbClr val="000000">
+                                  <a:alpha val="0"/>
+                                </a:srgbClr>
+                              </a:fillRef>
+                              <a:effectRef idx="0">
+                                <a:scrgbClr r="0" g="0" b="0"/>
+                              </a:effectRef>
+                              <a:fontRef idx="none"/>
+                            </wps:style>
+                            <wps:bodyPr/>
+                          </wps:wsp>
+                        </wpg:wgp>
+                      </a:graphicData>
+                    </a:graphic>
+                  </wp:inline>
+                </w:drawing>
+              </mc:Choice>
+              <mc:Fallback>
+                <w:pict>
+                  <v:group w14:anchorId="272B8E3D" id="Group 1" o:spid="_x0000_s1026" style="width:468pt;height:607.3pt;mso-position-horizontal-relative:char;mso-position-vertical-relative:line" coordsize="71767,94722" o:gfxdata="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">
+                    <v:rect id="Rectangle 6" o:spid="_x0000_s1027" style="position:absolute;left:6238;top:6781;width:925;height:2065;visibility:visible;mso-wrap-style:square;v-text-anchor:top" o:gfxdata="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" filled="f" stroked="f">
+                      <v:textbox inset="0,0,0,0">
+                        <w:txbxContent>
+                          <w:p>
+                            <w:r>
+                              <w:t xml:space="preserve">  </w:t>
+                            </w:r>
+                          </w:p>
+                        </w:txbxContent>
+                      </v:textbox>
+                    </v:rect>
+                    <v:rect id="Rectangle 7" o:spid="_x0000_s1028" style="position:absolute;left:6939;top:6781;width:458;height:2065;visibility:visible;mso-wrap-style:square;v-text-anchor:top" o:gfxdata="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" filled="f" stroked="f">
+                      <v:textbox inset="0,0,0,0">
+                        <w:txbxContent>
+                          <w:p>
+                            <w:r>
+                              <w:t xml:space="preserve"> </w:t>
+                            </w:r>
+                          </w:p>
+                        </w:txbxContent>
+                      </v:textbox>
+                    </v:rect>
+                    <v:rect id="Rectangle 8" o:spid="_x0000_s1029" style="position:absolute;left:7275;top:6781;width:458;height:2065;visibility:visible;mso-wrap-style:square;v-text-anchor:top" o:gfxdata="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" filled="f" stroked="f">
+                      <v:textbox inset="0,0,0,0">
+                        <w:txbxContent>
+                          <w:p>
+                            <w:r>
+                              <w:t xml:space="preserve"> </w:t>
+                            </w:r>
+                          </w:p>
+                        </w:txbxContent>
+                      </v:textbox>
+                    </v:rect>
+                    <v:rect id="Rectangle 9" o:spid="_x0000_s1030" style="position:absolute;left:31967;top:9801;width:458;height:2065;visibility:visible;mso-wrap-style:square;v-text-anchor:top" o:gfxdata="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" filled="f" stroked="f">
+                      <v:textbox inset="0,0,0,0">
+                        <w:txbxContent>
+                          <w:p>
+                            <w:r>
+                              <w:t xml:space="preserve"> </w:t>
+                            </w:r>
+                          </w:p>
+                        </w:txbxContent>
+                      </v:textbox>
+                    </v:rect>
+                    <v:rect id="Rectangle 10" o:spid="_x0000_s1031" style="position:absolute;left:31967;top:12834;width:458;height:2065;visibility:visible;mso-wrap-style:square;v-text-anchor:top" o:gfxdata="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" filled="f" stroked="f">
+                      <v:textbox inset="0,0,0,0">
+                        <w:txbxContent>
+                          <w:p>
+                            <w:r>
+                              <w:t xml:space="preserve"> </w:t>
+                            </w:r>
+                          </w:p>
+                        </w:txbxContent>
+                      </v:textbox>
+                    </v:rect>
+                    <v:rect id="Rectangle 11" o:spid="_x0000_s1032" style="position:absolute;left:32317;top:12834;width:458;height:2065;visibility:visible;mso-wrap-style:square;v-text-anchor:top" o:gfxdata="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" filled="f" stroked="f">
+                      <v:textbox inset="0,0,0,0">
+                        <w:txbxContent>
+                          <w:p>
+                            <w:r>
+                              <w:t xml:space="preserve"> </w:t>
+                            </w:r>
+                          </w:p>
+                        </w:txbxContent>
+                      </v:textbox>
+                    </v:rect>
+                    <v:rect id="Rectangle 12" o:spid="_x0000_s1033" style="position:absolute;left:31967;top:15852;width:458;height:2064;visibility:visible;mso-wrap-style:square;v-text-anchor:top" o:gfxdata="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" filled="f" stroked="f">
+                      <v:textbox inset="0,0,0,0">
+                        <w:txbxContent>
+                          <w:p>
+                            <w:r>
+                              <w:t xml:space="preserve"> </w:t>
+                            </w:r>
+                          </w:p>
+                        </w:txbxContent>
+                      </v:textbox>
+                    </v:rect>
+                    <v:rect id="Rectangle 13" o:spid="_x0000_s1034" style="position:absolute;left:31967;top:18884;width:458;height:2065;visibility:visible;mso-wrap-style:square;v-text-anchor:top" o:gfxdata="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" filled="f" stroked="f">
+                      <v:textbox inset="0,0,0,0">
+                        <w:txbxContent>
+                          <w:p>
+                            <w:r>
+                              <w:t xml:space="preserve"> </w:t>
+                            </w:r>
+                          </w:p>
+                        </w:txbxContent>
+                      </v:textbox>
+                    </v:rect>
+                    <v:rect id="Rectangle 14" o:spid="_x0000_s1035" style="position:absolute;left:35960;top:22172;width:838;height:3779;visibility:visible;mso-wrap-style:square;v-text-anchor:top" o:gfxdata="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" filled="f" stroked="f">
+                      <v:textbox inset="0,0,0,0">
+                        <w:txbxContent>
+                          <w:p>
+                            <w:r>
+                              <w:rPr>
+                                <w:b/>
+                                <w:sz w:val="44"/>
+                              </w:rPr>
+                              <w:t xml:space="preserve"> </w:t>
+                            </w:r>
+                          </w:p>
+                        </w:txbxContent>
+                      </v:textbox>
+                    </v:rect>
+                    <v:rect id="Rectangle 15" o:spid="_x0000_s1036" style="position:absolute;left:35960;top:27015;width:1067;height:4810;visibility:visible;mso-wrap-style:square;v-text-anchor:top" o:gfxdata="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" filled="f" stroked="f">
+                      <v:textbox inset="0,0,0,0">
+                        <w:txbxContent>
+                          <w:p>
+                            <w:r>
+                              <w:rPr>
+                                <w:b/>
+                                <w:sz w:val="56"/>
+                              </w:rPr>
+                              <w:t xml:space="preserve"> </w:t>
+                            </w:r>
+                          </w:p>
+                        </w:txbxContent>
+                      </v:textbox>
+                    </v:rect>
+                    <v:rect id="Rectangle 17022" o:spid="_x0000_s1037" style="position:absolute;left:11511;top:32715;width:2394;height:4810;visibility:visible;mso-wrap-style:square;v-text-anchor:top" o:gfxdata="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" filled="f" stroked="f">
+                      <v:textbox inset="0,0,0,0">
+                        <w:txbxContent>
+                          <w:p/>
+                        </w:txbxContent>
+                      </v:textbox>
+                    </v:rect>
+                    <v:rect id="Rectangle 17023" o:spid="_x0000_s1038" style="position:absolute;left:2391;top:45545;width:67291;height:12372;visibility:visible;mso-wrap-style:square;v-text-anchor:top" o:gfxdata="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" filled="f" stroked="f">
+                      <v:textbox inset="0,0,0,0">
+                        <w:txbxContent>
+                          <w:p>
+                            <w:pPr>
+                              <w:jc w:val="center"/>
+                              <w:rPr>
+                                <w:sz w:val="40"/>
+                                <w:szCs w:val="40"/>
+                              </w:rPr>
+                            </w:pPr>
+                            <w:r>
+                              <w:rPr>
+                                <w:b/>
+                                <w:sz w:val="40"/>
+                                <w:szCs w:val="40"/>
+                              </w:rPr>
+                              <w:t xml:space="preserve">5DATA004C Data Science Project Lifecycle </w:t>
+                            </w:r>
+                          </w:p>
+                        </w:txbxContent>
+                      </v:textbox>
+                    </v:rect>
+                    <v:rect id="Rectangle 17" o:spid="_x0000_s1039" style="position:absolute;left:60411;top:32715;width:1067;height:4810;visibility:visible;mso-wrap-style:square;v-text-anchor:top" o:gfxdata="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" filled="f" stroked="f">
+                      <v:textbox inset="0,0,0,0">
+                        <w:txbxContent>
+                          <w:p>
+                            <w:r>
+                              <w:rPr>
+                                <w:b/>
+                                <w:sz w:val="56"/>
+                              </w:rPr>
+                              <w:t xml:space="preserve"> </w:t>
+                            </w:r>
+                          </w:p>
+                        </w:txbxContent>
+                      </v:textbox>
+                    </v:rect>
+                    <v:rect id="Rectangle 18" o:spid="_x0000_s1040" style="position:absolute;left:19224;top:37596;width:32271;height:4129;visibility:visible;mso-wrap-style:square;v-text-anchor:top" o:gfxdata="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" filled="f" stroked="f">
+                      <v:textbox inset="0,0,0,0">
+                        <w:txbxContent>
+                          <w:p>
+                            <w:pPr>
+                              <w:jc w:val="center"/>
+                            </w:pPr>
+                            <w:r>
+                              <w:rPr>
+                                <w:b/>
+                                <w:sz w:val="48"/>
+                              </w:rPr>
+                              <w:t>COURSEWORK 2</w:t>
+                            </w:r>
+                          </w:p>
+                        </w:txbxContent>
+                      </v:textbox>
+                    </v:rect>
+                    <v:rect id="Rectangle 19" o:spid="_x0000_s1041" style="position:absolute;left:45899;top:38304;width:916;height:4129;visibility:visible;mso-wrap-style:square;v-text-anchor:top" o:gfxdata="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" filled="f" stroked="f">
+                      <v:textbox inset="0,0,0,0">
+                        <w:txbxContent>
+                          <w:p>
+                            <w:r>
+                              <w:rPr>
+                                <w:b/>
+                                <w:sz w:val="48"/>
+                              </w:rPr>
+                              <w:t xml:space="preserve"> </w:t>
+                            </w:r>
+                          </w:p>
+                        </w:txbxContent>
+                      </v:textbox>
+                    </v:rect>
+                    <v:rect id="Rectangle 21" o:spid="_x0000_s1042" style="position:absolute;left:39772;top:43238;width:765;height:3448;visibility:visible;mso-wrap-style:square;v-text-anchor:top" o:gfxdata="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" filled="f" stroked="f">
+                      <v:textbox inset="0,0,0,0">
+                        <w:txbxContent>
+                          <w:p>
+                            <w:r>
+                              <w:rPr>
+                                <w:b/>
+                                <w:sz w:val="40"/>
+                              </w:rPr>
+                              <w:t xml:space="preserve"> </w:t>
+                            </w:r>
+                          </w:p>
+                        </w:txbxContent>
+                      </v:textbox>
+                    </v:rect>
+                    <v:rect id="Rectangle 22" o:spid="_x0000_s1043" style="position:absolute;left:6238;top:47612;width:765;height:3448;visibility:visible;mso-wrap-style:square;v-text-anchor:top" o:gfxdata="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" filled="f" stroked="f">
+                      <v:textbox inset="0,0,0,0">
+                        <w:txbxContent>
+                          <w:p>
+                            <w:r>
+                              <w:rPr>
+                                <w:b/>
+                                <w:sz w:val="40"/>
+                              </w:rPr>
+                              <w:t xml:space="preserve"> </w:t>
+                            </w:r>
+                          </w:p>
+                        </w:txbxContent>
+                      </v:textbox>
+                    </v:rect>
+                    <v:rect id="Rectangle 23" o:spid="_x0000_s1044" style="position:absolute;left:6238;top:51763;width:458;height:2065;visibility:visible;mso-wrap-style:square;v-text-anchor:top" o:gfxdata="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" filled="f" stroked="f">
+                      <v:textbox inset="0,0,0,0">
+                        <w:txbxContent>
+                          <w:p>
+                            <w:r>
+                              <w:t xml:space="preserve"> </w:t>
+                            </w:r>
+                          </w:p>
+                        </w:txbxContent>
+                      </v:textbox>
+                    </v:rect>
+                    <v:rect id="Rectangle 24" o:spid="_x0000_s1045" style="position:absolute;left:6238;top:54781;width:458;height:2064;visibility:visible;mso-wrap-style:square;v-text-anchor:top" o:gfxdata="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" filled="f" stroked="f">
+                      <v:textbox inset="0,0,0,0">
+                        <w:txbxContent>
+                          <w:p>
+                            <w:r>
+                              <w:t xml:space="preserve"> </w:t>
+                            </w:r>
+                          </w:p>
+                        </w:txbxContent>
+                      </v:textbox>
+                    </v:rect>
+                    <v:rect id="Rectangle 25" o:spid="_x0000_s1046" style="position:absolute;left:6238;top:57814;width:458;height:2064;visibility:visible;mso-wrap-style:square;v-text-anchor:top" o:gfxdata="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" filled="f" stroked="f">
+                      <v:textbox inset="0,0,0,0">
+                        <w:txbxContent>
+                          <w:p>
+                            <w:r>
+                              <w:t xml:space="preserve"> </w:t>
+                            </w:r>
+                          </w:p>
+                        </w:txbxContent>
+                      </v:textbox>
+                    </v:rect>
+                    <v:rect id="Rectangle 26" o:spid="_x0000_s1047" style="position:absolute;left:6238;top:60881;width:536;height:2415;visibility:visible;mso-wrap-style:square;v-text-anchor:top" o:gfxdata="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" filled="f" stroked="f">
+                      <v:textbox inset="0,0,0,0">
+                        <w:txbxContent>
+                          <w:p>
+                            <w:r>
+                              <w:rPr>
+                                <w:sz w:val="28"/>
+                              </w:rPr>
+                              <w:t xml:space="preserve"> </w:t>
+                            </w:r>
+                          </w:p>
+                        </w:txbxContent>
+                      </v:textbox>
+                    </v:rect>
+                    <v:rect id="Rectangle 27" o:spid="_x0000_s1048" style="position:absolute;left:6238;top:64234;width:536;height:2415;visibility:visible;mso-wrap-style:square;v-text-anchor:top" o:gfxdata="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" filled="f" stroked="f">
+                      <v:textbox inset="0,0,0,0">
+                        <w:txbxContent>
+                          <w:p>
+                            <w:r>
+                              <w:rPr>
+                                <w:sz w:val="28"/>
+                              </w:rPr>
+                              <w:t xml:space="preserve"> </w:t>
+                            </w:r>
+                          </w:p>
+                        </w:txbxContent>
+                      </v:textbox>
+                    </v:rect>
+                    <v:rect id="Rectangle 28" o:spid="_x0000_s1049" style="position:absolute;left:6238;top:67602;width:536;height:2415;visibility:visible;mso-wrap-style:square;v-text-anchor:top" o:gfxdata="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" filled="f" stroked="f">
+                      <v:textbox inset="0,0,0,0">
+                        <w:txbxContent>
+                          <w:p>
+                            <w:r>
+                              <w:rPr>
+                                <w:sz w:val="28"/>
+                              </w:rPr>
+                              <w:t xml:space="preserve"> </w:t>
+                            </w:r>
+                          </w:p>
+                        </w:txbxContent>
+                      </v:textbox>
+                    </v:rect>
+                    <v:rect id="Rectangle 29" o:spid="_x0000_s1050" style="position:absolute;left:6456;top:77679;width:30953;height:2415;visibility:visible;mso-wrap-style:square;v-text-anchor:top" o:gfxdata="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" filled="f" stroked="f">
+                      <v:textbox inset="0,0,0,0">
+                        <w:txbxContent>
+                          <w:p>
+                            <w:r>
+                              <w:rPr>
+                                <w:sz w:val="28"/>
+                              </w:rPr>
+                              <w:t>Name: Natania Samuel</w:t>
+                            </w:r>
+                          </w:p>
+                        </w:txbxContent>
+                      </v:textbox>
+                    </v:rect>
+                    <v:rect id="Rectangle 30" o:spid="_x0000_s1051" style="position:absolute;left:29528;top:70958;width:536;height:2416;visibility:visible;mso-wrap-style:square;v-text-anchor:top" o:gfxdata="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" filled="f" stroked="f">
+                      <v:textbox inset="0,0,0,0">
+                        <w:txbxContent>
+                          <w:p>
+                            <w:r>
+                              <w:rPr>
+                                <w:sz w:val="28"/>
+                              </w:rPr>
+                              <w:t xml:space="preserve"> </w:t>
+                            </w:r>
+                          </w:p>
+                        </w:txbxContent>
+                      </v:textbox>
+                    </v:rect>
+                    <v:rect id="Rectangle 31" o:spid="_x0000_s1052" style="position:absolute;left:6238;top:74311;width:7859;height:2416;visibility:visible;mso-wrap-style:square;v-text-anchor:top" o:gfxdata="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" filled="f" stroked="f">
+                      <v:textbox inset="0,0,0,0">
+                        <w:txbxContent>
+                          <w:p/>
+                        </w:txbxContent>
+                      </v:textbox>
+                    </v:rect>
+                    <v:rect id="Rectangle 33" o:spid="_x0000_s1053" style="position:absolute;left:33003;top:74311;width:536;height:2416;visibility:visible;mso-wrap-style:square;v-text-anchor:top" o:gfxdata="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" filled="f" stroked="f">
+                      <v:textbox inset="0,0,0,0">
+                        <w:txbxContent>
+                          <w:p>
+                            <w:r>
+                              <w:rPr>
+                                <w:sz w:val="28"/>
+                              </w:rPr>
+                              <w:t xml:space="preserve"> </w:t>
+                            </w:r>
+                          </w:p>
+                        </w:txbxContent>
+                      </v:textbox>
+                    </v:rect>
+                    <v:rect id="Rectangle 35" o:spid="_x0000_s1054" style="position:absolute;left:23661;top:77679;width:536;height:2416;visibility:visible;mso-wrap-style:square;v-text-anchor:top" o:gfxdata="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" filled="f" stroked="f">
+                      <v:textbox inset="0,0,0,0">
+                        <w:txbxContent>
+                          <w:p>
+                            <w:r>
+                              <w:rPr>
+                                <w:sz w:val="28"/>
+                              </w:rPr>
+                              <w:t xml:space="preserve"> </w:t>
+                            </w:r>
+                          </w:p>
+                        </w:txbxContent>
+                      </v:textbox>
+                    </v:rect>
+                    <v:rect id="Rectangle 36" o:spid="_x0000_s1055" style="position:absolute;left:6238;top:81032;width:19008;height:2415;visibility:visible;mso-wrap-style:square;v-text-anchor:top" o:gfxdata="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" filled="f" stroked="f">
+                      <v:textbox inset="0,0,0,0">
+                        <w:txbxContent>
+                          <w:p>
+                            <w:r>
+                              <w:rPr>
+                                <w:sz w:val="28"/>
+                              </w:rPr>
+                              <w:t xml:space="preserve">UOW ID: W2149471 </w:t>
+                            </w:r>
+                          </w:p>
+                        </w:txbxContent>
+                      </v:textbox>
+                    </v:rect>
+                    <v:rect id="Rectangle 37" o:spid="_x0000_s1056" style="position:absolute;left:20533;top:81032;width:536;height:2415;visibility:visible;mso-wrap-style:square;v-text-anchor:top" o:gfxdata="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" filled="f" stroked="f">
+                      <v:textbox inset="0,0,0,0">
+                        <w:txbxContent>
+                          <w:p>
+                            <w:r>
+                              <w:rPr>
+                                <w:sz w:val="28"/>
+                              </w:rPr>
+                              <w:t xml:space="preserve"> </w:t>
+                            </w:r>
+                          </w:p>
+                        </w:txbxContent>
+                      </v:textbox>
+                    </v:rect>
+                    <v:rect id="Rectangle 38" o:spid="_x0000_s1057" style="position:absolute;left:6238;top:84399;width:24761;height:2416;visibility:visible;mso-wrap-style:square;v-text-anchor:top" o:gfxdata="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" filled="f" stroked="f">
+                      <v:textbox inset="0,0,0,0">
+                        <w:txbxContent>
+                          <w:p>
+                            <w:r>
+                              <w:rPr>
+                                <w:sz w:val="28"/>
+                              </w:rPr>
+                              <w:t>IIT No: 20241671 2oibonojn2020241672120241671</w:t>
+                            </w:r>
+                          </w:p>
+                        </w:txbxContent>
+                      </v:textbox>
+                    </v:rect>
+                    <v:rect id="Rectangle 39" o:spid="_x0000_s1058" style="position:absolute;left:17668;top:84399;width:536;height:2416;visibility:visible;mso-wrap-style:square;v-text-anchor:top" o:gfxdata="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" filled="f" stroked="f">
+                      <v:textbox inset="0,0,0,0">
+                        <w:txbxContent>
+                          <w:p>
+                            <w:r>
+                              <w:rPr>
+                                <w:sz w:val="28"/>
+                              </w:rPr>
+                              <w:t xml:space="preserve"> </w:t>
+                            </w:r>
+                          </w:p>
+                        </w:txbxContent>
+                      </v:textbox>
+                    </v:rect>
+                    <v:shapetype id="_x0000_t75" coordsize="21600,21600" o:spt="75" o:preferrelative="t" path="m@4@5l@4@11@9@11@9@5xe" filled="f" stroked="f">
+                      <v:stroke joinstyle="miter"/>
+                      <v:formulas>
+                        <v:f eqn="if lineDrawn pixelLineWidth 0"/>
+                        <v:f eqn="sum @0 1 0"/>
+                        <v:f eqn="sum 0 0 @1"/>
+                        <v:f eqn="prod @2 1 2"/>
+                        <v:f eqn="prod @3 21600 pixelWidth"/>
+                        <v:f eqn="prod @3 21600 pixelHeight"/>
+                        <v:f eqn="sum @0 0 1"/>
+                        <v:f eqn="prod @6 1 2"/>
+                        <v:f eqn="prod @7 21600 pixelWidth"/>
+                        <v:f eqn="sum @8 21600 0"/>
+                        <v:f eqn="prod @7 21600 pixelHeight"/>
+                        <v:f eqn="sum @10 21600 0"/>
+                      </v:formulas>
+                      <v:path o:extrusionok="f" gradientshapeok="t" o:connecttype="rect"/>
+                      <o:lock v:ext="edit" aspectratio="t"/>
+                    </v:shapetype>
+                    <v:shape id="Picture 41" o:spid="_x0000_s1059" type="#_x0000_t75" style="position:absolute;left:41859;top:9602;width:23774;height:9982;visibility:visible;mso-wrap-style:square" o:gfxdata="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">
+                      <v:imagedata r:id="rId8" o:title=""/>
+                    </v:shape>
+                    <v:shape id="Picture 43" o:spid="_x0000_s1060" type="#_x0000_t75" style="position:absolute;left:6235;top:11024;width:24765;height:8611;visibility:visible;mso-wrap-style:square" o:gfxdata="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">
+                      <v:imagedata r:id="rId9" o:title=""/>
+                    </v:shape>
+                    <v:shape id="Shape 44" o:spid="_x0000_s1061" style="position:absolute;width:71767;height:94722;visibility:visible;mso-wrap-style:square;v-text-anchor:top" coordsize="7176770,9472295" o:gfxdata="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" path="m,9472295r7176770,l7176770,,,,,9472295xe" filled="f" strokeweight="1.5pt">
+                      <v:stroke miterlimit="83231f" joinstyle="miter"/>
+                      <v:path arrowok="t" textboxrect="0,0,7176770,9472295"/>
+                    </v:shape>
+                    <w10:anchorlock/>
+                  </v:group>
+                </w:pict>
+              </mc:Fallback>
+            </mc:AlternateContent>
+          </w:r>
+          <w:r>
+            <w:rPr>
+              <w:rFonts w:ascii="Arial" w:eastAsia="Times New Roman" w:hAnsi="Arial" w:cs="Arial"/>
+              <w:b/>
+              <w:bCs/>
+              <w:color w:val="000000"/>
+              <w:sz w:val="20"/>
+              <w:szCs w:val="20"/>
+              <w:lang w:eastAsia="zh-CN"/>
+            </w:rPr>
+            <w:br w:type="page"/>
+          </w:r>
+        </w:p>
+      </w:sdtContent>
+    </w:sdt>
     <w:p>
       <w:pPr>
         <w:tabs>
@@ -30,6 +1629,7 @@
           <w:szCs w:val="20"/>
           <w:lang w:eastAsia="zh-CN"/>
         </w:rPr>
+        <w:lastRenderedPageBreak/>
         <w:t>Name:</w:t>
       </w:r>
       <w:r>
@@ -154,7 +1754,7 @@
         </w:rPr>
         <w:t xml:space="preserve">  </w:t>
       </w:r>
-      <w:hyperlink r:id="rId6" w:history="1">
+      <w:hyperlink r:id="rId10" w:history="1">
         <w:r>
           <w:rPr>
             <w:rStyle w:val="Hyperlink"/>
@@ -230,78 +1830,7 @@
         </w:rPr>
         <w:t xml:space="preserve"> </w:t>
       </w:r>
-    </w:p>
-    <w:p>
-      <w:pPr>
-        <w:tabs>
-          <w:tab w:val="left" w:pos="2835"/>
-        </w:tabs>
-        <w:autoSpaceDE w:val="0"/>
-        <w:autoSpaceDN w:val="0"/>
-        <w:adjustRightInd w:val="0"/>
-        <w:spacing w:after="120" w:line="240" w:lineRule="auto"/>
-        <w:jc w:val="both"/>
-        <w:rPr>
-          <w:rFonts w:ascii="Arial" w:eastAsia="Times New Roman" w:hAnsi="Arial" w:cs="Arial"/>
-          <w:b/>
-          <w:bCs/>
-          <w:color w:val="000000"/>
-          <w:sz w:val="20"/>
-          <w:szCs w:val="20"/>
-          <w:lang w:eastAsia="zh-CN"/>
-        </w:rPr>
-      </w:pPr>
-      <w:r>
-        <w:rPr>
-          <w:rFonts w:ascii="Arial" w:eastAsia="Times New Roman" w:hAnsi="Arial" w:cs="Arial"/>
-          <w:b/>
-          <w:bCs/>
-          <w:color w:val="000000"/>
-          <w:sz w:val="20"/>
-          <w:szCs w:val="20"/>
-          <w:lang w:eastAsia="zh-CN"/>
-        </w:rPr>
-        <w:t xml:space="preserve">Link to </w:t>
-      </w:r>
-      <w:proofErr w:type="spellStart"/>
-      <w:r>
-        <w:rPr>
-          <w:rFonts w:ascii="Arial" w:eastAsia="Times New Roman" w:hAnsi="Arial" w:cs="Arial"/>
-          <w:b/>
-          <w:bCs/>
-          <w:color w:val="000000"/>
-          <w:sz w:val="20"/>
-          <w:szCs w:val="20"/>
-          <w:lang w:eastAsia="zh-CN"/>
-        </w:rPr>
-        <w:t>Streamlit</w:t>
-      </w:r>
-      <w:proofErr w:type="spellEnd"/>
-      <w:r>
-        <w:rPr>
-          <w:rFonts w:ascii="Arial" w:eastAsia="Times New Roman" w:hAnsi="Arial" w:cs="Arial"/>
-          <w:b/>
-          <w:bCs/>
-          <w:color w:val="000000"/>
-          <w:sz w:val="20"/>
-          <w:szCs w:val="20"/>
-          <w:lang w:eastAsia="zh-CN"/>
-        </w:rPr>
-        <w:t xml:space="preserve"> app:</w:t>
-      </w:r>
-      <w:r>
-        <w:rPr>
-          <w:rFonts w:ascii="Arial" w:eastAsia="Times New Roman" w:hAnsi="Arial" w:cs="Arial"/>
-          <w:b/>
-          <w:bCs/>
-          <w:color w:val="000000"/>
-          <w:sz w:val="20"/>
-          <w:szCs w:val="20"/>
-          <w:lang w:eastAsia="zh-CN"/>
-        </w:rPr>
-        <w:t xml:space="preserve"> </w:t>
-      </w:r>
-      <w:hyperlink r:id="rId7" w:history="1">
+      <w:hyperlink r:id="rId11" w:history="1">
         <w:r>
           <w:rPr>
             <w:rStyle w:val="Hyperlink"/>
@@ -312,7 +1841,92 @@
             <w:szCs w:val="20"/>
             <w:lang w:eastAsia="zh-CN"/>
           </w:rPr>
-          <w:t>waste-management-analysis-</w:t>
+          <w:t>Waste-Management-Analysis-video</w:t>
+        </w:r>
+      </w:hyperlink>
+    </w:p>
+    <w:p>
+      <w:pPr>
+        <w:tabs>
+          <w:tab w:val="left" w:pos="2835"/>
+        </w:tabs>
+        <w:autoSpaceDE w:val="0"/>
+        <w:autoSpaceDN w:val="0"/>
+        <w:adjustRightInd w:val="0"/>
+        <w:spacing w:after="120" w:line="240" w:lineRule="auto"/>
+        <w:jc w:val="both"/>
+        <w:rPr>
+          <w:rFonts w:ascii="Arial" w:eastAsia="Times New Roman" w:hAnsi="Arial" w:cs="Arial"/>
+          <w:b/>
+          <w:bCs/>
+          <w:color w:val="000000"/>
+          <w:sz w:val="20"/>
+          <w:szCs w:val="20"/>
+          <w:lang w:eastAsia="zh-CN"/>
+        </w:rPr>
+      </w:pPr>
+      <w:r>
+        <w:rPr>
+          <w:rFonts w:ascii="Arial" w:eastAsia="Times New Roman" w:hAnsi="Arial" w:cs="Arial"/>
+          <w:b/>
+          <w:bCs/>
+          <w:color w:val="000000"/>
+          <w:sz w:val="20"/>
+          <w:szCs w:val="20"/>
+          <w:lang w:eastAsia="zh-CN"/>
+        </w:rPr>
+        <w:t xml:space="preserve">Link to </w:t>
+      </w:r>
+      <w:proofErr w:type="spellStart"/>
+      <w:r>
+        <w:rPr>
+          <w:rFonts w:ascii="Arial" w:eastAsia="Times New Roman" w:hAnsi="Arial" w:cs="Arial"/>
+          <w:b/>
+          <w:bCs/>
+          <w:color w:val="000000"/>
+          <w:sz w:val="20"/>
+          <w:szCs w:val="20"/>
+          <w:lang w:eastAsia="zh-CN"/>
+        </w:rPr>
+        <w:t>Streamlit</w:t>
+      </w:r>
+      <w:proofErr w:type="spellEnd"/>
+      <w:r>
+        <w:rPr>
+          <w:rFonts w:ascii="Arial" w:eastAsia="Times New Roman" w:hAnsi="Arial" w:cs="Arial"/>
+          <w:b/>
+          <w:bCs/>
+          <w:color w:val="000000"/>
+          <w:sz w:val="20"/>
+          <w:szCs w:val="20"/>
+          <w:lang w:eastAsia="zh-CN"/>
+        </w:rPr>
+        <w:t xml:space="preserve"> app:</w:t>
+      </w:r>
+      <w:r>
+        <w:rPr>
+          <w:rFonts w:ascii="Arial" w:eastAsia="Times New Roman" w:hAnsi="Arial" w:cs="Arial"/>
+          <w:b/>
+          <w:bCs/>
+          <w:color w:val="000000"/>
+          <w:sz w:val="20"/>
+          <w:szCs w:val="20"/>
+          <w:lang w:eastAsia="zh-CN"/>
+        </w:rPr>
+        <w:t xml:space="preserve"> </w:t>
+      </w:r>
+      <w:hyperlink r:id="rId12" w:history="1">
+        <w:r>
+          <w:rPr>
+            <w:rStyle w:val="Hyperlink"/>
+            <w:rFonts w:ascii="Arial" w:eastAsia="Times New Roman" w:hAnsi="Arial" w:cs="Arial"/>
+            <w:b/>
+            <w:bCs/>
+            <w:sz w:val="20"/>
+            <w:szCs w:val="20"/>
+            <w:lang w:eastAsia="zh-CN"/>
+          </w:rPr>
+          <w:t>Waste-Management-Analysis-</w:t>
         </w:r>
         <w:proofErr w:type="spellStart"/>
         <w:r>
@@ -325,7 +1939,7 @@
             <w:szCs w:val="20"/>
             <w:lang w:eastAsia="zh-CN"/>
           </w:rPr>
-          <w:t>streamlit</w:t>
+          <w:t>Streamlit</w:t>
         </w:r>
         <w:proofErr w:type="spellEnd"/>
         <w:r>
@@ -386,7 +2000,7 @@
         </w:rPr>
         <w:t xml:space="preserve"> </w:t>
       </w:r>
-      <w:hyperlink r:id="rId8" w:history="1">
+      <w:hyperlink r:id="rId13" w:history="1">
         <w:r>
           <w:rPr>
             <w:rStyle w:val="Hyperlink"/>
@@ -415,6 +2029,27 @@
     </w:p>
     <w:p>
       <w:pPr>
+        <w:tabs>
+          <w:tab w:val="left" w:pos="2835"/>
+        </w:tabs>
+        <w:autoSpaceDE w:val="0"/>
+        <w:autoSpaceDN w:val="0"/>
+        <w:adjustRightInd w:val="0"/>
+        <w:spacing w:after="120" w:line="240" w:lineRule="auto"/>
+        <w:jc w:val="both"/>
+        <w:rPr>
+          <w:rFonts w:ascii="Arial" w:eastAsia="Times New Roman" w:hAnsi="Arial" w:cs="Arial"/>
+          <w:b/>
+          <w:bCs/>
+          <w:color w:val="000000"/>
+          <w:sz w:val="20"/>
+          <w:szCs w:val="20"/>
+          <w:lang w:eastAsia="zh-CN"/>
+        </w:rPr>
+      </w:pPr>
+    </w:p>
+    <w:p>
+      <w:pPr>
         <w:autoSpaceDE w:val="0"/>
         <w:autoSpaceDN w:val="0"/>
         <w:adjustRightInd w:val="0"/>
@@ -1375,23 +3010,6 @@
         <w:jc w:val="both"/>
         <w:outlineLvl w:val="0"/>
         <w:rPr>
-          <w:rFonts w:ascii="Arial" w:eastAsia="Times New Roman" w:hAnsi="Arial" w:cs="Arial"/>
-          <w:color w:val="000000"/>
-          <w:sz w:val="20"/>
-          <w:szCs w:val="20"/>
-          <w:lang w:eastAsia="zh-CN"/>
-        </w:rPr>
-      </w:pPr>
-    </w:p>
-    <w:p>
-      <w:pPr>
-        <w:autoSpaceDE w:val="0"/>
-        <w:autoSpaceDN w:val="0"/>
-        <w:adjustRightInd w:val="0"/>
-        <w:spacing w:after="0" w:line="240" w:lineRule="auto"/>
-        <w:jc w:val="both"/>
-        <w:outlineLvl w:val="0"/>
-        <w:rPr>
           <w:rFonts w:ascii="Arial" w:eastAsia="SimSun" w:hAnsi="Arial" w:cs="Arial"/>
           <w:b/>
           <w:color w:val="760027"/>
@@ -3030,18 +4648,31 @@
     </w:p>
     <w:p>
       <w:pPr>
-        <w:rPr>
-          <w:rFonts w:eastAsia="SimSun"/>
-          <w:lang w:eastAsia="zh-CN"/>
-        </w:rPr>
-      </w:pPr>
-      <w:r>
-        <w:rPr>
-          <w:rFonts w:eastAsia="SimSun"/>
+        <w:autoSpaceDE w:val="0"/>
+        <w:autoSpaceDN w:val="0"/>
+        <w:adjustRightInd w:val="0"/>
+        <w:spacing w:after="0" w:line="240" w:lineRule="auto"/>
+        <w:jc w:val="both"/>
+        <w:outlineLvl w:val="0"/>
+        <w:rPr>
+          <w:rFonts w:ascii="Arial" w:eastAsia="SimSun" w:hAnsi="Arial" w:cs="Arial"/>
+          <w:b/>
+          <w:color w:val="760027"/>
+          <w:sz w:val="20"/>
+          <w:szCs w:val="20"/>
+          <w:lang w:eastAsia="zh-CN"/>
+        </w:rPr>
+      </w:pPr>
+      <w:r>
+        <w:rPr>
+          <w:rFonts w:ascii="Arial" w:eastAsia="SimSun" w:hAnsi="Arial" w:cs="Arial"/>
+          <w:b/>
+          <w:color w:val="760027"/>
+          <w:sz w:val="22"/>
           <w:lang w:eastAsia="zh-CN"/>
         </w:rPr>
         <w:lastRenderedPageBreak/>
-        <w:t>Test cases</w:t>
+        <w:t>Test Cases</w:t>
       </w:r>
     </w:p>
     <w:p>
@@ -3053,52 +4684,12 @@
         <w:jc w:val="both"/>
         <w:rPr>
           <w:rFonts w:ascii="Arial" w:eastAsia="Times New Roman" w:hAnsi="Arial" w:cs="Arial"/>
-          <w:i/>
-          <w:iCs/>
-          <w:color w:val="000000"/>
-          <w:sz w:val="20"/>
-          <w:szCs w:val="20"/>
-          <w:lang w:eastAsia="zh-CN"/>
-        </w:rPr>
-      </w:pPr>
-      <w:r>
-        <w:rPr>
-          <w:rFonts w:ascii="Arial" w:eastAsia="Times New Roman" w:hAnsi="Arial" w:cs="Arial"/>
-          <w:i/>
-          <w:iCs/>
-          <w:color w:val="000000"/>
-          <w:sz w:val="20"/>
-          <w:szCs w:val="20"/>
-          <w:lang w:eastAsia="zh-CN"/>
-        </w:rPr>
-        <w:t>5 test cases</w:t>
-      </w:r>
-    </w:p>
-    <w:p>
-      <w:pPr>
-        <w:autoSpaceDE w:val="0"/>
-        <w:autoSpaceDN w:val="0"/>
-        <w:adjustRightInd w:val="0"/>
-        <w:spacing w:after="120" w:line="240" w:lineRule="auto"/>
-        <w:jc w:val="both"/>
-        <w:rPr>
-          <w:rFonts w:ascii="Arial" w:eastAsia="Times New Roman" w:hAnsi="Arial" w:cs="Arial"/>
-          <w:color w:val="000000"/>
-          <w:sz w:val="20"/>
-          <w:szCs w:val="20"/>
-          <w:lang w:eastAsia="zh-CN"/>
-        </w:rPr>
-      </w:pPr>
-      <w:r>
-        <w:rPr>
-          <w:rFonts w:ascii="Arial" w:eastAsia="Times New Roman" w:hAnsi="Arial" w:cs="Arial"/>
-          <w:color w:val="000000"/>
-          <w:sz w:val="20"/>
-          <w:szCs w:val="20"/>
-          <w:lang w:eastAsia="zh-CN"/>
-        </w:rPr>
-        <w:t>Document your test cases here. Use the template below:</w:t>
-      </w:r>
+          <w:color w:val="000000"/>
+          <w:sz w:val="20"/>
+          <w:szCs w:val="20"/>
+          <w:lang w:eastAsia="zh-CN"/>
+        </w:rPr>
+      </w:pPr>
     </w:p>
     <w:tbl>
       <w:tblPr>
@@ -5101,739 +6692,6 @@
         </w:rPr>
       </w:pPr>
     </w:p>
-    <w:tbl>
-      <w:tblPr>
-        <w:tblStyle w:val="TableGrid"/>
-        <w:tblW w:w="9024" w:type="dxa"/>
-        <w:tblLook w:val="04A0" w:firstRow="1" w:lastRow="0" w:firstColumn="1" w:lastColumn="0" w:noHBand="0" w:noVBand="1"/>
-      </w:tblPr>
-      <w:tblGrid>
-        <w:gridCol w:w="562"/>
-        <w:gridCol w:w="993"/>
-        <w:gridCol w:w="425"/>
-        <w:gridCol w:w="567"/>
-        <w:gridCol w:w="6477"/>
-      </w:tblGrid>
-      <w:tr>
-        <w:tc>
-          <w:tcPr>
-            <w:tcW w:w="562" w:type="dxa"/>
-          </w:tcPr>
-          <w:p>
-            <w:pPr>
-              <w:autoSpaceDE w:val="0"/>
-              <w:autoSpaceDN w:val="0"/>
-              <w:adjustRightInd w:val="0"/>
-              <w:spacing w:after="120"/>
-              <w:jc w:val="both"/>
-              <w:rPr>
-                <w:rFonts w:ascii="Arial" w:eastAsia="Times New Roman" w:hAnsi="Arial" w:cs="Arial"/>
-                <w:color w:val="000000"/>
-                <w:sz w:val="20"/>
-                <w:lang w:eastAsia="zh-CN"/>
-              </w:rPr>
-            </w:pPr>
-            <w:r>
-              <w:rPr>
-                <w:rFonts w:ascii="Arial" w:eastAsia="Times New Roman" w:hAnsi="Arial" w:cs="Arial"/>
-                <w:color w:val="000000"/>
-                <w:sz w:val="20"/>
-                <w:lang w:eastAsia="zh-CN"/>
-              </w:rPr>
-              <w:lastRenderedPageBreak/>
-              <w:t>#</w:t>
-            </w:r>
-          </w:p>
-        </w:tc>
-        <w:tc>
-          <w:tcPr>
-            <w:tcW w:w="993" w:type="dxa"/>
-          </w:tcPr>
-          <w:p>
-            <w:pPr>
-              <w:autoSpaceDE w:val="0"/>
-              <w:autoSpaceDN w:val="0"/>
-              <w:adjustRightInd w:val="0"/>
-              <w:spacing w:after="120"/>
-              <w:jc w:val="both"/>
-              <w:rPr>
-                <w:rFonts w:ascii="Arial" w:eastAsia="Times New Roman" w:hAnsi="Arial" w:cs="Arial"/>
-                <w:i/>
-                <w:iCs/>
-                <w:color w:val="000000"/>
-                <w:sz w:val="20"/>
-                <w:lang w:eastAsia="zh-CN"/>
-              </w:rPr>
-            </w:pPr>
-            <w:r>
-              <w:rPr>
-                <w:rFonts w:ascii="Arial" w:eastAsia="Times New Roman" w:hAnsi="Arial" w:cs="Arial"/>
-                <w:i/>
-                <w:iCs/>
-                <w:color w:val="000000"/>
-                <w:sz w:val="20"/>
-                <w:lang w:eastAsia="zh-CN"/>
-              </w:rPr>
-              <w:t>TC</w:t>
-            </w:r>
-            <w:r>
-              <w:rPr>
-                <w:rFonts w:ascii="Arial" w:eastAsia="Times New Roman" w:hAnsi="Arial" w:cs="Arial"/>
-                <w:i/>
-                <w:iCs/>
-                <w:color w:val="000000"/>
-                <w:sz w:val="20"/>
-                <w:lang w:eastAsia="zh-CN"/>
-              </w:rPr>
-              <w:t>4</w:t>
-            </w:r>
-          </w:p>
-        </w:tc>
-        <w:tc>
-          <w:tcPr>
-            <w:tcW w:w="992" w:type="dxa"/>
-            <w:gridSpan w:val="2"/>
-          </w:tcPr>
-          <w:p>
-            <w:pPr>
-              <w:autoSpaceDE w:val="0"/>
-              <w:autoSpaceDN w:val="0"/>
-              <w:adjustRightInd w:val="0"/>
-              <w:spacing w:after="120"/>
-              <w:jc w:val="both"/>
-              <w:rPr>
-                <w:rFonts w:ascii="Arial" w:eastAsia="Times New Roman" w:hAnsi="Arial" w:cs="Arial"/>
-                <w:color w:val="000000"/>
-                <w:sz w:val="20"/>
-                <w:lang w:eastAsia="zh-CN"/>
-              </w:rPr>
-            </w:pPr>
-            <w:r>
-              <w:rPr>
-                <w:rFonts w:ascii="Arial" w:eastAsia="Times New Roman" w:hAnsi="Arial" w:cs="Arial"/>
-                <w:color w:val="000000"/>
-                <w:sz w:val="20"/>
-                <w:lang w:eastAsia="zh-CN"/>
-              </w:rPr>
-              <w:t>Title:</w:t>
-            </w:r>
-            <w:r>
-              <w:rPr>
-                <w:rFonts w:ascii="Arial" w:eastAsia="Times New Roman" w:hAnsi="Arial" w:cs="Arial"/>
-                <w:color w:val="000000"/>
-                <w:sz w:val="20"/>
-                <w:lang w:eastAsia="zh-CN"/>
-              </w:rPr>
-              <w:t xml:space="preserve"> </w:t>
-            </w:r>
-          </w:p>
-        </w:tc>
-        <w:tc>
-          <w:tcPr>
-            <w:tcW w:w="6477" w:type="dxa"/>
-          </w:tcPr>
-          <w:p>
-            <w:pPr>
-              <w:autoSpaceDE w:val="0"/>
-              <w:autoSpaceDN w:val="0"/>
-              <w:adjustRightInd w:val="0"/>
-              <w:spacing w:after="120"/>
-              <w:jc w:val="both"/>
-              <w:rPr>
-                <w:rFonts w:ascii="Arial" w:eastAsia="Times New Roman" w:hAnsi="Arial" w:cs="Arial"/>
-                <w:color w:val="000000"/>
-                <w:sz w:val="20"/>
-                <w:lang w:eastAsia="zh-CN"/>
-              </w:rPr>
-            </w:pPr>
-            <w:r>
-              <w:rPr>
-                <w:rFonts w:ascii="Arial" w:eastAsia="Times New Roman" w:hAnsi="Arial" w:cs="Arial"/>
-                <w:color w:val="000000"/>
-                <w:sz w:val="20"/>
-                <w:lang w:eastAsia="zh-CN"/>
-              </w:rPr>
-              <w:t>KPI Metrics</w:t>
-            </w:r>
-          </w:p>
-        </w:tc>
-      </w:tr>
-      <w:tr>
-        <w:tc>
-          <w:tcPr>
-            <w:tcW w:w="1980" w:type="dxa"/>
-            <w:gridSpan w:val="3"/>
-          </w:tcPr>
-          <w:p>
-            <w:pPr>
-              <w:autoSpaceDE w:val="0"/>
-              <w:autoSpaceDN w:val="0"/>
-              <w:adjustRightInd w:val="0"/>
-              <w:spacing w:after="120"/>
-              <w:jc w:val="both"/>
-              <w:rPr>
-                <w:rFonts w:ascii="Arial" w:eastAsia="Times New Roman" w:hAnsi="Arial" w:cs="Arial"/>
-                <w:color w:val="000000"/>
-                <w:sz w:val="20"/>
-                <w:lang w:eastAsia="zh-CN"/>
-              </w:rPr>
-            </w:pPr>
-            <w:r>
-              <w:rPr>
-                <w:rFonts w:ascii="Arial" w:eastAsia="Times New Roman" w:hAnsi="Arial" w:cs="Arial"/>
-                <w:color w:val="000000"/>
-                <w:sz w:val="20"/>
-                <w:lang w:eastAsia="zh-CN"/>
-              </w:rPr>
-              <w:t>Description</w:t>
-            </w:r>
-          </w:p>
-        </w:tc>
-        <w:tc>
-          <w:tcPr>
-            <w:tcW w:w="7044" w:type="dxa"/>
-            <w:gridSpan w:val="2"/>
-          </w:tcPr>
-          <w:p>
-            <w:pPr>
-              <w:autoSpaceDE w:val="0"/>
-              <w:autoSpaceDN w:val="0"/>
-              <w:adjustRightInd w:val="0"/>
-              <w:spacing w:after="120"/>
-              <w:jc w:val="both"/>
-              <w:rPr>
-                <w:rFonts w:ascii="Arial" w:eastAsia="Times New Roman" w:hAnsi="Arial" w:cs="Arial"/>
-                <w:color w:val="000000"/>
-                <w:sz w:val="20"/>
-                <w:lang w:eastAsia="zh-CN"/>
-              </w:rPr>
-            </w:pPr>
-            <w:r>
-              <w:rPr>
-                <w:rFonts w:ascii="Arial" w:eastAsia="Times New Roman" w:hAnsi="Arial" w:cs="Arial"/>
-                <w:color w:val="000000"/>
-                <w:sz w:val="20"/>
-                <w:lang w:eastAsia="zh-CN"/>
-              </w:rPr>
-              <w:t>Checking that KPI metrics are accurately running and calculated</w:t>
-            </w:r>
-            <w:r>
-              <w:rPr>
-                <w:rFonts w:ascii="Arial" w:eastAsia="Times New Roman" w:hAnsi="Arial" w:cs="Arial"/>
-                <w:color w:val="000000"/>
-                <w:sz w:val="20"/>
-                <w:lang w:eastAsia="zh-CN"/>
-              </w:rPr>
-              <w:t>.</w:t>
-            </w:r>
-          </w:p>
-        </w:tc>
-      </w:tr>
-      <w:tr>
-        <w:tc>
-          <w:tcPr>
-            <w:tcW w:w="1980" w:type="dxa"/>
-            <w:gridSpan w:val="3"/>
-          </w:tcPr>
-          <w:p>
-            <w:pPr>
-              <w:autoSpaceDE w:val="0"/>
-              <w:autoSpaceDN w:val="0"/>
-              <w:adjustRightInd w:val="0"/>
-              <w:spacing w:after="120"/>
-              <w:jc w:val="both"/>
-              <w:rPr>
-                <w:rFonts w:ascii="Arial" w:eastAsia="Times New Roman" w:hAnsi="Arial" w:cs="Arial"/>
-                <w:color w:val="000000"/>
-                <w:sz w:val="20"/>
-                <w:lang w:eastAsia="zh-CN"/>
-              </w:rPr>
-            </w:pPr>
-            <w:r>
-              <w:rPr>
-                <w:rFonts w:ascii="Arial" w:eastAsia="Times New Roman" w:hAnsi="Arial" w:cs="Arial"/>
-                <w:color w:val="000000"/>
-                <w:sz w:val="20"/>
-                <w:lang w:eastAsia="zh-CN"/>
-              </w:rPr>
-              <w:t>Steps and input data</w:t>
-            </w:r>
-          </w:p>
-        </w:tc>
-        <w:tc>
-          <w:tcPr>
-            <w:tcW w:w="7044" w:type="dxa"/>
-            <w:gridSpan w:val="2"/>
-          </w:tcPr>
-          <w:p>
-            <w:pPr>
-              <w:numPr>
-                <w:ilvl w:val="0"/>
-                <w:numId w:val="5"/>
-              </w:numPr>
-              <w:autoSpaceDE w:val="0"/>
-              <w:autoSpaceDN w:val="0"/>
-              <w:adjustRightInd w:val="0"/>
-              <w:spacing w:after="120"/>
-              <w:contextualSpacing/>
-              <w:jc w:val="both"/>
-              <w:rPr>
-                <w:rFonts w:ascii="Arial" w:eastAsia="Times New Roman" w:hAnsi="Arial" w:cs="Arial"/>
-                <w:i/>
-                <w:iCs/>
-                <w:color w:val="000000"/>
-                <w:sz w:val="20"/>
-                <w:lang w:eastAsia="zh-CN"/>
-              </w:rPr>
-            </w:pPr>
-            <w:r>
-              <w:rPr>
-                <w:rFonts w:ascii="Arial" w:eastAsia="Times New Roman" w:hAnsi="Arial" w:cs="Arial"/>
-                <w:i/>
-                <w:iCs/>
-                <w:color w:val="000000"/>
-                <w:sz w:val="20"/>
-                <w:lang w:eastAsia="zh-CN"/>
-              </w:rPr>
-              <w:t xml:space="preserve">Creating </w:t>
-            </w:r>
-            <w:r>
-              <w:rPr>
-                <w:rFonts w:ascii="Arial" w:eastAsia="Times New Roman" w:hAnsi="Arial" w:cs="Arial"/>
-                <w:i/>
-                <w:iCs/>
-                <w:color w:val="000000"/>
-                <w:sz w:val="20"/>
-                <w:lang w:eastAsia="zh-CN"/>
-              </w:rPr>
-              <w:t>metrics</w:t>
-            </w:r>
-            <w:r>
-              <w:rPr>
-                <w:rFonts w:ascii="Arial" w:eastAsia="Times New Roman" w:hAnsi="Arial" w:cs="Arial"/>
-                <w:i/>
-                <w:iCs/>
-                <w:color w:val="000000"/>
-                <w:sz w:val="20"/>
-                <w:lang w:eastAsia="zh-CN"/>
-              </w:rPr>
-              <w:t xml:space="preserve">.py </w:t>
-            </w:r>
-            <w:r>
-              <w:rPr>
-                <w:rFonts w:ascii="Arial" w:eastAsia="Times New Roman" w:hAnsi="Arial" w:cs="Arial"/>
-                <w:i/>
-                <w:iCs/>
-                <w:color w:val="000000"/>
-                <w:sz w:val="20"/>
-                <w:lang w:eastAsia="zh-CN"/>
-              </w:rPr>
-              <w:t>file</w:t>
-            </w:r>
-            <w:r>
-              <w:rPr>
-                <w:rFonts w:ascii="Arial" w:eastAsia="Times New Roman" w:hAnsi="Arial" w:cs="Arial"/>
-                <w:i/>
-                <w:iCs/>
-                <w:color w:val="000000"/>
-                <w:sz w:val="20"/>
-                <w:lang w:eastAsia="zh-CN"/>
-              </w:rPr>
-              <w:t>.</w:t>
-            </w:r>
-          </w:p>
-          <w:p>
-            <w:pPr>
-              <w:numPr>
-                <w:ilvl w:val="0"/>
-                <w:numId w:val="5"/>
-              </w:numPr>
-              <w:autoSpaceDE w:val="0"/>
-              <w:autoSpaceDN w:val="0"/>
-              <w:adjustRightInd w:val="0"/>
-              <w:spacing w:after="120"/>
-              <w:contextualSpacing/>
-              <w:jc w:val="both"/>
-              <w:rPr>
-                <w:rFonts w:ascii="Arial" w:eastAsia="Times New Roman" w:hAnsi="Arial" w:cs="Arial"/>
-                <w:i/>
-                <w:iCs/>
-                <w:color w:val="000000"/>
-                <w:sz w:val="20"/>
-                <w:lang w:eastAsia="zh-CN"/>
-              </w:rPr>
-            </w:pPr>
-            <w:r>
-              <w:rPr>
-                <w:rFonts w:ascii="Arial" w:eastAsia="Times New Roman" w:hAnsi="Arial" w:cs="Arial"/>
-                <w:i/>
-                <w:iCs/>
-                <w:color w:val="000000"/>
-                <w:sz w:val="20"/>
-                <w:lang w:eastAsia="zh-CN"/>
-              </w:rPr>
-              <w:t>Importing metrics.py into dashboard.py and developing metrics.</w:t>
-            </w:r>
-          </w:p>
-          <w:p>
-            <w:pPr>
-              <w:numPr>
-                <w:ilvl w:val="0"/>
-                <w:numId w:val="5"/>
-              </w:numPr>
-              <w:autoSpaceDE w:val="0"/>
-              <w:autoSpaceDN w:val="0"/>
-              <w:adjustRightInd w:val="0"/>
-              <w:spacing w:after="120"/>
-              <w:contextualSpacing/>
-              <w:jc w:val="both"/>
-              <w:rPr>
-                <w:rFonts w:ascii="Arial" w:eastAsia="Times New Roman" w:hAnsi="Arial" w:cs="Arial"/>
-                <w:i/>
-                <w:iCs/>
-                <w:color w:val="000000"/>
-                <w:sz w:val="20"/>
-                <w:lang w:eastAsia="zh-CN"/>
-              </w:rPr>
-            </w:pPr>
-            <w:r>
-              <w:rPr>
-                <w:rFonts w:ascii="Arial" w:eastAsia="Times New Roman" w:hAnsi="Arial" w:cs="Arial"/>
-                <w:i/>
-                <w:iCs/>
-                <w:color w:val="000000"/>
-                <w:sz w:val="20"/>
-                <w:lang w:eastAsia="zh-CN"/>
-              </w:rPr>
-              <w:t>Adding indicators stating if the KPIs are good or can be improved.</w:t>
-            </w:r>
-          </w:p>
-          <w:p>
-            <w:pPr>
-              <w:numPr>
-                <w:ilvl w:val="0"/>
-                <w:numId w:val="5"/>
-              </w:numPr>
-              <w:autoSpaceDE w:val="0"/>
-              <w:autoSpaceDN w:val="0"/>
-              <w:adjustRightInd w:val="0"/>
-              <w:spacing w:after="120"/>
-              <w:contextualSpacing/>
-              <w:jc w:val="both"/>
-              <w:rPr>
-                <w:rFonts w:ascii="Arial" w:eastAsia="Times New Roman" w:hAnsi="Arial" w:cs="Arial"/>
-                <w:i/>
-                <w:iCs/>
-                <w:color w:val="000000"/>
-                <w:sz w:val="20"/>
-                <w:lang w:eastAsia="zh-CN"/>
-              </w:rPr>
-            </w:pPr>
-            <w:r>
-              <w:rPr>
-                <w:rFonts w:ascii="Arial" w:eastAsia="Times New Roman" w:hAnsi="Arial" w:cs="Arial"/>
-                <w:i/>
-                <w:iCs/>
-                <w:color w:val="000000"/>
-                <w:sz w:val="20"/>
-                <w:lang w:eastAsia="zh-CN"/>
-              </w:rPr>
-              <w:t xml:space="preserve">Running the </w:t>
-            </w:r>
-            <w:proofErr w:type="spellStart"/>
-            <w:r>
-              <w:rPr>
-                <w:rFonts w:ascii="Arial" w:eastAsia="Times New Roman" w:hAnsi="Arial" w:cs="Arial"/>
-                <w:i/>
-                <w:iCs/>
-                <w:color w:val="000000"/>
-                <w:sz w:val="20"/>
-                <w:lang w:eastAsia="zh-CN"/>
-              </w:rPr>
-              <w:t>streamlit</w:t>
-            </w:r>
-            <w:proofErr w:type="spellEnd"/>
-            <w:r>
-              <w:rPr>
-                <w:rFonts w:ascii="Arial" w:eastAsia="Times New Roman" w:hAnsi="Arial" w:cs="Arial"/>
-                <w:i/>
-                <w:iCs/>
-                <w:color w:val="000000"/>
-                <w:sz w:val="20"/>
-                <w:lang w:eastAsia="zh-CN"/>
-              </w:rPr>
-              <w:t xml:space="preserve"> app and assessing whether the dashboard loads without error</w:t>
-            </w:r>
-            <w:r>
-              <w:rPr>
-                <w:rFonts w:ascii="Arial" w:eastAsia="Times New Roman" w:hAnsi="Arial" w:cs="Arial"/>
-                <w:i/>
-                <w:iCs/>
-                <w:color w:val="000000"/>
-                <w:sz w:val="20"/>
-                <w:lang w:eastAsia="zh-CN"/>
-              </w:rPr>
-              <w:t>s.</w:t>
-            </w:r>
-          </w:p>
-          <w:p>
-            <w:pPr>
-              <w:numPr>
-                <w:ilvl w:val="0"/>
-                <w:numId w:val="5"/>
-              </w:numPr>
-              <w:autoSpaceDE w:val="0"/>
-              <w:autoSpaceDN w:val="0"/>
-              <w:adjustRightInd w:val="0"/>
-              <w:spacing w:after="120"/>
-              <w:contextualSpacing/>
-              <w:jc w:val="both"/>
-              <w:rPr>
-                <w:rFonts w:ascii="Arial" w:eastAsia="Times New Roman" w:hAnsi="Arial" w:cs="Arial"/>
-                <w:i/>
-                <w:iCs/>
-                <w:color w:val="000000"/>
-                <w:sz w:val="20"/>
-                <w:lang w:eastAsia="zh-CN"/>
-              </w:rPr>
-            </w:pPr>
-            <w:r>
-              <w:rPr>
-                <w:rFonts w:ascii="Arial" w:eastAsia="Times New Roman" w:hAnsi="Arial" w:cs="Arial"/>
-                <w:i/>
-                <w:iCs/>
-                <w:color w:val="000000"/>
-                <w:sz w:val="20"/>
-                <w:lang w:eastAsia="zh-CN"/>
-              </w:rPr>
-              <w:t>Checking if manual calculations match the metrics.</w:t>
-            </w:r>
-          </w:p>
-          <w:p>
-            <w:pPr>
-              <w:numPr>
-                <w:ilvl w:val="0"/>
-                <w:numId w:val="5"/>
-              </w:numPr>
-              <w:autoSpaceDE w:val="0"/>
-              <w:autoSpaceDN w:val="0"/>
-              <w:adjustRightInd w:val="0"/>
-              <w:spacing w:after="120"/>
-              <w:contextualSpacing/>
-              <w:jc w:val="both"/>
-              <w:rPr>
-                <w:rFonts w:ascii="Arial" w:eastAsia="Times New Roman" w:hAnsi="Arial" w:cs="Arial"/>
-                <w:i/>
-                <w:iCs/>
-                <w:color w:val="000000"/>
-                <w:sz w:val="20"/>
-                <w:lang w:eastAsia="zh-CN"/>
-              </w:rPr>
-            </w:pPr>
-            <w:r>
-              <w:rPr>
-                <w:rFonts w:ascii="Arial" w:eastAsia="Times New Roman" w:hAnsi="Arial" w:cs="Arial"/>
-                <w:i/>
-                <w:iCs/>
-                <w:color w:val="000000"/>
-                <w:sz w:val="20"/>
-                <w:lang w:eastAsia="zh-CN"/>
-              </w:rPr>
-              <w:t>Checking if indicators and their colours are a correct interpretation of the values.</w:t>
-            </w:r>
-          </w:p>
-        </w:tc>
-      </w:tr>
-      <w:tr>
-        <w:tc>
-          <w:tcPr>
-            <w:tcW w:w="1980" w:type="dxa"/>
-            <w:gridSpan w:val="3"/>
-          </w:tcPr>
-          <w:p>
-            <w:pPr>
-              <w:autoSpaceDE w:val="0"/>
-              <w:autoSpaceDN w:val="0"/>
-              <w:adjustRightInd w:val="0"/>
-              <w:spacing w:after="120"/>
-              <w:jc w:val="both"/>
-              <w:rPr>
-                <w:rFonts w:ascii="Arial" w:eastAsia="Times New Roman" w:hAnsi="Arial" w:cs="Arial"/>
-                <w:color w:val="000000"/>
-                <w:sz w:val="20"/>
-                <w:lang w:eastAsia="zh-CN"/>
-              </w:rPr>
-            </w:pPr>
-            <w:r>
-              <w:rPr>
-                <w:rFonts w:ascii="Arial" w:eastAsia="Times New Roman" w:hAnsi="Arial" w:cs="Arial"/>
-                <w:color w:val="000000"/>
-                <w:sz w:val="20"/>
-                <w:lang w:eastAsia="zh-CN"/>
-              </w:rPr>
-              <w:t>Dependencies</w:t>
-            </w:r>
-          </w:p>
-        </w:tc>
-        <w:tc>
-          <w:tcPr>
-            <w:tcW w:w="7044" w:type="dxa"/>
-            <w:gridSpan w:val="2"/>
-          </w:tcPr>
-          <w:p>
-            <w:pPr>
-              <w:autoSpaceDE w:val="0"/>
-              <w:autoSpaceDN w:val="0"/>
-              <w:adjustRightInd w:val="0"/>
-              <w:spacing w:after="120"/>
-              <w:jc w:val="both"/>
-              <w:rPr>
-                <w:rFonts w:ascii="Arial" w:eastAsia="Times New Roman" w:hAnsi="Arial" w:cs="Arial"/>
-                <w:i/>
-                <w:iCs/>
-                <w:color w:val="000000"/>
-                <w:sz w:val="20"/>
-                <w:lang w:eastAsia="zh-CN"/>
-              </w:rPr>
-            </w:pPr>
-            <w:r>
-              <w:rPr>
-                <w:rFonts w:ascii="Arial" w:eastAsia="Times New Roman" w:hAnsi="Arial" w:cs="Arial"/>
-                <w:i/>
-                <w:iCs/>
-                <w:color w:val="000000"/>
-                <w:sz w:val="20"/>
-                <w:lang w:eastAsia="zh-CN"/>
-              </w:rPr>
-              <w:t xml:space="preserve">Pandas, </w:t>
-            </w:r>
-            <w:proofErr w:type="spellStart"/>
-            <w:r>
-              <w:rPr>
-                <w:rFonts w:ascii="Arial" w:eastAsia="Times New Roman" w:hAnsi="Arial" w:cs="Arial"/>
-                <w:i/>
-                <w:iCs/>
-                <w:color w:val="000000"/>
-                <w:sz w:val="20"/>
-                <w:lang w:eastAsia="zh-CN"/>
-              </w:rPr>
-              <w:t>streamli</w:t>
-            </w:r>
-            <w:r>
-              <w:rPr>
-                <w:rFonts w:ascii="Arial" w:eastAsia="Times New Roman" w:hAnsi="Arial" w:cs="Arial"/>
-                <w:i/>
-                <w:iCs/>
-                <w:color w:val="000000"/>
-                <w:sz w:val="20"/>
-                <w:lang w:eastAsia="zh-CN"/>
-              </w:rPr>
-              <w:t>t</w:t>
-            </w:r>
-            <w:proofErr w:type="spellEnd"/>
-          </w:p>
-        </w:tc>
-      </w:tr>
-      <w:tr>
-        <w:tc>
-          <w:tcPr>
-            <w:tcW w:w="1980" w:type="dxa"/>
-            <w:gridSpan w:val="3"/>
-          </w:tcPr>
-          <w:p>
-            <w:pPr>
-              <w:autoSpaceDE w:val="0"/>
-              <w:autoSpaceDN w:val="0"/>
-              <w:adjustRightInd w:val="0"/>
-              <w:spacing w:after="120"/>
-              <w:jc w:val="both"/>
-              <w:rPr>
-                <w:rFonts w:ascii="Arial" w:eastAsia="Times New Roman" w:hAnsi="Arial" w:cs="Arial"/>
-                <w:color w:val="000000"/>
-                <w:sz w:val="20"/>
-                <w:lang w:eastAsia="zh-CN"/>
-              </w:rPr>
-            </w:pPr>
-            <w:r>
-              <w:rPr>
-                <w:rFonts w:ascii="Arial" w:eastAsia="Times New Roman" w:hAnsi="Arial" w:cs="Arial"/>
-                <w:color w:val="000000"/>
-                <w:sz w:val="20"/>
-                <w:lang w:eastAsia="zh-CN"/>
-              </w:rPr>
-              <w:t>Expected result</w:t>
-            </w:r>
-          </w:p>
-        </w:tc>
-        <w:tc>
-          <w:tcPr>
-            <w:tcW w:w="7044" w:type="dxa"/>
-            <w:gridSpan w:val="2"/>
-          </w:tcPr>
-          <w:p>
-            <w:pPr>
-              <w:autoSpaceDE w:val="0"/>
-              <w:autoSpaceDN w:val="0"/>
-              <w:adjustRightInd w:val="0"/>
-              <w:spacing w:after="120"/>
-              <w:jc w:val="both"/>
-              <w:rPr>
-                <w:rFonts w:ascii="Arial" w:eastAsia="Times New Roman" w:hAnsi="Arial" w:cs="Arial"/>
-                <w:i/>
-                <w:iCs/>
-                <w:color w:val="000000"/>
-                <w:sz w:val="20"/>
-                <w:lang w:eastAsia="zh-CN"/>
-              </w:rPr>
-            </w:pPr>
-            <w:r>
-              <w:rPr>
-                <w:rFonts w:ascii="Arial" w:eastAsia="Times New Roman" w:hAnsi="Arial" w:cs="Arial"/>
-                <w:i/>
-                <w:iCs/>
-                <w:color w:val="000000"/>
-                <w:sz w:val="20"/>
-                <w:lang w:eastAsia="zh-CN"/>
-              </w:rPr>
-              <w:t xml:space="preserve">The application will launch in the bowser and all </w:t>
-            </w:r>
-            <w:r>
-              <w:rPr>
-                <w:rFonts w:ascii="Arial" w:eastAsia="Times New Roman" w:hAnsi="Arial" w:cs="Arial"/>
-                <w:i/>
-                <w:iCs/>
-                <w:color w:val="000000"/>
-                <w:sz w:val="20"/>
-                <w:lang w:eastAsia="zh-CN"/>
-              </w:rPr>
-              <w:t>metrics</w:t>
-            </w:r>
-            <w:r>
-              <w:rPr>
-                <w:rFonts w:ascii="Arial" w:eastAsia="Times New Roman" w:hAnsi="Arial" w:cs="Arial"/>
-                <w:i/>
-                <w:iCs/>
-                <w:color w:val="000000"/>
-                <w:sz w:val="20"/>
-                <w:lang w:eastAsia="zh-CN"/>
-              </w:rPr>
-              <w:t xml:space="preserve"> will load without any errors or UI breakages.</w:t>
-            </w:r>
-            <w:r>
-              <w:rPr>
-                <w:rFonts w:ascii="Arial" w:eastAsia="Times New Roman" w:hAnsi="Arial" w:cs="Arial"/>
-                <w:i/>
-                <w:iCs/>
-                <w:color w:val="000000"/>
-                <w:sz w:val="20"/>
-                <w:lang w:eastAsia="zh-CN"/>
-              </w:rPr>
-              <w:t xml:space="preserve"> The KPI will match the manual calculation. The indicator’s colours are a correct interpretation of the result.</w:t>
-            </w:r>
-          </w:p>
-        </w:tc>
-      </w:tr>
-    </w:tbl>
     <w:p>
       <w:pPr>
         <w:autoSpaceDE w:val="0"/>
@@ -5889,6 +6747,771 @@
                 <w:sz w:val="20"/>
                 <w:lang w:eastAsia="zh-CN"/>
               </w:rPr>
+              <w:lastRenderedPageBreak/>
+              <w:t>#</w:t>
+            </w:r>
+          </w:p>
+        </w:tc>
+        <w:tc>
+          <w:tcPr>
+            <w:tcW w:w="993" w:type="dxa"/>
+          </w:tcPr>
+          <w:p>
+            <w:pPr>
+              <w:autoSpaceDE w:val="0"/>
+              <w:autoSpaceDN w:val="0"/>
+              <w:adjustRightInd w:val="0"/>
+              <w:spacing w:after="120"/>
+              <w:jc w:val="both"/>
+              <w:rPr>
+                <w:rFonts w:ascii="Arial" w:eastAsia="Times New Roman" w:hAnsi="Arial" w:cs="Arial"/>
+                <w:i/>
+                <w:iCs/>
+                <w:color w:val="000000"/>
+                <w:sz w:val="20"/>
+                <w:lang w:eastAsia="zh-CN"/>
+              </w:rPr>
+            </w:pPr>
+            <w:r>
+              <w:rPr>
+                <w:rFonts w:ascii="Arial" w:eastAsia="Times New Roman" w:hAnsi="Arial" w:cs="Arial"/>
+                <w:i/>
+                <w:iCs/>
+                <w:color w:val="000000"/>
+                <w:sz w:val="20"/>
+                <w:lang w:eastAsia="zh-CN"/>
+              </w:rPr>
+              <w:t>TC</w:t>
+            </w:r>
+            <w:r>
+              <w:rPr>
+                <w:rFonts w:ascii="Arial" w:eastAsia="Times New Roman" w:hAnsi="Arial" w:cs="Arial"/>
+                <w:i/>
+                <w:iCs/>
+                <w:color w:val="000000"/>
+                <w:sz w:val="20"/>
+                <w:lang w:eastAsia="zh-CN"/>
+              </w:rPr>
+              <w:t>4</w:t>
+            </w:r>
+          </w:p>
+        </w:tc>
+        <w:tc>
+          <w:tcPr>
+            <w:tcW w:w="992" w:type="dxa"/>
+            <w:gridSpan w:val="2"/>
+          </w:tcPr>
+          <w:p>
+            <w:pPr>
+              <w:autoSpaceDE w:val="0"/>
+              <w:autoSpaceDN w:val="0"/>
+              <w:adjustRightInd w:val="0"/>
+              <w:spacing w:after="120"/>
+              <w:jc w:val="both"/>
+              <w:rPr>
+                <w:rFonts w:ascii="Arial" w:eastAsia="Times New Roman" w:hAnsi="Arial" w:cs="Arial"/>
+                <w:color w:val="000000"/>
+                <w:sz w:val="20"/>
+                <w:lang w:eastAsia="zh-CN"/>
+              </w:rPr>
+            </w:pPr>
+            <w:r>
+              <w:rPr>
+                <w:rFonts w:ascii="Arial" w:eastAsia="Times New Roman" w:hAnsi="Arial" w:cs="Arial"/>
+                <w:color w:val="000000"/>
+                <w:sz w:val="20"/>
+                <w:lang w:eastAsia="zh-CN"/>
+              </w:rPr>
+              <w:t>Title:</w:t>
+            </w:r>
+            <w:r>
+              <w:rPr>
+                <w:rFonts w:ascii="Arial" w:eastAsia="Times New Roman" w:hAnsi="Arial" w:cs="Arial"/>
+                <w:color w:val="000000"/>
+                <w:sz w:val="20"/>
+                <w:lang w:eastAsia="zh-CN"/>
+              </w:rPr>
+              <w:t xml:space="preserve"> </w:t>
+            </w:r>
+          </w:p>
+        </w:tc>
+        <w:tc>
+          <w:tcPr>
+            <w:tcW w:w="6477" w:type="dxa"/>
+          </w:tcPr>
+          <w:p>
+            <w:pPr>
+              <w:autoSpaceDE w:val="0"/>
+              <w:autoSpaceDN w:val="0"/>
+              <w:adjustRightInd w:val="0"/>
+              <w:spacing w:after="120"/>
+              <w:jc w:val="both"/>
+              <w:rPr>
+                <w:rFonts w:ascii="Arial" w:eastAsia="Times New Roman" w:hAnsi="Arial" w:cs="Arial"/>
+                <w:color w:val="000000"/>
+                <w:sz w:val="20"/>
+                <w:lang w:eastAsia="zh-CN"/>
+              </w:rPr>
+            </w:pPr>
+            <w:r>
+              <w:rPr>
+                <w:rFonts w:ascii="Arial" w:eastAsia="Times New Roman" w:hAnsi="Arial" w:cs="Arial"/>
+                <w:color w:val="000000"/>
+                <w:sz w:val="20"/>
+                <w:lang w:eastAsia="zh-CN"/>
+              </w:rPr>
+              <w:t>KPI Metrics</w:t>
+            </w:r>
+          </w:p>
+        </w:tc>
+      </w:tr>
+      <w:tr>
+        <w:tc>
+          <w:tcPr>
+            <w:tcW w:w="1980" w:type="dxa"/>
+            <w:gridSpan w:val="3"/>
+          </w:tcPr>
+          <w:p>
+            <w:pPr>
+              <w:autoSpaceDE w:val="0"/>
+              <w:autoSpaceDN w:val="0"/>
+              <w:adjustRightInd w:val="0"/>
+              <w:spacing w:after="120"/>
+              <w:jc w:val="both"/>
+              <w:rPr>
+                <w:rFonts w:ascii="Arial" w:eastAsia="Times New Roman" w:hAnsi="Arial" w:cs="Arial"/>
+                <w:color w:val="000000"/>
+                <w:sz w:val="20"/>
+                <w:lang w:eastAsia="zh-CN"/>
+              </w:rPr>
+            </w:pPr>
+            <w:r>
+              <w:rPr>
+                <w:rFonts w:ascii="Arial" w:eastAsia="Times New Roman" w:hAnsi="Arial" w:cs="Arial"/>
+                <w:color w:val="000000"/>
+                <w:sz w:val="20"/>
+                <w:lang w:eastAsia="zh-CN"/>
+              </w:rPr>
+              <w:t>Description</w:t>
+            </w:r>
+          </w:p>
+        </w:tc>
+        <w:tc>
+          <w:tcPr>
+            <w:tcW w:w="7044" w:type="dxa"/>
+            <w:gridSpan w:val="2"/>
+          </w:tcPr>
+          <w:p>
+            <w:pPr>
+              <w:autoSpaceDE w:val="0"/>
+              <w:autoSpaceDN w:val="0"/>
+              <w:adjustRightInd w:val="0"/>
+              <w:spacing w:after="120"/>
+              <w:jc w:val="both"/>
+              <w:rPr>
+                <w:rFonts w:ascii="Arial" w:eastAsia="Times New Roman" w:hAnsi="Arial" w:cs="Arial"/>
+                <w:color w:val="000000"/>
+                <w:sz w:val="20"/>
+                <w:lang w:eastAsia="zh-CN"/>
+              </w:rPr>
+            </w:pPr>
+            <w:r>
+              <w:rPr>
+                <w:rFonts w:ascii="Arial" w:eastAsia="Times New Roman" w:hAnsi="Arial" w:cs="Arial"/>
+                <w:color w:val="000000"/>
+                <w:sz w:val="20"/>
+                <w:lang w:eastAsia="zh-CN"/>
+              </w:rPr>
+              <w:t>Checking that KPI metrics are accurately running and calculated</w:t>
+            </w:r>
+            <w:r>
+              <w:rPr>
+                <w:rFonts w:ascii="Arial" w:eastAsia="Times New Roman" w:hAnsi="Arial" w:cs="Arial"/>
+                <w:color w:val="000000"/>
+                <w:sz w:val="20"/>
+                <w:lang w:eastAsia="zh-CN"/>
+              </w:rPr>
+              <w:t>.</w:t>
+            </w:r>
+          </w:p>
+        </w:tc>
+      </w:tr>
+      <w:tr>
+        <w:tc>
+          <w:tcPr>
+            <w:tcW w:w="1980" w:type="dxa"/>
+            <w:gridSpan w:val="3"/>
+          </w:tcPr>
+          <w:p>
+            <w:pPr>
+              <w:autoSpaceDE w:val="0"/>
+              <w:autoSpaceDN w:val="0"/>
+              <w:adjustRightInd w:val="0"/>
+              <w:spacing w:after="120"/>
+              <w:jc w:val="both"/>
+              <w:rPr>
+                <w:rFonts w:ascii="Arial" w:eastAsia="Times New Roman" w:hAnsi="Arial" w:cs="Arial"/>
+                <w:color w:val="000000"/>
+                <w:sz w:val="20"/>
+                <w:lang w:eastAsia="zh-CN"/>
+              </w:rPr>
+            </w:pPr>
+            <w:r>
+              <w:rPr>
+                <w:rFonts w:ascii="Arial" w:eastAsia="Times New Roman" w:hAnsi="Arial" w:cs="Arial"/>
+                <w:color w:val="000000"/>
+                <w:sz w:val="20"/>
+                <w:lang w:eastAsia="zh-CN"/>
+              </w:rPr>
+              <w:t>Steps and input data</w:t>
+            </w:r>
+          </w:p>
+        </w:tc>
+        <w:tc>
+          <w:tcPr>
+            <w:tcW w:w="7044" w:type="dxa"/>
+            <w:gridSpan w:val="2"/>
+          </w:tcPr>
+          <w:p>
+            <w:pPr>
+              <w:numPr>
+                <w:ilvl w:val="0"/>
+                <w:numId w:val="5"/>
+              </w:numPr>
+              <w:autoSpaceDE w:val="0"/>
+              <w:autoSpaceDN w:val="0"/>
+              <w:adjustRightInd w:val="0"/>
+              <w:spacing w:after="120"/>
+              <w:contextualSpacing/>
+              <w:jc w:val="both"/>
+              <w:rPr>
+                <w:rFonts w:ascii="Arial" w:eastAsia="Times New Roman" w:hAnsi="Arial" w:cs="Arial"/>
+                <w:i/>
+                <w:iCs/>
+                <w:color w:val="000000"/>
+                <w:sz w:val="20"/>
+                <w:lang w:eastAsia="zh-CN"/>
+              </w:rPr>
+            </w:pPr>
+            <w:r>
+              <w:rPr>
+                <w:rFonts w:ascii="Arial" w:eastAsia="Times New Roman" w:hAnsi="Arial" w:cs="Arial"/>
+                <w:i/>
+                <w:iCs/>
+                <w:color w:val="000000"/>
+                <w:sz w:val="20"/>
+                <w:lang w:eastAsia="zh-CN"/>
+              </w:rPr>
+              <w:t xml:space="preserve">Creating </w:t>
+            </w:r>
+            <w:r>
+              <w:rPr>
+                <w:rFonts w:ascii="Arial" w:eastAsia="Times New Roman" w:hAnsi="Arial" w:cs="Arial"/>
+                <w:i/>
+                <w:iCs/>
+                <w:color w:val="000000"/>
+                <w:sz w:val="20"/>
+                <w:lang w:eastAsia="zh-CN"/>
+              </w:rPr>
+              <w:t>metrics</w:t>
+            </w:r>
+            <w:r>
+              <w:rPr>
+                <w:rFonts w:ascii="Arial" w:eastAsia="Times New Roman" w:hAnsi="Arial" w:cs="Arial"/>
+                <w:i/>
+                <w:iCs/>
+                <w:color w:val="000000"/>
+                <w:sz w:val="20"/>
+                <w:lang w:eastAsia="zh-CN"/>
+              </w:rPr>
+              <w:t xml:space="preserve">.py </w:t>
+            </w:r>
+            <w:r>
+              <w:rPr>
+                <w:rFonts w:ascii="Arial" w:eastAsia="Times New Roman" w:hAnsi="Arial" w:cs="Arial"/>
+                <w:i/>
+                <w:iCs/>
+                <w:color w:val="000000"/>
+                <w:sz w:val="20"/>
+                <w:lang w:eastAsia="zh-CN"/>
+              </w:rPr>
+              <w:t>file</w:t>
+            </w:r>
+            <w:r>
+              <w:rPr>
+                <w:rFonts w:ascii="Arial" w:eastAsia="Times New Roman" w:hAnsi="Arial" w:cs="Arial"/>
+                <w:i/>
+                <w:iCs/>
+                <w:color w:val="000000"/>
+                <w:sz w:val="20"/>
+                <w:lang w:eastAsia="zh-CN"/>
+              </w:rPr>
+              <w:t>.</w:t>
+            </w:r>
+          </w:p>
+          <w:p>
+            <w:pPr>
+              <w:numPr>
+                <w:ilvl w:val="0"/>
+                <w:numId w:val="5"/>
+              </w:numPr>
+              <w:autoSpaceDE w:val="0"/>
+              <w:autoSpaceDN w:val="0"/>
+              <w:adjustRightInd w:val="0"/>
+              <w:spacing w:after="120"/>
+              <w:contextualSpacing/>
+              <w:jc w:val="both"/>
+              <w:rPr>
+                <w:rFonts w:ascii="Arial" w:eastAsia="Times New Roman" w:hAnsi="Arial" w:cs="Arial"/>
+                <w:i/>
+                <w:iCs/>
+                <w:color w:val="000000"/>
+                <w:sz w:val="20"/>
+                <w:lang w:eastAsia="zh-CN"/>
+              </w:rPr>
+            </w:pPr>
+            <w:r>
+              <w:rPr>
+                <w:rFonts w:ascii="Arial" w:eastAsia="Times New Roman" w:hAnsi="Arial" w:cs="Arial"/>
+                <w:i/>
+                <w:iCs/>
+                <w:color w:val="000000"/>
+                <w:sz w:val="20"/>
+                <w:lang w:eastAsia="zh-CN"/>
+              </w:rPr>
+              <w:t>Importing metrics.py into dashboard.py and developing metrics.</w:t>
+            </w:r>
+          </w:p>
+          <w:p>
+            <w:pPr>
+              <w:numPr>
+                <w:ilvl w:val="0"/>
+                <w:numId w:val="5"/>
+              </w:numPr>
+              <w:autoSpaceDE w:val="0"/>
+              <w:autoSpaceDN w:val="0"/>
+              <w:adjustRightInd w:val="0"/>
+              <w:spacing w:after="120"/>
+              <w:contextualSpacing/>
+              <w:jc w:val="both"/>
+              <w:rPr>
+                <w:rFonts w:ascii="Arial" w:eastAsia="Times New Roman" w:hAnsi="Arial" w:cs="Arial"/>
+                <w:i/>
+                <w:iCs/>
+                <w:color w:val="000000"/>
+                <w:sz w:val="20"/>
+                <w:lang w:eastAsia="zh-CN"/>
+              </w:rPr>
+            </w:pPr>
+            <w:r>
+              <w:rPr>
+                <w:rFonts w:ascii="Arial" w:eastAsia="Times New Roman" w:hAnsi="Arial" w:cs="Arial"/>
+                <w:i/>
+                <w:iCs/>
+                <w:color w:val="000000"/>
+                <w:sz w:val="20"/>
+                <w:lang w:eastAsia="zh-CN"/>
+              </w:rPr>
+              <w:t>Adding indicators stating if the KPIs are good or can be improved.</w:t>
+            </w:r>
+          </w:p>
+          <w:p>
+            <w:pPr>
+              <w:numPr>
+                <w:ilvl w:val="0"/>
+                <w:numId w:val="5"/>
+              </w:numPr>
+              <w:autoSpaceDE w:val="0"/>
+              <w:autoSpaceDN w:val="0"/>
+              <w:adjustRightInd w:val="0"/>
+              <w:spacing w:after="120"/>
+              <w:contextualSpacing/>
+              <w:jc w:val="both"/>
+              <w:rPr>
+                <w:rFonts w:ascii="Arial" w:eastAsia="Times New Roman" w:hAnsi="Arial" w:cs="Arial"/>
+                <w:i/>
+                <w:iCs/>
+                <w:color w:val="000000"/>
+                <w:sz w:val="20"/>
+                <w:lang w:eastAsia="zh-CN"/>
+              </w:rPr>
+            </w:pPr>
+            <w:r>
+              <w:rPr>
+                <w:rFonts w:ascii="Arial" w:eastAsia="Times New Roman" w:hAnsi="Arial" w:cs="Arial"/>
+                <w:i/>
+                <w:iCs/>
+                <w:color w:val="000000"/>
+                <w:sz w:val="20"/>
+                <w:lang w:eastAsia="zh-CN"/>
+              </w:rPr>
+              <w:t xml:space="preserve">Running the </w:t>
+            </w:r>
+            <w:proofErr w:type="spellStart"/>
+            <w:r>
+              <w:rPr>
+                <w:rFonts w:ascii="Arial" w:eastAsia="Times New Roman" w:hAnsi="Arial" w:cs="Arial"/>
+                <w:i/>
+                <w:iCs/>
+                <w:color w:val="000000"/>
+                <w:sz w:val="20"/>
+                <w:lang w:eastAsia="zh-CN"/>
+              </w:rPr>
+              <w:t>streamlit</w:t>
+            </w:r>
+            <w:proofErr w:type="spellEnd"/>
+            <w:r>
+              <w:rPr>
+                <w:rFonts w:ascii="Arial" w:eastAsia="Times New Roman" w:hAnsi="Arial" w:cs="Arial"/>
+                <w:i/>
+                <w:iCs/>
+                <w:color w:val="000000"/>
+                <w:sz w:val="20"/>
+                <w:lang w:eastAsia="zh-CN"/>
+              </w:rPr>
+              <w:t xml:space="preserve"> app and assessing whether the dashboard loads without error</w:t>
+            </w:r>
+            <w:r>
+              <w:rPr>
+                <w:rFonts w:ascii="Arial" w:eastAsia="Times New Roman" w:hAnsi="Arial" w:cs="Arial"/>
+                <w:i/>
+                <w:iCs/>
+                <w:color w:val="000000"/>
+                <w:sz w:val="20"/>
+                <w:lang w:eastAsia="zh-CN"/>
+              </w:rPr>
+              <w:t>s.</w:t>
+            </w:r>
+          </w:p>
+          <w:p>
+            <w:pPr>
+              <w:numPr>
+                <w:ilvl w:val="0"/>
+                <w:numId w:val="5"/>
+              </w:numPr>
+              <w:autoSpaceDE w:val="0"/>
+              <w:autoSpaceDN w:val="0"/>
+              <w:adjustRightInd w:val="0"/>
+              <w:spacing w:after="120"/>
+              <w:contextualSpacing/>
+              <w:jc w:val="both"/>
+              <w:rPr>
+                <w:rFonts w:ascii="Arial" w:eastAsia="Times New Roman" w:hAnsi="Arial" w:cs="Arial"/>
+                <w:i/>
+                <w:iCs/>
+                <w:color w:val="000000"/>
+                <w:sz w:val="20"/>
+                <w:lang w:eastAsia="zh-CN"/>
+              </w:rPr>
+            </w:pPr>
+            <w:r>
+              <w:rPr>
+                <w:rFonts w:ascii="Arial" w:eastAsia="Times New Roman" w:hAnsi="Arial" w:cs="Arial"/>
+                <w:i/>
+                <w:iCs/>
+                <w:color w:val="000000"/>
+                <w:sz w:val="20"/>
+                <w:lang w:eastAsia="zh-CN"/>
+              </w:rPr>
+              <w:t>Checking if manual calculations match the metrics.</w:t>
+            </w:r>
+          </w:p>
+          <w:p>
+            <w:pPr>
+              <w:numPr>
+                <w:ilvl w:val="0"/>
+                <w:numId w:val="5"/>
+              </w:numPr>
+              <w:autoSpaceDE w:val="0"/>
+              <w:autoSpaceDN w:val="0"/>
+              <w:adjustRightInd w:val="0"/>
+              <w:spacing w:after="120"/>
+              <w:contextualSpacing/>
+              <w:jc w:val="both"/>
+              <w:rPr>
+                <w:rFonts w:ascii="Arial" w:eastAsia="Times New Roman" w:hAnsi="Arial" w:cs="Arial"/>
+                <w:i/>
+                <w:iCs/>
+                <w:color w:val="000000"/>
+                <w:sz w:val="20"/>
+                <w:lang w:eastAsia="zh-CN"/>
+              </w:rPr>
+            </w:pPr>
+            <w:r>
+              <w:rPr>
+                <w:rFonts w:ascii="Arial" w:eastAsia="Times New Roman" w:hAnsi="Arial" w:cs="Arial"/>
+                <w:i/>
+                <w:iCs/>
+                <w:color w:val="000000"/>
+                <w:sz w:val="20"/>
+                <w:lang w:eastAsia="zh-CN"/>
+              </w:rPr>
+              <w:t>Checking if indicators and their colours are a correct interpretation of the values.</w:t>
+            </w:r>
+          </w:p>
+        </w:tc>
+      </w:tr>
+      <w:tr>
+        <w:tc>
+          <w:tcPr>
+            <w:tcW w:w="1980" w:type="dxa"/>
+            <w:gridSpan w:val="3"/>
+          </w:tcPr>
+          <w:p>
+            <w:pPr>
+              <w:autoSpaceDE w:val="0"/>
+              <w:autoSpaceDN w:val="0"/>
+              <w:adjustRightInd w:val="0"/>
+              <w:spacing w:after="120"/>
+              <w:jc w:val="both"/>
+              <w:rPr>
+                <w:rFonts w:ascii="Arial" w:eastAsia="Times New Roman" w:hAnsi="Arial" w:cs="Arial"/>
+                <w:color w:val="000000"/>
+                <w:sz w:val="20"/>
+                <w:lang w:eastAsia="zh-CN"/>
+              </w:rPr>
+            </w:pPr>
+            <w:r>
+              <w:rPr>
+                <w:rFonts w:ascii="Arial" w:eastAsia="Times New Roman" w:hAnsi="Arial" w:cs="Arial"/>
+                <w:color w:val="000000"/>
+                <w:sz w:val="20"/>
+                <w:lang w:eastAsia="zh-CN"/>
+              </w:rPr>
+              <w:t>Dependencies</w:t>
+            </w:r>
+          </w:p>
+        </w:tc>
+        <w:tc>
+          <w:tcPr>
+            <w:tcW w:w="7044" w:type="dxa"/>
+            <w:gridSpan w:val="2"/>
+          </w:tcPr>
+          <w:p>
+            <w:pPr>
+              <w:autoSpaceDE w:val="0"/>
+              <w:autoSpaceDN w:val="0"/>
+              <w:adjustRightInd w:val="0"/>
+              <w:spacing w:after="120"/>
+              <w:jc w:val="both"/>
+              <w:rPr>
+                <w:rFonts w:ascii="Arial" w:eastAsia="Times New Roman" w:hAnsi="Arial" w:cs="Arial"/>
+                <w:i/>
+                <w:iCs/>
+                <w:color w:val="000000"/>
+                <w:sz w:val="20"/>
+                <w:lang w:eastAsia="zh-CN"/>
+              </w:rPr>
+            </w:pPr>
+            <w:r>
+              <w:rPr>
+                <w:rFonts w:ascii="Arial" w:eastAsia="Times New Roman" w:hAnsi="Arial" w:cs="Arial"/>
+                <w:i/>
+                <w:iCs/>
+                <w:color w:val="000000"/>
+                <w:sz w:val="20"/>
+                <w:lang w:eastAsia="zh-CN"/>
+              </w:rPr>
+              <w:t xml:space="preserve">Pandas, </w:t>
+            </w:r>
+            <w:proofErr w:type="spellStart"/>
+            <w:r>
+              <w:rPr>
+                <w:rFonts w:ascii="Arial" w:eastAsia="Times New Roman" w:hAnsi="Arial" w:cs="Arial"/>
+                <w:i/>
+                <w:iCs/>
+                <w:color w:val="000000"/>
+                <w:sz w:val="20"/>
+                <w:lang w:eastAsia="zh-CN"/>
+              </w:rPr>
+              <w:t>streamli</w:t>
+            </w:r>
+            <w:r>
+              <w:rPr>
+                <w:rFonts w:ascii="Arial" w:eastAsia="Times New Roman" w:hAnsi="Arial" w:cs="Arial"/>
+                <w:i/>
+                <w:iCs/>
+                <w:color w:val="000000"/>
+                <w:sz w:val="20"/>
+                <w:lang w:eastAsia="zh-CN"/>
+              </w:rPr>
+              <w:t>t</w:t>
+            </w:r>
+            <w:proofErr w:type="spellEnd"/>
+          </w:p>
+        </w:tc>
+      </w:tr>
+      <w:tr>
+        <w:tc>
+          <w:tcPr>
+            <w:tcW w:w="1980" w:type="dxa"/>
+            <w:gridSpan w:val="3"/>
+          </w:tcPr>
+          <w:p>
+            <w:pPr>
+              <w:autoSpaceDE w:val="0"/>
+              <w:autoSpaceDN w:val="0"/>
+              <w:adjustRightInd w:val="0"/>
+              <w:spacing w:after="120"/>
+              <w:jc w:val="both"/>
+              <w:rPr>
+                <w:rFonts w:ascii="Arial" w:eastAsia="Times New Roman" w:hAnsi="Arial" w:cs="Arial"/>
+                <w:color w:val="000000"/>
+                <w:sz w:val="20"/>
+                <w:lang w:eastAsia="zh-CN"/>
+              </w:rPr>
+            </w:pPr>
+            <w:r>
+              <w:rPr>
+                <w:rFonts w:ascii="Arial" w:eastAsia="Times New Roman" w:hAnsi="Arial" w:cs="Arial"/>
+                <w:color w:val="000000"/>
+                <w:sz w:val="20"/>
+                <w:lang w:eastAsia="zh-CN"/>
+              </w:rPr>
+              <w:t>Expected result</w:t>
+            </w:r>
+          </w:p>
+        </w:tc>
+        <w:tc>
+          <w:tcPr>
+            <w:tcW w:w="7044" w:type="dxa"/>
+            <w:gridSpan w:val="2"/>
+          </w:tcPr>
+          <w:p>
+            <w:pPr>
+              <w:autoSpaceDE w:val="0"/>
+              <w:autoSpaceDN w:val="0"/>
+              <w:adjustRightInd w:val="0"/>
+              <w:spacing w:after="120"/>
+              <w:jc w:val="both"/>
+              <w:rPr>
+                <w:rFonts w:ascii="Arial" w:eastAsia="Times New Roman" w:hAnsi="Arial" w:cs="Arial"/>
+                <w:i/>
+                <w:iCs/>
+                <w:color w:val="000000"/>
+                <w:sz w:val="20"/>
+                <w:lang w:eastAsia="zh-CN"/>
+              </w:rPr>
+            </w:pPr>
+            <w:r>
+              <w:rPr>
+                <w:rFonts w:ascii="Arial" w:eastAsia="Times New Roman" w:hAnsi="Arial" w:cs="Arial"/>
+                <w:i/>
+                <w:iCs/>
+                <w:color w:val="000000"/>
+                <w:sz w:val="20"/>
+                <w:lang w:eastAsia="zh-CN"/>
+              </w:rPr>
+              <w:t xml:space="preserve">The application will launch in the bowser and all </w:t>
+            </w:r>
+            <w:r>
+              <w:rPr>
+                <w:rFonts w:ascii="Arial" w:eastAsia="Times New Roman" w:hAnsi="Arial" w:cs="Arial"/>
+                <w:i/>
+                <w:iCs/>
+                <w:color w:val="000000"/>
+                <w:sz w:val="20"/>
+                <w:lang w:eastAsia="zh-CN"/>
+              </w:rPr>
+              <w:t>metrics</w:t>
+            </w:r>
+            <w:r>
+              <w:rPr>
+                <w:rFonts w:ascii="Arial" w:eastAsia="Times New Roman" w:hAnsi="Arial" w:cs="Arial"/>
+                <w:i/>
+                <w:iCs/>
+                <w:color w:val="000000"/>
+                <w:sz w:val="20"/>
+                <w:lang w:eastAsia="zh-CN"/>
+              </w:rPr>
+              <w:t xml:space="preserve"> will load without any errors or UI breakages.</w:t>
+            </w:r>
+            <w:r>
+              <w:rPr>
+                <w:rFonts w:ascii="Arial" w:eastAsia="Times New Roman" w:hAnsi="Arial" w:cs="Arial"/>
+                <w:i/>
+                <w:iCs/>
+                <w:color w:val="000000"/>
+                <w:sz w:val="20"/>
+                <w:lang w:eastAsia="zh-CN"/>
+              </w:rPr>
+              <w:t xml:space="preserve"> The KPI will match the manual calculation. The indicator’s colours are a correct interpretation of the result.</w:t>
+            </w:r>
+          </w:p>
+        </w:tc>
+      </w:tr>
+    </w:tbl>
+    <w:p>
+      <w:pPr>
+        <w:autoSpaceDE w:val="0"/>
+        <w:autoSpaceDN w:val="0"/>
+        <w:adjustRightInd w:val="0"/>
+        <w:spacing w:after="120" w:line="240" w:lineRule="auto"/>
+        <w:jc w:val="both"/>
+        <w:rPr>
+          <w:rFonts w:ascii="Arial" w:eastAsia="Times New Roman" w:hAnsi="Arial" w:cs="Arial"/>
+          <w:color w:val="000000"/>
+          <w:sz w:val="20"/>
+          <w:szCs w:val="20"/>
+          <w:lang w:eastAsia="zh-CN"/>
+        </w:rPr>
+      </w:pPr>
+    </w:p>
+    <w:p>
+      <w:pPr>
+        <w:autoSpaceDE w:val="0"/>
+        <w:autoSpaceDN w:val="0"/>
+        <w:adjustRightInd w:val="0"/>
+        <w:spacing w:after="120" w:line="240" w:lineRule="auto"/>
+        <w:jc w:val="both"/>
+        <w:rPr>
+          <w:rFonts w:ascii="Arial" w:eastAsia="Times New Roman" w:hAnsi="Arial" w:cs="Arial"/>
+          <w:color w:val="000000"/>
+          <w:sz w:val="20"/>
+          <w:szCs w:val="20"/>
+          <w:lang w:eastAsia="zh-CN"/>
+        </w:rPr>
+      </w:pPr>
+    </w:p>
+    <w:tbl>
+      <w:tblPr>
+        <w:tblStyle w:val="TableGrid"/>
+        <w:tblW w:w="9024" w:type="dxa"/>
+        <w:tblLook w:val="04A0" w:firstRow="1" w:lastRow="0" w:firstColumn="1" w:lastColumn="0" w:noHBand="0" w:noVBand="1"/>
+      </w:tblPr>
+      <w:tblGrid>
+        <w:gridCol w:w="562"/>
+        <w:gridCol w:w="993"/>
+        <w:gridCol w:w="425"/>
+        <w:gridCol w:w="567"/>
+        <w:gridCol w:w="6477"/>
+      </w:tblGrid>
+      <w:tr>
+        <w:tc>
+          <w:tcPr>
+            <w:tcW w:w="562" w:type="dxa"/>
+          </w:tcPr>
+          <w:p>
+            <w:pPr>
+              <w:autoSpaceDE w:val="0"/>
+              <w:autoSpaceDN w:val="0"/>
+              <w:adjustRightInd w:val="0"/>
+              <w:spacing w:after="120"/>
+              <w:jc w:val="both"/>
+              <w:rPr>
+                <w:rFonts w:ascii="Arial" w:eastAsia="Times New Roman" w:hAnsi="Arial" w:cs="Arial"/>
+                <w:color w:val="000000"/>
+                <w:sz w:val="20"/>
+                <w:lang w:eastAsia="zh-CN"/>
+              </w:rPr>
+            </w:pPr>
+            <w:r>
+              <w:rPr>
+                <w:rFonts w:ascii="Arial" w:eastAsia="Times New Roman" w:hAnsi="Arial" w:cs="Arial"/>
+                <w:color w:val="000000"/>
+                <w:sz w:val="20"/>
+                <w:lang w:eastAsia="zh-CN"/>
+              </w:rPr>
               <w:t>#</w:t>
             </w:r>
           </w:p>
@@ -6819,7 +8442,6 @@
           <w:sz w:val="22"/>
           <w:lang w:eastAsia="zh-CN"/>
         </w:rPr>
-        <w:lastRenderedPageBreak/>
         <w:t>Test log</w:t>
       </w:r>
     </w:p>
@@ -6840,18 +8462,6 @@
           <w:lang w:eastAsia="zh-CN"/>
         </w:rPr>
       </w:pPr>
-      <w:r>
-        <w:rPr>
-          <w:rFonts w:ascii="Arial" w:eastAsia="Times New Roman" w:hAnsi="Arial" w:cs="Arial"/>
-          <w:i/>
-          <w:iCs/>
-          <w:color w:val="000000"/>
-          <w:sz w:val="20"/>
-          <w:szCs w:val="20"/>
-          <w:lang w:eastAsia="zh-CN"/>
-        </w:rPr>
-        <w:t>Add your test log here. Use the template provided.</w:t>
-      </w:r>
     </w:p>
     <w:tbl>
       <w:tblPr>
@@ -7939,18 +9549,8 @@
     </w:tbl>
     <w:p>
       <w:pPr>
-        <w:autoSpaceDE w:val="0"/>
-        <w:autoSpaceDN w:val="0"/>
-        <w:adjustRightInd w:val="0"/>
-        <w:spacing w:after="120" w:line="240" w:lineRule="auto"/>
+        <w:spacing w:after="0" w:line="240" w:lineRule="auto"/>
         <w:jc w:val="both"/>
-        <w:rPr>
-          <w:rFonts w:ascii="Arial" w:eastAsia="Times New Roman" w:hAnsi="Arial" w:cs="Arial"/>
-          <w:color w:val="000000"/>
-          <w:sz w:val="20"/>
-          <w:szCs w:val="20"/>
-          <w:lang w:eastAsia="zh-CN"/>
-        </w:rPr>
       </w:pPr>
     </w:p>
     <w:p>
@@ -7959,20 +9559,31 @@
         <w:jc w:val="both"/>
       </w:pPr>
       <w:r>
-        <w:rPr>
-          <w:rFonts w:ascii="Arial" w:eastAsia="Times New Roman" w:hAnsi="Arial" w:cs="Arial"/>
-          <w:color w:val="000000"/>
-          <w:sz w:val="20"/>
-          <w:szCs w:val="20"/>
-          <w:lang w:eastAsia="zh-CN"/>
-        </w:rPr>
-        <w:br w:type="page"/>
-      </w:r>
+        <w:t xml:space="preserve">All codes were sourced and modified referencing the following dashboard project: </w:t>
+      </w:r>
+      <w:hyperlink r:id="rId14" w:history="1">
+        <w:proofErr w:type="spellStart"/>
+        <w:r>
+          <w:rPr>
+            <w:rStyle w:val="Hyperlink"/>
+          </w:rPr>
+          <w:t>Github</w:t>
+        </w:r>
+        <w:proofErr w:type="spellEnd"/>
+        <w:r>
+          <w:rPr>
+            <w:rStyle w:val="Hyperlink"/>
+          </w:rPr>
+          <w:t>-project</w:t>
+        </w:r>
+      </w:hyperlink>
     </w:p>
     <w:sectPr>
       <w:pgSz w:w="12240" w:h="15840"/>
       <w:pgMar w:top="1440" w:right="1440" w:bottom="1440" w:left="1440" w:header="720" w:footer="720" w:gutter="0"/>
+      <w:pgNumType w:start="0"/>
       <w:cols w:space="720"/>
+      <w:titlePg/>
       <w:docGrid w:linePitch="360"/>
     </w:sectPr>
   </w:body>
@@ -9372,7 +10983,7 @@
   <w:style w:type="paragraph" w:default="1" w:styleId="Normal">
     <w:name w:val="Normal"/>
     <w:qFormat/>
-    <w:rsid w:val="008752F5"/>
+    <w:rsid w:val="00467F91"/>
     <w:rPr>
       <w:rFonts w:ascii="Times New Roman" w:eastAsiaTheme="minorEastAsia" w:hAnsi="Times New Roman"/>
       <w:sz w:val="24"/>
@@ -9577,6 +11188,26 @@
       <w:ind w:left="720"/>
       <w:contextualSpacing/>
     </w:pPr>
+  </w:style>
+  <w:style w:type="character" w:styleId="FollowedHyperlink">
+    <w:name w:val="FollowedHyperlink"/>
+    <w:basedOn w:val="DefaultParagraphFont"/>
+    <w:uiPriority w:val="99"/>
+    <w:semiHidden/>
+    <w:unhideWhenUsed/>
+    <w:rsid w:val="00C83238"/>
+    <w:rPr>
+      <w:color w:val="954F72" w:themeColor="followedHyperlink"/>
+      <w:u w:val="single"/>
+    </w:rPr>
+  </w:style>
+  <w:style w:type="paragraph" w:styleId="Bibliography">
+    <w:name w:val="Bibliography"/>
+    <w:basedOn w:val="Normal"/>
+    <w:next w:val="Normal"/>
+    <w:uiPriority w:val="37"/>
+    <w:unhideWhenUsed/>
+    <w:rsid w:val="00C07F2F"/>
   </w:style>
 </w:styles>
 </file>
@@ -9877,11 +11508,30 @@
 </file>
 
 <file path=customXml/item1.xml><?xml version="1.0" encoding="utf-8"?>
-<b:Sources xmlns:b="http://schemas.openxmlformats.org/officeDocument/2006/bibliography" xmlns="http://schemas.openxmlformats.org/officeDocument/2006/bibliography" SelectedStyle="\HarvardAnglia2008OfficeOnline.xsl" StyleName="Harvard - Anglia" Version="2008"/>
+<b:Sources xmlns:b="http://schemas.openxmlformats.org/officeDocument/2006/bibliography" xmlns="http://schemas.openxmlformats.org/officeDocument/2006/bibliography" SelectedStyle="\HarvardAnglia2008OfficeOnline.xsl" StyleName="Harvard - Anglia" Version="2008">
+  <b:Source>
+    <b:Tag>dat24</b:Tag>
+    <b:SourceType>Misc</b:SourceType>
+    <b:Guid>{A3D0E1F5-3570-4E7D-8FD5-207D9FAD0C63}</b:Guid>
+    <b:Title> Dashboard Kit</b:Title>
+    <b:Year>2024</b:Year>
+    <b:Author>
+      <b:Author>
+        <b:NameList>
+          <b:Person>
+            <b:Last>dataprofessor</b:Last>
+          </b:Person>
+        </b:NameList>
+      </b:Author>
+    </b:Author>
+    <b:URL>https://github.com/dataprofessor/dashboard-kit/</b:URL>
+    <b:RefOrder>1</b:RefOrder>
+  </b:Source>
+</b:Sources>
 </file>
 
 <file path=customXml/itemProps1.xml><?xml version="1.0" encoding="utf-8"?>
-<ds:datastoreItem xmlns:ds="http://schemas.openxmlformats.org/officeDocument/2006/customXml" ds:itemID="{4224EC64-CC98-4F40-8AFE-3018B3E2412C}">
+<ds:datastoreItem xmlns:ds="http://schemas.openxmlformats.org/officeDocument/2006/customXml" ds:itemID="{2CD9D0FB-C62F-4E09-A39B-ED1FEB97AED3}">
   <ds:schemaRefs>
     <ds:schemaRef ds:uri="http://schemas.openxmlformats.org/officeDocument/2006/bibliography"/>
   </ds:schemaRefs>
